--- a/02-management-systems/ISO_IEC_27001_27002/Espanol/ISO_IEC_27001_27002_Practical_Manager_and_Junior_Analyst_Manual_Espanol_v1.0.docx
+++ b/02-management-systems/ISO_IEC_27001_27002/Espanol/ISO_IEC_27001_27002_Practical_Manager_and_Junior_Analyst_Manual_Espanol_v1.0.docx
@@ -2,32 +2,6 @@
 <file path=word/document.xml><?xml version="1.0" encoding="utf-8"?>
 <w:document xmlns:w="http://schemas.openxmlformats.org/wordprocessingml/2006/main" xmlns:m="http://schemas.openxmlformats.org/officeDocument/2006/math" xmlns:r="http://schemas.openxmlformats.org/officeDocument/2006/relationships" xmlns:o="urn:schemas-microsoft-com:office:office" xmlns:v="urn:schemas-microsoft-com:vml" xmlns:w10="urn:schemas-microsoft-com:office:word" xmlns:a="http://schemas.openxmlformats.org/drawingml/2006/main" xmlns:pic="http://schemas.openxmlformats.org/drawingml/2006/picture" xmlns:wp="http://schemas.openxmlformats.org/drawingml/2006/wordprocessingDrawing">
   <w:body>
-    <w:sdt>
-      <w:sdtPr>
-        <w:docPartObj>
-          <w:docPartGallery w:val="Table of Contents"/>
-          <w:docPartUnique/>
-        </w:docPartObj>
-      </w:sdtPr>
-      <w:sdtContent>
-        <w:p>
-          <w:pPr>
-            <w:pStyle w:val="TOCHeading"/>
-          </w:pPr>
-          <w:r>
-            <w:t xml:space="preserve">Table of Contents</w:t>
-          </w:r>
-        </w:p>
-        <w:p>
-          <w:r>
-            <w:fldChar w:fldCharType="begin" w:dirty="true"/>
-            <w:instrText xml:space="preserve">TOC \o "1-3" \h \z \u</w:instrText>
-            <w:fldChar w:fldCharType="separate"/>
-            <w:fldChar w:fldCharType="end"/>
-          </w:r>
-        </w:p>
-      </w:sdtContent>
-    </w:sdt>
     <w:p>
       <w:pPr>
         <w:pStyle w:val="BlockText"/>

--- a/02-management-systems/ISO_IEC_27001_27002/Espanol/ISO_IEC_27001_27002_Practical_Manager_and_Junior_Analyst_Manual_Espanol_v1.0.docx
+++ b/02-management-systems/ISO_IEC_27001_27002/Espanol/ISO_IEC_27001_27002_Practical_Manager_and_Junior_Analyst_Manual_Espanol_v1.0.docx
@@ -2,6 +2,32 @@
 <file path=word/document.xml><?xml version="1.0" encoding="utf-8"?>
 <w:document xmlns:w="http://schemas.openxmlformats.org/wordprocessingml/2006/main" xmlns:m="http://schemas.openxmlformats.org/officeDocument/2006/math" xmlns:r="http://schemas.openxmlformats.org/officeDocument/2006/relationships" xmlns:o="urn:schemas-microsoft-com:office:office" xmlns:v="urn:schemas-microsoft-com:vml" xmlns:w10="urn:schemas-microsoft-com:office:word" xmlns:a="http://schemas.openxmlformats.org/drawingml/2006/main" xmlns:pic="http://schemas.openxmlformats.org/drawingml/2006/picture" xmlns:wp="http://schemas.openxmlformats.org/drawingml/2006/wordprocessingDrawing">
   <w:body>
+    <w:sdt>
+      <w:sdtPr>
+        <w:docPartObj>
+          <w:docPartGallery w:val="Table of Contents"/>
+          <w:docPartUnique/>
+        </w:docPartObj>
+      </w:sdtPr>
+      <w:sdtContent>
+        <w:p>
+          <w:pPr>
+            <w:pStyle w:val="TOCHeading"/>
+          </w:pPr>
+          <w:r>
+            <w:t xml:space="preserve">Table of Contents</w:t>
+          </w:r>
+        </w:p>
+        <w:p>
+          <w:r>
+            <w:fldChar w:fldCharType="begin" w:dirty="true"/>
+            <w:instrText xml:space="preserve">TOC \o "1-3" \h \z \u</w:instrText>
+            <w:fldChar w:fldCharType="separate"/>
+            <w:fldChar w:fldCharType="end"/>
+          </w:r>
+        </w:p>
+      </w:sdtContent>
+    </w:sdt>
     <w:p>
       <w:pPr>
         <w:pStyle w:val="BlockText"/>

--- a/02-management-systems/ISO_IEC_27001_27002/Espanol/ISO_IEC_27001_27002_Practical_Manager_and_Junior_Analyst_Manual_Espanol_v1.0.docx
+++ b/02-management-systems/ISO_IEC_27001_27002/Espanol/ISO_IEC_27001_27002_Practical_Manager_and_Junior_Analyst_Manual_Espanol_v1.0.docx
@@ -34,8 +34,8 @@
       </w:pPr>
       <w:r>
         <w:rPr>
+          <w:bCs/>
           <w:b/>
-          <w:bCs/>
         </w:rPr>
         <w:t xml:space="preserve">Estado de revisión:</w:t>
       </w:r>
@@ -52,8 +52,8 @@
       </w:pPr>
       <w:r>
         <w:rPr>
+          <w:bCs/>
           <w:b/>
-          <w:bCs/>
         </w:rPr>
         <w:t xml:space="preserve">CYBERSECURITY, PRIVACY &amp; COMPLIANCE SERIES</w:t>
       </w:r>
@@ -64,8 +64,8 @@
       </w:pPr>
       <w:r>
         <w:rPr>
+          <w:bCs/>
           <w:b/>
-          <w:bCs/>
         </w:rPr>
         <w:t xml:space="preserve">ISO/IEC 27001:2022 " ISO/IEC 27002:2022</w:t>
       </w:r>
@@ -84,8 +84,8 @@
       </w:pPr>
       <w:r>
         <w:rPr>
+          <w:iCs/>
           <w:i/>
-          <w:iCs/>
         </w:rPr>
         <w:t xml:space="preserve">Un manual de trabajo para administradores, analistas juniores, estudiantes, cambiadores de carrera, auditores internos y equipos de seguridad</w:t>
       </w:r>
@@ -96,8 +96,8 @@
       </w:pPr>
       <w:r>
         <w:rPr>
+          <w:bCs/>
           <w:b/>
-          <w:bCs/>
         </w:rPr>
         <w:t xml:space="preserve">Alberto (Al) Leiva</w:t>
       </w:r>
@@ -116,8 +116,8 @@
       </w:pPr>
       <w:r>
         <w:rPr>
+          <w:bCs/>
           <w:b/>
-          <w:bCs/>
         </w:rPr>
         <w:t xml:space="preserve">Inside:</w:t>
       </w:r>
@@ -136,7 +136,7 @@
         <w:t xml:space="preserve">|. |</w:t>
       </w:r>
     </w:p>
-    <w:bookmarkStart w:id="10" w:name="publication-and-use-notice"/>
+    <w:bookmarkStart w:id="21" w:name="publication-and-use-notice"/>
     <w:p>
       <w:pPr>
         <w:pStyle w:val="Heading1"/>
@@ -177,7 +177,7 @@
         <w:t xml:space="preserve">ISO desarrolla estándares pero no certifica organizaciones. La certificación es opcional y es realizada por los organismos de certificación. Verifique la acreditación, alcance, ubicación, versión y estado de certificado antes de confiar en una reclamación de certificación.</w:t>
       </w:r>
     </w:p>
-    <w:bookmarkStart w:id="9" w:name="uso-ético-y-autorizado"/>
+    <w:bookmarkStart w:id="20" w:name="uso-ético-y-autorizado"/>
     <w:p>
       <w:pPr>
         <w:pStyle w:val="Heading2"/>
@@ -194,9 +194,9 @@
         <w:t xml:space="preserve">Utilice herramientas técnicas únicamente en sistemas, aplicaciones, redes, cuentas de nube, repositorios y datos que posee o está específicamente autorizado por escrito para evaluar. Use datos sintéticos y sistemas aislados en laboratorios.</w:t>
       </w:r>
     </w:p>
-    <w:bookmarkEnd w:id="9"/>
-    <w:bookmarkEnd w:id="10"/>
-    <w:bookmarkStart w:id="11" w:name="prefacio"/>
+    <w:bookmarkEnd w:id="20"/>
+    <w:bookmarkEnd w:id="21"/>
+    <w:bookmarkStart w:id="22" w:name="prefacio"/>
     <w:p>
       <w:pPr>
         <w:pStyle w:val="Heading1"/>
@@ -211,8 +211,8 @@
       </w:pPr>
       <w:r>
         <w:rPr>
+          <w:iCs/>
           <w:i/>
-          <w:iCs/>
         </w:rPr>
         <w:t xml:space="preserve">Una introducción práctica a la gestión de la seguridad de la información y las garantías basadas en pruebas</w:t>
       </w:r>
@@ -298,8 +298,8 @@
         <w:t xml:space="preserve">|. |</w:t>
       </w:r>
     </w:p>
-    <w:bookmarkEnd w:id="11"/>
-    <w:bookmarkStart w:id="12" w:name="tabla-de-contenidos"/>
+    <w:bookmarkEnd w:id="22"/>
+    <w:bookmarkStart w:id="23" w:name="tabla-de-contenidos"/>
     <w:p>
       <w:pPr>
         <w:pStyle w:val="Heading1"/>
@@ -1117,8 +1117,8 @@
         </w:r>
       </w:hyperlink>
     </w:p>
-    <w:bookmarkEnd w:id="12"/>
-    <w:bookmarkStart w:id="13" w:name="isoiec-27001-y-27002-foundations"/>
+    <w:bookmarkEnd w:id="23"/>
+    <w:bookmarkStart w:id="24" w:name="isoiec-27001-y-27002-foundations"/>
     <w:p>
       <w:pPr>
         <w:pStyle w:val="Heading1"/>
@@ -1133,8 +1133,8 @@
       </w:pPr>
       <w:r>
         <w:rPr>
+          <w:iCs/>
           <w:i/>
-          <w:iCs/>
         </w:rPr>
         <w:t xml:space="preserve">Ediciones actuales, propósito, relación y limitaciones importantes.</w:t>
       </w:r>
@@ -1147,7 +1147,13 @@
         <w:t xml:space="preserve">لimg src=</w:t>
       </w:r>
       <w:r>
-        <w:t xml:space="preserve">“media/image1.png”</w:t>
+        <w:t xml:space="preserve">“</w:t>
+      </w:r>
+      <w:r>
+        <w:t xml:space="preserve">media/image1.png</w:t>
+      </w:r>
+      <w:r>
+        <w:t xml:space="preserve">”</w:t>
       </w:r>
       <w:r>
         <w:t xml:space="preserve"> </w:t>
@@ -1156,7 +1162,13 @@
         <w:t xml:space="preserve">style=</w:t>
       </w:r>
       <w:r>
-        <w:t xml:space="preserve">“width:6.15in;height:3.39605in”</w:t>
+        <w:t xml:space="preserve">“</w:t>
+      </w:r>
+      <w:r>
+        <w:t xml:space="preserve">width:6.15in;height:3.39605in</w:t>
+      </w:r>
+      <w:r>
+        <w:t xml:space="preserve">”</w:t>
       </w:r>
       <w:r>
         <w:t xml:space="preserve"> </w:t>
@@ -1165,7 +1177,13 @@
         <w:t xml:space="preserve">alt=</w:t>
       </w:r>
       <w:r>
-        <w:t xml:space="preserve">“Context and risk drive planning, implementation, evaluation, and improvement.”</w:t>
+        <w:t xml:space="preserve">“</w:t>
+      </w:r>
+      <w:r>
+        <w:t xml:space="preserve">Context and risk drive planning, implementation, evaluation, and improvement.</w:t>
+      </w:r>
+      <w:r>
+        <w:t xml:space="preserve">”</w:t>
       </w:r>
       <w:r>
         <w:t xml:space="preserve"> </w:t>
@@ -1268,11 +1286,11 @@
     </w:p>
     <w:p>
       <w:pPr>
-        <w:pStyle w:val="Compact"/>
         <w:numPr>
           <w:ilvl w:val="0"/>
           <w:numId w:val="1002"/>
         </w:numPr>
+        <w:pStyle w:val="Compact"/>
       </w:pPr>
       <w:r>
         <w:t xml:space="preserve">ISMS Scope and Interested Parties</w:t>
@@ -1284,8 +1302,8 @@
       </w:pPr>
       <w:r>
         <w:rPr>
+          <w:iCs/>
           <w:i/>
-          <w:iCs/>
         </w:rPr>
         <w:t xml:space="preserve">Cómo definir un límite defensible para el sistema de gestión.</w:t>
       </w:r>
@@ -1411,8 +1429,8 @@
         <w:t xml:space="preserve">¿Podrían los efectos climáticos o las expectativas de los interesados afectar a la disponibilidad, proveedores, instalaciones, personas o obligaciones? | Análisis de contexto, decisión, acciones cuando sea relevante</w:t>
       </w:r>
     </w:p>
-    <w:bookmarkEnd w:id="13"/>
-    <w:bookmarkStart w:id="14" w:name="Xf38315ed87a8112d4a12ff34085e41899658b2d"/>
+    <w:bookmarkEnd w:id="24"/>
+    <w:bookmarkStart w:id="25" w:name="Xf38315ed87a8112d4a12ff34085e41899658b2d"/>
     <w:p>
       <w:pPr>
         <w:pStyle w:val="Heading1"/>
@@ -1427,8 +1445,8 @@
       </w:pPr>
       <w:r>
         <w:rPr>
+          <w:iCs/>
           <w:i/>
-          <w:iCs/>
         </w:rPr>
         <w:t xml:space="preserve">Un método repetible que conecta el riesgo empresarial para controlar las decisiones</w:t>
       </w:r>
@@ -1447,13 +1465,25 @@
         <w:t xml:space="preserve"> </w:t>
       </w:r>
       <w:r>
-        <w:t xml:space="preserve">“png”</w:t>
+        <w:t xml:space="preserve">“</w:t>
+      </w:r>
+      <w:r>
+        <w:t xml:space="preserve">png</w:t>
+      </w:r>
+      <w:r>
+        <w:t xml:space="preserve">”</w:t>
       </w:r>
       <w:r>
         <w:t xml:space="preserve">=</w:t>
       </w:r>
       <w:r>
-        <w:t xml:space="preserve">“width:6.15in;height:3.39605in”</w:t>
+        <w:t xml:space="preserve">“</w:t>
+      </w:r>
+      <w:r>
+        <w:t xml:space="preserve">width:6.15in;height:3.39605in</w:t>
+      </w:r>
+      <w:r>
+        <w:t xml:space="preserve">”</w:t>
       </w:r>
       <w:r>
         <w:t xml:space="preserve"> </w:t>
@@ -1462,7 +1492,13 @@
         <w:t xml:space="preserve">alt=</w:t>
       </w:r>
       <w:r>
-        <w:t xml:space="preserve">“Los dueños de Risk evalúan escenarios, tratamiento y riesgo residual utilizando criterios definidos”</w:t>
+        <w:t xml:space="preserve">“</w:t>
+      </w:r>
+      <w:r>
+        <w:t xml:space="preserve">Los dueños de Risk evalúan escenarios, tratamiento y riesgo residual utilizando criterios definidos</w:t>
+      </w:r>
+      <w:r>
+        <w:t xml:space="preserve">”</w:t>
       </w:r>
       <w:r>
         <w:t xml:space="preserve">.</w:t>
@@ -1490,8 +1526,8 @@
       </w:pPr>
       <w:r>
         <w:rPr>
+          <w:bCs/>
           <w:b/>
-          <w:bCs/>
         </w:rPr>
         <w:t xml:space="preserve">Field</w:t>
       </w:r>
@@ -1564,8 +1600,8 @@
         <w:t xml:space="preserve">← Riesgo Residual | Reassess after treatment; obtain explicit owner approval |</w:t>
       </w:r>
     </w:p>
-    <w:bookmarkEnd w:id="14"/>
-    <w:bookmarkStart w:id="15" w:name="declaración-de-aplicabilidad"/>
+    <w:bookmarkEnd w:id="25"/>
+    <w:bookmarkStart w:id="26" w:name="declaración-de-aplicabilidad"/>
     <w:p>
       <w:pPr>
         <w:pStyle w:val="Heading1"/>
@@ -1580,8 +1616,8 @@
       </w:pPr>
       <w:r>
         <w:rPr>
+          <w:iCs/>
           <w:i/>
-          <w:iCs/>
         </w:rPr>
         <w:t xml:space="preserve">El puente entre el tratamiento del riesgo, el anexo A, otros controles y pruebas de auditoría</w:t>
       </w:r>
@@ -1597,7 +1633,13 @@
         <w:t xml:space="preserve">■img src=</w:t>
       </w:r>
       <w:r>
-        <w:t xml:space="preserve">“media/image3.png”</w:t>
+        <w:t xml:space="preserve">“</w:t>
+      </w:r>
+      <w:r>
+        <w:t xml:space="preserve">media/image3.png</w:t>
+      </w:r>
+      <w:r>
+        <w:t xml:space="preserve">”</w:t>
       </w:r>
       <w:r>
         <w:t xml:space="preserve"> </w:t>
@@ -1606,7 +1648,13 @@
         <w:t xml:space="preserve">style=</w:t>
       </w:r>
       <w:r>
-        <w:t xml:space="preserve">“width:6.15in;height:3.39605in”</w:t>
+        <w:t xml:space="preserve">“</w:t>
+      </w:r>
+      <w:r>
+        <w:t xml:space="preserve">width:6.15in;height:3.39605in</w:t>
+      </w:r>
+      <w:r>
+        <w:t xml:space="preserve">”</w:t>
       </w:r>
       <w:r>
         <w:t xml:space="preserve"> </w:t>
@@ -1615,7 +1663,13 @@
         <w:t xml:space="preserve">alt=</w:t>
       </w:r>
       <w:r>
-        <w:t xml:space="preserve">“The SoA records reasoned control selection and implementation status.”</w:t>
+        <w:t xml:space="preserve">“</w:t>
+      </w:r>
+      <w:r>
+        <w:t xml:space="preserve">The SoA records reasoned control selection and implementation status.</w:t>
+      </w:r>
+      <w:r>
+        <w:t xml:space="preserve">”</w:t>
       </w:r>
       <w:r>
         <w:t xml:space="preserve"> </w:t>
@@ -1704,8 +1758,8 @@
       </w:pPr>
       <w:r>
         <w:rPr>
+          <w:bCs/>
           <w:b/>
-          <w:bCs/>
         </w:rPr>
         <w:t xml:space="preserve">Control</w:t>
       </w:r>
@@ -1748,8 +1802,8 @@
         <w:t xml:space="preserve">Por ejemplo, la exclusión La tecnología descrita o el escenario está ausente del alcance controlado TEN No aplicable ANTES Ámbito de estudio y evidencia de arquitectura</w:t>
       </w:r>
     </w:p>
-    <w:bookmarkEnd w:id="15"/>
-    <w:bookmarkStart w:id="16" w:name="documentación-y-evidencia"/>
+    <w:bookmarkEnd w:id="26"/>
+    <w:bookmarkStart w:id="27" w:name="documentación-y-evidencia"/>
     <w:p>
       <w:pPr>
         <w:pStyle w:val="Heading1"/>
@@ -1764,8 +1818,8 @@
       </w:pPr>
       <w:r>
         <w:rPr>
+          <w:iCs/>
           <w:i/>
-          <w:iCs/>
         </w:rPr>
         <w:t xml:space="preserve">Cómo mantener información documentada útil sin crear burocracia</w:t>
       </w:r>
@@ -1781,7 +1835,13 @@
         <w:t xml:space="preserve">■img src=</w:t>
       </w:r>
       <w:r>
-        <w:t xml:space="preserve">“media/image4.png”</w:t>
+        <w:t xml:space="preserve">“</w:t>
+      </w:r>
+      <w:r>
+        <w:t xml:space="preserve">media/image4.png</w:t>
+      </w:r>
+      <w:r>
+        <w:t xml:space="preserve">”</w:t>
       </w:r>
       <w:r>
         <w:t xml:space="preserve"> </w:t>
@@ -1790,7 +1850,13 @@
         <w:t xml:space="preserve">style=</w:t>
       </w:r>
       <w:r>
-        <w:t xml:space="preserve">“width:6.15in;height:3.29079in”</w:t>
+        <w:t xml:space="preserve">“</w:t>
+      </w:r>
+      <w:r>
+        <w:t xml:space="preserve">width:6.15in;height:3.29079in</w:t>
+      </w:r>
+      <w:r>
+        <w:t xml:space="preserve">”</w:t>
       </w:r>
       <w:r>
         <w:t xml:space="preserve"> </w:t>
@@ -1799,7 +1865,13 @@
         <w:t xml:space="preserve">alt=</w:t>
       </w:r>
       <w:r>
-        <w:t xml:space="preserve">“La evidencia debe apoyar el diseño, operación, excepciones, corrección, y retest.”</w:t>
+        <w:t xml:space="preserve">“</w:t>
+      </w:r>
+      <w:r>
+        <w:t xml:space="preserve">La evidencia debe apoyar el diseño, operación, excepciones, corrección, y retest.</w:t>
+      </w:r>
+      <w:r>
+        <w:t xml:space="preserve">”</w:t>
       </w:r>
     </w:p>
     <w:p>
@@ -1816,8 +1888,8 @@
       </w:pPr>
       <w:r>
         <w:rPr>
+          <w:bCs/>
           <w:b/>
-          <w:bCs/>
         </w:rPr>
         <w:t xml:space="preserve">Documento o registro</w:t>
       </w:r>
@@ -1832,8 +1904,8 @@
       </w:r>
       <w:r>
         <w:rPr>
+          <w:bCs/>
           <w:b/>
-          <w:bCs/>
         </w:rPr>
         <w:t xml:space="preserve">Purpose</w:t>
       </w:r>
@@ -1926,8 +1998,8 @@
       </w:pPr>
       <w:r>
         <w:rPr>
+          <w:iCs/>
           <w:i/>
-          <w:iCs/>
         </w:rPr>
         <w:t xml:space="preserve">Requisitos de idiomas, enfoque de verificación y pruebas de ejemplo</w:t>
       </w:r>
@@ -1955,26 +2027,27 @@
       <w:tblPr>
         <w:tblStyle w:val="Table"/>
         <w:tblW w:type="pct" w:w="5000"/>
-        <w:tblLayout w:type="fixed"/>
         <w:tblLook w:firstRow="1" w:lastRow="0" w:firstColumn="0" w:lastColumn="0" w:noHBand="0" w:noVBand="0" w:val="0020"/>
+        <w:jc w:val="start"/>
       </w:tblPr>
       <w:tblGrid>
         <w:gridCol w:w="7920"/>
       </w:tblGrid>
       <w:tr>
         <w:trPr>
-          <w:tblHeader w:val="on"/>
+          <w:tblHeader w:val="true"/>
         </w:trPr>
         <w:tc>
           <w:tcPr/>
           <w:p>
             <w:pPr>
               <w:pStyle w:val="Compact"/>
+              <w:jc w:val="left"/>
             </w:pPr>
             <w:r>
               <w:rPr>
+                <w:bCs/>
                 <w:b/>
-                <w:bCs/>
               </w:rPr>
               <w:t xml:space="preserve">Cláusula</w:t>
             </w:r>
@@ -2028,8 +2101,8 @@
       </w:r>
       <w:r>
         <w:rPr>
+          <w:bCs/>
           <w:b/>
-          <w:bCs/>
         </w:rPr>
         <w:t xml:space="preserve">2024 enmienda:</w:t>
       </w:r>
@@ -2048,11 +2121,11 @@
     </w:p>
     <w:p>
       <w:pPr>
-        <w:pStyle w:val="Compact"/>
         <w:numPr>
           <w:ilvl w:val="0"/>
           <w:numId w:val="1005"/>
         </w:numPr>
+        <w:pStyle w:val="Compact"/>
       </w:pPr>
       <w:r>
         <w:t xml:space="preserve">Cláusula 5 - Liderazgo</w:t>
@@ -2064,8 +2137,8 @@
       </w:pPr>
       <w:r>
         <w:rPr>
+          <w:iCs/>
           <w:i/>
-          <w:iCs/>
         </w:rPr>
         <w:t xml:space="preserve">Requisitos de idiomas, enfoque de verificación y pruebas de ejemplo</w:t>
       </w:r>
@@ -2079,8 +2152,8 @@
       </w:pPr>
       <w:r>
         <w:rPr>
+          <w:bCs/>
           <w:b/>
-          <w:bCs/>
         </w:rPr>
         <w:t xml:space="preserve">Propósito de uso:</w:t>
       </w:r>
@@ -2101,26 +2174,27 @@
       <w:tblPr>
         <w:tblStyle w:val="Table"/>
         <w:tblW w:type="pct" w:w="5000"/>
-        <w:tblLayout w:type="fixed"/>
         <w:tblLook w:firstRow="1" w:lastRow="0" w:firstColumn="0" w:lastColumn="0" w:noHBand="0" w:noVBand="0" w:val="0020"/>
+        <w:jc w:val="start"/>
       </w:tblPr>
       <w:tblGrid>
         <w:gridCol w:w="7920"/>
       </w:tblGrid>
       <w:tr>
         <w:trPr>
-          <w:tblHeader w:val="on"/>
+          <w:tblHeader w:val="true"/>
         </w:trPr>
         <w:tc>
           <w:tcPr/>
           <w:p>
             <w:pPr>
               <w:pStyle w:val="Compact"/>
+              <w:jc w:val="left"/>
             </w:pPr>
             <w:r>
               <w:rPr>
+                <w:bCs/>
                 <w:b/>
-                <w:bCs/>
               </w:rPr>
               <w:t xml:space="preserve">Cláusula</w:t>
             </w:r>
@@ -2133,6 +2207,7 @@
           <w:p>
             <w:pPr>
               <w:pStyle w:val="Compact"/>
+              <w:jc w:val="left"/>
             </w:pPr>
             <w:r>
               <w:t xml:space="preserve">tención 5.1</w:t>
@@ -2146,6 +2221,7 @@
           <w:p>
             <w:pPr>
               <w:pStyle w:val="Compact"/>
+              <w:jc w:val="left"/>
             </w:pPr>
             <w:r>
               <w:t xml:space="preserve">TEN 5.2</w:t>
@@ -2159,6 +2235,7 @@
           <w:p>
             <w:pPr>
               <w:pStyle w:val="Compact"/>
+              <w:jc w:val="left"/>
             </w:pPr>
             <w:r>
               <w:t xml:space="preserve">TEN 5.3</w:t>
@@ -2177,11 +2254,11 @@
     </w:p>
     <w:p>
       <w:pPr>
-        <w:pStyle w:val="Compact"/>
         <w:numPr>
           <w:ilvl w:val="0"/>
           <w:numId w:val="1006"/>
         </w:numPr>
+        <w:pStyle w:val="Compact"/>
       </w:pPr>
       <w:r>
         <w:t xml:space="preserve">Cláusula 6 - Planificación</w:t>
@@ -2193,8 +2270,8 @@
       </w:pPr>
       <w:r>
         <w:rPr>
+          <w:iCs/>
           <w:i/>
-          <w:iCs/>
         </w:rPr>
         <w:t xml:space="preserve">Requisitos de idiomas, enfoque de verificación y pruebas de ejemplo</w:t>
       </w:r>
@@ -2222,26 +2299,27 @@
       <w:tblPr>
         <w:tblStyle w:val="Table"/>
         <w:tblW w:type="pct" w:w="5000"/>
-        <w:tblLayout w:type="fixed"/>
         <w:tblLook w:firstRow="1" w:lastRow="0" w:firstColumn="0" w:lastColumn="0" w:noHBand="0" w:noVBand="0" w:val="0020"/>
+        <w:jc w:val="start"/>
       </w:tblPr>
       <w:tblGrid>
         <w:gridCol w:w="7920"/>
       </w:tblGrid>
       <w:tr>
         <w:trPr>
-          <w:tblHeader w:val="on"/>
+          <w:tblHeader w:val="true"/>
         </w:trPr>
         <w:tc>
           <w:tcPr/>
           <w:p>
             <w:pPr>
               <w:pStyle w:val="Compact"/>
+              <w:jc w:val="left"/>
             </w:pPr>
             <w:r>
               <w:rPr>
+                <w:bCs/>
                 <w:b/>
-                <w:bCs/>
               </w:rPr>
               <w:t xml:space="preserve">Cláusula</w:t>
             </w:r>
@@ -2254,6 +2332,7 @@
           <w:p>
             <w:pPr>
               <w:pStyle w:val="Compact"/>
+              <w:jc w:val="left"/>
             </w:pPr>
             <w:r>
               <w:t xml:space="preserve">tención 6.1.1</w:t>
@@ -2267,6 +2346,7 @@
           <w:p>
             <w:pPr>
               <w:pStyle w:val="Compact"/>
+              <w:jc w:val="left"/>
             </w:pPr>
             <w:r>
               <w:t xml:space="preserve">tención 6.1.2</w:t>
@@ -2280,6 +2360,7 @@
           <w:p>
             <w:pPr>
               <w:pStyle w:val="Compact"/>
+              <w:jc w:val="left"/>
             </w:pPr>
             <w:r>
               <w:t xml:space="preserve">TEN 6.1.3</w:t>
@@ -2293,6 +2374,7 @@
           <w:p>
             <w:pPr>
               <w:pStyle w:val="Compact"/>
+              <w:jc w:val="left"/>
             </w:pPr>
             <w:r>
               <w:t xml:space="preserve">6.2</w:t>
@@ -2319,11 +2401,11 @@
     </w:p>
     <w:p>
       <w:pPr>
-        <w:pStyle w:val="Compact"/>
         <w:numPr>
           <w:ilvl w:val="0"/>
           <w:numId w:val="1007"/>
         </w:numPr>
+        <w:pStyle w:val="Compact"/>
       </w:pPr>
       <w:r>
         <w:t xml:space="preserve">Cláusula 7 - Apoyo</w:t>
@@ -2335,8 +2417,8 @@
       </w:pPr>
       <w:r>
         <w:rPr>
+          <w:iCs/>
           <w:i/>
-          <w:iCs/>
         </w:rPr>
         <w:t xml:space="preserve">Requisitos de idiomas, enfoque de verificación y pruebas de ejemplo</w:t>
       </w:r>
@@ -2364,26 +2446,27 @@
       <w:tblPr>
         <w:tblStyle w:val="Table"/>
         <w:tblW w:type="pct" w:w="5000"/>
-        <w:tblLayout w:type="fixed"/>
         <w:tblLook w:firstRow="1" w:lastRow="0" w:firstColumn="0" w:lastColumn="0" w:noHBand="0" w:noVBand="0" w:val="0020"/>
+        <w:jc w:val="start"/>
       </w:tblPr>
       <w:tblGrid>
         <w:gridCol w:w="7920"/>
       </w:tblGrid>
       <w:tr>
         <w:trPr>
-          <w:tblHeader w:val="on"/>
+          <w:tblHeader w:val="true"/>
         </w:trPr>
         <w:tc>
           <w:tcPr/>
           <w:p>
             <w:pPr>
               <w:pStyle w:val="Compact"/>
+              <w:jc w:val="left"/>
             </w:pPr>
             <w:r>
               <w:rPr>
+                <w:bCs/>
                 <w:b/>
-                <w:bCs/>
               </w:rPr>
               <w:t xml:space="preserve">Cláusula</w:t>
             </w:r>
@@ -2396,6 +2479,7 @@
           <w:p>
             <w:pPr>
               <w:pStyle w:val="Compact"/>
+              <w:jc w:val="left"/>
             </w:pPr>
             <w:r>
               <w:t xml:space="preserve">tención 7.1</w:t>
@@ -2409,6 +2493,7 @@
           <w:p>
             <w:pPr>
               <w:pStyle w:val="Compact"/>
+              <w:jc w:val="left"/>
             </w:pPr>
             <w:r>
               <w:t xml:space="preserve">tención 7.2</w:t>
@@ -2422,6 +2507,7 @@
           <w:p>
             <w:pPr>
               <w:pStyle w:val="Compact"/>
+              <w:jc w:val="left"/>
             </w:pPr>
             <w:r>
               <w:t xml:space="preserve">tención 7.3</w:t>
@@ -2435,6 +2521,7 @@
           <w:p>
             <w:pPr>
               <w:pStyle w:val="Compact"/>
+              <w:jc w:val="left"/>
             </w:pPr>
             <w:r>
               <w:t xml:space="preserve">TEN 7.4</w:t>
@@ -2448,6 +2535,7 @@
           <w:p>
             <w:pPr>
               <w:pStyle w:val="Compact"/>
+              <w:jc w:val="left"/>
             </w:pPr>
             <w:r>
               <w:t xml:space="preserve">7.5</w:t>
@@ -2478,8 +2566,8 @@
       </w:pPr>
       <w:r>
         <w:rPr>
+          <w:iCs/>
           <w:i/>
-          <w:iCs/>
         </w:rPr>
         <w:t xml:space="preserve">Requisitos de idiomas, enfoque de verificación y pruebas de ejemplo</w:t>
       </w:r>
@@ -2509,8 +2597,8 @@
       </w:pPr>
       <w:r>
         <w:rPr>
+          <w:bCs/>
           <w:b/>
-          <w:bCs/>
         </w:rPr>
         <w:t xml:space="preserve">Cláusula</w:t>
       </w:r>
@@ -2525,8 +2613,8 @@
       </w:r>
       <w:r>
         <w:rPr>
+          <w:bCs/>
           <w:b/>
-          <w:bCs/>
         </w:rPr>
         <w:t xml:space="preserve">Significado claro</w:t>
       </w:r>
@@ -2541,8 +2629,8 @@
       </w:r>
       <w:r>
         <w:rPr>
+          <w:bCs/>
           <w:b/>
-          <w:bCs/>
         </w:rPr>
         <w:t xml:space="preserve">Enfoque de verificación</w:t>
       </w:r>
@@ -2557,8 +2645,8 @@
       </w:r>
       <w:r>
         <w:rPr>
+          <w:bCs/>
           <w:b/>
-          <w:bCs/>
         </w:rPr>
         <w:t xml:space="preserve">Evidencia de ejemplo</w:t>
       </w:r>
@@ -2605,20 +2693,20 @@
     </w:p>
     <w:p>
       <w:pPr>
-        <w:pStyle w:val="Compact"/>
         <w:numPr>
           <w:ilvl w:val="0"/>
           <w:numId w:val="1008"/>
         </w:numPr>
-      </w:pPr>
-    </w:p>
-    <w:p>
-      <w:pPr>
         <w:pStyle w:val="Compact"/>
+      </w:pPr>
+    </w:p>
+    <w:p>
+      <w:pPr>
         <w:numPr>
           <w:ilvl w:val="1"/>
           <w:numId w:val="1009"/>
         </w:numPr>
+        <w:pStyle w:val="Compact"/>
       </w:pPr>
       <w:r>
         <w:t xml:space="preserve">Cláusula 9 - Evaluación del desempeño</w:t>
@@ -2630,8 +2718,8 @@
       </w:pPr>
       <w:r>
         <w:rPr>
+          <w:iCs/>
           <w:i/>
-          <w:iCs/>
         </w:rPr>
         <w:t xml:space="preserve">Requisitos de idiomas, enfoque de verificación y pruebas de ejemplo</w:t>
       </w:r>
@@ -2659,26 +2747,27 @@
       <w:tblPr>
         <w:tblStyle w:val="Table"/>
         <w:tblW w:type="pct" w:w="5000"/>
-        <w:tblLayout w:type="fixed"/>
         <w:tblLook w:firstRow="1" w:lastRow="0" w:firstColumn="0" w:lastColumn="0" w:noHBand="0" w:noVBand="0" w:val="0020"/>
+        <w:jc w:val="start"/>
       </w:tblPr>
       <w:tblGrid>
         <w:gridCol w:w="7920"/>
       </w:tblGrid>
       <w:tr>
         <w:trPr>
-          <w:tblHeader w:val="on"/>
+          <w:tblHeader w:val="true"/>
         </w:trPr>
         <w:tc>
           <w:tcPr/>
           <w:p>
             <w:pPr>
               <w:pStyle w:val="Compact"/>
+              <w:jc w:val="left"/>
             </w:pPr>
             <w:r>
               <w:rPr>
+                <w:bCs/>
                 <w:b/>
-                <w:bCs/>
               </w:rPr>
               <w:t xml:space="preserve">Cláusula</w:t>
             </w:r>
@@ -2691,6 +2780,7 @@
           <w:p>
             <w:pPr>
               <w:pStyle w:val="Compact"/>
+              <w:jc w:val="left"/>
             </w:pPr>
             <w:r>
               <w:t xml:space="preserve">tención 9.1</w:t>
@@ -2704,6 +2794,7 @@
           <w:p>
             <w:pPr>
               <w:pStyle w:val="Compact"/>
+              <w:jc w:val="left"/>
             </w:pPr>
             <w:r>
               <w:t xml:space="preserve">tención 9.2.1</w:t>
@@ -2776,8 +2867,8 @@
       </w:pPr>
       <w:r>
         <w:rPr>
+          <w:iCs/>
           <w:i/>
-          <w:iCs/>
         </w:rPr>
         <w:t xml:space="preserve">Requisitos de idiomas, enfoque de verificación y pruebas de ejemplo</w:t>
       </w:r>
@@ -2805,26 +2896,27 @@
       <w:tblPr>
         <w:tblStyle w:val="Table"/>
         <w:tblW w:type="pct" w:w="5000"/>
-        <w:tblLayout w:type="fixed"/>
         <w:tblLook w:firstRow="1" w:lastRow="0" w:firstColumn="0" w:lastColumn="0" w:noHBand="0" w:noVBand="0" w:val="0020"/>
+        <w:jc w:val="start"/>
       </w:tblPr>
       <w:tblGrid>
         <w:gridCol w:w="7920"/>
       </w:tblGrid>
       <w:tr>
         <w:trPr>
-          <w:tblHeader w:val="on"/>
+          <w:tblHeader w:val="true"/>
         </w:trPr>
         <w:tc>
           <w:tcPr/>
           <w:p>
             <w:pPr>
               <w:pStyle w:val="Compact"/>
+              <w:jc w:val="left"/>
             </w:pPr>
             <w:r>
               <w:rPr>
+                <w:bCs/>
                 <w:b/>
-                <w:bCs/>
               </w:rPr>
               <w:t xml:space="preserve">Cláusula</w:t>
             </w:r>
@@ -2859,7 +2951,13 @@
         <w:pStyle w:val="BodyText"/>
       </w:pPr>
       <w:r>
-        <w:t xml:space="preserve">“Los 93 controles de referencia se agrupan en temas organizativos, de personas, físicos y tecnológicos.”</w:t>
+        <w:t xml:space="preserve">“</w:t>
+      </w:r>
+      <w:r>
+        <w:t xml:space="preserve">Los 93 controles de referencia se agrupan en temas organizativos, de personas, físicos y tecnológicos.</w:t>
+      </w:r>
+      <w:r>
+        <w:t xml:space="preserve">”</w:t>
       </w:r>
       <w:r>
         <w:t xml:space="preserve"> </w:t>
@@ -2878,11 +2976,11 @@
     </w:p>
     <w:p>
       <w:pPr>
-        <w:pStyle w:val="Compact"/>
         <w:numPr>
           <w:ilvl w:val="0"/>
           <w:numId w:val="1010"/>
         </w:numPr>
+        <w:pStyle w:val="Compact"/>
       </w:pPr>
       <w:r>
         <w:t xml:space="preserve">Anexo A 5 Controles de organización</w:t>
@@ -2890,11 +2988,11 @@
     </w:p>
     <w:p>
       <w:pPr>
-        <w:pStyle w:val="Compact"/>
         <w:numPr>
           <w:ilvl w:val="0"/>
           <w:numId w:val="1011"/>
         </w:numPr>
+        <w:pStyle w:val="Compact"/>
       </w:pPr>
       <w:r>
         <w:t xml:space="preserve">Resúmenes originales de los controles de referencia, el enfoque de verificación y los ejemplos de pruebas*.</w:t>
@@ -2906,8 +3004,8 @@
       </w:pPr>
       <w:r>
         <w:rPr>
+          <w:bCs/>
           <w:b/>
-          <w:bCs/>
         </w:rPr>
         <w:t xml:space="preserve">Control</w:t>
       </w:r>
@@ -3150,11 +3248,11 @@
     </w:p>
     <w:p>
       <w:pPr>
-        <w:pStyle w:val="Compact"/>
         <w:numPr>
           <w:ilvl w:val="0"/>
           <w:numId w:val="1012"/>
         </w:numPr>
+        <w:pStyle w:val="Compact"/>
       </w:pPr>
       <w:r>
         <w:t xml:space="preserve">Regla de la sesión* El anexo A es un conjunto de referencia utilizado para comprobar que no se pasaron por alto los controles necesarios. La organización puede necesitar otros controles. Toda inclusión o exclusión debe justificarse mediante tratamiento de riesgo y registrarse en la Declaración de aplicabilidad. |</w:t>
@@ -3174,7 +3272,13 @@
         <w:t xml:space="preserve">יimg src=</w:t>
       </w:r>
       <w:r>
-        <w:t xml:space="preserve">“media/image7.png”</w:t>
+        <w:t xml:space="preserve">“</w:t>
+      </w:r>
+      <w:r>
+        <w:t xml:space="preserve">media/image7.png</w:t>
+      </w:r>
+      <w:r>
+        <w:t xml:space="preserve">”</w:t>
       </w:r>
       <w:r>
         <w:t xml:space="preserve"> </w:t>
@@ -3183,7 +3287,13 @@
         <w:t xml:space="preserve">style=</w:t>
       </w:r>
       <w:r>
-        <w:t xml:space="preserve">“width:6.15in;height:3.29657in”</w:t>
+        <w:t xml:space="preserve">“</w:t>
+      </w:r>
+      <w:r>
+        <w:t xml:space="preserve">width:6.15in;height:3.29657in</w:t>
+      </w:r>
+      <w:r>
+        <w:t xml:space="preserve">”</w:t>
       </w:r>
       <w:r>
         <w:t xml:space="preserve"> </w:t>
@@ -3192,7 +3302,13 @@
         <w:t xml:space="preserve">alt=</w:t>
       </w:r>
       <w:r>
-        <w:t xml:space="preserve">“Prepare, evalúe, responda, preserve evidencia y aprenda de incidentes.”</w:t>
+        <w:t xml:space="preserve">“</w:t>
+      </w:r>
+      <w:r>
+        <w:t xml:space="preserve">Prepare, evalúe, responda, preserve evidencia y aprenda de incidentes.</w:t>
+      </w:r>
+      <w:r>
+        <w:t xml:space="preserve">”</w:t>
       </w:r>
       <w:r>
         <w:t xml:space="preserve"> </w:t>
@@ -3209,8 +3325,8 @@
         <w:t xml:space="preserve">Figure 7. Security-incident management</w:t>
       </w:r>
     </w:p>
-    <w:bookmarkEnd w:id="16"/>
-    <w:bookmarkStart w:id="17" w:name="annex-a-6-people-controls"/>
+    <w:bookmarkEnd w:id="27"/>
+    <w:bookmarkStart w:id="28" w:name="annex-a-6-people-controls"/>
     <w:p>
       <w:pPr>
         <w:pStyle w:val="Heading1"/>
@@ -3221,11 +3337,11 @@
     </w:p>
     <w:p>
       <w:pPr>
-        <w:pStyle w:val="Compact"/>
         <w:numPr>
           <w:ilvl w:val="0"/>
           <w:numId w:val="1013"/>
         </w:numPr>
+        <w:pStyle w:val="Compact"/>
       </w:pPr>
       <w:r>
         <w:t xml:space="preserve">Resúmenes originales de los controles de referencia, el enfoque de verificación y los ejemplos de pruebas*.</w:t>
@@ -3237,8 +3353,8 @@
       </w:pPr>
       <w:r>
         <w:rPr>
+          <w:bCs/>
           <w:b/>
-          <w:bCs/>
         </w:rPr>
         <w:t xml:space="preserve">Control</w:t>
       </w:r>
@@ -3307,11 +3423,11 @@
     </w:p>
     <w:p>
       <w:pPr>
-        <w:pStyle w:val="Compact"/>
         <w:numPr>
           <w:ilvl w:val="0"/>
           <w:numId w:val="1014"/>
         </w:numPr>
+        <w:pStyle w:val="Compact"/>
       </w:pPr>
       <w:r>
         <w:t xml:space="preserve">Regla de la sesión* El anexo A es un conjunto de referencia utilizado para comprobar que no se pasaron por alto los controles necesarios. La organización puede necesitar otros controles. Toda inclusión o exclusión debe justificarse mediante tratamiento de riesgo y registrarse en la Declaración de aplicabilidad. |</w:t>
@@ -3325,11 +3441,11 @@
     </w:p>
     <w:p>
       <w:pPr>
-        <w:pStyle w:val="Compact"/>
         <w:numPr>
           <w:ilvl w:val="0"/>
           <w:numId w:val="1015"/>
         </w:numPr>
+        <w:pStyle w:val="Compact"/>
       </w:pPr>
       <w:r>
         <w:t xml:space="preserve">Anexo A 7 Controles físicos</w:t>
@@ -3337,11 +3453,11 @@
     </w:p>
     <w:p>
       <w:pPr>
-        <w:pStyle w:val="Compact"/>
         <w:numPr>
           <w:ilvl w:val="0"/>
           <w:numId w:val="1016"/>
         </w:numPr>
+        <w:pStyle w:val="Compact"/>
       </w:pPr>
       <w:r>
         <w:t xml:space="preserve">Resúmenes originales de los controles de referencia, el enfoque de verificación y los ejemplos de pruebas*.</w:t>
@@ -3351,26 +3467,27 @@
       <w:tblPr>
         <w:tblStyle w:val="Table"/>
         <w:tblW w:type="pct" w:w="5000"/>
-        <w:tblLayout w:type="fixed"/>
         <w:tblLook w:firstRow="1" w:lastRow="0" w:firstColumn="0" w:lastColumn="0" w:noHBand="0" w:noVBand="0" w:val="0020"/>
+        <w:jc w:val="start"/>
       </w:tblPr>
       <w:tblGrid>
         <w:gridCol w:w="7920"/>
       </w:tblGrid>
       <w:tr>
         <w:trPr>
-          <w:tblHeader w:val="on"/>
+          <w:tblHeader w:val="true"/>
         </w:trPr>
         <w:tc>
           <w:tcPr/>
           <w:p>
             <w:pPr>
               <w:pStyle w:val="Compact"/>
+              <w:jc w:val="left"/>
             </w:pPr>
             <w:r>
               <w:rPr>
+                <w:bCs/>
                 <w:b/>
-                <w:bCs/>
               </w:rPr>
               <w:t xml:space="preserve">Control</w:t>
             </w:r>
@@ -3383,6 +3500,7 @@
           <w:p>
             <w:pPr>
               <w:pStyle w:val="Compact"/>
+              <w:jc w:val="left"/>
             </w:pPr>
             <w:r>
               <w:t xml:space="preserve">TEN 7.1 TENCIÓN Definir y proteger los perímetros de seguridad física. TEN Confirmar riesgo o obligación, diseño, propietario, implementación, operación, excepciones y medición.</w:t>
@@ -3396,6 +3514,7 @@
           <w:p>
             <w:pPr>
               <w:pStyle w:val="Compact"/>
+              <w:jc w:val="left"/>
             </w:pPr>
             <w:r>
               <w:t xml:space="preserve">TEN 7.2</w:t>
@@ -3409,6 +3528,7 @@
           <w:p>
             <w:pPr>
               <w:pStyle w:val="Compact"/>
+              <w:jc w:val="left"/>
             </w:pPr>
             <w:r>
               <w:t xml:space="preserve">7.3</w:t>
@@ -3422,6 +3542,7 @@
           <w:p>
             <w:pPr>
               <w:pStyle w:val="Compact"/>
+              <w:jc w:val="left"/>
             </w:pPr>
             <w:r>
               <w:t xml:space="preserve">tención 7.4 Silenciosos Supervisar locales para el acceso físico no autorizado. TEN Confirmar riesgo o obligación, diseño, propietario, implementación, operación, excepciones y medición.</w:t>
@@ -3435,6 +3556,7 @@
           <w:p>
             <w:pPr>
               <w:pStyle w:val="Compact"/>
+              <w:jc w:val="left"/>
             </w:pPr>
             <w:r>
               <w:t xml:space="preserve">7.5</w:t>
@@ -3448,6 +3570,7 @@
           <w:p>
             <w:pPr>
               <w:pStyle w:val="Compact"/>
+              <w:jc w:val="left"/>
             </w:pPr>
             <w:r>
               <w:t xml:space="preserve">tención 7.6</w:t>
@@ -3461,6 +3584,7 @@
           <w:p>
             <w:pPr>
               <w:pStyle w:val="Compact"/>
+              <w:jc w:val="left"/>
             </w:pPr>
             <w:r>
               <w:t xml:space="preserve">7.7</w:t>
@@ -3474,6 +3598,7 @@
           <w:p>
             <w:pPr>
               <w:pStyle w:val="Compact"/>
+              <w:jc w:val="left"/>
             </w:pPr>
             <w:r>
               <w:t xml:space="preserve">TEN 7.8</w:t>
@@ -3487,6 +3612,7 @@
           <w:p>
             <w:pPr>
               <w:pStyle w:val="Compact"/>
+              <w:jc w:val="left"/>
             </w:pPr>
             <w:r>
               <w:t xml:space="preserve">tención 7.9</w:t>
@@ -3500,6 +3626,7 @@
           <w:p>
             <w:pPr>
               <w:pStyle w:val="Compact"/>
+              <w:jc w:val="left"/>
             </w:pPr>
             <w:r>
               <w:t xml:space="preserve">7.10</w:t>
@@ -3513,6 +3640,7 @@
           <w:p>
             <w:pPr>
               <w:pStyle w:val="Compact"/>
+              <w:jc w:val="left"/>
             </w:pPr>
             <w:r>
               <w:t xml:space="preserve">7.11</w:t>
@@ -3526,6 +3654,7 @@
           <w:p>
             <w:pPr>
               <w:pStyle w:val="Compact"/>
+              <w:jc w:val="left"/>
             </w:pPr>
             <w:r>
               <w:t xml:space="preserve">7.12</w:t>
@@ -3539,6 +3668,7 @@
           <w:p>
             <w:pPr>
               <w:pStyle w:val="Compact"/>
+              <w:jc w:val="left"/>
             </w:pPr>
             <w:r>
               <w:t xml:space="preserve">7.13</w:t>
@@ -3552,6 +3682,7 @@
           <w:p>
             <w:pPr>
               <w:pStyle w:val="Compact"/>
+              <w:jc w:val="left"/>
             </w:pPr>
             <w:r>
               <w:t xml:space="preserve">7.14</w:t>
@@ -3562,11 +3693,11 @@
     </w:tbl>
     <w:p>
       <w:pPr>
-        <w:pStyle w:val="Compact"/>
         <w:numPr>
           <w:ilvl w:val="0"/>
           <w:numId w:val="1017"/>
         </w:numPr>
+        <w:pStyle w:val="Compact"/>
       </w:pPr>
       <w:r>
         <w:t xml:space="preserve">Regla de la sesión* El anexo A es un conjunto de referencia utilizado para comprobar que no se pasaron por alto los controles necesarios. La organización puede necesitar otros controles. Toda inclusión o exclusión debe justificarse mediante tratamiento de riesgo y registrarse en la Declaración de aplicabilidad. |</w:t>
@@ -3580,11 +3711,11 @@
     </w:p>
     <w:p>
       <w:pPr>
-        <w:pStyle w:val="Compact"/>
         <w:numPr>
           <w:ilvl w:val="0"/>
           <w:numId w:val="1018"/>
         </w:numPr>
+        <w:pStyle w:val="Compact"/>
       </w:pPr>
       <w:r>
         <w:t xml:space="preserve">Anexo A 8 Controles tecnológicos</w:t>
@@ -3592,11 +3723,11 @@
     </w:p>
     <w:p>
       <w:pPr>
-        <w:pStyle w:val="Compact"/>
         <w:numPr>
           <w:ilvl w:val="0"/>
           <w:numId w:val="1019"/>
         </w:numPr>
+        <w:pStyle w:val="Compact"/>
       </w:pPr>
       <w:r>
         <w:t xml:space="preserve">Resúmenes originales de los controles de referencia, el enfoque de verificación y los ejemplos de pruebas*.</w:t>
@@ -3606,26 +3737,27 @@
       <w:tblPr>
         <w:tblStyle w:val="Table"/>
         <w:tblW w:type="pct" w:w="5000"/>
-        <w:tblLayout w:type="fixed"/>
         <w:tblLook w:firstRow="1" w:lastRow="0" w:firstColumn="0" w:lastColumn="0" w:noHBand="0" w:noVBand="0" w:val="0020"/>
+        <w:jc w:val="start"/>
       </w:tblPr>
       <w:tblGrid>
         <w:gridCol w:w="7920"/>
       </w:tblGrid>
       <w:tr>
         <w:trPr>
-          <w:tblHeader w:val="on"/>
+          <w:tblHeader w:val="true"/>
         </w:trPr>
         <w:tc>
           <w:tcPr/>
           <w:p>
             <w:pPr>
               <w:pStyle w:val="Compact"/>
+              <w:jc w:val="left"/>
             </w:pPr>
             <w:r>
               <w:rPr>
+                <w:bCs/>
                 <w:b/>
-                <w:bCs/>
               </w:rPr>
               <w:t xml:space="preserve">Control</w:t>
             </w:r>
@@ -3638,6 +3770,7 @@
           <w:p>
             <w:pPr>
               <w:pStyle w:val="Compact"/>
+              <w:jc w:val="left"/>
             </w:pPr>
             <w:r>
               <w:t xml:space="preserve">TEN 8.1 TENCIÓN Dispositivos de extremo de usuario seguros. TEN Confirmar riesgo o obligación, diseño, propietario, implementación, operación, excepciones y medición.</w:t>
@@ -3651,6 +3784,7 @@
           <w:p>
             <w:pPr>
               <w:pStyle w:val="Compact"/>
+              <w:jc w:val="left"/>
             </w:pPr>
             <w:r>
               <w:t xml:space="preserve">8.2</w:t>
@@ -3664,6 +3798,7 @@
           <w:p>
             <w:pPr>
               <w:pStyle w:val="Compact"/>
+              <w:jc w:val="left"/>
             </w:pPr>
             <w:r>
               <w:t xml:space="preserve">8.3</w:t>
@@ -3677,6 +3812,7 @@
           <w:p>
             <w:pPr>
               <w:pStyle w:val="Compact"/>
+              <w:jc w:val="left"/>
             </w:pPr>
             <w:r>
               <w:t xml:space="preserve">8.4</w:t>
@@ -3690,6 +3826,7 @@
           <w:p>
             <w:pPr>
               <w:pStyle w:val="Compact"/>
+              <w:jc w:val="left"/>
             </w:pPr>
             <w:r>
               <w:t xml:space="preserve">8.5</w:t>
@@ -3703,6 +3840,7 @@
           <w:p>
             <w:pPr>
               <w:pStyle w:val="Compact"/>
+              <w:jc w:val="left"/>
             </w:pPr>
             <w:r>
               <w:t xml:space="preserve">8.6</w:t>
@@ -3716,6 +3854,7 @@
           <w:p>
             <w:pPr>
               <w:pStyle w:val="Compact"/>
+              <w:jc w:val="left"/>
             </w:pPr>
             <w:r>
               <w:t xml:space="preserve">8.7</w:t>
@@ -3729,6 +3868,7 @@
           <w:p>
             <w:pPr>
               <w:pStyle w:val="Compact"/>
+              <w:jc w:val="left"/>
             </w:pPr>
             <w:r>
               <w:t xml:space="preserve">tención 8.8</w:t>
@@ -3742,6 +3882,7 @@
           <w:p>
             <w:pPr>
               <w:pStyle w:val="Compact"/>
+              <w:jc w:val="left"/>
             </w:pPr>
             <w:r>
               <w:t xml:space="preserve">8.9</w:t>
@@ -3755,6 +3896,7 @@
           <w:p>
             <w:pPr>
               <w:pStyle w:val="Compact"/>
+              <w:jc w:val="left"/>
             </w:pPr>
             <w:r>
               <w:t xml:space="preserve">8.10</w:t>
@@ -3768,6 +3910,7 @@
           <w:p>
             <w:pPr>
               <w:pStyle w:val="Compact"/>
+              <w:jc w:val="left"/>
             </w:pPr>
             <w:r>
               <w:t xml:space="preserve">8.11</w:t>
@@ -3781,6 +3924,7 @@
           <w:p>
             <w:pPr>
               <w:pStyle w:val="Compact"/>
+              <w:jc w:val="left"/>
             </w:pPr>
             <w:r>
               <w:t xml:space="preserve">8.12</w:t>
@@ -3794,6 +3938,7 @@
           <w:p>
             <w:pPr>
               <w:pStyle w:val="Compact"/>
+              <w:jc w:val="left"/>
             </w:pPr>
             <w:r>
               <w:t xml:space="preserve">8.13</w:t>
@@ -3807,6 +3952,7 @@
           <w:p>
             <w:pPr>
               <w:pStyle w:val="Compact"/>
+              <w:jc w:val="left"/>
             </w:pPr>
             <w:r>
               <w:t xml:space="preserve">8.14</w:t>
@@ -3820,6 +3966,7 @@
           <w:p>
             <w:pPr>
               <w:pStyle w:val="Compact"/>
+              <w:jc w:val="left"/>
             </w:pPr>
             <w:r>
               <w:t xml:space="preserve">8.15</w:t>
@@ -3833,6 +3980,7 @@
           <w:p>
             <w:pPr>
               <w:pStyle w:val="Compact"/>
+              <w:jc w:val="left"/>
             </w:pPr>
             <w:r>
               <w:t xml:space="preserve">tención 8.16</w:t>
@@ -3846,6 +3994,7 @@
           <w:p>
             <w:pPr>
               <w:pStyle w:val="Compact"/>
+              <w:jc w:val="left"/>
             </w:pPr>
             <w:r>
               <w:t xml:space="preserve">8.17</w:t>
@@ -3859,6 +4008,7 @@
           <w:p>
             <w:pPr>
               <w:pStyle w:val="Compact"/>
+              <w:jc w:val="left"/>
             </w:pPr>
             <w:r>
               <w:t xml:space="preserve">8.18</w:t>
@@ -3872,6 +4022,7 @@
           <w:p>
             <w:pPr>
               <w:pStyle w:val="Compact"/>
+              <w:jc w:val="left"/>
             </w:pPr>
             <w:r>
               <w:t xml:space="preserve">tención 8.19</w:t>
@@ -3885,6 +4036,7 @@
           <w:p>
             <w:pPr>
               <w:pStyle w:val="Compact"/>
+              <w:jc w:val="left"/>
             </w:pPr>
             <w:r>
               <w:t xml:space="preserve">8.20</w:t>
@@ -3898,6 +4050,7 @@
           <w:p>
             <w:pPr>
               <w:pStyle w:val="Compact"/>
+              <w:jc w:val="left"/>
             </w:pPr>
             <w:r>
               <w:t xml:space="preserve">8.21</w:t>
@@ -3911,6 +4064,7 @@
           <w:p>
             <w:pPr>
               <w:pStyle w:val="Compact"/>
+              <w:jc w:val="left"/>
             </w:pPr>
             <w:r>
               <w:t xml:space="preserve">8.22</w:t>
@@ -3924,6 +4078,7 @@
           <w:p>
             <w:pPr>
               <w:pStyle w:val="Compact"/>
+              <w:jc w:val="left"/>
             </w:pPr>
             <w:r>
               <w:t xml:space="preserve">tención 8.23</w:t>
@@ -3937,6 +4092,7 @@
           <w:p>
             <w:pPr>
               <w:pStyle w:val="Compact"/>
+              <w:jc w:val="left"/>
             </w:pPr>
             <w:r>
               <w:t xml:space="preserve">TEN 8.24</w:t>
@@ -3950,6 +4106,7 @@
           <w:p>
             <w:pPr>
               <w:pStyle w:val="Compact"/>
+              <w:jc w:val="left"/>
             </w:pPr>
             <w:r>
               <w:t xml:space="preserve">8.25</w:t>
@@ -3963,6 +4120,7 @@
           <w:p>
             <w:pPr>
               <w:pStyle w:val="Compact"/>
+              <w:jc w:val="left"/>
             </w:pPr>
             <w:r>
               <w:t xml:space="preserve">8.26</w:t>
@@ -3976,6 +4134,7 @@
           <w:p>
             <w:pPr>
               <w:pStyle w:val="Compact"/>
+              <w:jc w:val="left"/>
             </w:pPr>
             <w:r>
               <w:t xml:space="preserve">8.27</w:t>
@@ -3989,6 +4148,7 @@
           <w:p>
             <w:pPr>
               <w:pStyle w:val="Compact"/>
+              <w:jc w:val="left"/>
             </w:pPr>
             <w:r>
               <w:t xml:space="preserve">TEN 8.28</w:t>
@@ -4002,6 +4162,7 @@
           <w:p>
             <w:pPr>
               <w:pStyle w:val="Compact"/>
+              <w:jc w:val="left"/>
             </w:pPr>
             <w:r>
               <w:t xml:space="preserve">TEN 8.29</w:t>
@@ -4015,6 +4176,7 @@
           <w:p>
             <w:pPr>
               <w:pStyle w:val="Compact"/>
+              <w:jc w:val="left"/>
             </w:pPr>
             <w:r>
               <w:t xml:space="preserve">8.30</w:t>
@@ -4028,6 +4190,7 @@
           <w:p>
             <w:pPr>
               <w:pStyle w:val="Compact"/>
+              <w:jc w:val="left"/>
             </w:pPr>
             <w:r>
               <w:t xml:space="preserve">TEN 8.31 Ø Medios de desarrollo, ensayo y producción separados. TEN Confirmar riesgo o obligación, diseño, propietario, implementación, operación, excepciones y medición.</w:t>
@@ -4041,6 +4204,7 @@
           <w:p>
             <w:pPr>
               <w:pStyle w:val="Compact"/>
+              <w:jc w:val="left"/>
             </w:pPr>
             <w:r>
               <w:t xml:space="preserve">8.32</w:t>
@@ -4054,6 +4218,7 @@
           <w:p>
             <w:pPr>
               <w:pStyle w:val="Compact"/>
+              <w:jc w:val="left"/>
             </w:pPr>
             <w:r>
               <w:t xml:space="preserve">8.33</w:t>
@@ -4067,6 +4232,7 @@
           <w:p>
             <w:pPr>
               <w:pStyle w:val="Compact"/>
+              <w:jc w:val="left"/>
             </w:pPr>
             <w:r>
               <w:t xml:space="preserve">TEN 8.34</w:t>
@@ -4077,11 +4243,11 @@
     </w:tbl>
     <w:p>
       <w:pPr>
-        <w:pStyle w:val="Compact"/>
         <w:numPr>
           <w:ilvl w:val="0"/>
           <w:numId w:val="1020"/>
         </w:numPr>
+        <w:pStyle w:val="Compact"/>
       </w:pPr>
       <w:r>
         <w:t xml:space="preserve">Regla de la sesión* El anexo A es un conjunto de referencia utilizado para comprobar que no se pasaron por alto los controles necesarios. La organización puede necesitar otros controles. Toda inclusión o exclusión debe justificarse mediante tratamiento de riesgo y registrarse en la Declaración de aplicabilidad. |</w:t>
@@ -4093,8 +4259,8 @@
         <w:t xml:space="preserve">|. |</w:t>
       </w:r>
     </w:p>
-    <w:bookmarkEnd w:id="17"/>
-    <w:bookmarkStart w:id="18" w:name="Xa1c7ea9acaf5e661029c0fe622eebcda146e7d0"/>
+    <w:bookmarkEnd w:id="28"/>
+    <w:bookmarkStart w:id="29" w:name="Xa1c7ea9acaf5e661029c0fe622eebcda146e7d0"/>
     <w:p>
       <w:pPr>
         <w:pStyle w:val="Heading1"/>
@@ -4109,8 +4275,8 @@
       </w:pPr>
       <w:r>
         <w:rPr>
+          <w:iCs/>
           <w:i/>
-          <w:iCs/>
         </w:rPr>
         <w:t xml:space="preserve">Cómo convertir las decisiones de riesgo en controles que se ajusten a la organización</w:t>
       </w:r>
@@ -4212,8 +4378,8 @@
       </w:pPr>
       <w:r>
         <w:rPr>
+          <w:bCs/>
           <w:b/>
-          <w:bCs/>
         </w:rPr>
         <w:t xml:space="preserve">Distinción importante:</w:t>
       </w:r>
@@ -4230,8 +4396,8 @@
         <w:t xml:space="preserve">|. |</w:t>
       </w:r>
     </w:p>
-    <w:bookmarkEnd w:id="18"/>
-    <w:bookmarkStart w:id="19" w:name="pruebas-de-medición-y-control"/>
+    <w:bookmarkEnd w:id="29"/>
+    <w:bookmarkStart w:id="30" w:name="pruebas-de-medición-y-control"/>
     <w:p>
       <w:pPr>
         <w:pStyle w:val="Heading1"/>
@@ -4246,8 +4412,8 @@
       </w:pPr>
       <w:r>
         <w:rPr>
+          <w:iCs/>
           <w:i/>
-          <w:iCs/>
         </w:rPr>
         <w:t xml:space="preserve">Cómo verificar si el ISMS y sus controles funcionan.</w:t>
       </w:r>
@@ -4258,8 +4424,8 @@
       </w:pPr>
       <w:r>
         <w:rPr>
+          <w:bCs/>
           <w:b/>
-          <w:bCs/>
         </w:rPr>
         <w:t xml:space="preserve">Area</w:t>
       </w:r>
@@ -4274,8 +4440,8 @@
       </w:r>
       <w:r>
         <w:rPr>
+          <w:bCs/>
           <w:b/>
-          <w:bCs/>
         </w:rPr>
         <w:t xml:space="preserve">Populación y muestra</w:t>
       </w:r>
@@ -4426,11 +4592,11 @@
     </w:p>
     <w:p>
       <w:pPr>
-        <w:pStyle w:val="Compact"/>
         <w:numPr>
           <w:ilvl w:val="0"/>
           <w:numId w:val="1023"/>
         </w:numPr>
+        <w:pStyle w:val="Compact"/>
       </w:pPr>
       <w:r>
         <w:t xml:space="preserve">Auditoría interna</w:t>
@@ -4438,11 +4604,11 @@
     </w:p>
     <w:p>
       <w:pPr>
-        <w:pStyle w:val="Compact"/>
         <w:numPr>
           <w:ilvl w:val="0"/>
           <w:numId w:val="1024"/>
         </w:numPr>
+        <w:pStyle w:val="Compact"/>
       </w:pPr>
       <w:r>
         <w:t xml:space="preserve">Una evaluación independiente de la conformidad y la aplicación efectiva*.</w:t>
@@ -4500,26 +4666,27 @@
       <w:tblPr>
         <w:tblStyle w:val="Table"/>
         <w:tblW w:type="pct" w:w="5000"/>
-        <w:tblLayout w:type="fixed"/>
         <w:tblLook w:firstRow="1" w:lastRow="0" w:firstColumn="0" w:lastColumn="0" w:noHBand="0" w:noVBand="0" w:val="0020"/>
+        <w:jc w:val="start"/>
       </w:tblPr>
       <w:tblGrid>
         <w:gridCol w:w="7920"/>
       </w:tblGrid>
       <w:tr>
         <w:trPr>
-          <w:tblHeader w:val="on"/>
+          <w:tblHeader w:val="true"/>
         </w:trPr>
         <w:tc>
           <w:tcPr/>
           <w:p>
             <w:pPr>
               <w:pStyle w:val="Compact"/>
+              <w:jc w:val="left"/>
             </w:pPr>
             <w:r>
               <w:rPr>
+                <w:bCs/>
                 <w:b/>
-                <w:bCs/>
               </w:rPr>
               <w:t xml:space="preserve">Tipo de encuentro</w:t>
             </w:r>
@@ -4532,6 +4699,7 @@
           <w:p>
             <w:pPr>
               <w:pStyle w:val="Compact"/>
+              <w:jc w:val="left"/>
             </w:pPr>
             <w:r>
               <w:t xml:space="preserve">Silencioso Conformidad</w:t>
@@ -4560,8 +4728,8 @@
         <w:t xml:space="preserve">Limitación de la auditoría permanente, pruebas, tiempo, independencia o acceso restringidos la conclusión TEN Disclose claramente y resuelva cuando sea posible</w:t>
       </w:r>
     </w:p>
-    <w:bookmarkEnd w:id="19"/>
-    <w:bookmarkStart w:id="20" w:name="management-review-and-corrective-action"/>
+    <w:bookmarkEnd w:id="30"/>
+    <w:bookmarkStart w:id="31" w:name="management-review-and-corrective-action"/>
     <w:p>
       <w:pPr>
         <w:pStyle w:val="Heading1"/>
@@ -4572,11 +4740,11 @@
     </w:p>
     <w:p>
       <w:pPr>
-        <w:pStyle w:val="Compact"/>
         <w:numPr>
           <w:ilvl w:val="0"/>
           <w:numId w:val="1025"/>
         </w:numPr>
+        <w:pStyle w:val="Compact"/>
       </w:pPr>
       <w:r>
         <w:t xml:space="preserve">Decisiones de liderazgo que mantienen el ISMS adecuado y efectivo.*</w:t>
@@ -4588,15 +4756,15 @@
       </w:pPr>
       <w:r>
         <w:rPr>
+          <w:bCs/>
           <w:b/>
-          <w:bCs/>
         </w:rPr>
         <w:t xml:space="preserve">Management-review input</w:t>
       </w:r>
       <w:r>
         <w:rPr>
+          <w:bCs/>
           <w:b/>
-          <w:bCs/>
         </w:rPr>
         <w:t xml:space="preserve"> </w:t>
       </w:r>
@@ -4722,8 +4890,8 @@
         <w:t xml:space="preserve">Actualizar riesgos, controles, documentos, capacitación, objetivos y SoA cuando sea necesario.</w:t>
       </w:r>
     </w:p>
-    <w:bookmarkEnd w:id="20"/>
-    <w:bookmarkStart w:id="45" w:name="certificación"/>
+    <w:bookmarkEnd w:id="31"/>
+    <w:bookmarkStart w:id="56" w:name="certificación"/>
     <w:p>
       <w:pPr>
         <w:pStyle w:val="Heading1"/>
@@ -4738,8 +4906,8 @@
       </w:pPr>
       <w:r>
         <w:rPr>
+          <w:iCs/>
           <w:i/>
-          <w:iCs/>
         </w:rPr>
         <w:t xml:space="preserve">Qué certificación hace, cómo procede generalmente, y lo que no garantiza.</w:t>
       </w:r>
@@ -4752,7 +4920,13 @@
         <w:t xml:space="preserve">Altura:3.39605in” alt=</w:t>
       </w:r>
       <w:r>
-        <w:t xml:space="preserve">“La sabiduría es seguida por la evaluación de la certificación y las actividades continuas de vigilancia y renovación.”</w:t>
+        <w:t xml:space="preserve">“</w:t>
+      </w:r>
+      <w:r>
+        <w:t xml:space="preserve">La sabiduría es seguida por la evaluación de la certificación y las actividades continuas de vigilancia y renovación.</w:t>
+      </w:r>
+      <w:r>
+        <w:t xml:space="preserve">”</w:t>
       </w:r>
       <w:r>
         <w:t xml:space="preserve"> </w:t>
@@ -4891,11 +5065,11 @@
     </w:p>
     <w:p>
       <w:pPr>
-        <w:pStyle w:val="Compact"/>
         <w:numPr>
           <w:ilvl w:val="0"/>
           <w:numId w:val="1028"/>
         </w:numPr>
+        <w:pStyle w:val="Compact"/>
       </w:pPr>
       <w:r>
         <w:t xml:space="preserve">Herramientas de código abierto</w:t>
@@ -4903,11 +5077,11 @@
     </w:p>
     <w:p>
       <w:pPr>
-        <w:pStyle w:val="Compact"/>
         <w:numPr>
           <w:ilvl w:val="0"/>
           <w:numId w:val="1029"/>
         </w:numPr>
+        <w:pStyle w:val="Compact"/>
       </w:pPr>
       <w:r>
         <w:t xml:space="preserve">Enlaces oficiales, inicios rápidos seguros, pruebas y limitaciones.*</w:t>
@@ -4917,26 +5091,27 @@
       <w:tblPr>
         <w:tblStyle w:val="Table"/>
         <w:tblW w:type="pct" w:w="5000"/>
-        <w:tblLayout w:type="fixed"/>
         <w:tblLook w:firstRow="1" w:lastRow="0" w:firstColumn="0" w:lastColumn="0" w:noHBand="0" w:noVBand="0" w:val="0020"/>
+        <w:jc w:val="start"/>
       </w:tblPr>
       <w:tblGrid>
         <w:gridCol w:w="7920"/>
       </w:tblGrid>
       <w:tr>
         <w:trPr>
-          <w:tblHeader w:val="on"/>
+          <w:tblHeader w:val="true"/>
         </w:trPr>
         <w:tc>
           <w:tcPr/>
           <w:p>
             <w:pPr>
               <w:pStyle w:val="Compact"/>
+              <w:jc w:val="left"/>
             </w:pPr>
             <w:r>
               <w:rPr>
+                <w:bCs/>
                 <w:b/>
-                <w:bCs/>
               </w:rPr>
               <w:t xml:space="preserve">Herramienta</w:t>
             </w:r>
@@ -4949,6 +5124,7 @@
           <w:p>
             <w:pPr>
               <w:pStyle w:val="Compact"/>
+              <w:jc w:val="left"/>
             </w:pPr>
             <w:r>
               <w:t xml:space="preserve">tención CISO Assistant</w:t>
@@ -5039,11 +5215,11 @@
     </w:p>
     <w:p>
       <w:pPr>
-        <w:pStyle w:val="Compact"/>
         <w:numPr>
           <w:ilvl w:val="0"/>
           <w:numId w:val="1030"/>
         </w:numPr>
+        <w:pStyle w:val="Compact"/>
       </w:pPr>
       <w:r>
         <w:t xml:space="preserve">Limitación crítica* Las herramientas apoyan controles y pruebas; no seleccionan el tratamiento de riesgo, determinan la conformidad, reemplazan a los auditores competentes o certifican a una organización. Validar cobertura, calidad de los datos, configuración, permisos, actualizaciones y revisión humana.</w:t>
@@ -5055,7 +5231,7 @@
         <w:t xml:space="preserve">|. |</w:t>
       </w:r>
     </w:p>
-    <w:bookmarkStart w:id="22" w:name="ciso-assistant"/>
+    <w:bookmarkStart w:id="33" w:name="ciso-assistant"/>
     <w:p>
       <w:pPr>
         <w:pStyle w:val="Heading2"/>
@@ -5070,288 +5246,6 @@
       </w:pPr>
       <w:r>
         <w:t xml:space="preserve">Propósito: ISMS, riesgos, controles, evidencia. Proyecto oficial:</w:t>
-      </w:r>
-      <w:r>
-        <w:t xml:space="preserve"> </w:t>
-      </w:r>
-      <w:hyperlink r:id="rId21">
-        <w:r>
-          <w:rPr>
-            <w:rStyle w:val="Hyperlink"/>
-          </w:rPr>
-          <w:t xml:space="preserve">Seguido</w:t>
-        </w:r>
-      </w:hyperlink>
-    </w:p>
-    <w:p>
-      <w:pPr>
-        <w:pStyle w:val="BodyText"/>
-      </w:pPr>
-      <w:r>
-        <w:t xml:space="preserve">Inicio rápido seguro: Implementar en un entorno de prueba aislado; crear un proyecto marco, alcance, registro de riesgos, acciones de tratamiento, propietarios y registros de pruebas.</w:t>
-      </w:r>
-    </w:p>
-    <w:p>
-      <w:pPr>
-        <w:pStyle w:val="BodyText"/>
-      </w:pPr>
-      <w:r>
-        <w:t xml:space="preserve">Pruebas: alcance aprobado, configuración, versión, cobertura, resultados, revisión, excepción, remediación y retest. Protege credenciales, registros, informes y copias de seguridad.</w:t>
-      </w:r>
-    </w:p>
-    <w:bookmarkEnd w:id="22"/>
-    <w:bookmarkStart w:id="23" w:name="simplerisk-community"/>
-    <w:p>
-      <w:pPr>
-        <w:pStyle w:val="Heading2"/>
-      </w:pPr>
-      <w:r>
-        <w:t xml:space="preserve">22.2 SimpleRisk Community</w:t>
-      </w:r>
-    </w:p>
-    <w:p>
-      <w:pPr>
-        <w:pStyle w:val="FirstParagraph"/>
-      </w:pPr>
-      <w:r>
-        <w:t xml:space="preserve">Propósito: Registro de riesgos y tratamiento. Proyecto oficial: [ejecutado]SimpleRisk Comunidad efectuada/u contacto](https://www.simplerisk.com/)</w:t>
-      </w:r>
-    </w:p>
-    <w:p>
-      <w:pPr>
-        <w:pStyle w:val="BodyText"/>
-      </w:pPr>
-      <w:r>
-        <w:t xml:space="preserve">Inicio rápido seguro: Instalar de forma segura, definir criterios de riesgo, registrar riesgos y propietarios, elegir tratamientos, rastrear las fechas debidas y exportar informes revisados.</w:t>
-      </w:r>
-    </w:p>
-    <w:p>
-      <w:pPr>
-        <w:pStyle w:val="BodyText"/>
-      </w:pPr>
-      <w:r>
-        <w:t xml:space="preserve">Pruebas: alcance aprobado, configuración, versión, cobertura, resultados, revisión, excepción, remediación y retest. Protege credenciales, registros, informes y copias de seguridad.</w:t>
-      </w:r>
-    </w:p>
-    <w:bookmarkEnd w:id="23"/>
-    <w:bookmarkStart w:id="25" w:name="wazuh"/>
-    <w:p>
-      <w:pPr>
-        <w:pStyle w:val="Heading2"/>
-      </w:pPr>
-      <w:r>
-        <w:t xml:space="preserve">22.3 Wazuh</w:t>
-      </w:r>
-    </w:p>
-    <w:p>
-      <w:pPr>
-        <w:pStyle w:val="FirstParagraph"/>
-      </w:pPr>
-      <w:r>
-        <w:t xml:space="preserve">Propósito: SIEM, monitoreo de puntos finales, FIM. Proyecto oficial:</w:t>
-      </w:r>
-      <w:r>
-        <w:t xml:space="preserve"> </w:t>
-      </w:r>
-      <w:hyperlink r:id="rId24">
-        <w:r>
-          <w:rPr>
-            <w:rStyle w:val="Hyperlink"/>
-          </w:rPr>
-          <w:t xml:space="preserve">Seguido</w:t>
-        </w:r>
-      </w:hyperlink>
-    </w:p>
-    <w:p>
-      <w:pPr>
-        <w:pStyle w:val="BodyText"/>
-      </w:pPr>
-      <w:r>
-        <w:t xml:space="preserve">Inicio rápido seguro: Instalar un gestor de laboratorio y agente, confirmar la inscripción, desencadenar un evento de prueba autorizado, revisar la alerta, y preservar la configuración y la evidencia de alerta.</w:t>
-      </w:r>
-    </w:p>
-    <w:p>
-      <w:pPr>
-        <w:pStyle w:val="BodyText"/>
-      </w:pPr>
-      <w:r>
-        <w:t xml:space="preserve">Pruebas: alcance aprobado, configuración, versión, cobertura, resultados, revisión, excepción, remediación y retest. Protege credenciales, registros, informes y copias de seguridad.</w:t>
-      </w:r>
-    </w:p>
-    <w:bookmarkEnd w:id="25"/>
-    <w:bookmarkStart w:id="26" w:name="osquery"/>
-    <w:p>
-      <w:pPr>
-        <w:pStyle w:val="Heading2"/>
-      </w:pPr>
-      <w:r>
-        <w:t xml:space="preserve">22.4 osquery</w:t>
-      </w:r>
-    </w:p>
-    <w:p>
-      <w:pPr>
-        <w:pStyle w:val="FirstParagraph"/>
-      </w:pPr>
-      <w:r>
-        <w:t xml:space="preserve">Propósito: Inventario de punto final y consultas. Proyecto oficial: (https://www.osquery.io/)</w:t>
-      </w:r>
-    </w:p>
-    <w:p>
-      <w:pPr>
-        <w:pStyle w:val="BodyText"/>
-      </w:pPr>
-      <w:r>
-        <w:t xml:space="preserve">Inicio rápido seguro: Instalar en un host de laboratorio, ejecutar consultas sólo lectura para software, usuarios, procesos o ajustes, programar consultas aprobadas, y cobertura de documentos.</w:t>
-      </w:r>
-    </w:p>
-    <w:p>
-      <w:pPr>
-        <w:pStyle w:val="BodyText"/>
-      </w:pPr>
-      <w:r>
-        <w:t xml:space="preserve">Pruebas: alcance aprobado, configuración, versión, cobertura, resultados, revisión, excepción, remediación y retest. Protege credenciales, registros, informes y copias de seguridad.</w:t>
-      </w:r>
-    </w:p>
-    <w:bookmarkEnd w:id="26"/>
-    <w:bookmarkStart w:id="28" w:name="openscap"/>
-    <w:p>
-      <w:pPr>
-        <w:pStyle w:val="Heading2"/>
-      </w:pPr>
-      <w:r>
-        <w:t xml:space="preserve">22.5 OpenSCAP</w:t>
-      </w:r>
-    </w:p>
-    <w:p>
-      <w:pPr>
-        <w:pStyle w:val="FirstParagraph"/>
-      </w:pPr>
-      <w:r>
-        <w:t xml:space="preserve">Propósito: Evaluación de configuración de Linux. Proyecto oficial:</w:t>
-      </w:r>
-      <w:r>
-        <w:t xml:space="preserve"> </w:t>
-      </w:r>
-      <w:hyperlink r:id="rId27">
-        <w:r>
-          <w:rPr>
-            <w:rStyle w:val="Hyperlink"/>
-          </w:rPr>
-          <w:t xml:space="preserve">Seguido</w:t>
-        </w:r>
-      </w:hyperlink>
-    </w:p>
-    <w:p>
-      <w:pPr>
-        <w:pStyle w:val="BodyText"/>
-      </w:pPr>
-      <w:r>
-        <w:t xml:space="preserve">Inicio rápido seguro: Seleccione un perfil apropiado, escanear un sistema de laboratorio, validar los resultados manualmente, registrar excepciones, remediar, y cambiar.</w:t>
-      </w:r>
-    </w:p>
-    <w:p>
-      <w:pPr>
-        <w:pStyle w:val="BodyText"/>
-      </w:pPr>
-      <w:r>
-        <w:t xml:space="preserve">Pruebas: alcance aprobado, configuración, versión, cobertura, resultados, revisión, excepción, remediación y retest. Protege credenciales, registros, informes y copias de seguridad.</w:t>
-      </w:r>
-    </w:p>
-    <w:bookmarkEnd w:id="28"/>
-    <w:bookmarkStart w:id="29" w:name="greenbone-community-edition"/>
-    <w:p>
-      <w:pPr>
-        <w:pStyle w:val="Heading2"/>
-      </w:pPr>
-      <w:r>
-        <w:t xml:space="preserve">22.6 Greenbone Community Edition</w:t>
-      </w:r>
-    </w:p>
-    <w:p>
-      <w:pPr>
-        <w:pStyle w:val="FirstParagraph"/>
-      </w:pPr>
-      <w:r>
-        <w:t xml:space="preserve">Objetivo: Gestión de la vulnerabilidad. Proyecto oficial: [ejecutado]Greenbone Community Edition (10)(https://greenbone.github.io/docs/latest/)</w:t>
-      </w:r>
-    </w:p>
-    <w:p>
-      <w:pPr>
-        <w:pStyle w:val="BodyText"/>
-      </w:pPr>
-      <w:r>
-        <w:t xml:space="preserve">Comenzar rápido seguro: Autorizar objetivos, actualizar los piensos, realizar escaneos de laboratorio autenticados, validar la cobertura y los hallazgos, asignar la remediación y cambiar.</w:t>
-      </w:r>
-    </w:p>
-    <w:p>
-      <w:pPr>
-        <w:pStyle w:val="BodyText"/>
-      </w:pPr>
-      <w:r>
-        <w:t xml:space="preserve">Pruebas: alcance aprobado, configuración, versión, cobertura, resultados, revisión, excepción, remediación y retest. Protege credenciales, registros, informes y copias de seguridad.</w:t>
-      </w:r>
-    </w:p>
-    <w:bookmarkEnd w:id="29"/>
-    <w:bookmarkStart w:id="31" w:name="nmap"/>
-    <w:p>
-      <w:pPr>
-        <w:pStyle w:val="Heading2"/>
-      </w:pPr>
-      <w:r>
-        <w:t xml:space="preserve">22.7 Nmap</w:t>
-      </w:r>
-    </w:p>
-    <w:p>
-      <w:pPr>
-        <w:pStyle w:val="FirstParagraph"/>
-      </w:pPr>
-      <w:r>
-        <w:t xml:space="preserve">Propósito: Activo y descubrimiento de servicio. Proyecto oficial:</w:t>
-      </w:r>
-      <w:r>
-        <w:t xml:space="preserve"> </w:t>
-      </w:r>
-      <w:hyperlink r:id="rId30">
-        <w:r>
-          <w:rPr>
-            <w:rStyle w:val="Hyperlink"/>
-          </w:rPr>
-          <w:t xml:space="preserve">Seguido</w:t>
-        </w:r>
-      </w:hyperlink>
-    </w:p>
-    <w:p>
-      <w:pPr>
-        <w:pStyle w:val="BodyText"/>
-      </w:pPr>
-      <w:r>
-        <w:t xml:space="preserve">Comenzar rápido seguro: Usar sólo en rangos autorizados; empezar con un escaneo de servicio limitado, comparar resultados con inventario, investigar desconocidos, y retener comando y alcance.</w:t>
-      </w:r>
-    </w:p>
-    <w:p>
-      <w:pPr>
-        <w:pStyle w:val="BodyText"/>
-      </w:pPr>
-      <w:r>
-        <w:t xml:space="preserve">Pruebas: alcance aprobado, configuración, versión, cobertura, resultados, revisión, excepción, remediación y retest. Protege credenciales, registros, informes y copias de seguridad.</w:t>
-      </w:r>
-    </w:p>
-    <w:bookmarkEnd w:id="31"/>
-    <w:bookmarkStart w:id="33" w:name="trivy"/>
-    <w:p>
-      <w:pPr>
-        <w:pStyle w:val="Heading2"/>
-      </w:pPr>
-      <w:r>
-        <w:t xml:space="preserve">22.8 Trivy</w:t>
-      </w:r>
-    </w:p>
-    <w:p>
-      <w:pPr>
-        <w:pStyle w:val="FirstParagraph"/>
-      </w:pPr>
-      <w:r>
-        <w:t xml:space="preserve">Propósito: Código, imagen, dependencia, secreto y análisis de configuración. Proyecto oficial:</w:t>
       </w:r>
       <w:r>
         <w:t xml:space="preserve"> </w:t>
@@ -5370,7 +5264,7 @@
         <w:pStyle w:val="BodyText"/>
       </w:pPr>
       <w:r>
-        <w:t xml:space="preserve">Inicio rápido seguro: Escanear un repositorio de prueba o imagen de contenedor, validar hallazgos, suprimir sólo con aprobación y razón, fijar y rescan.</w:t>
+        <w:t xml:space="preserve">Inicio rápido seguro: Implementar en un entorno de prueba aislado; crear un proyecto marco, alcance, registro de riesgos, acciones de tratamiento, propietarios y registros de pruebas.</w:t>
       </w:r>
     </w:p>
     <w:p>
@@ -5382,13 +5276,13 @@
       </w:r>
     </w:p>
     <w:bookmarkEnd w:id="33"/>
-    <w:bookmarkStart w:id="34" w:name="owasp-zap"/>
+    <w:bookmarkStart w:id="34" w:name="simplerisk-community"/>
     <w:p>
       <w:pPr>
         <w:pStyle w:val="Heading2"/>
       </w:pPr>
       <w:r>
-        <w:t xml:space="preserve">22.9 OWASP ZAP</w:t>
+        <w:t xml:space="preserve">22.2 SimpleRisk Community</w:t>
       </w:r>
     </w:p>
     <w:p>
@@ -5396,15 +5290,15 @@
         <w:pStyle w:val="FirstParagraph"/>
       </w:pPr>
       <w:r>
-        <w:t xml:space="preserve">Propósito: Pruebas de aplicación web autorizadas. Proyecto oficial: [Seguido] (https://www.zaproxy.org/)</w:t>
-      </w:r>
-    </w:p>
-    <w:p>
-      <w:pPr>
-        <w:pStyle w:val="BodyText"/>
-      </w:pPr>
-      <w:r>
-        <w:t xml:space="preserve">Comenzar rápido seguro: Proxy una aplicación de entrenamiento, arrastrar pasivamente, utilizar el escaneo activo sólo con aprobación escrita, validar resultados y registrar la remediación.</w:t>
+        <w:t xml:space="preserve">Propósito: Registro de riesgos y tratamiento. Proyecto oficial: [ejecutado]SimpleRisk Comunidad efectuada/u contacto](https://www.simplerisk.com/)</w:t>
+      </w:r>
+    </w:p>
+    <w:p>
+      <w:pPr>
+        <w:pStyle w:val="BodyText"/>
+      </w:pPr>
+      <w:r>
+        <w:t xml:space="preserve">Inicio rápido seguro: Instalar de forma segura, definir criterios de riesgo, registrar riesgos y propietarios, elegir tratamientos, rastrear las fechas debidas y exportar informes revisados.</w:t>
       </w:r>
     </w:p>
     <w:p>
@@ -5416,13 +5310,13 @@
       </w:r>
     </w:p>
     <w:bookmarkEnd w:id="34"/>
-    <w:bookmarkStart w:id="36" w:name="keycloak"/>
+    <w:bookmarkStart w:id="36" w:name="wazuh"/>
     <w:p>
       <w:pPr>
         <w:pStyle w:val="Heading2"/>
       </w:pPr>
       <w:r>
-        <w:t xml:space="preserve">22.10 Keycloak</w:t>
+        <w:t xml:space="preserve">22.3 Wazuh</w:t>
       </w:r>
     </w:p>
     <w:p>
@@ -5430,7 +5324,7 @@
         <w:pStyle w:val="FirstParagraph"/>
       </w:pPr>
       <w:r>
-        <w:t xml:space="preserve">Objetivo: Identidad, MFA, roles y registros. Proyecto oficial:</w:t>
+        <w:t xml:space="preserve">Propósito: SIEM, monitoreo de puntos finales, FIM. Proyecto oficial:</w:t>
       </w:r>
       <w:r>
         <w:t xml:space="preserve"> </w:t>
@@ -5449,7 +5343,7 @@
         <w:pStyle w:val="BodyText"/>
       </w:pPr>
       <w:r>
-        <w:t xml:space="preserve">Comenzar rápido seguro: Crear un reino de laboratorio, usuarios, grupos, roles de menor privilegio, MFA, configuración de sesión y eventos; pruebas de unión, mudanza y casos de licencia.</w:t>
+        <w:t xml:space="preserve">Inicio rápido seguro: Instalar un gestor de laboratorio y agente, confirmar la inscripción, desencadenar un evento de prueba autorizado, revisar la alerta, y preservar la configuración y la evidencia de alerta.</w:t>
       </w:r>
     </w:p>
     <w:p>
@@ -5461,13 +5355,13 @@
       </w:r>
     </w:p>
     <w:bookmarkEnd w:id="36"/>
-    <w:bookmarkStart w:id="38" w:name="defectodojo"/>
+    <w:bookmarkStart w:id="37" w:name="osquery"/>
     <w:p>
       <w:pPr>
         <w:pStyle w:val="Heading2"/>
       </w:pPr>
       <w:r>
-        <w:t xml:space="preserve">22.11 DefectoDojo</w:t>
+        <w:t xml:space="preserve">22.4 osquery</w:t>
       </w:r>
     </w:p>
     <w:p>
@@ -5475,12 +5369,46 @@
         <w:pStyle w:val="FirstParagraph"/>
       </w:pPr>
       <w:r>
-        <w:t xml:space="preserve">Propósito: Encontrar ingesta y remediación. Proyecto oficial:</w:t>
-      </w:r>
-      <w:r>
-        <w:t xml:space="preserve"> </w:t>
-      </w:r>
-      <w:hyperlink r:id="rId37">
+        <w:t xml:space="preserve">Propósito: Inventario de punto final y consultas. Proyecto oficial: (https://www.osquery.io/)</w:t>
+      </w:r>
+    </w:p>
+    <w:p>
+      <w:pPr>
+        <w:pStyle w:val="BodyText"/>
+      </w:pPr>
+      <w:r>
+        <w:t xml:space="preserve">Inicio rápido seguro: Instalar en un host de laboratorio, ejecutar consultas sólo lectura para software, usuarios, procesos o ajustes, programar consultas aprobadas, y cobertura de documentos.</w:t>
+      </w:r>
+    </w:p>
+    <w:p>
+      <w:pPr>
+        <w:pStyle w:val="BodyText"/>
+      </w:pPr>
+      <w:r>
+        <w:t xml:space="preserve">Pruebas: alcance aprobado, configuración, versión, cobertura, resultados, revisión, excepción, remediación y retest. Protege credenciales, registros, informes y copias de seguridad.</w:t>
+      </w:r>
+    </w:p>
+    <w:bookmarkEnd w:id="37"/>
+    <w:bookmarkStart w:id="39" w:name="openscap"/>
+    <w:p>
+      <w:pPr>
+        <w:pStyle w:val="Heading2"/>
+      </w:pPr>
+      <w:r>
+        <w:t xml:space="preserve">22.5 OpenSCAP</w:t>
+      </w:r>
+    </w:p>
+    <w:p>
+      <w:pPr>
+        <w:pStyle w:val="FirstParagraph"/>
+      </w:pPr>
+      <w:r>
+        <w:t xml:space="preserve">Propósito: Evaluación de configuración de Linux. Proyecto oficial:</w:t>
+      </w:r>
+      <w:r>
+        <w:t xml:space="preserve"> </w:t>
+      </w:r>
+      <w:hyperlink r:id="rId38">
         <w:r>
           <w:rPr>
             <w:rStyle w:val="Hyperlink"/>
@@ -5494,7 +5422,7 @@
         <w:pStyle w:val="BodyText"/>
       </w:pPr>
       <w:r>
-        <w:t xml:space="preserve">Inicio rápido seguro: Importar resultados de escáner seguros, cuidadosamente deduplicar, asignar propietarios, establecer plazos basados en el riesgo, adjuntar pruebas, y cerrar sólo después de la prueba.</w:t>
+        <w:t xml:space="preserve">Inicio rápido seguro: Seleccione un perfil apropiado, escanear un sistema de laboratorio, validar los resultados manualmente, registrar excepciones, remediar, y cambiar.</w:t>
       </w:r>
     </w:p>
     <w:p>
@@ -5505,14 +5433,14 @@
         <w:t xml:space="preserve">Pruebas: alcance aprobado, configuración, versión, cobertura, resultados, revisión, excepción, remediación y retest. Protege credenciales, registros, informes y copias de seguridad.</w:t>
       </w:r>
     </w:p>
-    <w:bookmarkEnd w:id="38"/>
-    <w:bookmarkStart w:id="40" w:name="aide"/>
+    <w:bookmarkEnd w:id="39"/>
+    <w:bookmarkStart w:id="40" w:name="greenbone-community-edition"/>
     <w:p>
       <w:pPr>
         <w:pStyle w:val="Heading2"/>
       </w:pPr>
       <w:r>
-        <w:t xml:space="preserve">22.12 AIDE</w:t>
+        <w:t xml:space="preserve">22.6 Greenbone Community Edition</w:t>
       </w:r>
     </w:p>
     <w:p>
@@ -5520,26 +5448,15 @@
         <w:pStyle w:val="FirstParagraph"/>
       </w:pPr>
       <w:r>
-        <w:t xml:space="preserve">Propósito: Monitoreo de la integridad de archivos. Proyecto oficial:</w:t>
-      </w:r>
-      <w:r>
-        <w:t xml:space="preserve"> </w:t>
-      </w:r>
-      <w:hyperlink r:id="rId39">
-        <w:r>
-          <w:rPr>
-            <w:rStyle w:val="Hyperlink"/>
-          </w:rPr>
-          <w:t xml:space="preserve">ejecutar</w:t>
-        </w:r>
-      </w:hyperlink>
-    </w:p>
-    <w:p>
-      <w:pPr>
-        <w:pStyle w:val="BodyText"/>
-      </w:pPr>
-      <w:r>
-        <w:t xml:space="preserve">Inicio rápido seguro: Crear una línea de referencia en un host de laboratorio, hacer un cambio de archivo autorizado, ejecutar un cheque, investigar la diferencia y proteger la base de referencia.</w:t>
+        <w:t xml:space="preserve">Objetivo: Gestión de la vulnerabilidad. Proyecto oficial: [ejecutado]Greenbone Community Edition (10)(https://greenbone.github.io/docs/latest/)</w:t>
+      </w:r>
+    </w:p>
+    <w:p>
+      <w:pPr>
+        <w:pStyle w:val="BodyText"/>
+      </w:pPr>
+      <w:r>
+        <w:t xml:space="preserve">Comenzar rápido seguro: Autorizar objetivos, actualizar los piensos, realizar escaneos de laboratorio autenticados, validar la cobertura y los hallazgos, asignar la remediación y cambiar.</w:t>
       </w:r>
     </w:p>
     <w:p>
@@ -5551,13 +5468,13 @@
       </w:r>
     </w:p>
     <w:bookmarkEnd w:id="40"/>
-    <w:bookmarkStart w:id="42" w:name="lynis"/>
+    <w:bookmarkStart w:id="42" w:name="nmap"/>
     <w:p>
       <w:pPr>
         <w:pStyle w:val="Heading2"/>
       </w:pPr>
       <w:r>
-        <w:t xml:space="preserve">22.13 Lynis</w:t>
+        <w:t xml:space="preserve">22.7 Nmap</w:t>
       </w:r>
     </w:p>
     <w:p>
@@ -5565,7 +5482,7 @@
         <w:pStyle w:val="FirstParagraph"/>
       </w:pPr>
       <w:r>
-        <w:t xml:space="preserve">Propósito: Auditoría de seguridad de Linux. Proyecto oficial:</w:t>
+        <w:t xml:space="preserve">Propósito: Activo y descubrimiento de servicio. Proyecto oficial:</w:t>
       </w:r>
       <w:r>
         <w:t xml:space="preserve"> </w:t>
@@ -5584,7 +5501,7 @@
         <w:pStyle w:val="BodyText"/>
       </w:pPr>
       <w:r>
-        <w:t xml:space="preserve">Inicio rápido seguro: Auditoría de un anfitrión de laboratorio, revisión de sugerencias contra el alcance y el riesgo, decisiones de documentos, remediar elementos seleccionados y repetir.</w:t>
+        <w:t xml:space="preserve">Comenzar rápido seguro: Usar sólo en rangos autorizados; empezar con un escaneo de servicio limitado, comparar resultados con inventario, investigar desconocidos, y retener comando y alcance.</w:t>
       </w:r>
     </w:p>
     <w:p>
@@ -5596,13 +5513,13 @@
       </w:r>
     </w:p>
     <w:bookmarkEnd w:id="42"/>
-    <w:bookmarkStart w:id="44" w:name="open-policy-agent"/>
+    <w:bookmarkStart w:id="44" w:name="trivy"/>
     <w:p>
       <w:pPr>
         <w:pStyle w:val="Heading2"/>
       </w:pPr>
       <w:r>
-        <w:t xml:space="preserve">22.14 Open Policy Agent</w:t>
+        <w:t xml:space="preserve">22.8 Trivy</w:t>
       </w:r>
     </w:p>
     <w:p>
@@ -5610,7 +5527,7 @@
         <w:pStyle w:val="FirstParagraph"/>
       </w:pPr>
       <w:r>
-        <w:t xml:space="preserve">Propósito: Política como código. Proyecto oficial:</w:t>
+        <w:t xml:space="preserve">Propósito: Código, imagen, dependencia, secreto y análisis de configuración. Proyecto oficial:</w:t>
       </w:r>
       <w:r>
         <w:t xml:space="preserve"> </w:t>
@@ -5629,6 +5546,265 @@
         <w:pStyle w:val="BodyText"/>
       </w:pPr>
       <w:r>
+        <w:t xml:space="preserve">Inicio rápido seguro: Escanear un repositorio de prueba o imagen de contenedor, validar hallazgos, suprimir sólo con aprobación y razón, fijar y rescan.</w:t>
+      </w:r>
+    </w:p>
+    <w:p>
+      <w:pPr>
+        <w:pStyle w:val="BodyText"/>
+      </w:pPr>
+      <w:r>
+        <w:t xml:space="preserve">Pruebas: alcance aprobado, configuración, versión, cobertura, resultados, revisión, excepción, remediación y retest. Protege credenciales, registros, informes y copias de seguridad.</w:t>
+      </w:r>
+    </w:p>
+    <w:bookmarkEnd w:id="44"/>
+    <w:bookmarkStart w:id="45" w:name="owasp-zap"/>
+    <w:p>
+      <w:pPr>
+        <w:pStyle w:val="Heading2"/>
+      </w:pPr>
+      <w:r>
+        <w:t xml:space="preserve">22.9 OWASP ZAP</w:t>
+      </w:r>
+    </w:p>
+    <w:p>
+      <w:pPr>
+        <w:pStyle w:val="FirstParagraph"/>
+      </w:pPr>
+      <w:r>
+        <w:t xml:space="preserve">Propósito: Pruebas de aplicación web autorizadas. Proyecto oficial: [Seguido] (https://www.zaproxy.org/)</w:t>
+      </w:r>
+    </w:p>
+    <w:p>
+      <w:pPr>
+        <w:pStyle w:val="BodyText"/>
+      </w:pPr>
+      <w:r>
+        <w:t xml:space="preserve">Comenzar rápido seguro: Proxy una aplicación de entrenamiento, arrastrar pasivamente, utilizar el escaneo activo sólo con aprobación escrita, validar resultados y registrar la remediación.</w:t>
+      </w:r>
+    </w:p>
+    <w:p>
+      <w:pPr>
+        <w:pStyle w:val="BodyText"/>
+      </w:pPr>
+      <w:r>
+        <w:t xml:space="preserve">Pruebas: alcance aprobado, configuración, versión, cobertura, resultados, revisión, excepción, remediación y retest. Protege credenciales, registros, informes y copias de seguridad.</w:t>
+      </w:r>
+    </w:p>
+    <w:bookmarkEnd w:id="45"/>
+    <w:bookmarkStart w:id="47" w:name="keycloak"/>
+    <w:p>
+      <w:pPr>
+        <w:pStyle w:val="Heading2"/>
+      </w:pPr>
+      <w:r>
+        <w:t xml:space="preserve">22.10 Keycloak</w:t>
+      </w:r>
+    </w:p>
+    <w:p>
+      <w:pPr>
+        <w:pStyle w:val="FirstParagraph"/>
+      </w:pPr>
+      <w:r>
+        <w:t xml:space="preserve">Objetivo: Identidad, MFA, roles y registros. Proyecto oficial:</w:t>
+      </w:r>
+      <w:r>
+        <w:t xml:space="preserve"> </w:t>
+      </w:r>
+      <w:hyperlink r:id="rId46">
+        <w:r>
+          <w:rPr>
+            <w:rStyle w:val="Hyperlink"/>
+          </w:rPr>
+          <w:t xml:space="preserve">Seguido</w:t>
+        </w:r>
+      </w:hyperlink>
+    </w:p>
+    <w:p>
+      <w:pPr>
+        <w:pStyle w:val="BodyText"/>
+      </w:pPr>
+      <w:r>
+        <w:t xml:space="preserve">Comenzar rápido seguro: Crear un reino de laboratorio, usuarios, grupos, roles de menor privilegio, MFA, configuración de sesión y eventos; pruebas de unión, mudanza y casos de licencia.</w:t>
+      </w:r>
+    </w:p>
+    <w:p>
+      <w:pPr>
+        <w:pStyle w:val="BodyText"/>
+      </w:pPr>
+      <w:r>
+        <w:t xml:space="preserve">Pruebas: alcance aprobado, configuración, versión, cobertura, resultados, revisión, excepción, remediación y retest. Protege credenciales, registros, informes y copias de seguridad.</w:t>
+      </w:r>
+    </w:p>
+    <w:bookmarkEnd w:id="47"/>
+    <w:bookmarkStart w:id="49" w:name="defectodojo"/>
+    <w:p>
+      <w:pPr>
+        <w:pStyle w:val="Heading2"/>
+      </w:pPr>
+      <w:r>
+        <w:t xml:space="preserve">22.11 DefectoDojo</w:t>
+      </w:r>
+    </w:p>
+    <w:p>
+      <w:pPr>
+        <w:pStyle w:val="FirstParagraph"/>
+      </w:pPr>
+      <w:r>
+        <w:t xml:space="preserve">Propósito: Encontrar ingesta y remediación. Proyecto oficial:</w:t>
+      </w:r>
+      <w:r>
+        <w:t xml:space="preserve"> </w:t>
+      </w:r>
+      <w:hyperlink r:id="rId48">
+        <w:r>
+          <w:rPr>
+            <w:rStyle w:val="Hyperlink"/>
+          </w:rPr>
+          <w:t xml:space="preserve">Seguido</w:t>
+        </w:r>
+      </w:hyperlink>
+    </w:p>
+    <w:p>
+      <w:pPr>
+        <w:pStyle w:val="BodyText"/>
+      </w:pPr>
+      <w:r>
+        <w:t xml:space="preserve">Inicio rápido seguro: Importar resultados de escáner seguros, cuidadosamente deduplicar, asignar propietarios, establecer plazos basados en el riesgo, adjuntar pruebas, y cerrar sólo después de la prueba.</w:t>
+      </w:r>
+    </w:p>
+    <w:p>
+      <w:pPr>
+        <w:pStyle w:val="BodyText"/>
+      </w:pPr>
+      <w:r>
+        <w:t xml:space="preserve">Pruebas: alcance aprobado, configuración, versión, cobertura, resultados, revisión, excepción, remediación y retest. Protege credenciales, registros, informes y copias de seguridad.</w:t>
+      </w:r>
+    </w:p>
+    <w:bookmarkEnd w:id="49"/>
+    <w:bookmarkStart w:id="51" w:name="aide"/>
+    <w:p>
+      <w:pPr>
+        <w:pStyle w:val="Heading2"/>
+      </w:pPr>
+      <w:r>
+        <w:t xml:space="preserve">22.12 AIDE</w:t>
+      </w:r>
+    </w:p>
+    <w:p>
+      <w:pPr>
+        <w:pStyle w:val="FirstParagraph"/>
+      </w:pPr>
+      <w:r>
+        <w:t xml:space="preserve">Propósito: Monitoreo de la integridad de archivos. Proyecto oficial:</w:t>
+      </w:r>
+      <w:r>
+        <w:t xml:space="preserve"> </w:t>
+      </w:r>
+      <w:hyperlink r:id="rId50">
+        <w:r>
+          <w:rPr>
+            <w:rStyle w:val="Hyperlink"/>
+          </w:rPr>
+          <w:t xml:space="preserve">ejecutar</w:t>
+        </w:r>
+      </w:hyperlink>
+    </w:p>
+    <w:p>
+      <w:pPr>
+        <w:pStyle w:val="BodyText"/>
+      </w:pPr>
+      <w:r>
+        <w:t xml:space="preserve">Inicio rápido seguro: Crear una línea de referencia en un host de laboratorio, hacer un cambio de archivo autorizado, ejecutar un cheque, investigar la diferencia y proteger la base de referencia.</w:t>
+      </w:r>
+    </w:p>
+    <w:p>
+      <w:pPr>
+        <w:pStyle w:val="BodyText"/>
+      </w:pPr>
+      <w:r>
+        <w:t xml:space="preserve">Pruebas: alcance aprobado, configuración, versión, cobertura, resultados, revisión, excepción, remediación y retest. Protege credenciales, registros, informes y copias de seguridad.</w:t>
+      </w:r>
+    </w:p>
+    <w:bookmarkEnd w:id="51"/>
+    <w:bookmarkStart w:id="53" w:name="lynis"/>
+    <w:p>
+      <w:pPr>
+        <w:pStyle w:val="Heading2"/>
+      </w:pPr>
+      <w:r>
+        <w:t xml:space="preserve">22.13 Lynis</w:t>
+      </w:r>
+    </w:p>
+    <w:p>
+      <w:pPr>
+        <w:pStyle w:val="FirstParagraph"/>
+      </w:pPr>
+      <w:r>
+        <w:t xml:space="preserve">Propósito: Auditoría de seguridad de Linux. Proyecto oficial:</w:t>
+      </w:r>
+      <w:r>
+        <w:t xml:space="preserve"> </w:t>
+      </w:r>
+      <w:hyperlink r:id="rId52">
+        <w:r>
+          <w:rPr>
+            <w:rStyle w:val="Hyperlink"/>
+          </w:rPr>
+          <w:t xml:space="preserve">Seguido</w:t>
+        </w:r>
+      </w:hyperlink>
+    </w:p>
+    <w:p>
+      <w:pPr>
+        <w:pStyle w:val="BodyText"/>
+      </w:pPr>
+      <w:r>
+        <w:t xml:space="preserve">Inicio rápido seguro: Auditoría de un anfitrión de laboratorio, revisión de sugerencias contra el alcance y el riesgo, decisiones de documentos, remediar elementos seleccionados y repetir.</w:t>
+      </w:r>
+    </w:p>
+    <w:p>
+      <w:pPr>
+        <w:pStyle w:val="BodyText"/>
+      </w:pPr>
+      <w:r>
+        <w:t xml:space="preserve">Pruebas: alcance aprobado, configuración, versión, cobertura, resultados, revisión, excepción, remediación y retest. Protege credenciales, registros, informes y copias de seguridad.</w:t>
+      </w:r>
+    </w:p>
+    <w:bookmarkEnd w:id="53"/>
+    <w:bookmarkStart w:id="55" w:name="open-policy-agent"/>
+    <w:p>
+      <w:pPr>
+        <w:pStyle w:val="Heading2"/>
+      </w:pPr>
+      <w:r>
+        <w:t xml:space="preserve">22.14 Open Policy Agent</w:t>
+      </w:r>
+    </w:p>
+    <w:p>
+      <w:pPr>
+        <w:pStyle w:val="FirstParagraph"/>
+      </w:pPr>
+      <w:r>
+        <w:t xml:space="preserve">Propósito: Política como código. Proyecto oficial:</w:t>
+      </w:r>
+      <w:r>
+        <w:t xml:space="preserve"> </w:t>
+      </w:r>
+      <w:hyperlink r:id="rId54">
+        <w:r>
+          <w:rPr>
+            <w:rStyle w:val="Hyperlink"/>
+          </w:rPr>
+          <w:t xml:space="preserve">Seguido</w:t>
+        </w:r>
+      </w:hyperlink>
+    </w:p>
+    <w:p>
+      <w:pPr>
+        <w:pStyle w:val="BodyText"/>
+      </w:pPr>
+      <w:r>
         <w:t xml:space="preserve">Inicio rápido seguro: Escribir una pequeña regla de laboratorio, probar los insumos permitidos y negados, ver la política y las pruebas, y preservar los resultados como evidencia de apoyo.</w:t>
       </w:r>
     </w:p>
@@ -5640,9 +5816,9 @@
         <w:t xml:space="preserve">Pruebas: alcance aprobado, configuración, versión, cobertura, resultados, revisión, excepción, remediación y retest. Protege credenciales, registros, informes y copias de seguridad.</w:t>
       </w:r>
     </w:p>
-    <w:bookmarkEnd w:id="44"/>
-    <w:bookmarkEnd w:id="45"/>
-    <w:bookmarkStart w:id="46" w:name="libro-de-juegos-isms-de-manager"/>
+    <w:bookmarkEnd w:id="55"/>
+    <w:bookmarkEnd w:id="56"/>
+    <w:bookmarkStart w:id="57" w:name="libro-de-juegos-isms-de-manager"/>
     <w:p>
       <w:pPr>
         <w:pStyle w:val="Heading1"/>
@@ -5657,8 +5833,8 @@
       </w:pPr>
       <w:r>
         <w:rPr>
+          <w:iCs/>
           <w:i/>
-          <w:iCs/>
         </w:rPr>
         <w:t xml:space="preserve">Las preguntas, el tablero, la propiedad y los administradores de decisiones deben controlar.</w:t>
       </w:r>
@@ -5733,8 +5909,8 @@
       </w:pPr>
       <w:r>
         <w:rPr>
+          <w:bCs/>
           <w:b/>
-          <w:bCs/>
         </w:rPr>
         <w:t xml:space="preserve">Area</w:t>
       </w:r>
@@ -5799,8 +5975,8 @@
         <w:t xml:space="preserve">Silencioso Certificación | ¿Son las reclamaciones alcances, actuales y compatibles? Verde / Amarillo / Rojo</w:t>
       </w:r>
     </w:p>
-    <w:bookmarkEnd w:id="46"/>
-    <w:bookmarkStart w:id="49" w:name="junior-analyst-career-guide"/>
+    <w:bookmarkEnd w:id="57"/>
+    <w:bookmarkStart w:id="60" w:name="junior-analyst-career-guide"/>
     <w:p>
       <w:pPr>
         <w:pStyle w:val="Heading1"/>
@@ -5815,8 +5991,8 @@
       </w:pPr>
       <w:r>
         <w:rPr>
+          <w:iCs/>
           <w:i/>
-          <w:iCs/>
         </w:rPr>
         <w:t xml:space="preserve">Una ruta práctica hacia ISMS, GRC, riesgo, auditoría y cumplimiento.</w:t>
       </w:r>
@@ -5829,7 +6005,13 @@
         <w:t xml:space="preserve">■img src=</w:t>
       </w:r>
       <w:r>
-        <w:t xml:space="preserve">“media/image9.png”</w:t>
+        <w:t xml:space="preserve">“</w:t>
+      </w:r>
+      <w:r>
+        <w:t xml:space="preserve">media/image9.png</w:t>
+      </w:r>
+      <w:r>
+        <w:t xml:space="preserve">”</w:t>
       </w:r>
       <w:r>
         <w:t xml:space="preserve"> </w:t>
@@ -5838,7 +6020,13 @@
         <w:t xml:space="preserve">estilo=</w:t>
       </w:r>
       <w:r>
-        <w:t xml:space="preserve">“width:6.15in;height:3.075in”</w:t>
+        <w:t xml:space="preserve">“</w:t>
+      </w:r>
+      <w:r>
+        <w:t xml:space="preserve">width:6.15in;height:3.075in</w:t>
+      </w:r>
+      <w:r>
+        <w:t xml:space="preserve">”</w:t>
       </w:r>
       <w:r>
         <w:t xml:space="preserve"> </w:t>
@@ -5847,7 +6035,13 @@
         <w:t xml:space="preserve">alt=</w:t>
       </w:r>
       <w:r>
-        <w:t xml:space="preserve">“Aprende el sistema, requisitos de mapa, evidencia de prueba, reporte claramente y construya una cartera honesta”</w:t>
+        <w:t xml:space="preserve">“</w:t>
+      </w:r>
+      <w:r>
+        <w:t xml:space="preserve">Aprende el sistema, requisitos de mapa, evidencia de prueba, reporte claramente y construya una cartera honesta</w:t>
+      </w:r>
+      <w:r>
+        <w:t xml:space="preserve">”</w:t>
       </w:r>
       <w:r>
         <w:t xml:space="preserve">.</w:t>
@@ -5925,7 +6119,7 @@
         <w:t xml:space="preserve">Análisis de la seguridad</w:t>
       </w:r>
     </w:p>
-    <w:bookmarkStart w:id="47" w:name="típico-trabajo-junior"/>
+    <w:bookmarkStart w:id="58" w:name="típico-trabajo-junior"/>
     <w:p>
       <w:pPr>
         <w:pStyle w:val="Heading2"/>
@@ -6011,8 +6205,8 @@
         <w:t xml:space="preserve">Proteger información confidencial y permanecer dentro de la autorización.</w:t>
       </w:r>
     </w:p>
-    <w:bookmarkEnd w:id="47"/>
-    <w:bookmarkStart w:id="48" w:name="valor-de-los-empleadores-de-habilidades"/>
+    <w:bookmarkEnd w:id="58"/>
+    <w:bookmarkStart w:id="59" w:name="valor-de-los-empleadores-de-habilidades"/>
     <w:p>
       <w:pPr>
         <w:pStyle w:val="Heading2"/>
@@ -6079,11 +6273,11 @@
     </w:p>
     <w:p>
       <w:pPr>
-        <w:pStyle w:val="Compact"/>
         <w:numPr>
           <w:ilvl w:val="0"/>
           <w:numId w:val="1032"/>
         </w:numPr>
+        <w:pStyle w:val="Compact"/>
       </w:pPr>
       <w:r>
         <w:t xml:space="preserve">Laboratorio Ficcional y Portfolio</w:t>
@@ -6095,8 +6289,8 @@
       </w:pPr>
       <w:r>
         <w:rPr>
+          <w:iCs/>
           <w:i/>
-          <w:iCs/>
         </w:rPr>
         <w:t xml:space="preserve">Un entorno de prácticas seguras utilizando datos sintéticos y sistemas de laboratorio autorizados</w:t>
       </w:r>
@@ -6106,11 +6300,11 @@
     </w:p>
     <w:p>
       <w:pPr>
-        <w:pStyle w:val="Compact"/>
         <w:numPr>
           <w:ilvl w:val="0"/>
           <w:numId w:val="1033"/>
         </w:numPr>
+        <w:pStyle w:val="Compact"/>
       </w:pPr>
       <w:r>
         <w:t xml:space="preserve">La regla del laboratorio* Utilice una organización ficticia, datos sintéticos, sistemas aislados y herramientas que está autorizado para operar. No pretenda que un proyecto de cartera sea una certificación real o una auditoría cliente. |</w:t>
@@ -6238,8 +6432,8 @@
       </w:pPr>
       <w:r>
         <w:rPr>
+          <w:bCs/>
           <w:b/>
-          <w:bCs/>
         </w:rPr>
         <w:t xml:space="preserve">Portfolio artifact</w:t>
       </w:r>
@@ -6254,8 +6448,8 @@
       </w:r>
       <w:r>
         <w:rPr>
+          <w:bCs/>
           <w:b/>
-          <w:bCs/>
         </w:rPr>
         <w:t xml:space="preserve">Lo que demuestra</w:t>
       </w:r>
@@ -6322,9 +6516,9 @@
         <w:t xml:space="preserve">← Herramienta de prueba memo ← Alfabetización técnica y limitaciones</w:t>
       </w:r>
     </w:p>
-    <w:bookmarkEnd w:id="48"/>
-    <w:bookmarkEnd w:id="49"/>
-    <w:bookmarkStart w:id="59" w:name="plan-de-aprendizaje-de-30-días"/>
+    <w:bookmarkEnd w:id="59"/>
+    <w:bookmarkEnd w:id="60"/>
+    <w:bookmarkStart w:id="70" w:name="plan-de-aprendizaje-de-30-días"/>
     <w:p>
       <w:pPr>
         <w:pStyle w:val="Heading1"/>
@@ -6339,8 +6533,8 @@
       </w:pPr>
       <w:r>
         <w:rPr>
+          <w:iCs/>
           <w:i/>
-          <w:iCs/>
         </w:rPr>
         <w:t xml:space="preserve">Un calendario centrado para la creación de capacidad útil de nivel junior</w:t>
       </w:r>
@@ -6353,24 +6547,26 @@
         <w:tblStyle w:val="Table"/>
         <w:tblW w:type="auto" w:w="0"/>
         <w:tblLook w:firstRow="1" w:lastRow="0" w:firstColumn="0" w:lastColumn="0" w:noHBand="0" w:noVBand="0" w:val="0020"/>
+        <w:jc w:val="start"/>
       </w:tblPr>
       <w:tblGrid>
         <w:gridCol w:w="7920"/>
       </w:tblGrid>
       <w:tr>
         <w:trPr>
-          <w:tblHeader w:val="on"/>
+          <w:tblHeader w:val="true"/>
         </w:trPr>
         <w:tc>
           <w:tcPr/>
           <w:p>
             <w:pPr>
               <w:pStyle w:val="Compact"/>
+              <w:jc w:val="left"/>
             </w:pPr>
             <w:r>
               <w:rPr>
+                <w:bCs/>
                 <w:b/>
-                <w:bCs/>
               </w:rPr>
               <w:t xml:space="preserve">Días</w:t>
             </w:r>
@@ -6383,6 +6579,7 @@
           <w:p>
             <w:pPr>
               <w:pStyle w:val="Compact"/>
+              <w:jc w:val="left"/>
             </w:pPr>
             <w:r>
               <w:t xml:space="preserve">1-5</w:t>
@@ -6437,11 +6634,11 @@
     </w:p>
     <w:p>
       <w:pPr>
-        <w:pStyle w:val="Compact"/>
         <w:numPr>
           <w:ilvl w:val="0"/>
           <w:numId w:val="1035"/>
         </w:numPr>
+        <w:pStyle w:val="Compact"/>
       </w:pPr>
       <w:r>
         <w:t xml:space="preserve">Preparación de entrevistas</w:t>
@@ -6449,17 +6646,17 @@
     </w:p>
     <w:p>
       <w:pPr>
-        <w:pStyle w:val="Compact"/>
         <w:numPr>
           <w:ilvl w:val="0"/>
           <w:numId w:val="1036"/>
         </w:numPr>
+        <w:pStyle w:val="Compact"/>
       </w:pPr>
       <w:r>
         <w:t xml:space="preserve">Respuestas claras, escenarios prácticos y preguntas para el empleador.*</w:t>
       </w:r>
     </w:p>
-    <w:bookmarkStart w:id="50" w:name="qué-es-un-isms"/>
+    <w:bookmarkStart w:id="61" w:name="qué-es-un-isms"/>
     <w:p>
       <w:pPr>
         <w:pStyle w:val="Heading2"/>
@@ -6476,8 +6673,8 @@
         <w:t xml:space="preserve">Un sistema de gestión para controlar el riesgo de seguridad de la información mediante liderazgo, planificación, operación, evaluación y mejora continua.</w:t>
       </w:r>
     </w:p>
-    <w:bookmarkEnd w:id="50"/>
-    <w:bookmarkStart w:id="51" w:name="iso-27001-versus-27002"/>
+    <w:bookmarkEnd w:id="61"/>
+    <w:bookmarkStart w:id="62" w:name="iso-27001-versus-27002"/>
     <w:p>
       <w:pPr>
         <w:pStyle w:val="Heading2"/>
@@ -6494,8 +6691,8 @@
         <w:t xml:space="preserve">27001 contiene requisitos certificables de ISMS; 27002 proporciona orientación de control detallada y no es en sí mismo un estándar de certificación.</w:t>
       </w:r>
     </w:p>
-    <w:bookmarkEnd w:id="51"/>
-    <w:bookmarkStart w:id="52" w:name="qué-es-el-soa"/>
+    <w:bookmarkEnd w:id="62"/>
+    <w:bookmarkStart w:id="63" w:name="qué-es-el-soa"/>
     <w:p>
       <w:pPr>
         <w:pStyle w:val="Heading2"/>
@@ -6512,8 +6709,8 @@
         <w:t xml:space="preserve">A controlled record of necessary controls, Annex A inclusion or exclusion justification, and implementation status, linked to treatment and evidence.</w:t>
       </w:r>
     </w:p>
-    <w:bookmarkEnd w:id="52"/>
-    <w:bookmarkStart w:id="53" w:name="X87a82feab05149cc11a8da9d47c6d108a0aa065"/>
+    <w:bookmarkEnd w:id="63"/>
+    <w:bookmarkStart w:id="64" w:name="X87a82feab05149cc11a8da9d47c6d108a0aa065"/>
     <w:p>
       <w:pPr>
         <w:pStyle w:val="Heading2"/>
@@ -6530,8 +6727,8 @@
         <w:t xml:space="preserve">La organización debe utilizar el Anexo A como verificación de referencia y justificar decisiones. Los controles necesarios siguen el tratamiento y las obligaciones de riesgo; también pueden requerirse otros controles.</w:t>
       </w:r>
     </w:p>
-    <w:bookmarkEnd w:id="53"/>
-    <w:bookmarkStart w:id="54" w:name="cómo-prueba-un-control"/>
+    <w:bookmarkEnd w:id="64"/>
+    <w:bookmarkStart w:id="65" w:name="cómo-prueba-un-control"/>
     <w:p>
       <w:pPr>
         <w:pStyle w:val="Heading2"/>
@@ -6548,8 +6745,8 @@
         <w:t xml:space="preserve">Definir los criterios y el alcance, validar la población, muestras por riesgo, inspeccionar y repercutir pruebas, excepciones de documentos y reprueba la corrección.</w:t>
       </w:r>
     </w:p>
-    <w:bookmarkEnd w:id="54"/>
-    <w:bookmarkStart w:id="55" w:name="qué-es-una-no-conformidad"/>
+    <w:bookmarkEnd w:id="65"/>
+    <w:bookmarkStart w:id="66" w:name="qué-es-una-no-conformidad"/>
     <w:p>
       <w:pPr>
         <w:pStyle w:val="Heading2"/>
@@ -6566,8 +6763,8 @@
         <w:t xml:space="preserve">No cumplir con un requisito. Se requiere corrección, evaluación de causas, acción adecuada y examen de eficacia.</w:t>
       </w:r>
     </w:p>
-    <w:bookmarkEnd w:id="55"/>
-    <w:bookmarkStart w:id="56" w:name="qué-cambió-en-2024"/>
+    <w:bookmarkEnd w:id="66"/>
+    <w:bookmarkStart w:id="67" w:name="qué-cambió-en-2024"/>
     <w:p>
       <w:pPr>
         <w:pStyle w:val="Heading2"/>
@@ -6584,8 +6781,8 @@
         <w:t xml:space="preserve">La enmienda exige una consideración explícita de la pertinencia del cambio climático en el contexto y observa que las partes interesadas pueden tener requisitos relacionados con el clima.</w:t>
       </w:r>
     </w:p>
-    <w:bookmarkEnd w:id="56"/>
-    <w:bookmarkStart w:id="57" w:name="Xfba4709fb279bf9979370435d78e802f3fe04a6"/>
+    <w:bookmarkEnd w:id="67"/>
+    <w:bookmarkStart w:id="68" w:name="Xfba4709fb279bf9979370435d78e802f3fe04a6"/>
     <w:p>
       <w:pPr>
         <w:pStyle w:val="Heading2"/>
@@ -6602,8 +6799,8 @@
         <w:t xml:space="preserve">Los hechos estatales respaldados por pruebas y alcance definidos, revelan limitaciones y evitan reclamar auditor o autoridad de certificación.</w:t>
       </w:r>
     </w:p>
-    <w:bookmarkEnd w:id="57"/>
-    <w:bookmarkStart w:id="58" w:name="preguntas-para-hacer-al-empleador"/>
+    <w:bookmarkEnd w:id="68"/>
+    <w:bookmarkStart w:id="69" w:name="preguntas-para-hacer-al-empleador"/>
     <w:p>
       <w:pPr>
         <w:pStyle w:val="Heading2"/>
@@ -6689,9 +6886,9 @@
         <w:t xml:space="preserve">¿Cómo se revisan y entrenan las conclusiones junior?</w:t>
       </w:r>
     </w:p>
-    <w:bookmarkEnd w:id="58"/>
-    <w:bookmarkEnd w:id="59"/>
-    <w:bookmarkStart w:id="67" w:name="plantillas-glosario-índice-y-referencias"/>
+    <w:bookmarkEnd w:id="69"/>
+    <w:bookmarkEnd w:id="70"/>
+    <w:bookmarkStart w:id="78" w:name="plantillas-glosario-índice-y-referencias"/>
     <w:p>
       <w:pPr>
         <w:pStyle w:val="Heading1"/>
@@ -6702,17 +6899,17 @@
     </w:p>
     <w:p>
       <w:pPr>
-        <w:pStyle w:val="Compact"/>
         <w:numPr>
           <w:ilvl w:val="0"/>
           <w:numId w:val="1038"/>
         </w:numPr>
+        <w:pStyle w:val="Compact"/>
       </w:pPr>
       <w:r>
         <w:t xml:space="preserve">Estructuras de trabajo reutilizables, términos importantes y puntos de partida autorizados.*</w:t>
       </w:r>
     </w:p>
-    <w:bookmarkStart w:id="60" w:name="registro-de-riesgo-mínimo"/>
+    <w:bookmarkStart w:id="71" w:name="registro-de-riesgo-mínimo"/>
     <w:p>
       <w:pPr>
         <w:pStyle w:val="Heading2"/>
@@ -6726,19 +6923,21 @@
         <w:tblStyle w:val="Table"/>
         <w:tblW w:type="auto" w:w="0"/>
         <w:tblLook w:firstRow="1" w:lastRow="0" w:firstColumn="0" w:lastColumn="0" w:noHBand="0" w:noVBand="0" w:val="0020"/>
+        <w:jc w:val="start"/>
       </w:tblPr>
       <w:tblGrid>
         <w:gridCol w:w="7920"/>
       </w:tblGrid>
       <w:tr>
         <w:trPr>
-          <w:tblHeader w:val="on"/>
+          <w:tblHeader w:val="true"/>
         </w:trPr>
         <w:tc>
           <w:tcPr/>
           <w:p>
             <w:pPr>
               <w:pStyle w:val="Compact"/>
+              <w:jc w:val="left"/>
             </w:pPr>
             <w:r>
               <w:t xml:space="preserve">**</w:t>
@@ -6764,13 +6963,25 @@
         <w:t xml:space="preserve"> </w:t>
       </w:r>
       <w:r>
-        <w:t xml:space="preserve">“El evento de la amenaza y la condición de vida”</w:t>
-      </w:r>
-      <w:r>
-        <w:t xml:space="preserve"> </w:t>
-      </w:r>
-      <w:r>
-        <w:t xml:space="preserve">“Consequence”</w:t>
+        <w:t xml:space="preserve">“</w:t>
+      </w:r>
+      <w:r>
+        <w:t xml:space="preserve">El evento de la amenaza y la condición de vida</w:t>
+      </w:r>
+      <w:r>
+        <w:t xml:space="preserve">”</w:t>
+      </w:r>
+      <w:r>
+        <w:t xml:space="preserve"> </w:t>
+      </w:r>
+      <w:r>
+        <w:t xml:space="preserve">“</w:t>
+      </w:r>
+      <w:r>
+        <w:t xml:space="preserve">Consequence</w:t>
+      </w:r>
+      <w:r>
+        <w:t xml:space="preserve">”</w:t>
       </w:r>
       <w:r>
         <w:t xml:space="preserve"> </w:t>
@@ -6782,7 +6993,13 @@
         <w:t xml:space="preserve"> </w:t>
       </w:r>
       <w:r>
-        <w:t xml:space="preserve">“La probabilidad y el impacto en la vida”</w:t>
+        <w:t xml:space="preserve">“</w:t>
+      </w:r>
+      <w:r>
+        <w:t xml:space="preserve">La probabilidad y el impacto en la vida</w:t>
+      </w:r>
+      <w:r>
+        <w:t xml:space="preserve">”</w:t>
       </w:r>
       <w:r>
         <w:t xml:space="preserve"> </w:t>
@@ -6800,7 +7017,13 @@
         <w:t xml:space="preserve"> </w:t>
       </w:r>
       <w:r>
-        <w:t xml:space="preserve">“El riesgo residual y la aceptación…”</w:t>
+        <w:t xml:space="preserve">“</w:t>
+      </w:r>
+      <w:r>
+        <w:t xml:space="preserve">El riesgo residual y la aceptación…</w:t>
+      </w:r>
+      <w:r>
+        <w:t xml:space="preserve">”</w:t>
       </w:r>
       <w:r>
         <w:t xml:space="preserve"> </w:t>
@@ -6809,8 +7032,8 @@
         <w:t xml:space="preserve">, la fecha de revisión de la vida, es la siguiente.</w:t>
       </w:r>
     </w:p>
-    <w:bookmarkEnd w:id="60"/>
-    <w:bookmarkStart w:id="61" w:name="documentos-de-prueba-de-control"/>
+    <w:bookmarkEnd w:id="71"/>
+    <w:bookmarkStart w:id="72" w:name="documentos-de-prueba-de-control"/>
     <w:p>
       <w:pPr>
         <w:pStyle w:val="Heading2"/>
@@ -6842,13 +7065,25 @@
         <w:t xml:space="preserve"> </w:t>
       </w:r>
       <w:r>
-        <w:t xml:space="preserve">“Escopia y período de vida”</w:t>
-      </w:r>
-      <w:r>
-        <w:t xml:space="preserve"> </w:t>
-      </w:r>
-      <w:r>
-        <w:t xml:space="preserve">“Principal y sistemas de vida”</w:t>
+        <w:t xml:space="preserve">“</w:t>
+      </w:r>
+      <w:r>
+        <w:t xml:space="preserve">Escopia y período de vida</w:t>
+      </w:r>
+      <w:r>
+        <w:t xml:space="preserve">”</w:t>
+      </w:r>
+      <w:r>
+        <w:t xml:space="preserve"> </w:t>
+      </w:r>
+      <w:r>
+        <w:t xml:space="preserve">“</w:t>
+      </w:r>
+      <w:r>
+        <w:t xml:space="preserve">Principal y sistemas de vida</w:t>
+      </w:r>
+      <w:r>
+        <w:t xml:space="preserve">”</w:t>
       </w:r>
       <w:r>
         <w:t xml:space="preserve"> </w:t>
@@ -6860,7 +7095,13 @@
         <w:br/>
       </w:r>
       <w:r>
-        <w:t xml:space="preserve">“Sensacionalidad y racionalidad”</w:t>
+        <w:t xml:space="preserve">“</w:t>
+      </w:r>
+      <w:r>
+        <w:t xml:space="preserve">Sensacionalidad y racionalidad</w:t>
+      </w:r>
+      <w:r>
+        <w:t xml:space="preserve">”</w:t>
       </w:r>
       <w:r>
         <w:t xml:space="preserve"> </w:t>
@@ -6884,7 +7125,13 @@
         <w:t xml:space="preserve"> </w:t>
       </w:r>
       <w:r>
-        <w:t xml:space="preserve">“Conclusión y limitación de la vida”</w:t>
+        <w:t xml:space="preserve">“</w:t>
+      </w:r>
+      <w:r>
+        <w:t xml:space="preserve">Conclusión y limitación de la vida</w:t>
+      </w:r>
+      <w:r>
+        <w:t xml:space="preserve">”</w:t>
       </w:r>
       <w:r>
         <w:t xml:space="preserve"> </w:t>
@@ -6893,8 +7140,8 @@
         <w:t xml:space="preserve">Corrección y prueba de vida</w:t>
       </w:r>
     </w:p>
-    <w:bookmarkEnd w:id="61"/>
-    <w:bookmarkStart w:id="62" w:name="glosario"/>
+    <w:bookmarkEnd w:id="72"/>
+    <w:bookmarkStart w:id="73" w:name="glosario"/>
     <w:p>
       <w:pPr>
         <w:pStyle w:val="Heading2"/>
@@ -6995,8 +7242,8 @@
         <w:t xml:space="preserve">tención Gestión superior | Persona o grupo dirigiendo y controlando la organización al más alto nivel dentro del alcance. ←</w:t>
       </w:r>
     </w:p>
-    <w:bookmarkEnd w:id="62"/>
-    <w:bookmarkStart w:id="63" w:name="índice-de-asunto"/>
+    <w:bookmarkEnd w:id="73"/>
+    <w:bookmarkStart w:id="74" w:name="índice-de-asunto"/>
     <w:p>
       <w:pPr>
         <w:pStyle w:val="Heading2"/>
@@ -7109,8 +7356,8 @@
         <w:t xml:space="preserve">Silenciosos Proveedores | 13, 18, 23 |</w:t>
       </w:r>
     </w:p>
-    <w:bookmarkEnd w:id="63"/>
-    <w:bookmarkStart w:id="66" w:name="referencias-oficiales"/>
+    <w:bookmarkEnd w:id="74"/>
+    <w:bookmarkStart w:id="77" w:name="referencias-oficiales"/>
     <w:p>
       <w:pPr>
         <w:pStyle w:val="Heading2"/>
@@ -7147,7 +7394,7 @@
       <w:pPr>
         <w:pStyle w:val="BodyText"/>
       </w:pPr>
-      <w:hyperlink r:id="rId64">
+      <w:hyperlink r:id="rId75">
         <w:r>
           <w:rPr>
             <w:rStyle w:val="Hyperlink"/>
@@ -7160,7 +7407,7 @@
       <w:pPr>
         <w:pStyle w:val="BodyText"/>
       </w:pPr>
-      <w:hyperlink r:id="rId65">
+      <w:hyperlink r:id="rId76">
         <w:r>
           <w:rPr>
             <w:rStyle w:val="Hyperlink"/>
@@ -7183,8 +7430,8 @@
       </w:pPr>
       <w:r>
         <w:rPr>
+          <w:bCs/>
           <w:b/>
-          <w:bCs/>
         </w:rPr>
         <w:t xml:space="preserve">Recuerdo final:</w:t>
       </w:r>
@@ -7203,13 +7450,9 @@
         <w:t xml:space="preserve">|. |</w:t>
       </w:r>
     </w:p>
-    <w:bookmarkEnd w:id="66"/>
-    <w:bookmarkEnd w:id="67"/>
-    <w:sectPr>
-      <w:footnotePr>
-        <w:numRestart w:val="eachSect"/>
-      </w:footnotePr>
-    </w:sectPr>
+    <w:bookmarkEnd w:id="77"/>
+    <w:bookmarkEnd w:id="78"/>
+    <w:sectPr/>
   </w:body>
 </w:document>
 </file>
@@ -7240,14 +7483,14 @@
 <file path=word/numbering.xml><?xml version="1.0" encoding="utf-8"?>
 <w:numbering xmlns:w="http://schemas.openxmlformats.org/wordprocessingml/2006/main">
   <w:abstractNum w:abstractNumId="990">
-    <w:nsid w:val="0000A990"/>
+    <w:nsid w:val="A990"/>
     <w:multiLevelType w:val="multilevel"/>
     <w:lvl w:ilvl="0">
       <w:numFmt w:val="bullet"/>
       <w:lvlText w:val=" "/>
       <w:lvlJc w:val="left"/>
       <w:pPr>
-        <w:ind w:left="720" w:hanging="360"/>
+        <w:ind w:left="720" w:hanging="480"/>
       </w:pPr>
     </w:lvl>
     <w:lvl w:ilvl="1">
@@ -7255,7 +7498,7 @@
       <w:lvlText w:val=" "/>
       <w:lvlJc w:val="left"/>
       <w:pPr>
-        <w:ind w:left="1440" w:hanging="360"/>
+        <w:ind w:left="1440" w:hanging="480"/>
       </w:pPr>
     </w:lvl>
     <w:lvl w:ilvl="2">
@@ -7263,7 +7506,7 @@
       <w:lvlText w:val=" "/>
       <w:lvlJc w:val="left"/>
       <w:pPr>
-        <w:ind w:left="2160" w:hanging="360"/>
+        <w:ind w:left="2160" w:hanging="480"/>
       </w:pPr>
     </w:lvl>
     <w:lvl w:ilvl="3">
@@ -7271,7 +7514,7 @@
       <w:lvlText w:val=" "/>
       <w:lvlJc w:val="left"/>
       <w:pPr>
-        <w:ind w:left="2880" w:hanging="360"/>
+        <w:ind w:left="2880" w:hanging="480"/>
       </w:pPr>
     </w:lvl>
     <w:lvl w:ilvl="4">
@@ -7279,7 +7522,7 @@
       <w:lvlText w:val=" "/>
       <w:lvlJc w:val="left"/>
       <w:pPr>
-        <w:ind w:left="3600" w:hanging="360"/>
+        <w:ind w:left="3600" w:hanging="480"/>
       </w:pPr>
     </w:lvl>
     <w:lvl w:ilvl="5">
@@ -7287,7 +7530,7 @@
       <w:lvlText w:val=" "/>
       <w:lvlJc w:val="left"/>
       <w:pPr>
-        <w:ind w:left="4320" w:hanging="360"/>
+        <w:ind w:left="4320" w:hanging="480"/>
       </w:pPr>
     </w:lvl>
     <w:lvl w:ilvl="6">
@@ -7295,7 +7538,7 @@
       <w:lvlText w:val=" "/>
       <w:lvlJc w:val="left"/>
       <w:pPr>
-        <w:ind w:left="5040" w:hanging="360"/>
+        <w:ind w:left="5040" w:hanging="480"/>
       </w:pPr>
     </w:lvl>
     <w:lvl w:ilvl="7">
@@ -7303,7 +7546,7 @@
       <w:lvlText w:val=" "/>
       <w:lvlJc w:val="left"/>
       <w:pPr>
-        <w:ind w:left="5760" w:hanging="360"/>
+        <w:ind w:left="5760" w:hanging="480"/>
       </w:pPr>
     </w:lvl>
     <w:lvl w:ilvl="8">
@@ -7311,115 +7554,88 @@
       <w:lvlText w:val=" "/>
       <w:lvlJc w:val="left"/>
       <w:pPr>
-        <w:ind w:left="6480" w:hanging="360"/>
+        <w:ind w:left="6480" w:hanging="480"/>
       </w:pPr>
     </w:lvl>
   </w:abstractNum>
   <w:abstractNum w:abstractNumId="991">
-    <w:nsid w:val="0000A991"/>
+    <w:nsid w:val="A991"/>
     <w:multiLevelType w:val="multilevel"/>
     <w:lvl w:ilvl="0">
       <w:numFmt w:val="bullet"/>
-      <w:lvlText w:val=""/>
-      <w:lvlJc w:val="left"/>
-      <w:pPr>
-        <w:ind w:left="720" w:hanging="360"/>
-      </w:pPr>
-      <w:rPr>
-        <w:rFonts w:ascii="Symbol" w:hAnsi="Symbol" w:cs="Symbol" w:hint="default"/>
-      </w:rPr>
+      <w:lvlText w:val="•"/>
+      <w:lvlJc w:val="left"/>
+      <w:pPr>
+        <w:ind w:left="720" w:hanging="480"/>
+      </w:pPr>
     </w:lvl>
     <w:lvl w:ilvl="1">
       <w:numFmt w:val="bullet"/>
-      <w:lvlText w:val="o"/>
-      <w:lvlJc w:val="left"/>
-      <w:pPr>
-        <w:ind w:left="1440" w:hanging="360"/>
-      </w:pPr>
-      <w:rPr>
-        <w:rFonts w:ascii="Courier New" w:hAnsi="Courier New" w:cs="Courier New" w:hint="default"/>
-      </w:rPr>
+      <w:lvlText w:val="–"/>
+      <w:lvlJc w:val="left"/>
+      <w:pPr>
+        <w:ind w:left="1440" w:hanging="480"/>
+      </w:pPr>
     </w:lvl>
     <w:lvl w:ilvl="2">
       <w:numFmt w:val="bullet"/>
-      <w:lvlText w:val=""/>
-      <w:lvlJc w:val="left"/>
-      <w:pPr>
-        <w:ind w:left="2160" w:hanging="360"/>
-      </w:pPr>
-      <w:rPr>
-        <w:rFonts w:ascii="Wingdings" w:hAnsi="Wingdings" w:cs="Wingdings" w:hint="default"/>
-      </w:rPr>
+      <w:lvlText w:val="•"/>
+      <w:lvlJc w:val="left"/>
+      <w:pPr>
+        <w:ind w:left="2160" w:hanging="480"/>
+      </w:pPr>
     </w:lvl>
     <w:lvl w:ilvl="3">
       <w:numFmt w:val="bullet"/>
-      <w:lvlText w:val=""/>
-      <w:lvlJc w:val="left"/>
-      <w:pPr>
-        <w:ind w:left="2880" w:hanging="360"/>
-      </w:pPr>
-      <w:rPr>
-        <w:rFonts w:ascii="Symbol" w:hAnsi="Symbol" w:cs="Symbol" w:hint="default"/>
-      </w:rPr>
+      <w:lvlText w:val="–"/>
+      <w:lvlJc w:val="left"/>
+      <w:pPr>
+        <w:ind w:left="2880" w:hanging="480"/>
+      </w:pPr>
     </w:lvl>
     <w:lvl w:ilvl="4">
       <w:numFmt w:val="bullet"/>
-      <w:lvlText w:val="o"/>
-      <w:lvlJc w:val="left"/>
-      <w:pPr>
-        <w:ind w:left="3600" w:hanging="360"/>
-      </w:pPr>
-      <w:rPr>
-        <w:rFonts w:ascii="Courier New" w:hAnsi="Courier New" w:cs="Courier New" w:hint="default"/>
-      </w:rPr>
+      <w:lvlText w:val="•"/>
+      <w:lvlJc w:val="left"/>
+      <w:pPr>
+        <w:ind w:left="3600" w:hanging="480"/>
+      </w:pPr>
     </w:lvl>
     <w:lvl w:ilvl="5">
       <w:numFmt w:val="bullet"/>
-      <w:lvlText w:val=""/>
-      <w:lvlJc w:val="left"/>
-      <w:pPr>
-        <w:ind w:left="4320" w:hanging="360"/>
-      </w:pPr>
-      <w:rPr>
-        <w:rFonts w:ascii="Wingdings" w:hAnsi="Wingdings" w:cs="Wingdings" w:hint="default"/>
-      </w:rPr>
+      <w:lvlText w:val="–"/>
+      <w:lvlJc w:val="left"/>
+      <w:pPr>
+        <w:ind w:left="4320" w:hanging="480"/>
+      </w:pPr>
     </w:lvl>
     <w:lvl w:ilvl="6">
       <w:numFmt w:val="bullet"/>
-      <w:lvlText w:val=""/>
-      <w:lvlJc w:val="left"/>
-      <w:pPr>
-        <w:ind w:left="5040" w:hanging="360"/>
-      </w:pPr>
-      <w:rPr>
-        <w:rFonts w:ascii="Symbol" w:hAnsi="Symbol" w:cs="Symbol" w:hint="default"/>
-      </w:rPr>
+      <w:lvlText w:val="•"/>
+      <w:lvlJc w:val="left"/>
+      <w:pPr>
+        <w:ind w:left="5040" w:hanging="480"/>
+      </w:pPr>
     </w:lvl>
     <w:lvl w:ilvl="7">
       <w:numFmt w:val="bullet"/>
-      <w:lvlText w:val="o"/>
-      <w:lvlJc w:val="left"/>
-      <w:pPr>
-        <w:ind w:left="5760" w:hanging="360"/>
-      </w:pPr>
-      <w:rPr>
-        <w:rFonts w:ascii="Courier New" w:hAnsi="Courier New" w:cs="Courier New" w:hint="default"/>
-      </w:rPr>
+      <w:lvlText w:val="–"/>
+      <w:lvlJc w:val="left"/>
+      <w:pPr>
+        <w:ind w:left="5760" w:hanging="480"/>
+      </w:pPr>
     </w:lvl>
     <w:lvl w:ilvl="8">
       <w:numFmt w:val="bullet"/>
-      <w:lvlText w:val=""/>
-      <w:lvlJc w:val="left"/>
-      <w:pPr>
-        <w:ind w:left="6480" w:hanging="360"/>
-      </w:pPr>
-      <w:rPr>
-        <w:rFonts w:ascii="Wingdings" w:hAnsi="Wingdings" w:cs="Wingdings" w:hint="default"/>
-      </w:rPr>
+      <w:lvlText w:val="•"/>
+      <w:lvlJc w:val="left"/>
+      <w:pPr>
+        <w:ind w:left="6480" w:hanging="480"/>
+      </w:pPr>
     </w:lvl>
   </w:abstractNum>
   <w:abstractNum w:abstractNumId="99412">
-    <w:nsid w:val="00A99412"/>
+    <w:nsid w:val="A99412"/>
     <w:multiLevelType w:val="multilevel"/>
     <w:lvl w:ilvl="0">
       <w:start w:val="2"/>
@@ -7427,7 +7643,7 @@
       <w:lvlText w:val="%1."/>
       <w:lvlJc w:val="left"/>
       <w:pPr>
-        <w:ind w:left="720" w:hanging="360"/>
+        <w:ind w:left="720" w:hanging="480"/>
       </w:pPr>
     </w:lvl>
     <w:lvl w:ilvl="1">
@@ -7436,7 +7652,7 @@
       <w:lvlText w:val="%2."/>
       <w:lvlJc w:val="left"/>
       <w:pPr>
-        <w:ind w:left="1440" w:hanging="360"/>
+        <w:ind w:left="1440" w:hanging="480"/>
       </w:pPr>
     </w:lvl>
     <w:lvl w:ilvl="2">
@@ -7445,7 +7661,7 @@
       <w:lvlText w:val="%3."/>
       <w:lvlJc w:val="left"/>
       <w:pPr>
-        <w:ind w:left="2160" w:hanging="360"/>
+        <w:ind w:left="2160" w:hanging="480"/>
       </w:pPr>
     </w:lvl>
     <w:lvl w:ilvl="3">
@@ -7454,7 +7670,7 @@
       <w:lvlText w:val="%4."/>
       <w:lvlJc w:val="left"/>
       <w:pPr>
-        <w:ind w:left="2880" w:hanging="360"/>
+        <w:ind w:left="2880" w:hanging="480"/>
       </w:pPr>
     </w:lvl>
     <w:lvl w:ilvl="4">
@@ -7463,7 +7679,7 @@
       <w:lvlText w:val="%5."/>
       <w:lvlJc w:val="left"/>
       <w:pPr>
-        <w:ind w:left="3600" w:hanging="360"/>
+        <w:ind w:left="3600" w:hanging="480"/>
       </w:pPr>
     </w:lvl>
     <w:lvl w:ilvl="5">
@@ -7472,7 +7688,7 @@
       <w:lvlText w:val="%6."/>
       <w:lvlJc w:val="left"/>
       <w:pPr>
-        <w:ind w:left="4320" w:hanging="360"/>
+        <w:ind w:left="4320" w:hanging="480"/>
       </w:pPr>
     </w:lvl>
     <w:lvl w:ilvl="6">
@@ -7481,7 +7697,7 @@
       <w:lvlText w:val="%7."/>
       <w:lvlJc w:val="left"/>
       <w:pPr>
-        <w:ind w:left="5040" w:hanging="360"/>
+        <w:ind w:left="5040" w:hanging="480"/>
       </w:pPr>
     </w:lvl>
     <w:lvl w:ilvl="7">
@@ -7490,7 +7706,7 @@
       <w:lvlText w:val="%8."/>
       <w:lvlJc w:val="left"/>
       <w:pPr>
-        <w:ind w:left="5760" w:hanging="360"/>
+        <w:ind w:left="5760" w:hanging="480"/>
       </w:pPr>
     </w:lvl>
     <w:lvl w:ilvl="8">
@@ -7499,12 +7715,12 @@
       <w:lvlText w:val="%9."/>
       <w:lvlJc w:val="left"/>
       <w:pPr>
-        <w:ind w:left="6480" w:hanging="360"/>
+        <w:ind w:left="6480" w:hanging="480"/>
       </w:pPr>
     </w:lvl>
   </w:abstractNum>
   <w:abstractNum w:abstractNumId="99417">
-    <w:nsid w:val="00A99417"/>
+    <w:nsid w:val="A99417"/>
     <w:multiLevelType w:val="multilevel"/>
     <w:lvl w:ilvl="0">
       <w:start w:val="7"/>
@@ -7512,7 +7728,7 @@
       <w:lvlText w:val="%1."/>
       <w:lvlJc w:val="left"/>
       <w:pPr>
-        <w:ind w:left="720" w:hanging="360"/>
+        <w:ind w:left="720" w:hanging="480"/>
       </w:pPr>
     </w:lvl>
     <w:lvl w:ilvl="1">
@@ -7521,7 +7737,7 @@
       <w:lvlText w:val="%2."/>
       <w:lvlJc w:val="left"/>
       <w:pPr>
-        <w:ind w:left="1440" w:hanging="360"/>
+        <w:ind w:left="1440" w:hanging="480"/>
       </w:pPr>
     </w:lvl>
     <w:lvl w:ilvl="2">
@@ -7530,7 +7746,7 @@
       <w:lvlText w:val="%3."/>
       <w:lvlJc w:val="left"/>
       <w:pPr>
-        <w:ind w:left="2160" w:hanging="360"/>
+        <w:ind w:left="2160" w:hanging="480"/>
       </w:pPr>
     </w:lvl>
     <w:lvl w:ilvl="3">
@@ -7539,7 +7755,7 @@
       <w:lvlText w:val="%4."/>
       <w:lvlJc w:val="left"/>
       <w:pPr>
-        <w:ind w:left="2880" w:hanging="360"/>
+        <w:ind w:left="2880" w:hanging="480"/>
       </w:pPr>
     </w:lvl>
     <w:lvl w:ilvl="4">
@@ -7548,7 +7764,7 @@
       <w:lvlText w:val="%5."/>
       <w:lvlJc w:val="left"/>
       <w:pPr>
-        <w:ind w:left="3600" w:hanging="360"/>
+        <w:ind w:left="3600" w:hanging="480"/>
       </w:pPr>
     </w:lvl>
     <w:lvl w:ilvl="5">
@@ -7557,7 +7773,7 @@
       <w:lvlText w:val="%6."/>
       <w:lvlJc w:val="left"/>
       <w:pPr>
-        <w:ind w:left="4320" w:hanging="360"/>
+        <w:ind w:left="4320" w:hanging="480"/>
       </w:pPr>
     </w:lvl>
     <w:lvl w:ilvl="6">
@@ -7566,7 +7782,7 @@
       <w:lvlText w:val="%7."/>
       <w:lvlJc w:val="left"/>
       <w:pPr>
-        <w:ind w:left="5040" w:hanging="360"/>
+        <w:ind w:left="5040" w:hanging="480"/>
       </w:pPr>
     </w:lvl>
     <w:lvl w:ilvl="7">
@@ -7575,7 +7791,7 @@
       <w:lvlText w:val="%8."/>
       <w:lvlJc w:val="left"/>
       <w:pPr>
-        <w:ind w:left="5760" w:hanging="360"/>
+        <w:ind w:left="5760" w:hanging="480"/>
       </w:pPr>
     </w:lvl>
     <w:lvl w:ilvl="8">
@@ -7584,12 +7800,12 @@
       <w:lvlText w:val="%9."/>
       <w:lvlJc w:val="left"/>
       <w:pPr>
-        <w:ind w:left="6480" w:hanging="360"/>
+        <w:ind w:left="6480" w:hanging="480"/>
       </w:pPr>
     </w:lvl>
   </w:abstractNum>
   <w:abstractNum w:abstractNumId="99418">
-    <w:nsid w:val="00A99418"/>
+    <w:nsid w:val="A99418"/>
     <w:multiLevelType w:val="multilevel"/>
     <w:lvl w:ilvl="0">
       <w:start w:val="8"/>
@@ -7597,7 +7813,7 @@
       <w:lvlText w:val="%1."/>
       <w:lvlJc w:val="left"/>
       <w:pPr>
-        <w:ind w:left="720" w:hanging="360"/>
+        <w:ind w:left="720" w:hanging="480"/>
       </w:pPr>
     </w:lvl>
     <w:lvl w:ilvl="1">
@@ -7606,7 +7822,7 @@
       <w:lvlText w:val="%2."/>
       <w:lvlJc w:val="left"/>
       <w:pPr>
-        <w:ind w:left="1440" w:hanging="360"/>
+        <w:ind w:left="1440" w:hanging="480"/>
       </w:pPr>
     </w:lvl>
     <w:lvl w:ilvl="2">
@@ -7615,7 +7831,7 @@
       <w:lvlText w:val="%3."/>
       <w:lvlJc w:val="left"/>
       <w:pPr>
-        <w:ind w:left="2160" w:hanging="360"/>
+        <w:ind w:left="2160" w:hanging="480"/>
       </w:pPr>
     </w:lvl>
     <w:lvl w:ilvl="3">
@@ -7624,7 +7840,7 @@
       <w:lvlText w:val="%4."/>
       <w:lvlJc w:val="left"/>
       <w:pPr>
-        <w:ind w:left="2880" w:hanging="360"/>
+        <w:ind w:left="2880" w:hanging="480"/>
       </w:pPr>
     </w:lvl>
     <w:lvl w:ilvl="4">
@@ -7633,7 +7849,7 @@
       <w:lvlText w:val="%5."/>
       <w:lvlJc w:val="left"/>
       <w:pPr>
-        <w:ind w:left="3600" w:hanging="360"/>
+        <w:ind w:left="3600" w:hanging="480"/>
       </w:pPr>
     </w:lvl>
     <w:lvl w:ilvl="5">
@@ -7642,7 +7858,7 @@
       <w:lvlText w:val="%6."/>
       <w:lvlJc w:val="left"/>
       <w:pPr>
-        <w:ind w:left="4320" w:hanging="360"/>
+        <w:ind w:left="4320" w:hanging="480"/>
       </w:pPr>
     </w:lvl>
     <w:lvl w:ilvl="6">
@@ -7651,7 +7867,7 @@
       <w:lvlText w:val="%7."/>
       <w:lvlJc w:val="left"/>
       <w:pPr>
-        <w:ind w:left="5040" w:hanging="360"/>
+        <w:ind w:left="5040" w:hanging="480"/>
       </w:pPr>
     </w:lvl>
     <w:lvl w:ilvl="7">
@@ -7660,7 +7876,7 @@
       <w:lvlText w:val="%8."/>
       <w:lvlJc w:val="left"/>
       <w:pPr>
-        <w:ind w:left="5760" w:hanging="360"/>
+        <w:ind w:left="5760" w:hanging="480"/>
       </w:pPr>
     </w:lvl>
     <w:lvl w:ilvl="8">
@@ -7669,12 +7885,12 @@
       <w:lvlText w:val="%9."/>
       <w:lvlJc w:val="left"/>
       <w:pPr>
-        <w:ind w:left="6480" w:hanging="360"/>
+        <w:ind w:left="6480" w:hanging="480"/>
       </w:pPr>
     </w:lvl>
   </w:abstractNum>
   <w:abstractNum w:abstractNumId="99419">
-    <w:nsid w:val="00A99419"/>
+    <w:nsid w:val="A99419"/>
     <w:multiLevelType w:val="multilevel"/>
     <w:lvl w:ilvl="0">
       <w:start w:val="9"/>
@@ -7682,7 +7898,7 @@
       <w:lvlText w:val="%1."/>
       <w:lvlJc w:val="left"/>
       <w:pPr>
-        <w:ind w:left="720" w:hanging="360"/>
+        <w:ind w:left="720" w:hanging="480"/>
       </w:pPr>
     </w:lvl>
     <w:lvl w:ilvl="1">
@@ -7691,7 +7907,7 @@
       <w:lvlText w:val="%2."/>
       <w:lvlJc w:val="left"/>
       <w:pPr>
-        <w:ind w:left="1440" w:hanging="360"/>
+        <w:ind w:left="1440" w:hanging="480"/>
       </w:pPr>
     </w:lvl>
     <w:lvl w:ilvl="2">
@@ -7700,7 +7916,7 @@
       <w:lvlText w:val="%3."/>
       <w:lvlJc w:val="left"/>
       <w:pPr>
-        <w:ind w:left="2160" w:hanging="360"/>
+        <w:ind w:left="2160" w:hanging="480"/>
       </w:pPr>
     </w:lvl>
     <w:lvl w:ilvl="3">
@@ -7709,7 +7925,7 @@
       <w:lvlText w:val="%4."/>
       <w:lvlJc w:val="left"/>
       <w:pPr>
-        <w:ind w:left="2880" w:hanging="360"/>
+        <w:ind w:left="2880" w:hanging="480"/>
       </w:pPr>
     </w:lvl>
     <w:lvl w:ilvl="4">
@@ -7718,7 +7934,7 @@
       <w:lvlText w:val="%5."/>
       <w:lvlJc w:val="left"/>
       <w:pPr>
-        <w:ind w:left="3600" w:hanging="360"/>
+        <w:ind w:left="3600" w:hanging="480"/>
       </w:pPr>
     </w:lvl>
     <w:lvl w:ilvl="5">
@@ -7727,7 +7943,7 @@
       <w:lvlText w:val="%6."/>
       <w:lvlJc w:val="left"/>
       <w:pPr>
-        <w:ind w:left="4320" w:hanging="360"/>
+        <w:ind w:left="4320" w:hanging="480"/>
       </w:pPr>
     </w:lvl>
     <w:lvl w:ilvl="6">
@@ -7736,7 +7952,7 @@
       <w:lvlText w:val="%7."/>
       <w:lvlJc w:val="left"/>
       <w:pPr>
-        <w:ind w:left="5040" w:hanging="360"/>
+        <w:ind w:left="5040" w:hanging="480"/>
       </w:pPr>
     </w:lvl>
     <w:lvl w:ilvl="7">
@@ -7745,7 +7961,7 @@
       <w:lvlText w:val="%8."/>
       <w:lvlJc w:val="left"/>
       <w:pPr>
-        <w:ind w:left="5760" w:hanging="360"/>
+        <w:ind w:left="5760" w:hanging="480"/>
       </w:pPr>
     </w:lvl>
     <w:lvl w:ilvl="8">
@@ -7754,12 +7970,12 @@
       <w:lvlText w:val="%9."/>
       <w:lvlJc w:val="left"/>
       <w:pPr>
-        <w:ind w:left="6480" w:hanging="360"/>
+        <w:ind w:left="6480" w:hanging="480"/>
       </w:pPr>
     </w:lvl>
   </w:abstractNum>
   <w:abstractNum w:abstractNumId="994111">
-    <w:nsid w:val="0A994111"/>
+    <w:nsid w:val="A994111"/>
     <w:multiLevelType w:val="multilevel"/>
     <w:lvl w:ilvl="0">
       <w:start w:val="11"/>
@@ -7767,7 +7983,7 @@
       <w:lvlText w:val="%1."/>
       <w:lvlJc w:val="left"/>
       <w:pPr>
-        <w:ind w:left="720" w:hanging="360"/>
+        <w:ind w:left="720" w:hanging="480"/>
       </w:pPr>
     </w:lvl>
     <w:lvl w:ilvl="1">
@@ -7776,7 +7992,7 @@
       <w:lvlText w:val="%2."/>
       <w:lvlJc w:val="left"/>
       <w:pPr>
-        <w:ind w:left="1440" w:hanging="360"/>
+        <w:ind w:left="1440" w:hanging="480"/>
       </w:pPr>
     </w:lvl>
     <w:lvl w:ilvl="2">
@@ -7785,7 +8001,7 @@
       <w:lvlText w:val="%3."/>
       <w:lvlJc w:val="left"/>
       <w:pPr>
-        <w:ind w:left="2160" w:hanging="360"/>
+        <w:ind w:left="2160" w:hanging="480"/>
       </w:pPr>
     </w:lvl>
     <w:lvl w:ilvl="3">
@@ -7794,7 +8010,7 @@
       <w:lvlText w:val="%4."/>
       <w:lvlJc w:val="left"/>
       <w:pPr>
-        <w:ind w:left="2880" w:hanging="360"/>
+        <w:ind w:left="2880" w:hanging="480"/>
       </w:pPr>
     </w:lvl>
     <w:lvl w:ilvl="4">
@@ -7803,7 +8019,7 @@
       <w:lvlText w:val="%5."/>
       <w:lvlJc w:val="left"/>
       <w:pPr>
-        <w:ind w:left="3600" w:hanging="360"/>
+        <w:ind w:left="3600" w:hanging="480"/>
       </w:pPr>
     </w:lvl>
     <w:lvl w:ilvl="5">
@@ -7812,7 +8028,7 @@
       <w:lvlText w:val="%6."/>
       <w:lvlJc w:val="left"/>
       <w:pPr>
-        <w:ind w:left="4320" w:hanging="360"/>
+        <w:ind w:left="4320" w:hanging="480"/>
       </w:pPr>
     </w:lvl>
     <w:lvl w:ilvl="6">
@@ -7821,7 +8037,7 @@
       <w:lvlText w:val="%7."/>
       <w:lvlJc w:val="left"/>
       <w:pPr>
-        <w:ind w:left="5040" w:hanging="360"/>
+        <w:ind w:left="5040" w:hanging="480"/>
       </w:pPr>
     </w:lvl>
     <w:lvl w:ilvl="7">
@@ -7830,7 +8046,7 @@
       <w:lvlText w:val="%8."/>
       <w:lvlJc w:val="left"/>
       <w:pPr>
-        <w:ind w:left="5760" w:hanging="360"/>
+        <w:ind w:left="5760" w:hanging="480"/>
       </w:pPr>
     </w:lvl>
     <w:lvl w:ilvl="8">
@@ -7839,12 +8055,12 @@
       <w:lvlText w:val="%9."/>
       <w:lvlJc w:val="left"/>
       <w:pPr>
-        <w:ind w:left="6480" w:hanging="360"/>
+        <w:ind w:left="6480" w:hanging="480"/>
       </w:pPr>
     </w:lvl>
   </w:abstractNum>
   <w:abstractNum w:abstractNumId="994113">
-    <w:nsid w:val="0A994113"/>
+    <w:nsid w:val="A994113"/>
     <w:multiLevelType w:val="multilevel"/>
     <w:lvl w:ilvl="0">
       <w:start w:val="13"/>
@@ -7852,7 +8068,7 @@
       <w:lvlText w:val="%1."/>
       <w:lvlJc w:val="left"/>
       <w:pPr>
-        <w:ind w:left="720" w:hanging="360"/>
+        <w:ind w:left="720" w:hanging="480"/>
       </w:pPr>
     </w:lvl>
     <w:lvl w:ilvl="1">
@@ -7861,7 +8077,7 @@
       <w:lvlText w:val="%2."/>
       <w:lvlJc w:val="left"/>
       <w:pPr>
-        <w:ind w:left="1440" w:hanging="360"/>
+        <w:ind w:left="1440" w:hanging="480"/>
       </w:pPr>
     </w:lvl>
     <w:lvl w:ilvl="2">
@@ -7870,7 +8086,7 @@
       <w:lvlText w:val="%3."/>
       <w:lvlJc w:val="left"/>
       <w:pPr>
-        <w:ind w:left="2160" w:hanging="360"/>
+        <w:ind w:left="2160" w:hanging="480"/>
       </w:pPr>
     </w:lvl>
     <w:lvl w:ilvl="3">
@@ -7879,7 +8095,7 @@
       <w:lvlText w:val="%4."/>
       <w:lvlJc w:val="left"/>
       <w:pPr>
-        <w:ind w:left="2880" w:hanging="360"/>
+        <w:ind w:left="2880" w:hanging="480"/>
       </w:pPr>
     </w:lvl>
     <w:lvl w:ilvl="4">
@@ -7888,7 +8104,7 @@
       <w:lvlText w:val="%5."/>
       <w:lvlJc w:val="left"/>
       <w:pPr>
-        <w:ind w:left="3600" w:hanging="360"/>
+        <w:ind w:left="3600" w:hanging="480"/>
       </w:pPr>
     </w:lvl>
     <w:lvl w:ilvl="5">
@@ -7897,7 +8113,7 @@
       <w:lvlText w:val="%6."/>
       <w:lvlJc w:val="left"/>
       <w:pPr>
-        <w:ind w:left="4320" w:hanging="360"/>
+        <w:ind w:left="4320" w:hanging="480"/>
       </w:pPr>
     </w:lvl>
     <w:lvl w:ilvl="6">
@@ -7906,7 +8122,7 @@
       <w:lvlText w:val="%7."/>
       <w:lvlJc w:val="left"/>
       <w:pPr>
-        <w:ind w:left="5040" w:hanging="360"/>
+        <w:ind w:left="5040" w:hanging="480"/>
       </w:pPr>
     </w:lvl>
     <w:lvl w:ilvl="7">
@@ -7915,7 +8131,7 @@
       <w:lvlText w:val="%8."/>
       <w:lvlJc w:val="left"/>
       <w:pPr>
-        <w:ind w:left="5760" w:hanging="360"/>
+        <w:ind w:left="5760" w:hanging="480"/>
       </w:pPr>
     </w:lvl>
     <w:lvl w:ilvl="8">
@@ -7924,12 +8140,12 @@
       <w:lvlText w:val="%9."/>
       <w:lvlJc w:val="left"/>
       <w:pPr>
-        <w:ind w:left="6480" w:hanging="360"/>
+        <w:ind w:left="6480" w:hanging="480"/>
       </w:pPr>
     </w:lvl>
   </w:abstractNum>
   <w:abstractNum w:abstractNumId="994115">
-    <w:nsid w:val="0A994115"/>
+    <w:nsid w:val="A994115"/>
     <w:multiLevelType w:val="multilevel"/>
     <w:lvl w:ilvl="0">
       <w:start w:val="15"/>
@@ -7937,7 +8153,7 @@
       <w:lvlText w:val="%1."/>
       <w:lvlJc w:val="left"/>
       <w:pPr>
-        <w:ind w:left="720" w:hanging="360"/>
+        <w:ind w:left="720" w:hanging="480"/>
       </w:pPr>
     </w:lvl>
     <w:lvl w:ilvl="1">
@@ -7946,7 +8162,7 @@
       <w:lvlText w:val="%2."/>
       <w:lvlJc w:val="left"/>
       <w:pPr>
-        <w:ind w:left="1440" w:hanging="360"/>
+        <w:ind w:left="1440" w:hanging="480"/>
       </w:pPr>
     </w:lvl>
     <w:lvl w:ilvl="2">
@@ -7955,7 +8171,7 @@
       <w:lvlText w:val="%3."/>
       <w:lvlJc w:val="left"/>
       <w:pPr>
-        <w:ind w:left="2160" w:hanging="360"/>
+        <w:ind w:left="2160" w:hanging="480"/>
       </w:pPr>
     </w:lvl>
     <w:lvl w:ilvl="3">
@@ -7964,7 +8180,7 @@
       <w:lvlText w:val="%4."/>
       <w:lvlJc w:val="left"/>
       <w:pPr>
-        <w:ind w:left="2880" w:hanging="360"/>
+        <w:ind w:left="2880" w:hanging="480"/>
       </w:pPr>
     </w:lvl>
     <w:lvl w:ilvl="4">
@@ -7973,7 +8189,7 @@
       <w:lvlText w:val="%5."/>
       <w:lvlJc w:val="left"/>
       <w:pPr>
-        <w:ind w:left="3600" w:hanging="360"/>
+        <w:ind w:left="3600" w:hanging="480"/>
       </w:pPr>
     </w:lvl>
     <w:lvl w:ilvl="5">
@@ -7982,7 +8198,7 @@
       <w:lvlText w:val="%6."/>
       <w:lvlJc w:val="left"/>
       <w:pPr>
-        <w:ind w:left="4320" w:hanging="360"/>
+        <w:ind w:left="4320" w:hanging="480"/>
       </w:pPr>
     </w:lvl>
     <w:lvl w:ilvl="6">
@@ -7991,7 +8207,7 @@
       <w:lvlText w:val="%7."/>
       <w:lvlJc w:val="left"/>
       <w:pPr>
-        <w:ind w:left="5040" w:hanging="360"/>
+        <w:ind w:left="5040" w:hanging="480"/>
       </w:pPr>
     </w:lvl>
     <w:lvl w:ilvl="7">
@@ -8000,7 +8216,7 @@
       <w:lvlText w:val="%8."/>
       <w:lvlJc w:val="left"/>
       <w:pPr>
-        <w:ind w:left="5760" w:hanging="360"/>
+        <w:ind w:left="5760" w:hanging="480"/>
       </w:pPr>
     </w:lvl>
     <w:lvl w:ilvl="8">
@@ -8009,12 +8225,12 @@
       <w:lvlText w:val="%9."/>
       <w:lvlJc w:val="left"/>
       <w:pPr>
-        <w:ind w:left="6480" w:hanging="360"/>
+        <w:ind w:left="6480" w:hanging="480"/>
       </w:pPr>
     </w:lvl>
   </w:abstractNum>
   <w:abstractNum w:abstractNumId="994116">
-    <w:nsid w:val="0A994116"/>
+    <w:nsid w:val="A994116"/>
     <w:multiLevelType w:val="multilevel"/>
     <w:lvl w:ilvl="0">
       <w:start w:val="16"/>
@@ -8022,7 +8238,7 @@
       <w:lvlText w:val="%1."/>
       <w:lvlJc w:val="left"/>
       <w:pPr>
-        <w:ind w:left="720" w:hanging="360"/>
+        <w:ind w:left="720" w:hanging="480"/>
       </w:pPr>
     </w:lvl>
     <w:lvl w:ilvl="1">
@@ -8031,7 +8247,7 @@
       <w:lvlText w:val="%2."/>
       <w:lvlJc w:val="left"/>
       <w:pPr>
-        <w:ind w:left="1440" w:hanging="360"/>
+        <w:ind w:left="1440" w:hanging="480"/>
       </w:pPr>
     </w:lvl>
     <w:lvl w:ilvl="2">
@@ -8040,7 +8256,7 @@
       <w:lvlText w:val="%3."/>
       <w:lvlJc w:val="left"/>
       <w:pPr>
-        <w:ind w:left="2160" w:hanging="360"/>
+        <w:ind w:left="2160" w:hanging="480"/>
       </w:pPr>
     </w:lvl>
     <w:lvl w:ilvl="3">
@@ -8049,7 +8265,7 @@
       <w:lvlText w:val="%4."/>
       <w:lvlJc w:val="left"/>
       <w:pPr>
-        <w:ind w:left="2880" w:hanging="360"/>
+        <w:ind w:left="2880" w:hanging="480"/>
       </w:pPr>
     </w:lvl>
     <w:lvl w:ilvl="4">
@@ -8058,7 +8274,7 @@
       <w:lvlText w:val="%5."/>
       <w:lvlJc w:val="left"/>
       <w:pPr>
-        <w:ind w:left="3600" w:hanging="360"/>
+        <w:ind w:left="3600" w:hanging="480"/>
       </w:pPr>
     </w:lvl>
     <w:lvl w:ilvl="5">
@@ -8067,7 +8283,7 @@
       <w:lvlText w:val="%6."/>
       <w:lvlJc w:val="left"/>
       <w:pPr>
-        <w:ind w:left="4320" w:hanging="360"/>
+        <w:ind w:left="4320" w:hanging="480"/>
       </w:pPr>
     </w:lvl>
     <w:lvl w:ilvl="6">
@@ -8076,7 +8292,7 @@
       <w:lvlText w:val="%7."/>
       <w:lvlJc w:val="left"/>
       <w:pPr>
-        <w:ind w:left="5040" w:hanging="360"/>
+        <w:ind w:left="5040" w:hanging="480"/>
       </w:pPr>
     </w:lvl>
     <w:lvl w:ilvl="7">
@@ -8085,7 +8301,7 @@
       <w:lvlText w:val="%8."/>
       <w:lvlJc w:val="left"/>
       <w:pPr>
-        <w:ind w:left="5760" w:hanging="360"/>
+        <w:ind w:left="5760" w:hanging="480"/>
       </w:pPr>
     </w:lvl>
     <w:lvl w:ilvl="8">
@@ -8094,12 +8310,12 @@
       <w:lvlText w:val="%9."/>
       <w:lvlJc w:val="left"/>
       <w:pPr>
-        <w:ind w:left="6480" w:hanging="360"/>
+        <w:ind w:left="6480" w:hanging="480"/>
       </w:pPr>
     </w:lvl>
   </w:abstractNum>
   <w:abstractNum w:abstractNumId="99411">
-    <w:nsid w:val="00A99411"/>
+    <w:nsid w:val="A99411"/>
     <w:multiLevelType w:val="multilevel"/>
     <w:lvl w:ilvl="0">
       <w:start w:val="1"/>
@@ -8107,7 +8323,7 @@
       <w:lvlText w:val="%1."/>
       <w:lvlJc w:val="left"/>
       <w:pPr>
-        <w:ind w:left="720" w:hanging="360"/>
+        <w:ind w:left="720" w:hanging="480"/>
       </w:pPr>
     </w:lvl>
     <w:lvl w:ilvl="1">
@@ -8116,7 +8332,7 @@
       <w:lvlText w:val="%2."/>
       <w:lvlJc w:val="left"/>
       <w:pPr>
-        <w:ind w:left="1440" w:hanging="360"/>
+        <w:ind w:left="1440" w:hanging="480"/>
       </w:pPr>
     </w:lvl>
     <w:lvl w:ilvl="2">
@@ -8125,7 +8341,7 @@
       <w:lvlText w:val="%3."/>
       <w:lvlJc w:val="left"/>
       <w:pPr>
-        <w:ind w:left="2160" w:hanging="360"/>
+        <w:ind w:left="2160" w:hanging="480"/>
       </w:pPr>
     </w:lvl>
     <w:lvl w:ilvl="3">
@@ -8134,7 +8350,7 @@
       <w:lvlText w:val="%4."/>
       <w:lvlJc w:val="left"/>
       <w:pPr>
-        <w:ind w:left="2880" w:hanging="360"/>
+        <w:ind w:left="2880" w:hanging="480"/>
       </w:pPr>
     </w:lvl>
     <w:lvl w:ilvl="4">
@@ -8143,7 +8359,7 @@
       <w:lvlText w:val="%5."/>
       <w:lvlJc w:val="left"/>
       <w:pPr>
-        <w:ind w:left="3600" w:hanging="360"/>
+        <w:ind w:left="3600" w:hanging="480"/>
       </w:pPr>
     </w:lvl>
     <w:lvl w:ilvl="5">
@@ -8152,7 +8368,7 @@
       <w:lvlText w:val="%6."/>
       <w:lvlJc w:val="left"/>
       <w:pPr>
-        <w:ind w:left="4320" w:hanging="360"/>
+        <w:ind w:left="4320" w:hanging="480"/>
       </w:pPr>
     </w:lvl>
     <w:lvl w:ilvl="6">
@@ -8161,7 +8377,7 @@
       <w:lvlText w:val="%7."/>
       <w:lvlJc w:val="left"/>
       <w:pPr>
-        <w:ind w:left="5040" w:hanging="360"/>
+        <w:ind w:left="5040" w:hanging="480"/>
       </w:pPr>
     </w:lvl>
     <w:lvl w:ilvl="7">
@@ -8170,7 +8386,7 @@
       <w:lvlText w:val="%8."/>
       <w:lvlJc w:val="left"/>
       <w:pPr>
-        <w:ind w:left="5760" w:hanging="360"/>
+        <w:ind w:left="5760" w:hanging="480"/>
       </w:pPr>
     </w:lvl>
     <w:lvl w:ilvl="8">
@@ -8179,12 +8395,12 @@
       <w:lvlText w:val="%9."/>
       <w:lvlJc w:val="left"/>
       <w:pPr>
-        <w:ind w:left="6480" w:hanging="360"/>
+        <w:ind w:left="6480" w:hanging="480"/>
       </w:pPr>
     </w:lvl>
   </w:abstractNum>
   <w:abstractNum w:abstractNumId="994119">
-    <w:nsid w:val="0A994119"/>
+    <w:nsid w:val="A994119"/>
     <w:multiLevelType w:val="multilevel"/>
     <w:lvl w:ilvl="0">
       <w:start w:val="19"/>
@@ -8192,7 +8408,7 @@
       <w:lvlText w:val="%1."/>
       <w:lvlJc w:val="left"/>
       <w:pPr>
-        <w:ind w:left="720" w:hanging="360"/>
+        <w:ind w:left="720" w:hanging="480"/>
       </w:pPr>
     </w:lvl>
     <w:lvl w:ilvl="1">
@@ -8201,7 +8417,7 @@
       <w:lvlText w:val="%2."/>
       <w:lvlJc w:val="left"/>
       <w:pPr>
-        <w:ind w:left="1440" w:hanging="360"/>
+        <w:ind w:left="1440" w:hanging="480"/>
       </w:pPr>
     </w:lvl>
     <w:lvl w:ilvl="2">
@@ -8210,7 +8426,7 @@
       <w:lvlText w:val="%3."/>
       <w:lvlJc w:val="left"/>
       <w:pPr>
-        <w:ind w:left="2160" w:hanging="360"/>
+        <w:ind w:left="2160" w:hanging="480"/>
       </w:pPr>
     </w:lvl>
     <w:lvl w:ilvl="3">
@@ -8219,7 +8435,7 @@
       <w:lvlText w:val="%4."/>
       <w:lvlJc w:val="left"/>
       <w:pPr>
-        <w:ind w:left="2880" w:hanging="360"/>
+        <w:ind w:left="2880" w:hanging="480"/>
       </w:pPr>
     </w:lvl>
     <w:lvl w:ilvl="4">
@@ -8228,7 +8444,7 @@
       <w:lvlText w:val="%5."/>
       <w:lvlJc w:val="left"/>
       <w:pPr>
-        <w:ind w:left="3600" w:hanging="360"/>
+        <w:ind w:left="3600" w:hanging="480"/>
       </w:pPr>
     </w:lvl>
     <w:lvl w:ilvl="5">
@@ -8237,7 +8453,7 @@
       <w:lvlText w:val="%6."/>
       <w:lvlJc w:val="left"/>
       <w:pPr>
-        <w:ind w:left="4320" w:hanging="360"/>
+        <w:ind w:left="4320" w:hanging="480"/>
       </w:pPr>
     </w:lvl>
     <w:lvl w:ilvl="6">
@@ -8246,7 +8462,7 @@
       <w:lvlText w:val="%7."/>
       <w:lvlJc w:val="left"/>
       <w:pPr>
-        <w:ind w:left="5040" w:hanging="360"/>
+        <w:ind w:left="5040" w:hanging="480"/>
       </w:pPr>
     </w:lvl>
     <w:lvl w:ilvl="7">
@@ -8255,7 +8471,7 @@
       <w:lvlText w:val="%8."/>
       <w:lvlJc w:val="left"/>
       <w:pPr>
-        <w:ind w:left="5760" w:hanging="360"/>
+        <w:ind w:left="5760" w:hanging="480"/>
       </w:pPr>
     </w:lvl>
     <w:lvl w:ilvl="8">
@@ -8264,12 +8480,12 @@
       <w:lvlText w:val="%9."/>
       <w:lvlJc w:val="left"/>
       <w:pPr>
-        <w:ind w:left="6480" w:hanging="360"/>
+        <w:ind w:left="6480" w:hanging="480"/>
       </w:pPr>
     </w:lvl>
   </w:abstractNum>
   <w:abstractNum w:abstractNumId="994122">
-    <w:nsid w:val="0A994122"/>
+    <w:nsid w:val="A994122"/>
     <w:multiLevelType w:val="multilevel"/>
     <w:lvl w:ilvl="0">
       <w:start w:val="22"/>
@@ -8277,7 +8493,7 @@
       <w:lvlText w:val="%1."/>
       <w:lvlJc w:val="left"/>
       <w:pPr>
-        <w:ind w:left="720" w:hanging="360"/>
+        <w:ind w:left="720" w:hanging="480"/>
       </w:pPr>
     </w:lvl>
     <w:lvl w:ilvl="1">
@@ -8286,7 +8502,7 @@
       <w:lvlText w:val="%2."/>
       <w:lvlJc w:val="left"/>
       <w:pPr>
-        <w:ind w:left="1440" w:hanging="360"/>
+        <w:ind w:left="1440" w:hanging="480"/>
       </w:pPr>
     </w:lvl>
     <w:lvl w:ilvl="2">
@@ -8295,7 +8511,7 @@
       <w:lvlText w:val="%3."/>
       <w:lvlJc w:val="left"/>
       <w:pPr>
-        <w:ind w:left="2160" w:hanging="360"/>
+        <w:ind w:left="2160" w:hanging="480"/>
       </w:pPr>
     </w:lvl>
     <w:lvl w:ilvl="3">
@@ -8304,7 +8520,7 @@
       <w:lvlText w:val="%4."/>
       <w:lvlJc w:val="left"/>
       <w:pPr>
-        <w:ind w:left="2880" w:hanging="360"/>
+        <w:ind w:left="2880" w:hanging="480"/>
       </w:pPr>
     </w:lvl>
     <w:lvl w:ilvl="4">
@@ -8313,7 +8529,7 @@
       <w:lvlText w:val="%5."/>
       <w:lvlJc w:val="left"/>
       <w:pPr>
-        <w:ind w:left="3600" w:hanging="360"/>
+        <w:ind w:left="3600" w:hanging="480"/>
       </w:pPr>
     </w:lvl>
     <w:lvl w:ilvl="5">
@@ -8322,7 +8538,7 @@
       <w:lvlText w:val="%6."/>
       <w:lvlJc w:val="left"/>
       <w:pPr>
-        <w:ind w:left="4320" w:hanging="360"/>
+        <w:ind w:left="4320" w:hanging="480"/>
       </w:pPr>
     </w:lvl>
     <w:lvl w:ilvl="6">
@@ -8331,7 +8547,7 @@
       <w:lvlText w:val="%7."/>
       <w:lvlJc w:val="left"/>
       <w:pPr>
-        <w:ind w:left="5040" w:hanging="360"/>
+        <w:ind w:left="5040" w:hanging="480"/>
       </w:pPr>
     </w:lvl>
     <w:lvl w:ilvl="7">
@@ -8340,7 +8556,7 @@
       <w:lvlText w:val="%8."/>
       <w:lvlJc w:val="left"/>
       <w:pPr>
-        <w:ind w:left="5760" w:hanging="360"/>
+        <w:ind w:left="5760" w:hanging="480"/>
       </w:pPr>
     </w:lvl>
     <w:lvl w:ilvl="8">
@@ -8349,12 +8565,12 @@
       <w:lvlText w:val="%9."/>
       <w:lvlJc w:val="left"/>
       <w:pPr>
-        <w:ind w:left="6480" w:hanging="360"/>
+        <w:ind w:left="6480" w:hanging="480"/>
       </w:pPr>
     </w:lvl>
   </w:abstractNum>
   <w:abstractNum w:abstractNumId="994125">
-    <w:nsid w:val="0A994125"/>
+    <w:nsid w:val="A994125"/>
     <w:multiLevelType w:val="multilevel"/>
     <w:lvl w:ilvl="0">
       <w:start w:val="25"/>
@@ -8362,7 +8578,7 @@
       <w:lvlText w:val="%1."/>
       <w:lvlJc w:val="left"/>
       <w:pPr>
-        <w:ind w:left="720" w:hanging="360"/>
+        <w:ind w:left="720" w:hanging="480"/>
       </w:pPr>
     </w:lvl>
     <w:lvl w:ilvl="1">
@@ -8371,7 +8587,7 @@
       <w:lvlText w:val="%2."/>
       <w:lvlJc w:val="left"/>
       <w:pPr>
-        <w:ind w:left="1440" w:hanging="360"/>
+        <w:ind w:left="1440" w:hanging="480"/>
       </w:pPr>
     </w:lvl>
     <w:lvl w:ilvl="2">
@@ -8380,7 +8596,7 @@
       <w:lvlText w:val="%3."/>
       <w:lvlJc w:val="left"/>
       <w:pPr>
-        <w:ind w:left="2160" w:hanging="360"/>
+        <w:ind w:left="2160" w:hanging="480"/>
       </w:pPr>
     </w:lvl>
     <w:lvl w:ilvl="3">
@@ -8389,7 +8605,7 @@
       <w:lvlText w:val="%4."/>
       <w:lvlJc w:val="left"/>
       <w:pPr>
-        <w:ind w:left="2880" w:hanging="360"/>
+        <w:ind w:left="2880" w:hanging="480"/>
       </w:pPr>
     </w:lvl>
     <w:lvl w:ilvl="4">
@@ -8398,7 +8614,7 @@
       <w:lvlText w:val="%5."/>
       <w:lvlJc w:val="left"/>
       <w:pPr>
-        <w:ind w:left="3600" w:hanging="360"/>
+        <w:ind w:left="3600" w:hanging="480"/>
       </w:pPr>
     </w:lvl>
     <w:lvl w:ilvl="5">
@@ -8407,7 +8623,7 @@
       <w:lvlText w:val="%6."/>
       <w:lvlJc w:val="left"/>
       <w:pPr>
-        <w:ind w:left="4320" w:hanging="360"/>
+        <w:ind w:left="4320" w:hanging="480"/>
       </w:pPr>
     </w:lvl>
     <w:lvl w:ilvl="6">
@@ -8416,7 +8632,7 @@
       <w:lvlText w:val="%7."/>
       <w:lvlJc w:val="left"/>
       <w:pPr>
-        <w:ind w:left="5040" w:hanging="360"/>
+        <w:ind w:left="5040" w:hanging="480"/>
       </w:pPr>
     </w:lvl>
     <w:lvl w:ilvl="7">
@@ -8425,7 +8641,7 @@
       <w:lvlText w:val="%8."/>
       <w:lvlJc w:val="left"/>
       <w:pPr>
-        <w:ind w:left="5760" w:hanging="360"/>
+        <w:ind w:left="5760" w:hanging="480"/>
       </w:pPr>
     </w:lvl>
     <w:lvl w:ilvl="8">
@@ -8434,12 +8650,12 @@
       <w:lvlText w:val="%9."/>
       <w:lvlJc w:val="left"/>
       <w:pPr>
-        <w:ind w:left="6480" w:hanging="360"/>
+        <w:ind w:left="6480" w:hanging="480"/>
       </w:pPr>
     </w:lvl>
   </w:abstractNum>
   <w:abstractNum w:abstractNumId="994127">
-    <w:nsid w:val="0A994127"/>
+    <w:nsid w:val="A994127"/>
     <w:multiLevelType w:val="multilevel"/>
     <w:lvl w:ilvl="0">
       <w:start w:val="27"/>
@@ -8447,7 +8663,7 @@
       <w:lvlText w:val="%1."/>
       <w:lvlJc w:val="left"/>
       <w:pPr>
-        <w:ind w:left="720" w:hanging="360"/>
+        <w:ind w:left="720" w:hanging="480"/>
       </w:pPr>
     </w:lvl>
     <w:lvl w:ilvl="1">
@@ -8456,7 +8672,7 @@
       <w:lvlText w:val="%2."/>
       <w:lvlJc w:val="left"/>
       <w:pPr>
-        <w:ind w:left="1440" w:hanging="360"/>
+        <w:ind w:left="1440" w:hanging="480"/>
       </w:pPr>
     </w:lvl>
     <w:lvl w:ilvl="2">
@@ -8465,7 +8681,7 @@
       <w:lvlText w:val="%3."/>
       <w:lvlJc w:val="left"/>
       <w:pPr>
-        <w:ind w:left="2160" w:hanging="360"/>
+        <w:ind w:left="2160" w:hanging="480"/>
       </w:pPr>
     </w:lvl>
     <w:lvl w:ilvl="3">
@@ -8474,7 +8690,7 @@
       <w:lvlText w:val="%4."/>
       <w:lvlJc w:val="left"/>
       <w:pPr>
-        <w:ind w:left="2880" w:hanging="360"/>
+        <w:ind w:left="2880" w:hanging="480"/>
       </w:pPr>
     </w:lvl>
     <w:lvl w:ilvl="4">
@@ -8483,7 +8699,7 @@
       <w:lvlText w:val="%5."/>
       <w:lvlJc w:val="left"/>
       <w:pPr>
-        <w:ind w:left="3600" w:hanging="360"/>
+        <w:ind w:left="3600" w:hanging="480"/>
       </w:pPr>
     </w:lvl>
     <w:lvl w:ilvl="5">
@@ -8492,7 +8708,7 @@
       <w:lvlText w:val="%6."/>
       <w:lvlJc w:val="left"/>
       <w:pPr>
-        <w:ind w:left="4320" w:hanging="360"/>
+        <w:ind w:left="4320" w:hanging="480"/>
       </w:pPr>
     </w:lvl>
     <w:lvl w:ilvl="6">
@@ -8501,7 +8717,7 @@
       <w:lvlText w:val="%7."/>
       <w:lvlJc w:val="left"/>
       <w:pPr>
-        <w:ind w:left="5040" w:hanging="360"/>
+        <w:ind w:left="5040" w:hanging="480"/>
       </w:pPr>
     </w:lvl>
     <w:lvl w:ilvl="7">
@@ -8510,7 +8726,7 @@
       <w:lvlText w:val="%8."/>
       <w:lvlJc w:val="left"/>
       <w:pPr>
-        <w:ind w:left="5760" w:hanging="360"/>
+        <w:ind w:left="5760" w:hanging="480"/>
       </w:pPr>
     </w:lvl>
     <w:lvl w:ilvl="8">
@@ -8519,7 +8735,7 @@
       <w:lvlText w:val="%9."/>
       <w:lvlJc w:val="left"/>
       <w:pPr>
-        <w:ind w:left="6480" w:hanging="360"/>
+        <w:ind w:left="6480" w:hanging="480"/>
       </w:pPr>
     </w:lvl>
   </w:abstractNum>
@@ -9026,10 +9242,10 @@
   <w:docDefaults>
     <w:rPrDefault>
       <w:rPr>
-        <w:rFonts w:asciiTheme="minorHAnsi" w:cstheme="minorBidi" w:eastAsiaTheme="minorEastAsia" w:hAnsiTheme="minorHAnsi"/>
+        <w:rFonts w:asciiTheme="minorHAnsi" w:cstheme="minorBidi" w:eastAsiaTheme="minorHAnsi" w:hAnsiTheme="minorHAnsi"/>
         <w:sz w:val="24"/>
         <w:szCs w:val="24"/>
-        <w:lang w:bidi="ar-SA" w:eastAsia="zh-CN" w:val="en-US"/>
+        <w:lang w:bidi="ar-SA" w:eastAsia="en-US" w:val="en-US"/>
       </w:rPr>
     </w:rPrDefault>
     <w:pPrDefault>
@@ -9047,10 +9263,10 @@
     <w:name w:val="Body Text"/>
     <w:basedOn w:val="Normal"/>
     <w:link w:val="BodyTextChar"/>
-    <w:qFormat/>
     <w:pPr>
       <w:spacing w:after="180" w:before="180"/>
     </w:pPr>
+    <w:qFormat/>
   </w:style>
   <w:style w:customStyle="1" w:styleId="FirstParagraph" w:type="paragraph">
     <w:name w:val="First Paragraph"/>
@@ -9070,94 +9286,57 @@
     <w:name w:val="Title"/>
     <w:basedOn w:val="Normal"/>
     <w:next w:val="BodyText"/>
-    <w:link w:val="TitleChar"/>
-    <w:uiPriority w:val="10"/>
     <w:qFormat/>
-    <w:rsid w:val="00A10FD9"/>
     <w:pPr>
-      <w:spacing w:after="80" w:line="240" w:lineRule="auto"/>
-      <w:contextualSpacing/>
+      <w:keepNext/>
+      <w:keepLines/>
+      <w:spacing w:after="240" w:before="480"/>
       <w:jc w:val="center"/>
     </w:pPr>
     <w:rPr>
       <w:rFonts w:asciiTheme="majorHAnsi" w:cstheme="majorBidi" w:eastAsiaTheme="majorEastAsia" w:hAnsiTheme="majorHAnsi"/>
-      <w:sz w:val="56"/>
-      <w:szCs w:val="56"/>
-    </w:rPr>
-  </w:style>
-  <w:style w:customStyle="1" w:styleId="TitleChar" w:type="character">
-    <w:name w:val="Title Char"/>
-    <w:basedOn w:val="DefaultParagraphFont"/>
-    <w:link w:val="Title"/>
-    <w:uiPriority w:val="10"/>
-    <w:rsid w:val="00A10FD9"/>
-    <w:rPr>
-      <w:rFonts w:asciiTheme="majorHAnsi" w:cstheme="majorBidi" w:eastAsiaTheme="majorEastAsia" w:hAnsiTheme="majorHAnsi"/>
-      <w:sz w:val="56"/>
-      <w:szCs w:val="56"/>
+      <w:b/>
+      <w:bCs/>
+      <w:color w:themeColor="accent1" w:themeShade="B5" w:val="345A8A"/>
+      <w:sz w:val="36"/>
+      <w:szCs w:val="36"/>
     </w:rPr>
   </w:style>
   <w:style w:styleId="Subtitle" w:type="paragraph">
     <w:name w:val="Subtitle"/>
     <w:basedOn w:val="Title"/>
     <w:next w:val="BodyText"/>
-    <w:link w:val="SubtitleChar"/>
-    <w:uiPriority w:val="11"/>
     <w:qFormat/>
-    <w:rsid w:val="00A10FD9"/>
     <w:pPr>
-      <w:numPr>
-        <w:ilvl w:val="1"/>
-      </w:numPr>
+      <w:keepNext/>
+      <w:keepLines/>
+      <w:spacing w:after="240" w:before="240"/>
+      <w:jc w:val="center"/>
     </w:pPr>
     <w:rPr>
-      <w:rFonts w:cstheme="majorBidi" w:eastAsiaTheme="majorEastAsia"/>
-      <w:spacing w:val="15"/>
-      <w:sz w:val="28"/>
-      <w:szCs w:val="28"/>
-    </w:rPr>
-  </w:style>
-  <w:style w:customStyle="1" w:styleId="SubtitleChar" w:type="character">
-    <w:name w:val="Subtitle Char"/>
-    <w:basedOn w:val="DefaultParagraphFont"/>
-    <w:link w:val="Subtitle"/>
-    <w:uiPriority w:val="11"/>
-    <w:rsid w:val="00A10FD9"/>
-    <w:rPr>
-      <w:rFonts w:cstheme="majorBidi" w:eastAsiaTheme="majorEastAsia"/>
-      <w:color w:themeColor="text1" w:themeTint="A6" w:val="595959"/>
-      <w:spacing w:val="15"/>
-      <w:sz w:val="28"/>
-      <w:szCs w:val="28"/>
+      <w:sz w:val="30"/>
+      <w:szCs w:val="30"/>
     </w:rPr>
   </w:style>
   <w:style w:customStyle="1" w:styleId="Author" w:type="paragraph">
     <w:name w:val="Author"/>
-    <w:basedOn w:val="Title"/>
     <w:next w:val="BodyText"/>
     <w:qFormat/>
     <w:pPr>
       <w:keepNext/>
       <w:keepLines/>
+      <w:jc w:val="center"/>
     </w:pPr>
-    <w:rPr>
-      <w:sz w:val="24"/>
-      <w:szCs w:val="24"/>
-    </w:rPr>
   </w:style>
   <w:style w:styleId="Date" w:type="paragraph">
     <w:name w:val="Date"/>
-    <w:basedOn w:val="Title"/>
     <w:next w:val="BodyText"/>
     <w:qFormat/>
     <w:pPr>
       <w:keepNext/>
       <w:keepLines/>
+      <w:jc w:val="center"/>
     </w:pPr>
-    <w:rPr>
-      <w:sz w:val="24"/>
-      <w:szCs w:val="24"/>
-    </w:rPr>
   </w:style>
   <w:style w:customStyle="1" w:styleId="AbstractTitle" w:type="paragraph">
     <w:name w:val="Abstract Title"/>
@@ -9167,13 +9346,15 @@
     <w:pPr>
       <w:keepNext/>
       <w:keepLines/>
+      <w:jc w:val="center"/>
       <w:spacing w:after="0" w:before="300"/>
-      <w:jc w:val="center"/>
     </w:pPr>
     <w:rPr>
-      <w:b/>
       <w:sz w:val="20"/>
       <w:szCs w:val="20"/>
+      <w:b/>
+      <w:color w:val="345A8A"/>
+      &gt;
     </w:rPr>
   </w:style>
   <w:style w:customStyle="1" w:styleId="Abstract" w:type="paragraph">
@@ -9200,321 +9381,191 @@
     <w:rPr/>
   </w:style>
   <w:style w:styleId="Heading1" w:type="paragraph">
-    <w:name w:val="heading 1"/>
+    <w:name w:val="Heading 1"/>
     <w:basedOn w:val="Normal"/>
     <w:next w:val="BodyText"/>
-    <w:link w:val="Heading1Char"/>
     <w:uiPriority w:val="9"/>
     <w:qFormat/>
-    <w:rsid w:val="00A10FD9"/>
     <w:pPr>
       <w:keepNext/>
       <w:keepLines/>
-      <w:spacing w:after="80" w:before="360"/>
+      <w:spacing w:after="0" w:before="480"/>
       <w:outlineLvl w:val="0"/>
     </w:pPr>
     <w:rPr>
       <w:rFonts w:asciiTheme="majorHAnsi" w:cstheme="majorBidi" w:eastAsiaTheme="majorEastAsia" w:hAnsiTheme="majorHAnsi"/>
-      <w:color w:themeColor="accent1" w:themeShade="BF" w:val="0F4761"/>
-      <w:sz w:val="40"/>
-      <w:szCs w:val="40"/>
+      <w:b/>
+      <w:bCs/>
+      <w:color w:themeColor="accent1" w:val="4F81BD"/>
+      <w:sz w:val="32"/>
+      <w:szCs w:val="32"/>
     </w:rPr>
   </w:style>
   <w:style w:styleId="Heading2" w:type="paragraph">
-    <w:name w:val="heading 2"/>
+    <w:name w:val="Heading 2"/>
     <w:basedOn w:val="Normal"/>
     <w:next w:val="BodyText"/>
-    <w:link w:val="Heading2Char"/>
     <w:uiPriority w:val="9"/>
-    <w:semiHidden/>
     <w:unhideWhenUsed/>
     <w:qFormat/>
-    <w:rsid w:val="00A10FD9"/>
     <w:pPr>
       <w:keepNext/>
       <w:keepLines/>
-      <w:spacing w:after="80" w:before="160"/>
+      <w:spacing w:after="0" w:before="200"/>
       <w:outlineLvl w:val="1"/>
     </w:pPr>
     <w:rPr>
       <w:rFonts w:asciiTheme="majorHAnsi" w:cstheme="majorBidi" w:eastAsiaTheme="majorEastAsia" w:hAnsiTheme="majorHAnsi"/>
-      <w:color w:themeColor="accent1" w:themeShade="BF" w:val="0F4761"/>
-      <w:sz w:val="32"/>
-      <w:szCs w:val="32"/>
-    </w:rPr>
-  </w:style>
-  <w:style w:styleId="Heading3" w:type="paragraph">
-    <w:name w:val="heading 3"/>
-    <w:basedOn w:val="Normal"/>
-    <w:next w:val="BodyText"/>
-    <w:link w:val="Heading3Char"/>
-    <w:uiPriority w:val="9"/>
-    <w:semiHidden/>
-    <w:unhideWhenUsed/>
-    <w:qFormat/>
-    <w:rsid w:val="00A10FD9"/>
-    <w:pPr>
-      <w:keepNext/>
-      <w:keepLines/>
-      <w:spacing w:after="80" w:before="160"/>
-      <w:outlineLvl w:val="2"/>
-    </w:pPr>
-    <w:rPr>
-      <w:rFonts w:cstheme="majorBidi" w:eastAsiaTheme="majorEastAsia"/>
-      <w:color w:themeColor="accent1" w:themeShade="BF" w:val="0F4761"/>
+      <w:b/>
+      <w:bCs/>
+      <w:color w:themeColor="accent1" w:val="4F81BD"/>
       <w:sz w:val="28"/>
       <w:szCs w:val="28"/>
     </w:rPr>
   </w:style>
-  <w:style w:styleId="Heading4" w:type="paragraph">
-    <w:name w:val="heading 4"/>
+  <w:style w:styleId="Heading3" w:type="paragraph">
+    <w:name w:val="Heading 3"/>
     <w:basedOn w:val="Normal"/>
     <w:next w:val="BodyText"/>
-    <w:link w:val="Heading4Char"/>
     <w:uiPriority w:val="9"/>
-    <w:semiHidden/>
     <w:unhideWhenUsed/>
     <w:qFormat/>
-    <w:rsid w:val="00A10FD9"/>
     <w:pPr>
       <w:keepNext/>
       <w:keepLines/>
-      <w:spacing w:after="40" w:before="80"/>
+      <w:spacing w:after="0" w:before="200"/>
+      <w:outlineLvl w:val="2"/>
+    </w:pPr>
+    <w:rPr>
+      <w:rFonts w:asciiTheme="majorHAnsi" w:cstheme="majorBidi" w:eastAsiaTheme="majorEastAsia" w:hAnsiTheme="majorHAnsi"/>
+      <w:b/>
+      <w:bCs/>
+      <w:color w:themeColor="accent1" w:val="4F81BD"/>
+      <w:sz w:val="24"/>
+      <w:szCs w:val="24"/>
+    </w:rPr>
+  </w:style>
+  <w:style w:styleId="Heading4" w:type="paragraph">
+    <w:name w:val="Heading 4"/>
+    <w:basedOn w:val="Normal"/>
+    <w:next w:val="BodyText"/>
+    <w:uiPriority w:val="9"/>
+    <w:unhideWhenUsed/>
+    <w:qFormat/>
+    <w:pPr>
+      <w:keepNext/>
+      <w:keepLines/>
+      <w:spacing w:after="0" w:before="200"/>
       <w:outlineLvl w:val="3"/>
     </w:pPr>
     <w:rPr>
-      <w:rFonts w:cstheme="majorBidi" w:eastAsiaTheme="majorEastAsia"/>
+      <w:rFonts w:asciiTheme="majorHAnsi" w:cstheme="majorBidi" w:eastAsiaTheme="majorEastAsia" w:hAnsiTheme="majorHAnsi"/>
       <w:i/>
-      <w:iCs/>
-      <w:color w:themeColor="accent1" w:themeShade="BF" w:val="0F4761"/>
+      <w:bCs/>
+      <w:color w:themeColor="accent1" w:val="4F81BD"/>
+      <w:sz w:val="24"/>
+      <w:szCs w:val="24"/>
     </w:rPr>
   </w:style>
   <w:style w:styleId="Heading5" w:type="paragraph">
-    <w:name w:val="heading 5"/>
+    <w:name w:val="Heading 5"/>
     <w:basedOn w:val="Normal"/>
     <w:next w:val="BodyText"/>
-    <w:link w:val="Heading5Char"/>
     <w:uiPriority w:val="9"/>
-    <w:semiHidden/>
     <w:unhideWhenUsed/>
     <w:qFormat/>
-    <w:rsid w:val="00A10FD9"/>
     <w:pPr>
       <w:keepNext/>
       <w:keepLines/>
-      <w:spacing w:after="40" w:before="80"/>
+      <w:spacing w:after="0" w:before="200"/>
       <w:outlineLvl w:val="4"/>
     </w:pPr>
     <w:rPr>
-      <w:rFonts w:cstheme="majorBidi" w:eastAsiaTheme="majorEastAsia"/>
-      <w:color w:themeColor="accent1" w:themeShade="BF" w:val="0F4761"/>
+      <w:rFonts w:asciiTheme="majorHAnsi" w:cstheme="majorBidi" w:eastAsiaTheme="majorEastAsia" w:hAnsiTheme="majorHAnsi"/>
+      <w:iCs/>
+      <w:color w:themeColor="accent1" w:val="4F81BD"/>
+      <w:sz w:val="24"/>
+      <w:szCs w:val="24"/>
     </w:rPr>
   </w:style>
   <w:style w:styleId="Heading6" w:type="paragraph">
-    <w:name w:val="heading 6"/>
+    <w:name w:val="Heading 6"/>
     <w:basedOn w:val="Normal"/>
     <w:next w:val="BodyText"/>
-    <w:link w:val="Heading6Char"/>
     <w:uiPriority w:val="9"/>
-    <w:semiHidden/>
     <w:unhideWhenUsed/>
     <w:qFormat/>
-    <w:rsid w:val="00A10FD9"/>
     <w:pPr>
       <w:keepNext/>
       <w:keepLines/>
-      <w:spacing w:after="0" w:before="40"/>
+      <w:spacing w:after="0" w:before="200"/>
       <w:outlineLvl w:val="5"/>
     </w:pPr>
     <w:rPr>
-      <w:rFonts w:cstheme="majorBidi" w:eastAsiaTheme="majorEastAsia"/>
-      <w:i/>
-      <w:iCs/>
-      <w:color w:themeColor="text1" w:themeTint="A6" w:val="595959"/>
+      <w:rFonts w:asciiTheme="majorHAnsi" w:cstheme="majorBidi" w:eastAsiaTheme="majorEastAsia" w:hAnsiTheme="majorHAnsi"/>
+      <w:color w:themeColor="accent1" w:val="4F81BD"/>
+      <w:sz w:val="24"/>
+      <w:szCs w:val="24"/>
     </w:rPr>
   </w:style>
   <w:style w:styleId="Heading7" w:type="paragraph">
-    <w:name w:val="heading 7"/>
+    <w:name w:val="Heading 7"/>
     <w:basedOn w:val="Normal"/>
     <w:next w:val="BodyText"/>
-    <w:link w:val="Heading7Char"/>
     <w:uiPriority w:val="9"/>
-    <w:semiHidden/>
     <w:unhideWhenUsed/>
     <w:qFormat/>
-    <w:rsid w:val="00A10FD9"/>
     <w:pPr>
       <w:keepNext/>
       <w:keepLines/>
-      <w:spacing w:after="0" w:before="40"/>
+      <w:spacing w:after="0" w:before="200"/>
       <w:outlineLvl w:val="6"/>
     </w:pPr>
     <w:rPr>
-      <w:rFonts w:cstheme="majorBidi" w:eastAsiaTheme="majorEastAsia"/>
-      <w:color w:themeColor="text1" w:themeTint="A6" w:val="595959"/>
+      <w:rFonts w:asciiTheme="majorHAnsi" w:cstheme="majorBidi" w:eastAsiaTheme="majorEastAsia" w:hAnsiTheme="majorHAnsi"/>
+      <w:color w:themeColor="accent1" w:val="4F81BD"/>
+      <w:sz w:val="24"/>
+      <w:szCs w:val="24"/>
     </w:rPr>
   </w:style>
   <w:style w:styleId="Heading8" w:type="paragraph">
-    <w:name w:val="heading 8"/>
+    <w:name w:val="Heading 8"/>
     <w:basedOn w:val="Normal"/>
     <w:next w:val="BodyText"/>
-    <w:link w:val="Heading8Char"/>
     <w:uiPriority w:val="9"/>
-    <w:semiHidden/>
     <w:unhideWhenUsed/>
     <w:qFormat/>
-    <w:rsid w:val="00A10FD9"/>
     <w:pPr>
       <w:keepNext/>
       <w:keepLines/>
-      <w:spacing w:after="0"/>
+      <w:spacing w:after="0" w:before="200"/>
       <w:outlineLvl w:val="7"/>
     </w:pPr>
     <w:rPr>
-      <w:rFonts w:cstheme="majorBidi" w:eastAsiaTheme="majorEastAsia"/>
-      <w:i/>
-      <w:iCs/>
-      <w:color w:themeColor="text1" w:themeTint="D8" w:val="272727"/>
+      <w:rFonts w:asciiTheme="majorHAnsi" w:cstheme="majorBidi" w:eastAsiaTheme="majorEastAsia" w:hAnsiTheme="majorHAnsi"/>
+      <w:color w:themeColor="accent1" w:val="4F81BD"/>
+      <w:sz w:val="24"/>
+      <w:szCs w:val="24"/>
     </w:rPr>
   </w:style>
   <w:style w:styleId="Heading9" w:type="paragraph">
-    <w:name w:val="heading 9"/>
+    <w:name w:val="Heading 9"/>
     <w:basedOn w:val="Normal"/>
     <w:next w:val="BodyText"/>
-    <w:link w:val="Heading9Char"/>
     <w:uiPriority w:val="9"/>
-    <w:semiHidden/>
     <w:unhideWhenUsed/>
     <w:qFormat/>
-    <w:rsid w:val="00A10FD9"/>
     <w:pPr>
       <w:keepNext/>
       <w:keepLines/>
-      <w:spacing w:after="0"/>
+      <w:spacing w:after="0" w:before="200"/>
       <w:outlineLvl w:val="8"/>
     </w:pPr>
     <w:rPr>
-      <w:rFonts w:cstheme="majorBidi" w:eastAsiaTheme="majorEastAsia"/>
-      <w:color w:themeColor="text1" w:themeTint="D8" w:val="272727"/>
-    </w:rPr>
-  </w:style>
-  <w:style w:customStyle="1" w:styleId="Heading1Char" w:type="character">
-    <w:name w:val="Heading 1 Char"/>
-    <w:basedOn w:val="DefaultParagraphFont"/>
-    <w:link w:val="Heading1"/>
-    <w:uiPriority w:val="9"/>
-    <w:rsid w:val="00A10FD9"/>
-    <w:rPr>
       <w:rFonts w:asciiTheme="majorHAnsi" w:cstheme="majorBidi" w:eastAsiaTheme="majorEastAsia" w:hAnsiTheme="majorHAnsi"/>
-      <w:color w:themeColor="accent1" w:themeShade="BF" w:val="0F4761"/>
-      <w:sz w:val="40"/>
-      <w:szCs w:val="40"/>
-    </w:rPr>
-  </w:style>
-  <w:style w:customStyle="1" w:styleId="Heading2Char" w:type="character">
-    <w:name w:val="Heading 2 Char"/>
-    <w:basedOn w:val="DefaultParagraphFont"/>
-    <w:link w:val="Heading2"/>
-    <w:uiPriority w:val="9"/>
-    <w:semiHidden/>
-    <w:rsid w:val="00A10FD9"/>
-    <w:rPr>
-      <w:rFonts w:asciiTheme="majorHAnsi" w:cstheme="majorBidi" w:eastAsiaTheme="majorEastAsia" w:hAnsiTheme="majorHAnsi"/>
-      <w:color w:themeColor="accent1" w:themeShade="BF" w:val="0F4761"/>
-      <w:sz w:val="32"/>
-      <w:szCs w:val="32"/>
-    </w:rPr>
-  </w:style>
-  <w:style w:customStyle="1" w:styleId="Heading3Char" w:type="character">
-    <w:name w:val="Heading 3 Char"/>
-    <w:basedOn w:val="DefaultParagraphFont"/>
-    <w:link w:val="Heading3"/>
-    <w:uiPriority w:val="9"/>
-    <w:semiHidden/>
-    <w:rsid w:val="00A10FD9"/>
-    <w:rPr>
-      <w:rFonts w:cstheme="majorBidi" w:eastAsiaTheme="majorEastAsia"/>
-      <w:color w:themeColor="accent1" w:themeShade="BF" w:val="0F4761"/>
-      <w:sz w:val="28"/>
-      <w:szCs w:val="28"/>
-    </w:rPr>
-  </w:style>
-  <w:style w:customStyle="1" w:styleId="Heading4Char" w:type="character">
-    <w:name w:val="Heading 4 Char"/>
-    <w:basedOn w:val="DefaultParagraphFont"/>
-    <w:link w:val="Heading4"/>
-    <w:uiPriority w:val="9"/>
-    <w:semiHidden/>
-    <w:rsid w:val="00A10FD9"/>
-    <w:rPr>
-      <w:rFonts w:cstheme="majorBidi" w:eastAsiaTheme="majorEastAsia"/>
-      <w:i/>
-      <w:iCs/>
-      <w:color w:themeColor="accent1" w:themeShade="BF" w:val="0F4761"/>
-    </w:rPr>
-  </w:style>
-  <w:style w:customStyle="1" w:styleId="Heading5Char" w:type="character">
-    <w:name w:val="Heading 5 Char"/>
-    <w:basedOn w:val="DefaultParagraphFont"/>
-    <w:link w:val="Heading5"/>
-    <w:uiPriority w:val="9"/>
-    <w:semiHidden/>
-    <w:rsid w:val="00A10FD9"/>
-    <w:rPr>
-      <w:rFonts w:cstheme="majorBidi" w:eastAsiaTheme="majorEastAsia"/>
-      <w:color w:themeColor="accent1" w:themeShade="BF" w:val="0F4761"/>
-    </w:rPr>
-  </w:style>
-  <w:style w:customStyle="1" w:styleId="Heading6Char" w:type="character">
-    <w:name w:val="Heading 6 Char"/>
-    <w:basedOn w:val="DefaultParagraphFont"/>
-    <w:link w:val="Heading6"/>
-    <w:uiPriority w:val="9"/>
-    <w:semiHidden/>
-    <w:rsid w:val="00A10FD9"/>
-    <w:rPr>
-      <w:rFonts w:cstheme="majorBidi" w:eastAsiaTheme="majorEastAsia"/>
-      <w:i/>
-      <w:iCs/>
-      <w:color w:themeColor="text1" w:themeTint="A6" w:val="595959"/>
-    </w:rPr>
-  </w:style>
-  <w:style w:customStyle="1" w:styleId="Heading7Char" w:type="character">
-    <w:name w:val="Heading 7 Char"/>
-    <w:basedOn w:val="DefaultParagraphFont"/>
-    <w:link w:val="Heading7"/>
-    <w:uiPriority w:val="9"/>
-    <w:semiHidden/>
-    <w:rsid w:val="00A10FD9"/>
-    <w:rPr>
-      <w:rFonts w:cstheme="majorBidi" w:eastAsiaTheme="majorEastAsia"/>
-      <w:color w:themeColor="text1" w:themeTint="A6" w:val="595959"/>
-    </w:rPr>
-  </w:style>
-  <w:style w:customStyle="1" w:styleId="Heading8Char" w:type="character">
-    <w:name w:val="Heading 8 Char"/>
-    <w:basedOn w:val="DefaultParagraphFont"/>
-    <w:link w:val="Heading8"/>
-    <w:uiPriority w:val="9"/>
-    <w:semiHidden/>
-    <w:rsid w:val="00A10FD9"/>
-    <w:rPr>
-      <w:rFonts w:cstheme="majorBidi" w:eastAsiaTheme="majorEastAsia"/>
-      <w:i/>
-      <w:iCs/>
-      <w:color w:themeColor="text1" w:themeTint="D8" w:val="272727"/>
-    </w:rPr>
-  </w:style>
-  <w:style w:customStyle="1" w:styleId="Heading9Char" w:type="character">
-    <w:name w:val="Heading 9 Char"/>
-    <w:basedOn w:val="DefaultParagraphFont"/>
-    <w:link w:val="Heading9"/>
-    <w:uiPriority w:val="9"/>
-    <w:semiHidden/>
-    <w:rsid w:val="00A10FD9"/>
-    <w:rPr>
-      <w:rFonts w:cstheme="majorBidi" w:eastAsiaTheme="majorEastAsia"/>
-      <w:color w:themeColor="text1" w:themeTint="D8" w:val="272727"/>
+      <w:color w:themeColor="accent1" w:val="4F81BD"/>
+      <w:sz w:val="24"/>
+      <w:szCs w:val="24"/>
     </w:rPr>
   </w:style>
   <w:style w:styleId="BlockText" w:type="paragraph">
@@ -9537,18 +9588,6 @@
     <w:unhideWhenUsed/>
     <w:qFormat/>
   </w:style>
-  <w:style w:styleId="FootnoteBlockText" w:type="paragraph">
-    <w:name w:val="Footnote Block Text"/>
-    <w:basedOn w:val="FootnoteText"/>
-    <w:next w:val="FootnoteText"/>
-    <w:uiPriority w:val="9"/>
-    <w:unhideWhenUsed/>
-    <w:qFormat/>
-    <w:pPr>
-      <w:spacing w:after="100" w:before="100"/>
-      <w:ind w:firstLine="0" w:left="480" w:right="480"/>
-    </w:pPr>
-  </w:style>
   <w:style w:default="1" w:styleId="DefaultParagraphFont" w:type="character">
     <w:name w:val="Default Paragraph Font"/>
     <w:semiHidden/>
@@ -9570,11 +9609,18 @@
       </w:tblCellMar>
     </w:tblPr>
     <w:tblStylePr w:type="firstRow">
+      <w:tblPr>
+        <w:jc w:val="left"/>
+        <w:tblInd w:type="dxa" w:w="0"/>
+      </w:tblPr>
+      <w:trPr>
+        <w:jc w:val="left"/>
+      </w:trPr>
       <w:tcPr>
+        <w:vAlign w:val="bottom"/>
         <w:tcBorders>
           <w:bottom w:val="single"/>
         </w:tcBorders>
-        <w:vAlign w:val="bottom"/>
       </w:tcPr>
     </w:tblStylePr>
   </w:style>
@@ -9689,8 +9735,8 @@
     <w:name w:val="KeywordTok"/>
     <w:basedOn w:val="VerbatimChar"/>
     <w:rPr>
+      <w:color w:val="007020"/>
       <w:b/>
-      <w:color w:val="007020"/>
     </w:rPr>
   </w:style>
   <w:style w:type="character" w:customStyle="1" w:styleId="DataTypeTok">
@@ -9767,42 +9813,42 @@
     <w:name w:val="ImportTok"/>
     <w:basedOn w:val="VerbatimChar"/>
     <w:rPr>
+      <w:color w:val="008000"/>
       <w:b/>
-      <w:color w:val="008000"/>
     </w:rPr>
   </w:style>
   <w:style w:type="character" w:customStyle="1" w:styleId="CommentTok">
     <w:name w:val="CommentTok"/>
     <w:basedOn w:val="VerbatimChar"/>
     <w:rPr>
+      <w:color w:val="60a0b0"/>
       <w:i/>
-      <w:color w:val="60a0b0"/>
     </w:rPr>
   </w:style>
   <w:style w:type="character" w:customStyle="1" w:styleId="DocumentationTok">
     <w:name w:val="DocumentationTok"/>
     <w:basedOn w:val="VerbatimChar"/>
     <w:rPr>
+      <w:color w:val="ba2121"/>
       <w:i/>
-      <w:color w:val="ba2121"/>
     </w:rPr>
   </w:style>
   <w:style w:type="character" w:customStyle="1" w:styleId="AnnotationTok">
     <w:name w:val="AnnotationTok"/>
     <w:basedOn w:val="VerbatimChar"/>
     <w:rPr>
+      <w:color w:val="60a0b0"/>
       <w:b/>
       <w:i/>
-      <w:color w:val="60a0b0"/>
     </w:rPr>
   </w:style>
   <w:style w:type="character" w:customStyle="1" w:styleId="CommentVarTok">
     <w:name w:val="CommentVarTok"/>
     <w:basedOn w:val="VerbatimChar"/>
     <w:rPr>
+      <w:color w:val="60a0b0"/>
       <w:b/>
       <w:i/>
-      <w:color w:val="60a0b0"/>
     </w:rPr>
   </w:style>
   <w:style w:type="character" w:customStyle="1" w:styleId="OtherTok">
@@ -9830,8 +9876,8 @@
     <w:name w:val="ControlFlowTok"/>
     <w:basedOn w:val="VerbatimChar"/>
     <w:rPr>
+      <w:color w:val="007020"/>
       <w:b/>
-      <w:color w:val="007020"/>
     </w:rPr>
   </w:style>
   <w:style w:type="character" w:customStyle="1" w:styleId="OperatorTok">
@@ -9876,34 +9922,34 @@
     <w:name w:val="InformationTok"/>
     <w:basedOn w:val="VerbatimChar"/>
     <w:rPr>
+      <w:color w:val="60a0b0"/>
       <w:b/>
       <w:i/>
-      <w:color w:val="60a0b0"/>
     </w:rPr>
   </w:style>
   <w:style w:type="character" w:customStyle="1" w:styleId="WarningTok">
     <w:name w:val="WarningTok"/>
     <w:basedOn w:val="VerbatimChar"/>
     <w:rPr>
+      <w:color w:val="60a0b0"/>
       <w:b/>
       <w:i/>
-      <w:color w:val="60a0b0"/>
     </w:rPr>
   </w:style>
   <w:style w:type="character" w:customStyle="1" w:styleId="AlertTok">
     <w:name w:val="AlertTok"/>
     <w:basedOn w:val="VerbatimChar"/>
     <w:rPr>
+      <w:color w:val="ff0000"/>
       <w:b/>
-      <w:color w:val="ff0000"/>
     </w:rPr>
   </w:style>
   <w:style w:type="character" w:customStyle="1" w:styleId="ErrorTok">
     <w:name w:val="ErrorTok"/>
     <w:basedOn w:val="VerbatimChar"/>
     <w:rPr>
+      <w:color w:val="ff0000"/>
       <w:b/>
-      <w:color w:val="ff0000"/>
     </w:rPr>
   </w:style>
   <w:style w:type="character" w:customStyle="1" w:styleId="NormalTok">
@@ -9925,44 +9971,44 @@
         <a:sysClr val="window" lastClr="FFFFFF"/>
       </a:lt1>
       <a:dk2>
-        <a:srgbClr val="0E2841"/>
+        <a:srgbClr val="1F497D"/>
       </a:dk2>
       <a:lt2>
-        <a:srgbClr val="E8E8E8"/>
+        <a:srgbClr val="EEECE1"/>
       </a:lt2>
       <a:accent1>
-        <a:srgbClr val="156082"/>
+        <a:srgbClr val="4F81BD"/>
       </a:accent1>
       <a:accent2>
-        <a:srgbClr val="E97132"/>
+        <a:srgbClr val="C0504D"/>
       </a:accent2>
       <a:accent3>
-        <a:srgbClr val="196B24"/>
+        <a:srgbClr val="9BBB59"/>
       </a:accent3>
       <a:accent4>
-        <a:srgbClr val="0F9ED5"/>
+        <a:srgbClr val="8064A2"/>
       </a:accent4>
       <a:accent5>
-        <a:srgbClr val="A02B93"/>
+        <a:srgbClr val="4BACC6"/>
       </a:accent5>
       <a:accent6>
-        <a:srgbClr val="4EA72E"/>
+        <a:srgbClr val="F79646"/>
       </a:accent6>
       <a:hlink>
-        <a:srgbClr val="467886"/>
+        <a:srgbClr val="0000FF"/>
       </a:hlink>
       <a:folHlink>
-        <a:srgbClr val="96607D"/>
+        <a:srgbClr val="800080"/>
       </a:folHlink>
     </a:clrScheme>
     <a:fontScheme name="Office">
       <a:majorFont>
-        <a:latin typeface="Aptos Display" panose="02110004020202020204"/>
+        <a:latin typeface="Calibri"/>
         <a:ea typeface=""/>
         <a:cs typeface=""/>
-        <a:font script="Jpan" typeface="游ゴシック Light"/>
+        <a:font script="Jpan" typeface="ＭＳ ゴシック"/>
         <a:font script="Hang" typeface="맑은 고딕"/>
-        <a:font script="Hans" typeface="等线 Light"/>
+        <a:font script="Hans" typeface="宋体"/>
         <a:font script="Hant" typeface="新細明體"/>
         <a:font script="Arab" typeface="Times New Roman"/>
         <a:font script="Hebr" typeface="Times New Roman"/>
@@ -9989,32 +10035,14 @@
         <a:font script="Mong" typeface="Mongolian Baiti"/>
         <a:font script="Viet" typeface="Times New Roman"/>
         <a:font script="Uigh" typeface="Microsoft Uighur"/>
-        <a:font script="Geor" typeface="Sylfaen"/>
-        <a:font script="Armn" typeface="Arial"/>
-        <a:font script="Bugi" typeface="Leelawadee UI"/>
-        <a:font script="Bopo" typeface="Microsoft JhengHei"/>
-        <a:font script="Java" typeface="Javanese Text"/>
-        <a:font script="Lisu" typeface="Segoe UI"/>
-        <a:font script="Mymr" typeface="Myanmar Text"/>
-        <a:font script="Nkoo" typeface="Ebrima"/>
-        <a:font script="Olck" typeface="Nirmala UI"/>
-        <a:font script="Osma" typeface="Ebrima"/>
-        <a:font script="Phag" typeface="Phagspa"/>
-        <a:font script="Syrn" typeface="Estrangelo Edessa"/>
-        <a:font script="Syrj" typeface="Estrangelo Edessa"/>
-        <a:font script="Syre" typeface="Estrangelo Edessa"/>
-        <a:font script="Sora" typeface="Nirmala UI"/>
-        <a:font script="Tale" typeface="Microsoft Tai Le"/>
-        <a:font script="Talu" typeface="Microsoft New Tai Lue"/>
-        <a:font script="Tfng" typeface="Ebrima"/>
       </a:majorFont>
       <a:minorFont>
-        <a:latin typeface="Aptos" panose="02110004020202020204"/>
+        <a:latin typeface="Cambria"/>
         <a:ea typeface=""/>
         <a:cs typeface=""/>
-        <a:font script="Jpan" typeface="游明朝"/>
+        <a:font script="Jpan" typeface="ＭＳ 明朝"/>
         <a:font script="Hang" typeface="맑은 고딕"/>
-        <a:font script="Hans" typeface="等线"/>
+        <a:font script="Hans" typeface="宋体"/>
         <a:font script="Hant" typeface="新細明體"/>
         <a:font script="Arab" typeface="Arial"/>
         <a:font script="Hebr" typeface="Arial"/>
@@ -10041,24 +10069,6 @@
         <a:font script="Mong" typeface="Mongolian Baiti"/>
         <a:font script="Viet" typeface="Arial"/>
         <a:font script="Uigh" typeface="Microsoft Uighur"/>
-        <a:font script="Geor" typeface="Sylfaen"/>
-        <a:font script="Armn" typeface="Arial"/>
-        <a:font script="Bugi" typeface="Leelawadee UI"/>
-        <a:font script="Bopo" typeface="Microsoft JhengHei"/>
-        <a:font script="Java" typeface="Javanese Text"/>
-        <a:font script="Lisu" typeface="Segoe UI"/>
-        <a:font script="Mymr" typeface="Myanmar Text"/>
-        <a:font script="Nkoo" typeface="Ebrima"/>
-        <a:font script="Olck" typeface="Nirmala UI"/>
-        <a:font script="Osma" typeface="Ebrima"/>
-        <a:font script="Phag" typeface="Phagspa"/>
-        <a:font script="Syrn" typeface="Estrangelo Edessa"/>
-        <a:font script="Syrj" typeface="Estrangelo Edessa"/>
-        <a:font script="Syre" typeface="Estrangelo Edessa"/>
-        <a:font script="Sora" typeface="Nirmala UI"/>
-        <a:font script="Tale" typeface="Microsoft Tai Le"/>
-        <a:font script="Talu" typeface="Microsoft New Tai Lue"/>
-        <a:font script="Tfng" typeface="Ebrima"/>
       </a:minorFont>
     </a:fontScheme>
     <a:fmtScheme name="Office">
@@ -10070,141 +10080,200 @@
           <a:gsLst>
             <a:gs pos="0">
               <a:schemeClr val="phClr">
-                <a:lumMod val="110000"/>
-                <a:satMod val="105000"/>
-                <a:tint val="67000"/>
+                <a:tint val="50000"/>
+                <a:satMod val="300000"/>
               </a:schemeClr>
             </a:gs>
-            <a:gs pos="50000">
+            <a:gs pos="35000">
               <a:schemeClr val="phClr">
-                <a:lumMod val="105000"/>
-                <a:satMod val="103000"/>
-                <a:tint val="73000"/>
+                <a:tint val="37000"/>
+                <a:satMod val="300000"/>
               </a:schemeClr>
             </a:gs>
             <a:gs pos="100000">
               <a:schemeClr val="phClr">
-                <a:lumMod val="105000"/>
-                <a:satMod val="109000"/>
-                <a:tint val="81000"/>
+                <a:tint val="15000"/>
+                <a:satMod val="350000"/>
               </a:schemeClr>
             </a:gs>
           </a:gsLst>
-          <a:lin ang="5400000" scaled="0"/>
+          <a:lin ang="16200000" scaled="1"/>
         </a:gradFill>
         <a:gradFill rotWithShape="1">
           <a:gsLst>
             <a:gs pos="0">
               <a:schemeClr val="phClr">
-                <a:satMod val="103000"/>
-                <a:lumMod val="102000"/>
-                <a:tint val="94000"/>
-              </a:schemeClr>
-            </a:gs>
-            <a:gs pos="50000">
-              <a:schemeClr val="phClr">
-                <a:satMod val="110000"/>
-                <a:lumMod val="100000"/>
+                <a:tint val="100000"/>
                 <a:shade val="100000"/>
+                <a:satMod val="130000"/>
               </a:schemeClr>
             </a:gs>
             <a:gs pos="100000">
               <a:schemeClr val="phClr">
-                <a:lumMod val="99000"/>
-                <a:satMod val="120000"/>
-                <a:shade val="78000"/>
+                <a:tint val="50000"/>
+                <a:shade val="100000"/>
+                <a:satMod val="350000"/>
               </a:schemeClr>
             </a:gs>
           </a:gsLst>
-          <a:lin ang="5400000" scaled="0"/>
+          <a:lin ang="16200000" scaled="0"/>
         </a:gradFill>
       </a:fillStyleLst>
       <a:lnStyleLst>
-        <a:ln w="6350" cap="flat" cmpd="sng" algn="ctr">
+        <a:ln w="9525" cap="flat" cmpd="sng" algn="ctr">
+          <a:solidFill>
+            <a:schemeClr val="phClr">
+              <a:shade val="95000"/>
+              <a:satMod val="105000"/>
+            </a:schemeClr>
+          </a:solidFill>
+          <a:prstDash val="solid"/>
+        </a:ln>
+        <a:ln w="25400" cap="flat" cmpd="sng" algn="ctr">
           <a:solidFill>
             <a:schemeClr val="phClr"/>
           </a:solidFill>
           <a:prstDash val="solid"/>
-          <a:miter lim="800000"/>
         </a:ln>
-        <a:ln w="12700" cap="flat" cmpd="sng" algn="ctr">
+        <a:ln w="38100" cap="flat" cmpd="sng" algn="ctr">
           <a:solidFill>
             <a:schemeClr val="phClr"/>
           </a:solidFill>
           <a:prstDash val="solid"/>
-          <a:miter lim="800000"/>
-        </a:ln>
-        <a:ln w="19050" cap="flat" cmpd="sng" algn="ctr">
-          <a:solidFill>
-            <a:schemeClr val="phClr"/>
-          </a:solidFill>
-          <a:prstDash val="solid"/>
-          <a:miter lim="800000"/>
         </a:ln>
       </a:lnStyleLst>
       <a:effectStyleLst>
         <a:effectStyle>
-          <a:effectLst/>
-        </a:effectStyle>
-        <a:effectStyle>
-          <a:effectLst/>
+          <a:effectLst>
+            <a:outerShdw blurRad="40000" dist="20000" dir="5400000" rotWithShape="0">
+              <a:srgbClr val="000000">
+                <a:alpha val="38000"/>
+              </a:srgbClr>
+            </a:outerShdw>
+          </a:effectLst>
         </a:effectStyle>
         <a:effectStyle>
           <a:effectLst>
-            <a:outerShdw blurRad="57150" dist="19050" dir="5400000" algn="ctr" rotWithShape="0">
+            <a:outerShdw blurRad="40000" dist="23000" dir="5400000" rotWithShape="0">
               <a:srgbClr val="000000">
-                <a:alpha val="63000"/>
+                <a:alpha val="35000"/>
               </a:srgbClr>
             </a:outerShdw>
           </a:effectLst>
+        </a:effectStyle>
+        <a:effectStyle>
+          <a:effectLst>
+            <a:outerShdw blurRad="40000" dist="23000" dir="5400000" rotWithShape="0">
+              <a:srgbClr val="000000">
+                <a:alpha val="35000"/>
+              </a:srgbClr>
+            </a:outerShdw>
+          </a:effectLst>
+          <a:scene3d>
+            <a:camera prst="orthographicFront">
+              <a:rot lat="0" lon="0" rev="0"/>
+            </a:camera>
+            <a:lightRig rig="threePt" dir="t">
+              <a:rot lat="0" lon="0" rev="1200000"/>
+            </a:lightRig>
+          </a:scene3d>
+          <a:sp3d>
+            <a:bevelT w="63500" h="25400"/>
+          </a:sp3d>
         </a:effectStyle>
       </a:effectStyleLst>
       <a:bgFillStyleLst>
         <a:solidFill>
           <a:schemeClr val="phClr"/>
         </a:solidFill>
-        <a:solidFill>
-          <a:schemeClr val="phClr">
-            <a:tint val="95000"/>
-            <a:satMod val="170000"/>
-          </a:schemeClr>
-        </a:solidFill>
         <a:gradFill rotWithShape="1">
           <a:gsLst>
             <a:gs pos="0">
               <a:schemeClr val="phClr">
-                <a:tint val="93000"/>
-                <a:satMod val="150000"/>
-                <a:shade val="98000"/>
-                <a:lumMod val="102000"/>
+                <a:tint val="40000"/>
+                <a:satMod val="350000"/>
               </a:schemeClr>
             </a:gs>
-            <a:gs pos="50000">
+            <a:gs pos="40000">
               <a:schemeClr val="phClr">
-                <a:tint val="98000"/>
-                <a:satMod val="130000"/>
-                <a:shade val="90000"/>
-                <a:lumMod val="103000"/>
+                <a:tint val="45000"/>
+                <a:shade val="99000"/>
+                <a:satMod val="350000"/>
               </a:schemeClr>
             </a:gs>
             <a:gs pos="100000">
               <a:schemeClr val="phClr">
-                <a:shade val="63000"/>
-                <a:satMod val="120000"/>
+                <a:shade val="20000"/>
+                <a:satMod val="255000"/>
               </a:schemeClr>
             </a:gs>
           </a:gsLst>
-          <a:lin ang="5400000" scaled="0"/>
+          <a:path path="circle">
+            <a:fillToRect l="50000" t="-80000" r="50000" b="180000"/>
+          </a:path>
+        </a:gradFill>
+        <a:gradFill rotWithShape="1">
+          <a:gsLst>
+            <a:gs pos="0">
+              <a:schemeClr val="phClr">
+                <a:tint val="80000"/>
+                <a:satMod val="300000"/>
+              </a:schemeClr>
+            </a:gs>
+            <a:gs pos="100000">
+              <a:schemeClr val="phClr">
+                <a:shade val="30000"/>
+                <a:satMod val="200000"/>
+              </a:schemeClr>
+            </a:gs>
+          </a:gsLst>
+          <a:path path="circle">
+            <a:fillToRect l="50000" t="50000" r="50000" b="50000"/>
+          </a:path>
         </a:gradFill>
       </a:bgFillStyleLst>
     </a:fmtScheme>
   </a:themeElements>
-  <a:objectDefaults/>
+  <a:objectDefaults>
+    <a:spDef>
+      <a:spPr/>
+      <a:bodyPr/>
+      <a:lstStyle/>
+      <a:style>
+        <a:lnRef idx="1">
+          <a:schemeClr val="accent1"/>
+        </a:lnRef>
+        <a:fillRef idx="3">
+          <a:schemeClr val="accent1"/>
+        </a:fillRef>
+        <a:effectRef idx="2">
+          <a:schemeClr val="accent1"/>
+        </a:effectRef>
+        <a:fontRef idx="minor">
+          <a:schemeClr val="lt1"/>
+        </a:fontRef>
+      </a:style>
+    </a:spDef>
+    <a:lnDef>
+      <a:spPr/>
+      <a:bodyPr/>
+      <a:lstStyle/>
+      <a:style>
+        <a:lnRef idx="2">
+          <a:schemeClr val="accent1"/>
+        </a:lnRef>
+        <a:fillRef idx="0">
+          <a:schemeClr val="accent1"/>
+        </a:fillRef>
+        <a:effectRef idx="1">
+          <a:schemeClr val="accent1"/>
+        </a:effectRef>
+        <a:fontRef idx="minor">
+          <a:schemeClr val="tx1"/>
+        </a:fontRef>
+      </a:style>
+    </a:lnDef>
+  </a:objectDefaults>
   <a:extraClrSchemeLst/>
-  <a:extLst>
-    <a:ext uri="{05A4C25C-085E-4340-85A3-A5531E510DB2}">
-      <thm15:themeFamily xmlns:thm15="http://schemas.microsoft.com/office/thememl/2012/main" name="Office Theme" id="{2E142A2C-CD16-42D6-873A-C26D2A0506FA}" vid="{1BDDFF52-6CD6-40A5-AB3C-68EB2F1E4D0A}"/>
-    </a:ext>
-  </a:extLst>
 </a:theme>
 </file>
--- a/02-management-systems/ISO_IEC_27001_27002/Espanol/ISO_IEC_27001_27002_Practical_Manager_and_Junior_Analyst_Manual_Espanol_v1.0.docx
+++ b/02-management-systems/ISO_IEC_27001_27002/Espanol/ISO_IEC_27001_27002_Practical_Manager_and_Junior_Analyst_Manual_Espanol_v1.0.docx
@@ -2,40 +2,14 @@
 <file path=word/document.xml><?xml version="1.0" encoding="utf-8"?>
 <w:document xmlns:w="http://schemas.openxmlformats.org/wordprocessingml/2006/main" xmlns:m="http://schemas.openxmlformats.org/officeDocument/2006/math" xmlns:r="http://schemas.openxmlformats.org/officeDocument/2006/relationships" xmlns:o="urn:schemas-microsoft-com:office:office" xmlns:v="urn:schemas-microsoft-com:vml" xmlns:w10="urn:schemas-microsoft-com:office:word" xmlns:a="http://schemas.openxmlformats.org/drawingml/2006/main" xmlns:pic="http://schemas.openxmlformats.org/drawingml/2006/picture" xmlns:wp="http://schemas.openxmlformats.org/drawingml/2006/wordprocessingDrawing">
   <w:body>
-    <w:sdt>
-      <w:sdtPr>
-        <w:docPartObj>
-          <w:docPartGallery w:val="Table of Contents"/>
-          <w:docPartUnique/>
-        </w:docPartObj>
-      </w:sdtPr>
-      <w:sdtContent>
-        <w:p>
-          <w:pPr>
-            <w:pStyle w:val="TOCHeading"/>
-          </w:pPr>
-          <w:r>
-            <w:t xml:space="preserve">Table of Contents</w:t>
-          </w:r>
-        </w:p>
-        <w:p>
-          <w:r>
-            <w:fldChar w:fldCharType="begin" w:dirty="true"/>
-            <w:instrText xml:space="preserve">TOC \o "1-3" \h \z \u</w:instrText>
-            <w:fldChar w:fldCharType="separate"/>
-            <w:fldChar w:fldCharType="end"/>
-          </w:r>
-        </w:p>
-      </w:sdtContent>
-    </w:sdt>
     <w:p>
       <w:pPr>
         <w:pStyle w:val="BlockText"/>
       </w:pPr>
       <w:r>
         <w:rPr>
+          <w:b/>
           <w:bCs/>
-          <w:b/>
         </w:rPr>
         <w:t xml:space="preserve">Estado de revisión:</w:t>
       </w:r>
@@ -52,8 +26,8 @@
       </w:pPr>
       <w:r>
         <w:rPr>
+          <w:b/>
           <w:bCs/>
-          <w:b/>
         </w:rPr>
         <w:t xml:space="preserve">CYBERSECURITY, PRIVACY &amp; COMPLIANCE SERIES</w:t>
       </w:r>
@@ -64,8 +38,8 @@
       </w:pPr>
       <w:r>
         <w:rPr>
+          <w:b/>
           <w:bCs/>
-          <w:b/>
         </w:rPr>
         <w:t xml:space="preserve">ISO/IEC 27001:2022 " ISO/IEC 27002:2022</w:t>
       </w:r>
@@ -84,8 +58,8 @@
       </w:pPr>
       <w:r>
         <w:rPr>
+          <w:i/>
           <w:iCs/>
-          <w:i/>
         </w:rPr>
         <w:t xml:space="preserve">Un manual de trabajo para administradores, analistas juniores, estudiantes, cambiadores de carrera, auditores internos y equipos de seguridad</w:t>
       </w:r>
@@ -96,8 +70,8 @@
       </w:pPr>
       <w:r>
         <w:rPr>
+          <w:b/>
           <w:bCs/>
-          <w:b/>
         </w:rPr>
         <w:t xml:space="preserve">Alberto (Al) Leiva</w:t>
       </w:r>
@@ -116,8 +90,8 @@
       </w:pPr>
       <w:r>
         <w:rPr>
+          <w:b/>
           <w:bCs/>
-          <w:b/>
         </w:rPr>
         <w:t xml:space="preserve">Inside:</w:t>
       </w:r>
@@ -136,7 +110,7 @@
         <w:t xml:space="preserve">|. |</w:t>
       </w:r>
     </w:p>
-    <w:bookmarkStart w:id="21" w:name="publication-and-use-notice"/>
+    <w:bookmarkStart w:id="10" w:name="publication-and-use-notice"/>
     <w:p>
       <w:pPr>
         <w:pStyle w:val="Heading1"/>
@@ -177,7 +151,7 @@
         <w:t xml:space="preserve">ISO desarrolla estándares pero no certifica organizaciones. La certificación es opcional y es realizada por los organismos de certificación. Verifique la acreditación, alcance, ubicación, versión y estado de certificado antes de confiar en una reclamación de certificación.</w:t>
       </w:r>
     </w:p>
-    <w:bookmarkStart w:id="20" w:name="uso-ético-y-autorizado"/>
+    <w:bookmarkStart w:id="9" w:name="uso-ético-y-autorizado"/>
     <w:p>
       <w:pPr>
         <w:pStyle w:val="Heading2"/>
@@ -194,9 +168,9 @@
         <w:t xml:space="preserve">Utilice herramientas técnicas únicamente en sistemas, aplicaciones, redes, cuentas de nube, repositorios y datos que posee o está específicamente autorizado por escrito para evaluar. Use datos sintéticos y sistemas aislados en laboratorios.</w:t>
       </w:r>
     </w:p>
-    <w:bookmarkEnd w:id="20"/>
-    <w:bookmarkEnd w:id="21"/>
-    <w:bookmarkStart w:id="22" w:name="prefacio"/>
+    <w:bookmarkEnd w:id="9"/>
+    <w:bookmarkEnd w:id="10"/>
+    <w:bookmarkStart w:id="11" w:name="prefacio"/>
     <w:p>
       <w:pPr>
         <w:pStyle w:val="Heading1"/>
@@ -211,8 +185,8 @@
       </w:pPr>
       <w:r>
         <w:rPr>
+          <w:i/>
           <w:iCs/>
-          <w:i/>
         </w:rPr>
         <w:t xml:space="preserve">Una introducción práctica a la gestión de la seguridad de la información y las garantías basadas en pruebas</w:t>
       </w:r>
@@ -298,8 +272,8 @@
         <w:t xml:space="preserve">|. |</w:t>
       </w:r>
     </w:p>
-    <w:bookmarkEnd w:id="22"/>
-    <w:bookmarkStart w:id="23" w:name="tabla-de-contenidos"/>
+    <w:bookmarkEnd w:id="11"/>
+    <w:bookmarkStart w:id="12" w:name="tabla-de-contenidos"/>
     <w:p>
       <w:pPr>
         <w:pStyle w:val="Heading1"/>
@@ -840,7 +814,7 @@
           <w:rPr>
             <w:rStyle w:val="Hyperlink"/>
           </w:rPr>
-          <w:t xml:space="preserve">23. Libro de reproducción ISMS [35](#managers-isms-playbook)</w:t>
+          <w:t xml:space="preserve">23. Manual del SGSI para gerentes [35](#managers-isms-playbook)</w:t>
         </w:r>
       </w:hyperlink>
     </w:p>
@@ -1117,8 +1091,8 @@
         </w:r>
       </w:hyperlink>
     </w:p>
-    <w:bookmarkEnd w:id="23"/>
-    <w:bookmarkStart w:id="24" w:name="isoiec-27001-y-27002-foundations"/>
+    <w:bookmarkEnd w:id="12"/>
+    <w:bookmarkStart w:id="13" w:name="isoiec-27001-y-27002-foundations"/>
     <w:p>
       <w:pPr>
         <w:pStyle w:val="Heading1"/>
@@ -1133,8 +1107,8 @@
       </w:pPr>
       <w:r>
         <w:rPr>
+          <w:i/>
           <w:iCs/>
-          <w:i/>
         </w:rPr>
         <w:t xml:space="preserve">Ediciones actuales, propósito, relación y limitaciones importantes.</w:t>
       </w:r>
@@ -1147,13 +1121,7 @@
         <w:t xml:space="preserve">لimg src=</w:t>
       </w:r>
       <w:r>
-        <w:t xml:space="preserve">“</w:t>
-      </w:r>
-      <w:r>
-        <w:t xml:space="preserve">media/image1.png</w:t>
-      </w:r>
-      <w:r>
-        <w:t xml:space="preserve">”</w:t>
+        <w:t xml:space="preserve">“media/image1.png”</w:t>
       </w:r>
       <w:r>
         <w:t xml:space="preserve"> </w:t>
@@ -1162,13 +1130,7 @@
         <w:t xml:space="preserve">style=</w:t>
       </w:r>
       <w:r>
-        <w:t xml:space="preserve">“</w:t>
-      </w:r>
-      <w:r>
-        <w:t xml:space="preserve">width:6.15in;height:3.39605in</w:t>
-      </w:r>
-      <w:r>
-        <w:t xml:space="preserve">”</w:t>
+        <w:t xml:space="preserve">“width:6.15in;height:3.39605in”</w:t>
       </w:r>
       <w:r>
         <w:t xml:space="preserve"> </w:t>
@@ -1177,13 +1139,7 @@
         <w:t xml:space="preserve">alt=</w:t>
       </w:r>
       <w:r>
-        <w:t xml:space="preserve">“</w:t>
-      </w:r>
-      <w:r>
-        <w:t xml:space="preserve">Context and risk drive planning, implementation, evaluation, and improvement.</w:t>
-      </w:r>
-      <w:r>
-        <w:t xml:space="preserve">”</w:t>
+        <w:t xml:space="preserve">“Context and risk drive planning, implementation, evaluation, and improvement.”</w:t>
       </w:r>
       <w:r>
         <w:t xml:space="preserve"> </w:t>
@@ -1286,11 +1242,11 @@
     </w:p>
     <w:p>
       <w:pPr>
+        <w:pStyle w:val="Compact"/>
         <w:numPr>
           <w:ilvl w:val="0"/>
           <w:numId w:val="1002"/>
         </w:numPr>
-        <w:pStyle w:val="Compact"/>
       </w:pPr>
       <w:r>
         <w:t xml:space="preserve">ISMS Scope and Interested Parties</w:t>
@@ -1302,8 +1258,8 @@
       </w:pPr>
       <w:r>
         <w:rPr>
+          <w:i/>
           <w:iCs/>
-          <w:i/>
         </w:rPr>
         <w:t xml:space="preserve">Cómo definir un límite defensible para el sistema de gestión.</w:t>
       </w:r>
@@ -1429,8 +1385,8 @@
         <w:t xml:space="preserve">¿Podrían los efectos climáticos o las expectativas de los interesados afectar a la disponibilidad, proveedores, instalaciones, personas o obligaciones? | Análisis de contexto, decisión, acciones cuando sea relevante</w:t>
       </w:r>
     </w:p>
-    <w:bookmarkEnd w:id="24"/>
-    <w:bookmarkStart w:id="25" w:name="Xf38315ed87a8112d4a12ff34085e41899658b2d"/>
+    <w:bookmarkEnd w:id="13"/>
+    <w:bookmarkStart w:id="14" w:name="Xf38315ed87a8112d4a12ff34085e41899658b2d"/>
     <w:p>
       <w:pPr>
         <w:pStyle w:val="Heading1"/>
@@ -1445,8 +1401,8 @@
       </w:pPr>
       <w:r>
         <w:rPr>
+          <w:i/>
           <w:iCs/>
-          <w:i/>
         </w:rPr>
         <w:t xml:space="preserve">Un método repetible que conecta el riesgo empresarial para controlar las decisiones</w:t>
       </w:r>
@@ -1465,25 +1421,13 @@
         <w:t xml:space="preserve"> </w:t>
       </w:r>
       <w:r>
-        <w:t xml:space="preserve">“</w:t>
-      </w:r>
-      <w:r>
-        <w:t xml:space="preserve">png</w:t>
-      </w:r>
-      <w:r>
-        <w:t xml:space="preserve">”</w:t>
+        <w:t xml:space="preserve">“png”</w:t>
       </w:r>
       <w:r>
         <w:t xml:space="preserve">=</w:t>
       </w:r>
       <w:r>
-        <w:t xml:space="preserve">“</w:t>
-      </w:r>
-      <w:r>
-        <w:t xml:space="preserve">width:6.15in;height:3.39605in</w:t>
-      </w:r>
-      <w:r>
-        <w:t xml:space="preserve">”</w:t>
+        <w:t xml:space="preserve">“width:6.15in;height:3.39605in”</w:t>
       </w:r>
       <w:r>
         <w:t xml:space="preserve"> </w:t>
@@ -1492,13 +1436,7 @@
         <w:t xml:space="preserve">alt=</w:t>
       </w:r>
       <w:r>
-        <w:t xml:space="preserve">“</w:t>
-      </w:r>
-      <w:r>
-        <w:t xml:space="preserve">Los dueños de Risk evalúan escenarios, tratamiento y riesgo residual utilizando criterios definidos</w:t>
-      </w:r>
-      <w:r>
-        <w:t xml:space="preserve">”</w:t>
+        <w:t xml:space="preserve">“Los dueños de Risk evalúan escenarios, tratamiento y riesgo residual utilizando criterios definidos”</w:t>
       </w:r>
       <w:r>
         <w:t xml:space="preserve">.</w:t>
@@ -1526,8 +1464,8 @@
       </w:pPr>
       <w:r>
         <w:rPr>
+          <w:b/>
           <w:bCs/>
-          <w:b/>
         </w:rPr>
         <w:t xml:space="preserve">Field</w:t>
       </w:r>
@@ -1600,8 +1538,8 @@
         <w:t xml:space="preserve">← Riesgo Residual | Reassess after treatment; obtain explicit owner approval |</w:t>
       </w:r>
     </w:p>
-    <w:bookmarkEnd w:id="25"/>
-    <w:bookmarkStart w:id="26" w:name="declaración-de-aplicabilidad"/>
+    <w:bookmarkEnd w:id="14"/>
+    <w:bookmarkStart w:id="15" w:name="declaración-de-aplicabilidad"/>
     <w:p>
       <w:pPr>
         <w:pStyle w:val="Heading1"/>
@@ -1616,8 +1554,8 @@
       </w:pPr>
       <w:r>
         <w:rPr>
+          <w:i/>
           <w:iCs/>
-          <w:i/>
         </w:rPr>
         <w:t xml:space="preserve">El puente entre el tratamiento del riesgo, el anexo A, otros controles y pruebas de auditoría</w:t>
       </w:r>
@@ -1633,13 +1571,7 @@
         <w:t xml:space="preserve">■img src=</w:t>
       </w:r>
       <w:r>
-        <w:t xml:space="preserve">“</w:t>
-      </w:r>
-      <w:r>
-        <w:t xml:space="preserve">media/image3.png</w:t>
-      </w:r>
-      <w:r>
-        <w:t xml:space="preserve">”</w:t>
+        <w:t xml:space="preserve">“media/image3.png”</w:t>
       </w:r>
       <w:r>
         <w:t xml:space="preserve"> </w:t>
@@ -1648,13 +1580,7 @@
         <w:t xml:space="preserve">style=</w:t>
       </w:r>
       <w:r>
-        <w:t xml:space="preserve">“</w:t>
-      </w:r>
-      <w:r>
-        <w:t xml:space="preserve">width:6.15in;height:3.39605in</w:t>
-      </w:r>
-      <w:r>
-        <w:t xml:space="preserve">”</w:t>
+        <w:t xml:space="preserve">“width:6.15in;height:3.39605in”</w:t>
       </w:r>
       <w:r>
         <w:t xml:space="preserve"> </w:t>
@@ -1663,13 +1589,7 @@
         <w:t xml:space="preserve">alt=</w:t>
       </w:r>
       <w:r>
-        <w:t xml:space="preserve">“</w:t>
-      </w:r>
-      <w:r>
-        <w:t xml:space="preserve">The SoA records reasoned control selection and implementation status.</w:t>
-      </w:r>
-      <w:r>
-        <w:t xml:space="preserve">”</w:t>
+        <w:t xml:space="preserve">“The SoA records reasoned control selection and implementation status.”</w:t>
       </w:r>
       <w:r>
         <w:t xml:space="preserve"> </w:t>
@@ -1758,8 +1678,8 @@
       </w:pPr>
       <w:r>
         <w:rPr>
+          <w:b/>
           <w:bCs/>
-          <w:b/>
         </w:rPr>
         <w:t xml:space="preserve">Control</w:t>
       </w:r>
@@ -1802,8 +1722,8 @@
         <w:t xml:space="preserve">Por ejemplo, la exclusión La tecnología descrita o el escenario está ausente del alcance controlado TEN No aplicable ANTES Ámbito de estudio y evidencia de arquitectura</w:t>
       </w:r>
     </w:p>
-    <w:bookmarkEnd w:id="26"/>
-    <w:bookmarkStart w:id="27" w:name="documentación-y-evidencia"/>
+    <w:bookmarkEnd w:id="15"/>
+    <w:bookmarkStart w:id="16" w:name="documentación-y-evidencia"/>
     <w:p>
       <w:pPr>
         <w:pStyle w:val="Heading1"/>
@@ -1818,8 +1738,8 @@
       </w:pPr>
       <w:r>
         <w:rPr>
+          <w:i/>
           <w:iCs/>
-          <w:i/>
         </w:rPr>
         <w:t xml:space="preserve">Cómo mantener información documentada útil sin crear burocracia</w:t>
       </w:r>
@@ -1835,13 +1755,7 @@
         <w:t xml:space="preserve">■img src=</w:t>
       </w:r>
       <w:r>
-        <w:t xml:space="preserve">“</w:t>
-      </w:r>
-      <w:r>
-        <w:t xml:space="preserve">media/image4.png</w:t>
-      </w:r>
-      <w:r>
-        <w:t xml:space="preserve">”</w:t>
+        <w:t xml:space="preserve">“media/image4.png”</w:t>
       </w:r>
       <w:r>
         <w:t xml:space="preserve"> </w:t>
@@ -1850,13 +1764,7 @@
         <w:t xml:space="preserve">style=</w:t>
       </w:r>
       <w:r>
-        <w:t xml:space="preserve">“</w:t>
-      </w:r>
-      <w:r>
-        <w:t xml:space="preserve">width:6.15in;height:3.29079in</w:t>
-      </w:r>
-      <w:r>
-        <w:t xml:space="preserve">”</w:t>
+        <w:t xml:space="preserve">“width:6.15in;height:3.29079in”</w:t>
       </w:r>
       <w:r>
         <w:t xml:space="preserve"> </w:t>
@@ -1865,13 +1773,7 @@
         <w:t xml:space="preserve">alt=</w:t>
       </w:r>
       <w:r>
-        <w:t xml:space="preserve">“</w:t>
-      </w:r>
-      <w:r>
-        <w:t xml:space="preserve">La evidencia debe apoyar el diseño, operación, excepciones, corrección, y retest.</w:t>
-      </w:r>
-      <w:r>
-        <w:t xml:space="preserve">”</w:t>
+        <w:t xml:space="preserve">“La evidencia debe apoyar el diseño, operación, excepciones, corrección, y retest.”</w:t>
       </w:r>
     </w:p>
     <w:p>
@@ -1888,8 +1790,8 @@
       </w:pPr>
       <w:r>
         <w:rPr>
+          <w:b/>
           <w:bCs/>
-          <w:b/>
         </w:rPr>
         <w:t xml:space="preserve">Documento o registro</w:t>
       </w:r>
@@ -1904,8 +1806,8 @@
       </w:r>
       <w:r>
         <w:rPr>
+          <w:b/>
           <w:bCs/>
-          <w:b/>
         </w:rPr>
         <w:t xml:space="preserve">Purpose</w:t>
       </w:r>
@@ -1998,8 +1900,8 @@
       </w:pPr>
       <w:r>
         <w:rPr>
+          <w:i/>
           <w:iCs/>
-          <w:i/>
         </w:rPr>
         <w:t xml:space="preserve">Requisitos de idiomas, enfoque de verificación y pruebas de ejemplo</w:t>
       </w:r>
@@ -2027,27 +1929,26 @@
       <w:tblPr>
         <w:tblStyle w:val="Table"/>
         <w:tblW w:type="pct" w:w="5000"/>
+        <w:tblLayout w:type="fixed"/>
         <w:tblLook w:firstRow="1" w:lastRow="0" w:firstColumn="0" w:lastColumn="0" w:noHBand="0" w:noVBand="0" w:val="0020"/>
-        <w:jc w:val="start"/>
       </w:tblPr>
       <w:tblGrid>
         <w:gridCol w:w="7920"/>
       </w:tblGrid>
       <w:tr>
         <w:trPr>
-          <w:tblHeader w:val="true"/>
+          <w:tblHeader w:val="on"/>
         </w:trPr>
         <w:tc>
           <w:tcPr/>
           <w:p>
             <w:pPr>
               <w:pStyle w:val="Compact"/>
-              <w:jc w:val="left"/>
             </w:pPr>
             <w:r>
               <w:rPr>
+                <w:b/>
                 <w:bCs/>
-                <w:b/>
               </w:rPr>
               <w:t xml:space="preserve">Cláusula</w:t>
             </w:r>
@@ -2101,8 +2002,8 @@
       </w:r>
       <w:r>
         <w:rPr>
+          <w:b/>
           <w:bCs/>
-          <w:b/>
         </w:rPr>
         <w:t xml:space="preserve">2024 enmienda:</w:t>
       </w:r>
@@ -2121,11 +2022,11 @@
     </w:p>
     <w:p>
       <w:pPr>
+        <w:pStyle w:val="Compact"/>
         <w:numPr>
           <w:ilvl w:val="0"/>
           <w:numId w:val="1005"/>
         </w:numPr>
-        <w:pStyle w:val="Compact"/>
       </w:pPr>
       <w:r>
         <w:t xml:space="preserve">Cláusula 5 - Liderazgo</w:t>
@@ -2137,8 +2038,8 @@
       </w:pPr>
       <w:r>
         <w:rPr>
+          <w:i/>
           <w:iCs/>
-          <w:i/>
         </w:rPr>
         <w:t xml:space="preserve">Requisitos de idiomas, enfoque de verificación y pruebas de ejemplo</w:t>
       </w:r>
@@ -2152,8 +2053,8 @@
       </w:pPr>
       <w:r>
         <w:rPr>
+          <w:b/>
           <w:bCs/>
-          <w:b/>
         </w:rPr>
         <w:t xml:space="preserve">Propósito de uso:</w:t>
       </w:r>
@@ -2174,27 +2075,26 @@
       <w:tblPr>
         <w:tblStyle w:val="Table"/>
         <w:tblW w:type="pct" w:w="5000"/>
+        <w:tblLayout w:type="fixed"/>
         <w:tblLook w:firstRow="1" w:lastRow="0" w:firstColumn="0" w:lastColumn="0" w:noHBand="0" w:noVBand="0" w:val="0020"/>
-        <w:jc w:val="start"/>
       </w:tblPr>
       <w:tblGrid>
         <w:gridCol w:w="7920"/>
       </w:tblGrid>
       <w:tr>
         <w:trPr>
-          <w:tblHeader w:val="true"/>
+          <w:tblHeader w:val="on"/>
         </w:trPr>
         <w:tc>
           <w:tcPr/>
           <w:p>
             <w:pPr>
               <w:pStyle w:val="Compact"/>
-              <w:jc w:val="left"/>
             </w:pPr>
             <w:r>
               <w:rPr>
+                <w:b/>
                 <w:bCs/>
-                <w:b/>
               </w:rPr>
               <w:t xml:space="preserve">Cláusula</w:t>
             </w:r>
@@ -2207,7 +2107,6 @@
           <w:p>
             <w:pPr>
               <w:pStyle w:val="Compact"/>
-              <w:jc w:val="left"/>
             </w:pPr>
             <w:r>
               <w:t xml:space="preserve">tención 5.1</w:t>
@@ -2221,7 +2120,6 @@
           <w:p>
             <w:pPr>
               <w:pStyle w:val="Compact"/>
-              <w:jc w:val="left"/>
             </w:pPr>
             <w:r>
               <w:t xml:space="preserve">TEN 5.2</w:t>
@@ -2235,7 +2133,6 @@
           <w:p>
             <w:pPr>
               <w:pStyle w:val="Compact"/>
-              <w:jc w:val="left"/>
             </w:pPr>
             <w:r>
               <w:t xml:space="preserve">TEN 5.3</w:t>
@@ -2254,11 +2151,11 @@
     </w:p>
     <w:p>
       <w:pPr>
+        <w:pStyle w:val="Compact"/>
         <w:numPr>
           <w:ilvl w:val="0"/>
           <w:numId w:val="1006"/>
         </w:numPr>
-        <w:pStyle w:val="Compact"/>
       </w:pPr>
       <w:r>
         <w:t xml:space="preserve">Cláusula 6 - Planificación</w:t>
@@ -2270,8 +2167,8 @@
       </w:pPr>
       <w:r>
         <w:rPr>
+          <w:i/>
           <w:iCs/>
-          <w:i/>
         </w:rPr>
         <w:t xml:space="preserve">Requisitos de idiomas, enfoque de verificación y pruebas de ejemplo</w:t>
       </w:r>
@@ -2299,27 +2196,26 @@
       <w:tblPr>
         <w:tblStyle w:val="Table"/>
         <w:tblW w:type="pct" w:w="5000"/>
+        <w:tblLayout w:type="fixed"/>
         <w:tblLook w:firstRow="1" w:lastRow="0" w:firstColumn="0" w:lastColumn="0" w:noHBand="0" w:noVBand="0" w:val="0020"/>
-        <w:jc w:val="start"/>
       </w:tblPr>
       <w:tblGrid>
         <w:gridCol w:w="7920"/>
       </w:tblGrid>
       <w:tr>
         <w:trPr>
-          <w:tblHeader w:val="true"/>
+          <w:tblHeader w:val="on"/>
         </w:trPr>
         <w:tc>
           <w:tcPr/>
           <w:p>
             <w:pPr>
               <w:pStyle w:val="Compact"/>
-              <w:jc w:val="left"/>
             </w:pPr>
             <w:r>
               <w:rPr>
+                <w:b/>
                 <w:bCs/>
-                <w:b/>
               </w:rPr>
               <w:t xml:space="preserve">Cláusula</w:t>
             </w:r>
@@ -2332,7 +2228,6 @@
           <w:p>
             <w:pPr>
               <w:pStyle w:val="Compact"/>
-              <w:jc w:val="left"/>
             </w:pPr>
             <w:r>
               <w:t xml:space="preserve">tención 6.1.1</w:t>
@@ -2346,7 +2241,6 @@
           <w:p>
             <w:pPr>
               <w:pStyle w:val="Compact"/>
-              <w:jc w:val="left"/>
             </w:pPr>
             <w:r>
               <w:t xml:space="preserve">tención 6.1.2</w:t>
@@ -2360,7 +2254,6 @@
           <w:p>
             <w:pPr>
               <w:pStyle w:val="Compact"/>
-              <w:jc w:val="left"/>
             </w:pPr>
             <w:r>
               <w:t xml:space="preserve">TEN 6.1.3</w:t>
@@ -2374,7 +2267,6 @@
           <w:p>
             <w:pPr>
               <w:pStyle w:val="Compact"/>
-              <w:jc w:val="left"/>
             </w:pPr>
             <w:r>
               <w:t xml:space="preserve">6.2</w:t>
@@ -2401,11 +2293,11 @@
     </w:p>
     <w:p>
       <w:pPr>
+        <w:pStyle w:val="Compact"/>
         <w:numPr>
           <w:ilvl w:val="0"/>
           <w:numId w:val="1007"/>
         </w:numPr>
-        <w:pStyle w:val="Compact"/>
       </w:pPr>
       <w:r>
         <w:t xml:space="preserve">Cláusula 7 - Apoyo</w:t>
@@ -2417,8 +2309,8 @@
       </w:pPr>
       <w:r>
         <w:rPr>
+          <w:i/>
           <w:iCs/>
-          <w:i/>
         </w:rPr>
         <w:t xml:space="preserve">Requisitos de idiomas, enfoque de verificación y pruebas de ejemplo</w:t>
       </w:r>
@@ -2446,27 +2338,26 @@
       <w:tblPr>
         <w:tblStyle w:val="Table"/>
         <w:tblW w:type="pct" w:w="5000"/>
+        <w:tblLayout w:type="fixed"/>
         <w:tblLook w:firstRow="1" w:lastRow="0" w:firstColumn="0" w:lastColumn="0" w:noHBand="0" w:noVBand="0" w:val="0020"/>
-        <w:jc w:val="start"/>
       </w:tblPr>
       <w:tblGrid>
         <w:gridCol w:w="7920"/>
       </w:tblGrid>
       <w:tr>
         <w:trPr>
-          <w:tblHeader w:val="true"/>
+          <w:tblHeader w:val="on"/>
         </w:trPr>
         <w:tc>
           <w:tcPr/>
           <w:p>
             <w:pPr>
               <w:pStyle w:val="Compact"/>
-              <w:jc w:val="left"/>
             </w:pPr>
             <w:r>
               <w:rPr>
+                <w:b/>
                 <w:bCs/>
-                <w:b/>
               </w:rPr>
               <w:t xml:space="preserve">Cláusula</w:t>
             </w:r>
@@ -2479,7 +2370,6 @@
           <w:p>
             <w:pPr>
               <w:pStyle w:val="Compact"/>
-              <w:jc w:val="left"/>
             </w:pPr>
             <w:r>
               <w:t xml:space="preserve">tención 7.1</w:t>
@@ -2493,7 +2383,6 @@
           <w:p>
             <w:pPr>
               <w:pStyle w:val="Compact"/>
-              <w:jc w:val="left"/>
             </w:pPr>
             <w:r>
               <w:t xml:space="preserve">tención 7.2</w:t>
@@ -2507,7 +2396,6 @@
           <w:p>
             <w:pPr>
               <w:pStyle w:val="Compact"/>
-              <w:jc w:val="left"/>
             </w:pPr>
             <w:r>
               <w:t xml:space="preserve">tención 7.3</w:t>
@@ -2521,7 +2409,6 @@
           <w:p>
             <w:pPr>
               <w:pStyle w:val="Compact"/>
-              <w:jc w:val="left"/>
             </w:pPr>
             <w:r>
               <w:t xml:space="preserve">TEN 7.4</w:t>
@@ -2535,7 +2422,6 @@
           <w:p>
             <w:pPr>
               <w:pStyle w:val="Compact"/>
-              <w:jc w:val="left"/>
             </w:pPr>
             <w:r>
               <w:t xml:space="preserve">7.5</w:t>
@@ -2566,8 +2452,8 @@
       </w:pPr>
       <w:r>
         <w:rPr>
+          <w:i/>
           <w:iCs/>
-          <w:i/>
         </w:rPr>
         <w:t xml:space="preserve">Requisitos de idiomas, enfoque de verificación y pruebas de ejemplo</w:t>
       </w:r>
@@ -2597,8 +2483,8 @@
       </w:pPr>
       <w:r>
         <w:rPr>
+          <w:b/>
           <w:bCs/>
-          <w:b/>
         </w:rPr>
         <w:t xml:space="preserve">Cláusula</w:t>
       </w:r>
@@ -2613,8 +2499,8 @@
       </w:r>
       <w:r>
         <w:rPr>
+          <w:b/>
           <w:bCs/>
-          <w:b/>
         </w:rPr>
         <w:t xml:space="preserve">Significado claro</w:t>
       </w:r>
@@ -2629,8 +2515,8 @@
       </w:r>
       <w:r>
         <w:rPr>
+          <w:b/>
           <w:bCs/>
-          <w:b/>
         </w:rPr>
         <w:t xml:space="preserve">Enfoque de verificación</w:t>
       </w:r>
@@ -2645,8 +2531,8 @@
       </w:r>
       <w:r>
         <w:rPr>
+          <w:b/>
           <w:bCs/>
-          <w:b/>
         </w:rPr>
         <w:t xml:space="preserve">Evidencia de ejemplo</w:t>
       </w:r>
@@ -2693,20 +2579,20 @@
     </w:p>
     <w:p>
       <w:pPr>
+        <w:pStyle w:val="Compact"/>
         <w:numPr>
           <w:ilvl w:val="0"/>
           <w:numId w:val="1008"/>
         </w:numPr>
+      </w:pPr>
+    </w:p>
+    <w:p>
+      <w:pPr>
         <w:pStyle w:val="Compact"/>
-      </w:pPr>
-    </w:p>
-    <w:p>
-      <w:pPr>
         <w:numPr>
           <w:ilvl w:val="1"/>
           <w:numId w:val="1009"/>
         </w:numPr>
-        <w:pStyle w:val="Compact"/>
       </w:pPr>
       <w:r>
         <w:t xml:space="preserve">Cláusula 9 - Evaluación del desempeño</w:t>
@@ -2718,8 +2604,8 @@
       </w:pPr>
       <w:r>
         <w:rPr>
+          <w:i/>
           <w:iCs/>
-          <w:i/>
         </w:rPr>
         <w:t xml:space="preserve">Requisitos de idiomas, enfoque de verificación y pruebas de ejemplo</w:t>
       </w:r>
@@ -2747,27 +2633,26 @@
       <w:tblPr>
         <w:tblStyle w:val="Table"/>
         <w:tblW w:type="pct" w:w="5000"/>
+        <w:tblLayout w:type="fixed"/>
         <w:tblLook w:firstRow="1" w:lastRow="0" w:firstColumn="0" w:lastColumn="0" w:noHBand="0" w:noVBand="0" w:val="0020"/>
-        <w:jc w:val="start"/>
       </w:tblPr>
       <w:tblGrid>
         <w:gridCol w:w="7920"/>
       </w:tblGrid>
       <w:tr>
         <w:trPr>
-          <w:tblHeader w:val="true"/>
+          <w:tblHeader w:val="on"/>
         </w:trPr>
         <w:tc>
           <w:tcPr/>
           <w:p>
             <w:pPr>
               <w:pStyle w:val="Compact"/>
-              <w:jc w:val="left"/>
             </w:pPr>
             <w:r>
               <w:rPr>
+                <w:b/>
                 <w:bCs/>
-                <w:b/>
               </w:rPr>
               <w:t xml:space="preserve">Cláusula</w:t>
             </w:r>
@@ -2780,7 +2665,6 @@
           <w:p>
             <w:pPr>
               <w:pStyle w:val="Compact"/>
-              <w:jc w:val="left"/>
             </w:pPr>
             <w:r>
               <w:t xml:space="preserve">tención 9.1</w:t>
@@ -2794,7 +2678,6 @@
           <w:p>
             <w:pPr>
               <w:pStyle w:val="Compact"/>
-              <w:jc w:val="left"/>
             </w:pPr>
             <w:r>
               <w:t xml:space="preserve">tención 9.2.1</w:t>
@@ -2867,8 +2750,8 @@
       </w:pPr>
       <w:r>
         <w:rPr>
+          <w:i/>
           <w:iCs/>
-          <w:i/>
         </w:rPr>
         <w:t xml:space="preserve">Requisitos de idiomas, enfoque de verificación y pruebas de ejemplo</w:t>
       </w:r>
@@ -2896,27 +2779,26 @@
       <w:tblPr>
         <w:tblStyle w:val="Table"/>
         <w:tblW w:type="pct" w:w="5000"/>
+        <w:tblLayout w:type="fixed"/>
         <w:tblLook w:firstRow="1" w:lastRow="0" w:firstColumn="0" w:lastColumn="0" w:noHBand="0" w:noVBand="0" w:val="0020"/>
-        <w:jc w:val="start"/>
       </w:tblPr>
       <w:tblGrid>
         <w:gridCol w:w="7920"/>
       </w:tblGrid>
       <w:tr>
         <w:trPr>
-          <w:tblHeader w:val="true"/>
+          <w:tblHeader w:val="on"/>
         </w:trPr>
         <w:tc>
           <w:tcPr/>
           <w:p>
             <w:pPr>
               <w:pStyle w:val="Compact"/>
-              <w:jc w:val="left"/>
             </w:pPr>
             <w:r>
               <w:rPr>
+                <w:b/>
                 <w:bCs/>
-                <w:b/>
               </w:rPr>
               <w:t xml:space="preserve">Cláusula</w:t>
             </w:r>
@@ -2951,13 +2833,7 @@
         <w:pStyle w:val="BodyText"/>
       </w:pPr>
       <w:r>
-        <w:t xml:space="preserve">“</w:t>
-      </w:r>
-      <w:r>
-        <w:t xml:space="preserve">Los 93 controles de referencia se agrupan en temas organizativos, de personas, físicos y tecnológicos.</w:t>
-      </w:r>
-      <w:r>
-        <w:t xml:space="preserve">”</w:t>
+        <w:t xml:space="preserve">“Los 93 controles de referencia se agrupan en temas organizativos, de personas, físicos y tecnológicos.”</w:t>
       </w:r>
       <w:r>
         <w:t xml:space="preserve"> </w:t>
@@ -2976,23 +2852,23 @@
     </w:p>
     <w:p>
       <w:pPr>
+        <w:pStyle w:val="Compact"/>
         <w:numPr>
           <w:ilvl w:val="0"/>
           <w:numId w:val="1010"/>
         </w:numPr>
+      </w:pPr>
+      <w:r>
+        <w:t xml:space="preserve">Anexo A 5 Controles de organización</w:t>
+      </w:r>
+    </w:p>
+    <w:p>
+      <w:pPr>
         <w:pStyle w:val="Compact"/>
-      </w:pPr>
-      <w:r>
-        <w:t xml:space="preserve">Anexo A 5 Controles de organización</w:t>
-      </w:r>
-    </w:p>
-    <w:p>
-      <w:pPr>
         <w:numPr>
           <w:ilvl w:val="0"/>
           <w:numId w:val="1011"/>
         </w:numPr>
-        <w:pStyle w:val="Compact"/>
       </w:pPr>
       <w:r>
         <w:t xml:space="preserve">Resúmenes originales de los controles de referencia, el enfoque de verificación y los ejemplos de pruebas*.</w:t>
@@ -3004,8 +2880,8 @@
       </w:pPr>
       <w:r>
         <w:rPr>
+          <w:b/>
           <w:bCs/>
-          <w:b/>
         </w:rPr>
         <w:t xml:space="preserve">Control</w:t>
       </w:r>
@@ -3248,100 +3124,82 @@
     </w:p>
     <w:p>
       <w:pPr>
+        <w:pStyle w:val="Compact"/>
         <w:numPr>
           <w:ilvl w:val="0"/>
           <w:numId w:val="1012"/>
         </w:numPr>
+      </w:pPr>
+      <w:r>
+        <w:t xml:space="preserve">Regla de la sesión* El anexo A es un conjunto de referencia utilizado para comprobar que no se pasaron por alto los controles necesarios. La organización puede necesitar otros controles. Toda inclusión o exclusión debe justificarse mediante tratamiento de riesgo y registrarse en la Declaración de aplicabilidad. |</w:t>
+      </w:r>
+      <w:r>
+        <w:t xml:space="preserve"> </w:t>
+      </w:r>
+      <w:r>
+        <w:t xml:space="preserve">|. |</w:t>
+      </w:r>
+    </w:p>
+    <w:p>
+      <w:pPr>
+        <w:pStyle w:val="FirstParagraph"/>
+      </w:pPr>
+      <w:r>
+        <w:t xml:space="preserve">יimg src=</w:t>
+      </w:r>
+      <w:r>
+        <w:t xml:space="preserve">“media/image7.png”</w:t>
+      </w:r>
+      <w:r>
+        <w:t xml:space="preserve"> </w:t>
+      </w:r>
+      <w:r>
+        <w:t xml:space="preserve">style=</w:t>
+      </w:r>
+      <w:r>
+        <w:t xml:space="preserve">“width:6.15in;height:3.29657in”</w:t>
+      </w:r>
+      <w:r>
+        <w:t xml:space="preserve"> </w:t>
+      </w:r>
+      <w:r>
+        <w:t xml:space="preserve">alt=</w:t>
+      </w:r>
+      <w:r>
+        <w:t xml:space="preserve">“Prepare, evalúe, responda, preserve evidencia y aprenda de incidentes.”</w:t>
+      </w:r>
+      <w:r>
+        <w:t xml:space="preserve"> </w:t>
+      </w:r>
+      <w:r>
+        <w:t xml:space="preserve">/</w:t>
+      </w:r>
+    </w:p>
+    <w:p>
+      <w:pPr>
+        <w:pStyle w:val="BodyText"/>
+      </w:pPr>
+      <w:r>
+        <w:t xml:space="preserve">Figure 7. Security-incident management</w:t>
+      </w:r>
+    </w:p>
+    <w:bookmarkEnd w:id="16"/>
+    <w:bookmarkStart w:id="17" w:name="annex-a-6-people-controls"/>
+    <w:p>
+      <w:pPr>
+        <w:pStyle w:val="Heading1"/>
+      </w:pPr>
+      <w:r>
+        <w:t xml:space="preserve">14. Annex A 6 People controls</w:t>
+      </w:r>
+    </w:p>
+    <w:p>
+      <w:pPr>
         <w:pStyle w:val="Compact"/>
-      </w:pPr>
-      <w:r>
-        <w:t xml:space="preserve">Regla de la sesión* El anexo A es un conjunto de referencia utilizado para comprobar que no se pasaron por alto los controles necesarios. La organización puede necesitar otros controles. Toda inclusión o exclusión debe justificarse mediante tratamiento de riesgo y registrarse en la Declaración de aplicabilidad. |</w:t>
-      </w:r>
-      <w:r>
-        <w:t xml:space="preserve"> </w:t>
-      </w:r>
-      <w:r>
-        <w:t xml:space="preserve">|. |</w:t>
-      </w:r>
-    </w:p>
-    <w:p>
-      <w:pPr>
-        <w:pStyle w:val="FirstParagraph"/>
-      </w:pPr>
-      <w:r>
-        <w:t xml:space="preserve">יimg src=</w:t>
-      </w:r>
-      <w:r>
-        <w:t xml:space="preserve">“</w:t>
-      </w:r>
-      <w:r>
-        <w:t xml:space="preserve">media/image7.png</w:t>
-      </w:r>
-      <w:r>
-        <w:t xml:space="preserve">”</w:t>
-      </w:r>
-      <w:r>
-        <w:t xml:space="preserve"> </w:t>
-      </w:r>
-      <w:r>
-        <w:t xml:space="preserve">style=</w:t>
-      </w:r>
-      <w:r>
-        <w:t xml:space="preserve">“</w:t>
-      </w:r>
-      <w:r>
-        <w:t xml:space="preserve">width:6.15in;height:3.29657in</w:t>
-      </w:r>
-      <w:r>
-        <w:t xml:space="preserve">”</w:t>
-      </w:r>
-      <w:r>
-        <w:t xml:space="preserve"> </w:t>
-      </w:r>
-      <w:r>
-        <w:t xml:space="preserve">alt=</w:t>
-      </w:r>
-      <w:r>
-        <w:t xml:space="preserve">“</w:t>
-      </w:r>
-      <w:r>
-        <w:t xml:space="preserve">Prepare, evalúe, responda, preserve evidencia y aprenda de incidentes.</w:t>
-      </w:r>
-      <w:r>
-        <w:t xml:space="preserve">”</w:t>
-      </w:r>
-      <w:r>
-        <w:t xml:space="preserve"> </w:t>
-      </w:r>
-      <w:r>
-        <w:t xml:space="preserve">/</w:t>
-      </w:r>
-    </w:p>
-    <w:p>
-      <w:pPr>
-        <w:pStyle w:val="BodyText"/>
-      </w:pPr>
-      <w:r>
-        <w:t xml:space="preserve">Figure 7. Security-incident management</w:t>
-      </w:r>
-    </w:p>
-    <w:bookmarkEnd w:id="27"/>
-    <w:bookmarkStart w:id="28" w:name="annex-a-6-people-controls"/>
-    <w:p>
-      <w:pPr>
-        <w:pStyle w:val="Heading1"/>
-      </w:pPr>
-      <w:r>
-        <w:t xml:space="preserve">14. Annex A 6 People controls</w:t>
-      </w:r>
-    </w:p>
-    <w:p>
-      <w:pPr>
         <w:numPr>
           <w:ilvl w:val="0"/>
           <w:numId w:val="1013"/>
         </w:numPr>
-        <w:pStyle w:val="Compact"/>
       </w:pPr>
       <w:r>
         <w:t xml:space="preserve">Resúmenes originales de los controles de referencia, el enfoque de verificación y los ejemplos de pruebas*.</w:t>
@@ -3353,8 +3211,8 @@
       </w:pPr>
       <w:r>
         <w:rPr>
+          <w:b/>
           <w:bCs/>
-          <w:b/>
         </w:rPr>
         <w:t xml:space="preserve">Control</w:t>
       </w:r>
@@ -3423,41 +3281,41 @@
     </w:p>
     <w:p>
       <w:pPr>
+        <w:pStyle w:val="Compact"/>
         <w:numPr>
           <w:ilvl w:val="0"/>
           <w:numId w:val="1014"/>
         </w:numPr>
+      </w:pPr>
+      <w:r>
+        <w:t xml:space="preserve">Regla de la sesión* El anexo A es un conjunto de referencia utilizado para comprobar que no se pasaron por alto los controles necesarios. La organización puede necesitar otros controles. Toda inclusión o exclusión debe justificarse mediante tratamiento de riesgo y registrarse en la Declaración de aplicabilidad. |</w:t>
+      </w:r>
+      <w:r>
+        <w:t xml:space="preserve"> </w:t>
+      </w:r>
+      <w:r>
+        <w:t xml:space="preserve">|. |</w:t>
+      </w:r>
+    </w:p>
+    <w:p>
+      <w:pPr>
         <w:pStyle w:val="Compact"/>
-      </w:pPr>
-      <w:r>
-        <w:t xml:space="preserve">Regla de la sesión* El anexo A es un conjunto de referencia utilizado para comprobar que no se pasaron por alto los controles necesarios. La organización puede necesitar otros controles. Toda inclusión o exclusión debe justificarse mediante tratamiento de riesgo y registrarse en la Declaración de aplicabilidad. |</w:t>
-      </w:r>
-      <w:r>
-        <w:t xml:space="preserve"> </w:t>
-      </w:r>
-      <w:r>
-        <w:t xml:space="preserve">|. |</w:t>
-      </w:r>
-    </w:p>
-    <w:p>
-      <w:pPr>
         <w:numPr>
           <w:ilvl w:val="0"/>
           <w:numId w:val="1015"/>
         </w:numPr>
+      </w:pPr>
+      <w:r>
+        <w:t xml:space="preserve">Anexo A 7 Controles físicos</w:t>
+      </w:r>
+    </w:p>
+    <w:p>
+      <w:pPr>
         <w:pStyle w:val="Compact"/>
-      </w:pPr>
-      <w:r>
-        <w:t xml:space="preserve">Anexo A 7 Controles físicos</w:t>
-      </w:r>
-    </w:p>
-    <w:p>
-      <w:pPr>
         <w:numPr>
           <w:ilvl w:val="0"/>
           <w:numId w:val="1016"/>
         </w:numPr>
-        <w:pStyle w:val="Compact"/>
       </w:pPr>
       <w:r>
         <w:t xml:space="preserve">Resúmenes originales de los controles de referencia, el enfoque de verificación y los ejemplos de pruebas*.</w:t>
@@ -3467,27 +3325,26 @@
       <w:tblPr>
         <w:tblStyle w:val="Table"/>
         <w:tblW w:type="pct" w:w="5000"/>
+        <w:tblLayout w:type="fixed"/>
         <w:tblLook w:firstRow="1" w:lastRow="0" w:firstColumn="0" w:lastColumn="0" w:noHBand="0" w:noVBand="0" w:val="0020"/>
-        <w:jc w:val="start"/>
       </w:tblPr>
       <w:tblGrid>
         <w:gridCol w:w="7920"/>
       </w:tblGrid>
       <w:tr>
         <w:trPr>
-          <w:tblHeader w:val="true"/>
+          <w:tblHeader w:val="on"/>
         </w:trPr>
         <w:tc>
           <w:tcPr/>
           <w:p>
             <w:pPr>
               <w:pStyle w:val="Compact"/>
-              <w:jc w:val="left"/>
             </w:pPr>
             <w:r>
               <w:rPr>
+                <w:b/>
                 <w:bCs/>
-                <w:b/>
               </w:rPr>
               <w:t xml:space="preserve">Control</w:t>
             </w:r>
@@ -3500,7 +3357,6 @@
           <w:p>
             <w:pPr>
               <w:pStyle w:val="Compact"/>
-              <w:jc w:val="left"/>
             </w:pPr>
             <w:r>
               <w:t xml:space="preserve">TEN 7.1 TENCIÓN Definir y proteger los perímetros de seguridad física. TEN Confirmar riesgo o obligación, diseño, propietario, implementación, operación, excepciones y medición.</w:t>
@@ -3514,7 +3370,6 @@
           <w:p>
             <w:pPr>
               <w:pStyle w:val="Compact"/>
-              <w:jc w:val="left"/>
             </w:pPr>
             <w:r>
               <w:t xml:space="preserve">TEN 7.2</w:t>
@@ -3528,7 +3383,6 @@
           <w:p>
             <w:pPr>
               <w:pStyle w:val="Compact"/>
-              <w:jc w:val="left"/>
             </w:pPr>
             <w:r>
               <w:t xml:space="preserve">7.3</w:t>
@@ -3542,7 +3396,6 @@
           <w:p>
             <w:pPr>
               <w:pStyle w:val="Compact"/>
-              <w:jc w:val="left"/>
             </w:pPr>
             <w:r>
               <w:t xml:space="preserve">tención 7.4 Silenciosos Supervisar locales para el acceso físico no autorizado. TEN Confirmar riesgo o obligación, diseño, propietario, implementación, operación, excepciones y medición.</w:t>
@@ -3556,7 +3409,6 @@
           <w:p>
             <w:pPr>
               <w:pStyle w:val="Compact"/>
-              <w:jc w:val="left"/>
             </w:pPr>
             <w:r>
               <w:t xml:space="preserve">7.5</w:t>
@@ -3570,7 +3422,6 @@
           <w:p>
             <w:pPr>
               <w:pStyle w:val="Compact"/>
-              <w:jc w:val="left"/>
             </w:pPr>
             <w:r>
               <w:t xml:space="preserve">tención 7.6</w:t>
@@ -3584,7 +3435,6 @@
           <w:p>
             <w:pPr>
               <w:pStyle w:val="Compact"/>
-              <w:jc w:val="left"/>
             </w:pPr>
             <w:r>
               <w:t xml:space="preserve">7.7</w:t>
@@ -3598,7 +3448,6 @@
           <w:p>
             <w:pPr>
               <w:pStyle w:val="Compact"/>
-              <w:jc w:val="left"/>
             </w:pPr>
             <w:r>
               <w:t xml:space="preserve">TEN 7.8</w:t>
@@ -3612,7 +3461,6 @@
           <w:p>
             <w:pPr>
               <w:pStyle w:val="Compact"/>
-              <w:jc w:val="left"/>
             </w:pPr>
             <w:r>
               <w:t xml:space="preserve">tención 7.9</w:t>
@@ -3626,7 +3474,6 @@
           <w:p>
             <w:pPr>
               <w:pStyle w:val="Compact"/>
-              <w:jc w:val="left"/>
             </w:pPr>
             <w:r>
               <w:t xml:space="preserve">7.10</w:t>
@@ -3640,7 +3487,6 @@
           <w:p>
             <w:pPr>
               <w:pStyle w:val="Compact"/>
-              <w:jc w:val="left"/>
             </w:pPr>
             <w:r>
               <w:t xml:space="preserve">7.11</w:t>
@@ -3654,7 +3500,6 @@
           <w:p>
             <w:pPr>
               <w:pStyle w:val="Compact"/>
-              <w:jc w:val="left"/>
             </w:pPr>
             <w:r>
               <w:t xml:space="preserve">7.12</w:t>
@@ -3668,7 +3513,6 @@
           <w:p>
             <w:pPr>
               <w:pStyle w:val="Compact"/>
-              <w:jc w:val="left"/>
             </w:pPr>
             <w:r>
               <w:t xml:space="preserve">7.13</w:t>
@@ -3682,7 +3526,6 @@
           <w:p>
             <w:pPr>
               <w:pStyle w:val="Compact"/>
-              <w:jc w:val="left"/>
             </w:pPr>
             <w:r>
               <w:t xml:space="preserve">7.14</w:t>
@@ -3693,41 +3536,41 @@
     </w:tbl>
     <w:p>
       <w:pPr>
+        <w:pStyle w:val="Compact"/>
         <w:numPr>
           <w:ilvl w:val="0"/>
           <w:numId w:val="1017"/>
         </w:numPr>
+      </w:pPr>
+      <w:r>
+        <w:t xml:space="preserve">Regla de la sesión* El anexo A es un conjunto de referencia utilizado para comprobar que no se pasaron por alto los controles necesarios. La organización puede necesitar otros controles. Toda inclusión o exclusión debe justificarse mediante tratamiento de riesgo y registrarse en la Declaración de aplicabilidad. |</w:t>
+      </w:r>
+      <w:r>
+        <w:t xml:space="preserve"> </w:t>
+      </w:r>
+      <w:r>
+        <w:t xml:space="preserve">|. |</w:t>
+      </w:r>
+    </w:p>
+    <w:p>
+      <w:pPr>
         <w:pStyle w:val="Compact"/>
-      </w:pPr>
-      <w:r>
-        <w:t xml:space="preserve">Regla de la sesión* El anexo A es un conjunto de referencia utilizado para comprobar que no se pasaron por alto los controles necesarios. La organización puede necesitar otros controles. Toda inclusión o exclusión debe justificarse mediante tratamiento de riesgo y registrarse en la Declaración de aplicabilidad. |</w:t>
-      </w:r>
-      <w:r>
-        <w:t xml:space="preserve"> </w:t>
-      </w:r>
-      <w:r>
-        <w:t xml:space="preserve">|. |</w:t>
-      </w:r>
-    </w:p>
-    <w:p>
-      <w:pPr>
         <w:numPr>
           <w:ilvl w:val="0"/>
           <w:numId w:val="1018"/>
         </w:numPr>
+      </w:pPr>
+      <w:r>
+        <w:t xml:space="preserve">Anexo A 8 Controles tecnológicos</w:t>
+      </w:r>
+    </w:p>
+    <w:p>
+      <w:pPr>
         <w:pStyle w:val="Compact"/>
-      </w:pPr>
-      <w:r>
-        <w:t xml:space="preserve">Anexo A 8 Controles tecnológicos</w:t>
-      </w:r>
-    </w:p>
-    <w:p>
-      <w:pPr>
         <w:numPr>
           <w:ilvl w:val="0"/>
           <w:numId w:val="1019"/>
         </w:numPr>
-        <w:pStyle w:val="Compact"/>
       </w:pPr>
       <w:r>
         <w:t xml:space="preserve">Resúmenes originales de los controles de referencia, el enfoque de verificación y los ejemplos de pruebas*.</w:t>
@@ -3737,27 +3580,26 @@
       <w:tblPr>
         <w:tblStyle w:val="Table"/>
         <w:tblW w:type="pct" w:w="5000"/>
+        <w:tblLayout w:type="fixed"/>
         <w:tblLook w:firstRow="1" w:lastRow="0" w:firstColumn="0" w:lastColumn="0" w:noHBand="0" w:noVBand="0" w:val="0020"/>
-        <w:jc w:val="start"/>
       </w:tblPr>
       <w:tblGrid>
         <w:gridCol w:w="7920"/>
       </w:tblGrid>
       <w:tr>
         <w:trPr>
-          <w:tblHeader w:val="true"/>
+          <w:tblHeader w:val="on"/>
         </w:trPr>
         <w:tc>
           <w:tcPr/>
           <w:p>
             <w:pPr>
               <w:pStyle w:val="Compact"/>
-              <w:jc w:val="left"/>
             </w:pPr>
             <w:r>
               <w:rPr>
+                <w:b/>
                 <w:bCs/>
-                <w:b/>
               </w:rPr>
               <w:t xml:space="preserve">Control</w:t>
             </w:r>
@@ -3770,7 +3612,6 @@
           <w:p>
             <w:pPr>
               <w:pStyle w:val="Compact"/>
-              <w:jc w:val="left"/>
             </w:pPr>
             <w:r>
               <w:t xml:space="preserve">TEN 8.1 TENCIÓN Dispositivos de extremo de usuario seguros. TEN Confirmar riesgo o obligación, diseño, propietario, implementación, operación, excepciones y medición.</w:t>
@@ -3784,7 +3625,6 @@
           <w:p>
             <w:pPr>
               <w:pStyle w:val="Compact"/>
-              <w:jc w:val="left"/>
             </w:pPr>
             <w:r>
               <w:t xml:space="preserve">8.2</w:t>
@@ -3798,7 +3638,6 @@
           <w:p>
             <w:pPr>
               <w:pStyle w:val="Compact"/>
-              <w:jc w:val="left"/>
             </w:pPr>
             <w:r>
               <w:t xml:space="preserve">8.3</w:t>
@@ -3812,7 +3651,6 @@
           <w:p>
             <w:pPr>
               <w:pStyle w:val="Compact"/>
-              <w:jc w:val="left"/>
             </w:pPr>
             <w:r>
               <w:t xml:space="preserve">8.4</w:t>
@@ -3826,7 +3664,6 @@
           <w:p>
             <w:pPr>
               <w:pStyle w:val="Compact"/>
-              <w:jc w:val="left"/>
             </w:pPr>
             <w:r>
               <w:t xml:space="preserve">8.5</w:t>
@@ -3840,7 +3677,6 @@
           <w:p>
             <w:pPr>
               <w:pStyle w:val="Compact"/>
-              <w:jc w:val="left"/>
             </w:pPr>
             <w:r>
               <w:t xml:space="preserve">8.6</w:t>
@@ -3854,7 +3690,6 @@
           <w:p>
             <w:pPr>
               <w:pStyle w:val="Compact"/>
-              <w:jc w:val="left"/>
             </w:pPr>
             <w:r>
               <w:t xml:space="preserve">8.7</w:t>
@@ -3868,7 +3703,6 @@
           <w:p>
             <w:pPr>
               <w:pStyle w:val="Compact"/>
-              <w:jc w:val="left"/>
             </w:pPr>
             <w:r>
               <w:t xml:space="preserve">tención 8.8</w:t>
@@ -3882,7 +3716,6 @@
           <w:p>
             <w:pPr>
               <w:pStyle w:val="Compact"/>
-              <w:jc w:val="left"/>
             </w:pPr>
             <w:r>
               <w:t xml:space="preserve">8.9</w:t>
@@ -3896,7 +3729,6 @@
           <w:p>
             <w:pPr>
               <w:pStyle w:val="Compact"/>
-              <w:jc w:val="left"/>
             </w:pPr>
             <w:r>
               <w:t xml:space="preserve">8.10</w:t>
@@ -3910,7 +3742,6 @@
           <w:p>
             <w:pPr>
               <w:pStyle w:val="Compact"/>
-              <w:jc w:val="left"/>
             </w:pPr>
             <w:r>
               <w:t xml:space="preserve">8.11</w:t>
@@ -3924,7 +3755,6 @@
           <w:p>
             <w:pPr>
               <w:pStyle w:val="Compact"/>
-              <w:jc w:val="left"/>
             </w:pPr>
             <w:r>
               <w:t xml:space="preserve">8.12</w:t>
@@ -3938,7 +3768,6 @@
           <w:p>
             <w:pPr>
               <w:pStyle w:val="Compact"/>
-              <w:jc w:val="left"/>
             </w:pPr>
             <w:r>
               <w:t xml:space="preserve">8.13</w:t>
@@ -3952,7 +3781,6 @@
           <w:p>
             <w:pPr>
               <w:pStyle w:val="Compact"/>
-              <w:jc w:val="left"/>
             </w:pPr>
             <w:r>
               <w:t xml:space="preserve">8.14</w:t>
@@ -3966,7 +3794,6 @@
           <w:p>
             <w:pPr>
               <w:pStyle w:val="Compact"/>
-              <w:jc w:val="left"/>
             </w:pPr>
             <w:r>
               <w:t xml:space="preserve">8.15</w:t>
@@ -3980,7 +3807,6 @@
           <w:p>
             <w:pPr>
               <w:pStyle w:val="Compact"/>
-              <w:jc w:val="left"/>
             </w:pPr>
             <w:r>
               <w:t xml:space="preserve">tención 8.16</w:t>
@@ -3994,7 +3820,6 @@
           <w:p>
             <w:pPr>
               <w:pStyle w:val="Compact"/>
-              <w:jc w:val="left"/>
             </w:pPr>
             <w:r>
               <w:t xml:space="preserve">8.17</w:t>
@@ -4008,7 +3833,6 @@
           <w:p>
             <w:pPr>
               <w:pStyle w:val="Compact"/>
-              <w:jc w:val="left"/>
             </w:pPr>
             <w:r>
               <w:t xml:space="preserve">8.18</w:t>
@@ -4022,7 +3846,6 @@
           <w:p>
             <w:pPr>
               <w:pStyle w:val="Compact"/>
-              <w:jc w:val="left"/>
             </w:pPr>
             <w:r>
               <w:t xml:space="preserve">tención 8.19</w:t>
@@ -4036,7 +3859,6 @@
           <w:p>
             <w:pPr>
               <w:pStyle w:val="Compact"/>
-              <w:jc w:val="left"/>
             </w:pPr>
             <w:r>
               <w:t xml:space="preserve">8.20</w:t>
@@ -4050,7 +3872,6 @@
           <w:p>
             <w:pPr>
               <w:pStyle w:val="Compact"/>
-              <w:jc w:val="left"/>
             </w:pPr>
             <w:r>
               <w:t xml:space="preserve">8.21</w:t>
@@ -4064,7 +3885,6 @@
           <w:p>
             <w:pPr>
               <w:pStyle w:val="Compact"/>
-              <w:jc w:val="left"/>
             </w:pPr>
             <w:r>
               <w:t xml:space="preserve">8.22</w:t>
@@ -4078,7 +3898,6 @@
           <w:p>
             <w:pPr>
               <w:pStyle w:val="Compact"/>
-              <w:jc w:val="left"/>
             </w:pPr>
             <w:r>
               <w:t xml:space="preserve">tención 8.23</w:t>
@@ -4092,7 +3911,6 @@
           <w:p>
             <w:pPr>
               <w:pStyle w:val="Compact"/>
-              <w:jc w:val="left"/>
             </w:pPr>
             <w:r>
               <w:t xml:space="preserve">TEN 8.24</w:t>
@@ -4106,7 +3924,6 @@
           <w:p>
             <w:pPr>
               <w:pStyle w:val="Compact"/>
-              <w:jc w:val="left"/>
             </w:pPr>
             <w:r>
               <w:t xml:space="preserve">8.25</w:t>
@@ -4120,7 +3937,6 @@
           <w:p>
             <w:pPr>
               <w:pStyle w:val="Compact"/>
-              <w:jc w:val="left"/>
             </w:pPr>
             <w:r>
               <w:t xml:space="preserve">8.26</w:t>
@@ -4134,7 +3950,6 @@
           <w:p>
             <w:pPr>
               <w:pStyle w:val="Compact"/>
-              <w:jc w:val="left"/>
             </w:pPr>
             <w:r>
               <w:t xml:space="preserve">8.27</w:t>
@@ -4148,7 +3963,6 @@
           <w:p>
             <w:pPr>
               <w:pStyle w:val="Compact"/>
-              <w:jc w:val="left"/>
             </w:pPr>
             <w:r>
               <w:t xml:space="preserve">TEN 8.28</w:t>
@@ -4162,7 +3976,6 @@
           <w:p>
             <w:pPr>
               <w:pStyle w:val="Compact"/>
-              <w:jc w:val="left"/>
             </w:pPr>
             <w:r>
               <w:t xml:space="preserve">TEN 8.29</w:t>
@@ -4176,7 +3989,6 @@
           <w:p>
             <w:pPr>
               <w:pStyle w:val="Compact"/>
-              <w:jc w:val="left"/>
             </w:pPr>
             <w:r>
               <w:t xml:space="preserve">8.30</w:t>
@@ -4190,7 +4002,6 @@
           <w:p>
             <w:pPr>
               <w:pStyle w:val="Compact"/>
-              <w:jc w:val="left"/>
             </w:pPr>
             <w:r>
               <w:t xml:space="preserve">TEN 8.31 Ø Medios de desarrollo, ensayo y producción separados. TEN Confirmar riesgo o obligación, diseño, propietario, implementación, operación, excepciones y medición.</w:t>
@@ -4204,7 +4015,6 @@
           <w:p>
             <w:pPr>
               <w:pStyle w:val="Compact"/>
-              <w:jc w:val="left"/>
             </w:pPr>
             <w:r>
               <w:t xml:space="preserve">8.32</w:t>
@@ -4218,7 +4028,6 @@
           <w:p>
             <w:pPr>
               <w:pStyle w:val="Compact"/>
-              <w:jc w:val="left"/>
             </w:pPr>
             <w:r>
               <w:t xml:space="preserve">8.33</w:t>
@@ -4232,7 +4041,6 @@
           <w:p>
             <w:pPr>
               <w:pStyle w:val="Compact"/>
-              <w:jc w:val="left"/>
             </w:pPr>
             <w:r>
               <w:t xml:space="preserve">TEN 8.34</w:t>
@@ -4243,11 +4051,11 @@
     </w:tbl>
     <w:p>
       <w:pPr>
+        <w:pStyle w:val="Compact"/>
         <w:numPr>
           <w:ilvl w:val="0"/>
           <w:numId w:val="1020"/>
         </w:numPr>
-        <w:pStyle w:val="Compact"/>
       </w:pPr>
       <w:r>
         <w:t xml:space="preserve">Regla de la sesión* El anexo A es un conjunto de referencia utilizado para comprobar que no se pasaron por alto los controles necesarios. La organización puede necesitar otros controles. Toda inclusión o exclusión debe justificarse mediante tratamiento de riesgo y registrarse en la Declaración de aplicabilidad. |</w:t>
@@ -4259,8 +4067,8 @@
         <w:t xml:space="preserve">|. |</w:t>
       </w:r>
     </w:p>
-    <w:bookmarkEnd w:id="28"/>
-    <w:bookmarkStart w:id="29" w:name="Xa1c7ea9acaf5e661029c0fe622eebcda146e7d0"/>
+    <w:bookmarkEnd w:id="17"/>
+    <w:bookmarkStart w:id="18" w:name="Xa1c7ea9acaf5e661029c0fe622eebcda146e7d0"/>
     <w:p>
       <w:pPr>
         <w:pStyle w:val="Heading1"/>
@@ -4275,8 +4083,8 @@
       </w:pPr>
       <w:r>
         <w:rPr>
+          <w:i/>
           <w:iCs/>
-          <w:i/>
         </w:rPr>
         <w:t xml:space="preserve">Cómo convertir las decisiones de riesgo en controles que se ajusten a la organización</w:t>
       </w:r>
@@ -4378,8 +4186,8 @@
       </w:pPr>
       <w:r>
         <w:rPr>
+          <w:b/>
           <w:bCs/>
-          <w:b/>
         </w:rPr>
         <w:t xml:space="preserve">Distinción importante:</w:t>
       </w:r>
@@ -4396,8 +4204,8 @@
         <w:t xml:space="preserve">|. |</w:t>
       </w:r>
     </w:p>
-    <w:bookmarkEnd w:id="29"/>
-    <w:bookmarkStart w:id="30" w:name="pruebas-de-medición-y-control"/>
+    <w:bookmarkEnd w:id="18"/>
+    <w:bookmarkStart w:id="19" w:name="pruebas-de-medición-y-control"/>
     <w:p>
       <w:pPr>
         <w:pStyle w:val="Heading1"/>
@@ -4412,8 +4220,8 @@
       </w:pPr>
       <w:r>
         <w:rPr>
+          <w:i/>
           <w:iCs/>
-          <w:i/>
         </w:rPr>
         <w:t xml:space="preserve">Cómo verificar si el ISMS y sus controles funcionan.</w:t>
       </w:r>
@@ -4424,8 +4232,8 @@
       </w:pPr>
       <w:r>
         <w:rPr>
+          <w:b/>
           <w:bCs/>
-          <w:b/>
         </w:rPr>
         <w:t xml:space="preserve">Area</w:t>
       </w:r>
@@ -4440,8 +4248,8 @@
       </w:r>
       <w:r>
         <w:rPr>
+          <w:b/>
           <w:bCs/>
-          <w:b/>
         </w:rPr>
         <w:t xml:space="preserve">Populación y muestra</w:t>
       </w:r>
@@ -4592,23 +4400,23 @@
     </w:p>
     <w:p>
       <w:pPr>
+        <w:pStyle w:val="Compact"/>
         <w:numPr>
           <w:ilvl w:val="0"/>
           <w:numId w:val="1023"/>
         </w:numPr>
+      </w:pPr>
+      <w:r>
+        <w:t xml:space="preserve">Auditoría interna</w:t>
+      </w:r>
+    </w:p>
+    <w:p>
+      <w:pPr>
         <w:pStyle w:val="Compact"/>
-      </w:pPr>
-      <w:r>
-        <w:t xml:space="preserve">Auditoría interna</w:t>
-      </w:r>
-    </w:p>
-    <w:p>
-      <w:pPr>
         <w:numPr>
           <w:ilvl w:val="0"/>
           <w:numId w:val="1024"/>
         </w:numPr>
-        <w:pStyle w:val="Compact"/>
       </w:pPr>
       <w:r>
         <w:t xml:space="preserve">Una evaluación independiente de la conformidad y la aplicación efectiva*.</w:t>
@@ -4651,7 +4459,7 @@
         <w:pStyle w:val="BodyText"/>
       </w:pPr>
       <w:r>
-        <w:t xml:space="preserve">Record evidence and findings clearly enough that another competent person can understand the basis.</w:t>
+        <w:t xml:space="preserve">Registre la evidencia y los hallazgos con suficiente claridad para que otra persona competente pueda comprender el fundamento.</w:t>
       </w:r>
     </w:p>
     <w:p>
@@ -4666,27 +4474,26 @@
       <w:tblPr>
         <w:tblStyle w:val="Table"/>
         <w:tblW w:type="pct" w:w="5000"/>
+        <w:tblLayout w:type="fixed"/>
         <w:tblLook w:firstRow="1" w:lastRow="0" w:firstColumn="0" w:lastColumn="0" w:noHBand="0" w:noVBand="0" w:val="0020"/>
-        <w:jc w:val="start"/>
       </w:tblPr>
       <w:tblGrid>
         <w:gridCol w:w="7920"/>
       </w:tblGrid>
       <w:tr>
         <w:trPr>
-          <w:tblHeader w:val="true"/>
+          <w:tblHeader w:val="on"/>
         </w:trPr>
         <w:tc>
           <w:tcPr/>
           <w:p>
             <w:pPr>
               <w:pStyle w:val="Compact"/>
-              <w:jc w:val="left"/>
             </w:pPr>
             <w:r>
               <w:rPr>
+                <w:b/>
                 <w:bCs/>
-                <w:b/>
               </w:rPr>
               <w:t xml:space="preserve">Tipo de encuentro</w:t>
             </w:r>
@@ -4699,7 +4506,6 @@
           <w:p>
             <w:pPr>
               <w:pStyle w:val="Compact"/>
-              <w:jc w:val="left"/>
             </w:pPr>
             <w:r>
               <w:t xml:space="preserve">Silencioso Conformidad</w:t>
@@ -4728,8 +4534,8 @@
         <w:t xml:space="preserve">Limitación de la auditoría permanente, pruebas, tiempo, independencia o acceso restringidos la conclusión TEN Disclose claramente y resuelva cuando sea posible</w:t>
       </w:r>
     </w:p>
-    <w:bookmarkEnd w:id="30"/>
-    <w:bookmarkStart w:id="31" w:name="management-review-and-corrective-action"/>
+    <w:bookmarkEnd w:id="19"/>
+    <w:bookmarkStart w:id="20" w:name="management-review-and-corrective-action"/>
     <w:p>
       <w:pPr>
         <w:pStyle w:val="Heading1"/>
@@ -4740,11 +4546,11 @@
     </w:p>
     <w:p>
       <w:pPr>
+        <w:pStyle w:val="Compact"/>
         <w:numPr>
           <w:ilvl w:val="0"/>
           <w:numId w:val="1025"/>
         </w:numPr>
-        <w:pStyle w:val="Compact"/>
       </w:pPr>
       <w:r>
         <w:t xml:space="preserve">Decisiones de liderazgo que mantienen el ISMS adecuado y efectivo.*</w:t>
@@ -4756,15 +4562,15 @@
       </w:pPr>
       <w:r>
         <w:rPr>
+          <w:b/>
           <w:bCs/>
-          <w:b/>
         </w:rPr>
         <w:t xml:space="preserve">Management-review input</w:t>
       </w:r>
       <w:r>
         <w:rPr>
+          <w:b/>
           <w:bCs/>
-          <w:b/>
         </w:rPr>
         <w:t xml:space="preserve"> </w:t>
       </w:r>
@@ -4890,8 +4696,8 @@
         <w:t xml:space="preserve">Actualizar riesgos, controles, documentos, capacitación, objetivos y SoA cuando sea necesario.</w:t>
       </w:r>
     </w:p>
-    <w:bookmarkEnd w:id="31"/>
-    <w:bookmarkStart w:id="56" w:name="certificación"/>
+    <w:bookmarkEnd w:id="20"/>
+    <w:bookmarkStart w:id="45" w:name="certificación"/>
     <w:p>
       <w:pPr>
         <w:pStyle w:val="Heading1"/>
@@ -4906,8 +4712,8 @@
       </w:pPr>
       <w:r>
         <w:rPr>
+          <w:i/>
           <w:iCs/>
-          <w:i/>
         </w:rPr>
         <w:t xml:space="preserve">Qué certificación hace, cómo procede generalmente, y lo que no garantiza.</w:t>
       </w:r>
@@ -4920,13 +4726,7 @@
         <w:t xml:space="preserve">Altura:3.39605in” alt=</w:t>
       </w:r>
       <w:r>
-        <w:t xml:space="preserve">“</w:t>
-      </w:r>
-      <w:r>
-        <w:t xml:space="preserve">La sabiduría es seguida por la evaluación de la certificación y las actividades continuas de vigilancia y renovación.</w:t>
-      </w:r>
-      <w:r>
-        <w:t xml:space="preserve">”</w:t>
+        <w:t xml:space="preserve">“La sabiduría es seguida por la evaluación de la certificación y las actividades continuas de vigilancia y renovación.”</w:t>
       </w:r>
       <w:r>
         <w:t xml:space="preserve"> </w:t>
@@ -5065,23 +4865,23 @@
     </w:p>
     <w:p>
       <w:pPr>
+        <w:pStyle w:val="Compact"/>
         <w:numPr>
           <w:ilvl w:val="0"/>
           <w:numId w:val="1028"/>
         </w:numPr>
+      </w:pPr>
+      <w:r>
+        <w:t xml:space="preserve">Herramientas de código abierto</w:t>
+      </w:r>
+    </w:p>
+    <w:p>
+      <w:pPr>
         <w:pStyle w:val="Compact"/>
-      </w:pPr>
-      <w:r>
-        <w:t xml:space="preserve">Herramientas de código abierto</w:t>
-      </w:r>
-    </w:p>
-    <w:p>
-      <w:pPr>
         <w:numPr>
           <w:ilvl w:val="0"/>
           <w:numId w:val="1029"/>
         </w:numPr>
-        <w:pStyle w:val="Compact"/>
       </w:pPr>
       <w:r>
         <w:t xml:space="preserve">Enlaces oficiales, inicios rápidos seguros, pruebas y limitaciones.*</w:t>
@@ -5091,27 +4891,26 @@
       <w:tblPr>
         <w:tblStyle w:val="Table"/>
         <w:tblW w:type="pct" w:w="5000"/>
+        <w:tblLayout w:type="fixed"/>
         <w:tblLook w:firstRow="1" w:lastRow="0" w:firstColumn="0" w:lastColumn="0" w:noHBand="0" w:noVBand="0" w:val="0020"/>
-        <w:jc w:val="start"/>
       </w:tblPr>
       <w:tblGrid>
         <w:gridCol w:w="7920"/>
       </w:tblGrid>
       <w:tr>
         <w:trPr>
-          <w:tblHeader w:val="true"/>
+          <w:tblHeader w:val="on"/>
         </w:trPr>
         <w:tc>
           <w:tcPr/>
           <w:p>
             <w:pPr>
               <w:pStyle w:val="Compact"/>
-              <w:jc w:val="left"/>
             </w:pPr>
             <w:r>
               <w:rPr>
+                <w:b/>
                 <w:bCs/>
-                <w:b/>
               </w:rPr>
               <w:t xml:space="preserve">Herramienta</w:t>
             </w:r>
@@ -5124,7 +4923,6 @@
           <w:p>
             <w:pPr>
               <w:pStyle w:val="Compact"/>
-              <w:jc w:val="left"/>
             </w:pPr>
             <w:r>
               <w:t xml:space="preserve">tención CISO Assistant</w:t>
@@ -5215,11 +5013,11 @@
     </w:p>
     <w:p>
       <w:pPr>
+        <w:pStyle w:val="Compact"/>
         <w:numPr>
           <w:ilvl w:val="0"/>
           <w:numId w:val="1030"/>
         </w:numPr>
-        <w:pStyle w:val="Compact"/>
       </w:pPr>
       <w:r>
         <w:t xml:space="preserve">Limitación crítica* Las herramientas apoyan controles y pruebas; no seleccionan el tratamiento de riesgo, determinan la conformidad, reemplazan a los auditores competentes o certifican a una organización. Validar cobertura, calidad de los datos, configuración, permisos, actualizaciones y revisión humana.</w:t>
@@ -5231,7 +5029,7 @@
         <w:t xml:space="preserve">|. |</w:t>
       </w:r>
     </w:p>
-    <w:bookmarkStart w:id="33" w:name="ciso-assistant"/>
+    <w:bookmarkStart w:id="22" w:name="ciso-assistant"/>
     <w:p>
       <w:pPr>
         <w:pStyle w:val="Heading2"/>
@@ -5246,6 +5044,288 @@
       </w:pPr>
       <w:r>
         <w:t xml:space="preserve">Propósito: ISMS, riesgos, controles, evidencia. Proyecto oficial:</w:t>
+      </w:r>
+      <w:r>
+        <w:t xml:space="preserve"> </w:t>
+      </w:r>
+      <w:hyperlink r:id="rId21">
+        <w:r>
+          <w:rPr>
+            <w:rStyle w:val="Hyperlink"/>
+          </w:rPr>
+          <w:t xml:space="preserve">Seguido</w:t>
+        </w:r>
+      </w:hyperlink>
+    </w:p>
+    <w:p>
+      <w:pPr>
+        <w:pStyle w:val="BodyText"/>
+      </w:pPr>
+      <w:r>
+        <w:t xml:space="preserve">Inicio rápido seguro: Implementar en un entorno de prueba aislado; crear un proyecto marco, alcance, registro de riesgos, acciones de tratamiento, propietarios y registros de pruebas.</w:t>
+      </w:r>
+    </w:p>
+    <w:p>
+      <w:pPr>
+        <w:pStyle w:val="BodyText"/>
+      </w:pPr>
+      <w:r>
+        <w:t xml:space="preserve">Pruebas: alcance aprobado, configuración, versión, cobertura, resultados, revisión, excepción, remediación y retest. Protege credenciales, registros, informes y copias de seguridad.</w:t>
+      </w:r>
+    </w:p>
+    <w:bookmarkEnd w:id="22"/>
+    <w:bookmarkStart w:id="23" w:name="simplerisk-community"/>
+    <w:p>
+      <w:pPr>
+        <w:pStyle w:val="Heading2"/>
+      </w:pPr>
+      <w:r>
+        <w:t xml:space="preserve">22.2 SimpleRisk Community</w:t>
+      </w:r>
+    </w:p>
+    <w:p>
+      <w:pPr>
+        <w:pStyle w:val="FirstParagraph"/>
+      </w:pPr>
+      <w:r>
+        <w:t xml:space="preserve">Propósito: Registro de riesgos y tratamiento. Proyecto oficial: [ejecutado]SimpleRisk Comunidad efectuada/u contacto](https://www.simplerisk.com/)</w:t>
+      </w:r>
+    </w:p>
+    <w:p>
+      <w:pPr>
+        <w:pStyle w:val="BodyText"/>
+      </w:pPr>
+      <w:r>
+        <w:t xml:space="preserve">Inicio rápido seguro: Instalar de forma segura, definir criterios de riesgo, registrar riesgos y propietarios, elegir tratamientos, rastrear las fechas debidas y exportar informes revisados.</w:t>
+      </w:r>
+    </w:p>
+    <w:p>
+      <w:pPr>
+        <w:pStyle w:val="BodyText"/>
+      </w:pPr>
+      <w:r>
+        <w:t xml:space="preserve">Pruebas: alcance aprobado, configuración, versión, cobertura, resultados, revisión, excepción, remediación y retest. Protege credenciales, registros, informes y copias de seguridad.</w:t>
+      </w:r>
+    </w:p>
+    <w:bookmarkEnd w:id="23"/>
+    <w:bookmarkStart w:id="25" w:name="wazuh"/>
+    <w:p>
+      <w:pPr>
+        <w:pStyle w:val="Heading2"/>
+      </w:pPr>
+      <w:r>
+        <w:t xml:space="preserve">22.3 Wazuh</w:t>
+      </w:r>
+    </w:p>
+    <w:p>
+      <w:pPr>
+        <w:pStyle w:val="FirstParagraph"/>
+      </w:pPr>
+      <w:r>
+        <w:t xml:space="preserve">Propósito: SIEM, monitoreo de puntos finales, FIM. Proyecto oficial:</w:t>
+      </w:r>
+      <w:r>
+        <w:t xml:space="preserve"> </w:t>
+      </w:r>
+      <w:hyperlink r:id="rId24">
+        <w:r>
+          <w:rPr>
+            <w:rStyle w:val="Hyperlink"/>
+          </w:rPr>
+          <w:t xml:space="preserve">Seguido</w:t>
+        </w:r>
+      </w:hyperlink>
+    </w:p>
+    <w:p>
+      <w:pPr>
+        <w:pStyle w:val="BodyText"/>
+      </w:pPr>
+      <w:r>
+        <w:t xml:space="preserve">Inicio rápido seguro: Instalar un gestor de laboratorio y agente, confirmar la inscripción, desencadenar un evento de prueba autorizado, revisar la alerta, y preservar la configuración y la evidencia de alerta.</w:t>
+      </w:r>
+    </w:p>
+    <w:p>
+      <w:pPr>
+        <w:pStyle w:val="BodyText"/>
+      </w:pPr>
+      <w:r>
+        <w:t xml:space="preserve">Pruebas: alcance aprobado, configuración, versión, cobertura, resultados, revisión, excepción, remediación y retest. Protege credenciales, registros, informes y copias de seguridad.</w:t>
+      </w:r>
+    </w:p>
+    <w:bookmarkEnd w:id="25"/>
+    <w:bookmarkStart w:id="26" w:name="osquery"/>
+    <w:p>
+      <w:pPr>
+        <w:pStyle w:val="Heading2"/>
+      </w:pPr>
+      <w:r>
+        <w:t xml:space="preserve">22.4 osquery</w:t>
+      </w:r>
+    </w:p>
+    <w:p>
+      <w:pPr>
+        <w:pStyle w:val="FirstParagraph"/>
+      </w:pPr>
+      <w:r>
+        <w:t xml:space="preserve">Propósito: Inventario de punto final y consultas. Proyecto oficial: (https://www.osquery.io/)</w:t>
+      </w:r>
+    </w:p>
+    <w:p>
+      <w:pPr>
+        <w:pStyle w:val="BodyText"/>
+      </w:pPr>
+      <w:r>
+        <w:t xml:space="preserve">Inicio rápido seguro: Instalar en un host de laboratorio, ejecutar consultas sólo lectura para software, usuarios, procesos o ajustes, programar consultas aprobadas, y cobertura de documentos.</w:t>
+      </w:r>
+    </w:p>
+    <w:p>
+      <w:pPr>
+        <w:pStyle w:val="BodyText"/>
+      </w:pPr>
+      <w:r>
+        <w:t xml:space="preserve">Pruebas: alcance aprobado, configuración, versión, cobertura, resultados, revisión, excepción, remediación y retest. Protege credenciales, registros, informes y copias de seguridad.</w:t>
+      </w:r>
+    </w:p>
+    <w:bookmarkEnd w:id="26"/>
+    <w:bookmarkStart w:id="28" w:name="openscap"/>
+    <w:p>
+      <w:pPr>
+        <w:pStyle w:val="Heading2"/>
+      </w:pPr>
+      <w:r>
+        <w:t xml:space="preserve">22.5 OpenSCAP</w:t>
+      </w:r>
+    </w:p>
+    <w:p>
+      <w:pPr>
+        <w:pStyle w:val="FirstParagraph"/>
+      </w:pPr>
+      <w:r>
+        <w:t xml:space="preserve">Propósito: Evaluación de configuración de Linux. Proyecto oficial:</w:t>
+      </w:r>
+      <w:r>
+        <w:t xml:space="preserve"> </w:t>
+      </w:r>
+      <w:hyperlink r:id="rId27">
+        <w:r>
+          <w:rPr>
+            <w:rStyle w:val="Hyperlink"/>
+          </w:rPr>
+          <w:t xml:space="preserve">Seguido</w:t>
+        </w:r>
+      </w:hyperlink>
+    </w:p>
+    <w:p>
+      <w:pPr>
+        <w:pStyle w:val="BodyText"/>
+      </w:pPr>
+      <w:r>
+        <w:t xml:space="preserve">Inicio rápido seguro: Seleccione un perfil apropiado, escanear un sistema de laboratorio, validar los resultados manualmente, registrar excepciones, remediar, y cambiar.</w:t>
+      </w:r>
+    </w:p>
+    <w:p>
+      <w:pPr>
+        <w:pStyle w:val="BodyText"/>
+      </w:pPr>
+      <w:r>
+        <w:t xml:space="preserve">Pruebas: alcance aprobado, configuración, versión, cobertura, resultados, revisión, excepción, remediación y retest. Protege credenciales, registros, informes y copias de seguridad.</w:t>
+      </w:r>
+    </w:p>
+    <w:bookmarkEnd w:id="28"/>
+    <w:bookmarkStart w:id="29" w:name="greenbone-community-edition"/>
+    <w:p>
+      <w:pPr>
+        <w:pStyle w:val="Heading2"/>
+      </w:pPr>
+      <w:r>
+        <w:t xml:space="preserve">22.6 Greenbone Community Edition</w:t>
+      </w:r>
+    </w:p>
+    <w:p>
+      <w:pPr>
+        <w:pStyle w:val="FirstParagraph"/>
+      </w:pPr>
+      <w:r>
+        <w:t xml:space="preserve">Objetivo: Gestión de la vulnerabilidad. Proyecto oficial: [ejecutado]Greenbone Community Edition (10)(https://greenbone.github.io/docs/latest/)</w:t>
+      </w:r>
+    </w:p>
+    <w:p>
+      <w:pPr>
+        <w:pStyle w:val="BodyText"/>
+      </w:pPr>
+      <w:r>
+        <w:t xml:space="preserve">Comenzar rápido seguro: Autorizar objetivos, actualizar los piensos, realizar escaneos de laboratorio autenticados, validar la cobertura y los hallazgos, asignar la remediación y cambiar.</w:t>
+      </w:r>
+    </w:p>
+    <w:p>
+      <w:pPr>
+        <w:pStyle w:val="BodyText"/>
+      </w:pPr>
+      <w:r>
+        <w:t xml:space="preserve">Pruebas: alcance aprobado, configuración, versión, cobertura, resultados, revisión, excepción, remediación y retest. Protege credenciales, registros, informes y copias de seguridad.</w:t>
+      </w:r>
+    </w:p>
+    <w:bookmarkEnd w:id="29"/>
+    <w:bookmarkStart w:id="31" w:name="nmap"/>
+    <w:p>
+      <w:pPr>
+        <w:pStyle w:val="Heading2"/>
+      </w:pPr>
+      <w:r>
+        <w:t xml:space="preserve">22.7 Nmap</w:t>
+      </w:r>
+    </w:p>
+    <w:p>
+      <w:pPr>
+        <w:pStyle w:val="FirstParagraph"/>
+      </w:pPr>
+      <w:r>
+        <w:t xml:space="preserve">Propósito: Activo y descubrimiento de servicio. Proyecto oficial:</w:t>
+      </w:r>
+      <w:r>
+        <w:t xml:space="preserve"> </w:t>
+      </w:r>
+      <w:hyperlink r:id="rId30">
+        <w:r>
+          <w:rPr>
+            <w:rStyle w:val="Hyperlink"/>
+          </w:rPr>
+          <w:t xml:space="preserve">Seguido</w:t>
+        </w:r>
+      </w:hyperlink>
+    </w:p>
+    <w:p>
+      <w:pPr>
+        <w:pStyle w:val="BodyText"/>
+      </w:pPr>
+      <w:r>
+        <w:t xml:space="preserve">Comenzar rápido seguro: Usar sólo en rangos autorizados; empezar con un escaneo de servicio limitado, comparar resultados con inventario, investigar desconocidos, y retener comando y alcance.</w:t>
+      </w:r>
+    </w:p>
+    <w:p>
+      <w:pPr>
+        <w:pStyle w:val="BodyText"/>
+      </w:pPr>
+      <w:r>
+        <w:t xml:space="preserve">Pruebas: alcance aprobado, configuración, versión, cobertura, resultados, revisión, excepción, remediación y retest. Protege credenciales, registros, informes y copias de seguridad.</w:t>
+      </w:r>
+    </w:p>
+    <w:bookmarkEnd w:id="31"/>
+    <w:bookmarkStart w:id="33" w:name="trivy"/>
+    <w:p>
+      <w:pPr>
+        <w:pStyle w:val="Heading2"/>
+      </w:pPr>
+      <w:r>
+        <w:t xml:space="preserve">22.8 Trivy</w:t>
+      </w:r>
+    </w:p>
+    <w:p>
+      <w:pPr>
+        <w:pStyle w:val="FirstParagraph"/>
+      </w:pPr>
+      <w:r>
+        <w:t xml:space="preserve">Propósito: Código, imagen, dependencia, secreto y análisis de configuración. Proyecto oficial:</w:t>
       </w:r>
       <w:r>
         <w:t xml:space="preserve"> </w:t>
@@ -5264,7 +5344,7 @@
         <w:pStyle w:val="BodyText"/>
       </w:pPr>
       <w:r>
-        <w:t xml:space="preserve">Inicio rápido seguro: Implementar en un entorno de prueba aislado; crear un proyecto marco, alcance, registro de riesgos, acciones de tratamiento, propietarios y registros de pruebas.</w:t>
+        <w:t xml:space="preserve">Inicio rápido seguro: Escanear un repositorio de prueba o imagen de contenedor, validar hallazgos, suprimir sólo con aprobación y razón, fijar y rescan.</w:t>
       </w:r>
     </w:p>
     <w:p>
@@ -5276,13 +5356,13 @@
       </w:r>
     </w:p>
     <w:bookmarkEnd w:id="33"/>
-    <w:bookmarkStart w:id="34" w:name="simplerisk-community"/>
+    <w:bookmarkStart w:id="34" w:name="owasp-zap"/>
     <w:p>
       <w:pPr>
         <w:pStyle w:val="Heading2"/>
       </w:pPr>
       <w:r>
-        <w:t xml:space="preserve">22.2 SimpleRisk Community</w:t>
+        <w:t xml:space="preserve">22.9 OWASP ZAP</w:t>
       </w:r>
     </w:p>
     <w:p>
@@ -5290,15 +5370,15 @@
         <w:pStyle w:val="FirstParagraph"/>
       </w:pPr>
       <w:r>
-        <w:t xml:space="preserve">Propósito: Registro de riesgos y tratamiento. Proyecto oficial: [ejecutado]SimpleRisk Comunidad efectuada/u contacto](https://www.simplerisk.com/)</w:t>
-      </w:r>
-    </w:p>
-    <w:p>
-      <w:pPr>
-        <w:pStyle w:val="BodyText"/>
-      </w:pPr>
-      <w:r>
-        <w:t xml:space="preserve">Inicio rápido seguro: Instalar de forma segura, definir criterios de riesgo, registrar riesgos y propietarios, elegir tratamientos, rastrear las fechas debidas y exportar informes revisados.</w:t>
+        <w:t xml:space="preserve">Propósito: Pruebas de aplicación web autorizadas. Proyecto oficial: [Seguido] (https://www.zaproxy.org/)</w:t>
+      </w:r>
+    </w:p>
+    <w:p>
+      <w:pPr>
+        <w:pStyle w:val="BodyText"/>
+      </w:pPr>
+      <w:r>
+        <w:t xml:space="preserve">Comenzar rápido seguro: Proxy una aplicación de entrenamiento, arrastrar pasivamente, utilizar el escaneo activo sólo con aprobación escrita, validar resultados y registrar la remediación.</w:t>
       </w:r>
     </w:p>
     <w:p>
@@ -5310,13 +5390,13 @@
       </w:r>
     </w:p>
     <w:bookmarkEnd w:id="34"/>
-    <w:bookmarkStart w:id="36" w:name="wazuh"/>
+    <w:bookmarkStart w:id="36" w:name="keycloak"/>
     <w:p>
       <w:pPr>
         <w:pStyle w:val="Heading2"/>
       </w:pPr>
       <w:r>
-        <w:t xml:space="preserve">22.3 Wazuh</w:t>
+        <w:t xml:space="preserve">22.10 Keycloak</w:t>
       </w:r>
     </w:p>
     <w:p>
@@ -5324,7 +5404,7 @@
         <w:pStyle w:val="FirstParagraph"/>
       </w:pPr>
       <w:r>
-        <w:t xml:space="preserve">Propósito: SIEM, monitoreo de puntos finales, FIM. Proyecto oficial:</w:t>
+        <w:t xml:space="preserve">Objetivo: Identidad, MFA, roles y registros. Proyecto oficial:</w:t>
       </w:r>
       <w:r>
         <w:t xml:space="preserve"> </w:t>
@@ -5343,7 +5423,7 @@
         <w:pStyle w:val="BodyText"/>
       </w:pPr>
       <w:r>
-        <w:t xml:space="preserve">Inicio rápido seguro: Instalar un gestor de laboratorio y agente, confirmar la inscripción, desencadenar un evento de prueba autorizado, revisar la alerta, y preservar la configuración y la evidencia de alerta.</w:t>
+        <w:t xml:space="preserve">Comenzar rápido seguro: Crear un reino de laboratorio, usuarios, grupos, roles de menor privilegio, MFA, configuración de sesión y eventos; pruebas de unión, mudanza y casos de licencia.</w:t>
       </w:r>
     </w:p>
     <w:p>
@@ -5355,13 +5435,13 @@
       </w:r>
     </w:p>
     <w:bookmarkEnd w:id="36"/>
-    <w:bookmarkStart w:id="37" w:name="osquery"/>
+    <w:bookmarkStart w:id="38" w:name="defectodojo"/>
     <w:p>
       <w:pPr>
         <w:pStyle w:val="Heading2"/>
       </w:pPr>
       <w:r>
-        <w:t xml:space="preserve">22.4 osquery</w:t>
+        <w:t xml:space="preserve">22.11 DefectoDojo</w:t>
       </w:r>
     </w:p>
     <w:p>
@@ -5369,46 +5449,12 @@
         <w:pStyle w:val="FirstParagraph"/>
       </w:pPr>
       <w:r>
-        <w:t xml:space="preserve">Propósito: Inventario de punto final y consultas. Proyecto oficial: (https://www.osquery.io/)</w:t>
-      </w:r>
-    </w:p>
-    <w:p>
-      <w:pPr>
-        <w:pStyle w:val="BodyText"/>
-      </w:pPr>
-      <w:r>
-        <w:t xml:space="preserve">Inicio rápido seguro: Instalar en un host de laboratorio, ejecutar consultas sólo lectura para software, usuarios, procesos o ajustes, programar consultas aprobadas, y cobertura de documentos.</w:t>
-      </w:r>
-    </w:p>
-    <w:p>
-      <w:pPr>
-        <w:pStyle w:val="BodyText"/>
-      </w:pPr>
-      <w:r>
-        <w:t xml:space="preserve">Pruebas: alcance aprobado, configuración, versión, cobertura, resultados, revisión, excepción, remediación y retest. Protege credenciales, registros, informes y copias de seguridad.</w:t>
-      </w:r>
-    </w:p>
-    <w:bookmarkEnd w:id="37"/>
-    <w:bookmarkStart w:id="39" w:name="openscap"/>
-    <w:p>
-      <w:pPr>
-        <w:pStyle w:val="Heading2"/>
-      </w:pPr>
-      <w:r>
-        <w:t xml:space="preserve">22.5 OpenSCAP</w:t>
-      </w:r>
-    </w:p>
-    <w:p>
-      <w:pPr>
-        <w:pStyle w:val="FirstParagraph"/>
-      </w:pPr>
-      <w:r>
-        <w:t xml:space="preserve">Propósito: Evaluación de configuración de Linux. Proyecto oficial:</w:t>
-      </w:r>
-      <w:r>
-        <w:t xml:space="preserve"> </w:t>
-      </w:r>
-      <w:hyperlink r:id="rId38">
+        <w:t xml:space="preserve">Propósito: Encontrar ingesta y remediación. Proyecto oficial:</w:t>
+      </w:r>
+      <w:r>
+        <w:t xml:space="preserve"> </w:t>
+      </w:r>
+      <w:hyperlink r:id="rId37">
         <w:r>
           <w:rPr>
             <w:rStyle w:val="Hyperlink"/>
@@ -5422,7 +5468,7 @@
         <w:pStyle w:val="BodyText"/>
       </w:pPr>
       <w:r>
-        <w:t xml:space="preserve">Inicio rápido seguro: Seleccione un perfil apropiado, escanear un sistema de laboratorio, validar los resultados manualmente, registrar excepciones, remediar, y cambiar.</w:t>
+        <w:t xml:space="preserve">Inicio rápido seguro: Importar resultados de escáner seguros, cuidadosamente deduplicar, asignar propietarios, establecer plazos basados en el riesgo, adjuntar pruebas, y cerrar sólo después de la prueba.</w:t>
       </w:r>
     </w:p>
     <w:p>
@@ -5433,14 +5479,14 @@
         <w:t xml:space="preserve">Pruebas: alcance aprobado, configuración, versión, cobertura, resultados, revisión, excepción, remediación y retest. Protege credenciales, registros, informes y copias de seguridad.</w:t>
       </w:r>
     </w:p>
-    <w:bookmarkEnd w:id="39"/>
-    <w:bookmarkStart w:id="40" w:name="greenbone-community-edition"/>
+    <w:bookmarkEnd w:id="38"/>
+    <w:bookmarkStart w:id="40" w:name="aide"/>
     <w:p>
       <w:pPr>
         <w:pStyle w:val="Heading2"/>
       </w:pPr>
       <w:r>
-        <w:t xml:space="preserve">22.6 Greenbone Community Edition</w:t>
+        <w:t xml:space="preserve">22.12 AIDE</w:t>
       </w:r>
     </w:p>
     <w:p>
@@ -5448,15 +5494,26 @@
         <w:pStyle w:val="FirstParagraph"/>
       </w:pPr>
       <w:r>
-        <w:t xml:space="preserve">Objetivo: Gestión de la vulnerabilidad. Proyecto oficial: [ejecutado]Greenbone Community Edition (10)(https://greenbone.github.io/docs/latest/)</w:t>
-      </w:r>
-    </w:p>
-    <w:p>
-      <w:pPr>
-        <w:pStyle w:val="BodyText"/>
-      </w:pPr>
-      <w:r>
-        <w:t xml:space="preserve">Comenzar rápido seguro: Autorizar objetivos, actualizar los piensos, realizar escaneos de laboratorio autenticados, validar la cobertura y los hallazgos, asignar la remediación y cambiar.</w:t>
+        <w:t xml:space="preserve">Propósito: Monitoreo de la integridad de archivos. Proyecto oficial:</w:t>
+      </w:r>
+      <w:r>
+        <w:t xml:space="preserve"> </w:t>
+      </w:r>
+      <w:hyperlink r:id="rId39">
+        <w:r>
+          <w:rPr>
+            <w:rStyle w:val="Hyperlink"/>
+          </w:rPr>
+          <w:t xml:space="preserve">ejecutar</w:t>
+        </w:r>
+      </w:hyperlink>
+    </w:p>
+    <w:p>
+      <w:pPr>
+        <w:pStyle w:val="BodyText"/>
+      </w:pPr>
+      <w:r>
+        <w:t xml:space="preserve">Inicio rápido seguro: Crear una línea de referencia en un host de laboratorio, hacer un cambio de archivo autorizado, ejecutar un cheque, investigar la diferencia y proteger la base de referencia.</w:t>
       </w:r>
     </w:p>
     <w:p>
@@ -5468,13 +5525,13 @@
       </w:r>
     </w:p>
     <w:bookmarkEnd w:id="40"/>
-    <w:bookmarkStart w:id="42" w:name="nmap"/>
+    <w:bookmarkStart w:id="42" w:name="lynis"/>
     <w:p>
       <w:pPr>
         <w:pStyle w:val="Heading2"/>
       </w:pPr>
       <w:r>
-        <w:t xml:space="preserve">22.7 Nmap</w:t>
+        <w:t xml:space="preserve">22.13 Lynis</w:t>
       </w:r>
     </w:p>
     <w:p>
@@ -5482,7 +5539,7 @@
         <w:pStyle w:val="FirstParagraph"/>
       </w:pPr>
       <w:r>
-        <w:t xml:space="preserve">Propósito: Activo y descubrimiento de servicio. Proyecto oficial:</w:t>
+        <w:t xml:space="preserve">Propósito: Auditoría de seguridad de Linux. Proyecto oficial:</w:t>
       </w:r>
       <w:r>
         <w:t xml:space="preserve"> </w:t>
@@ -5501,7 +5558,7 @@
         <w:pStyle w:val="BodyText"/>
       </w:pPr>
       <w:r>
-        <w:t xml:space="preserve">Comenzar rápido seguro: Usar sólo en rangos autorizados; empezar con un escaneo de servicio limitado, comparar resultados con inventario, investigar desconocidos, y retener comando y alcance.</w:t>
+        <w:t xml:space="preserve">Inicio rápido seguro: Auditoría de un anfitrión de laboratorio, revisión de sugerencias contra el alcance y el riesgo, decisiones de documentos, remediar elementos seleccionados y repetir.</w:t>
       </w:r>
     </w:p>
     <w:p>
@@ -5513,13 +5570,13 @@
       </w:r>
     </w:p>
     <w:bookmarkEnd w:id="42"/>
-    <w:bookmarkStart w:id="44" w:name="trivy"/>
+    <w:bookmarkStart w:id="44" w:name="open-policy-agent"/>
     <w:p>
       <w:pPr>
         <w:pStyle w:val="Heading2"/>
       </w:pPr>
       <w:r>
-        <w:t xml:space="preserve">22.8 Trivy</w:t>
+        <w:t xml:space="preserve">22.14 Open Policy Agent</w:t>
       </w:r>
     </w:p>
     <w:p>
@@ -5527,7 +5584,7 @@
         <w:pStyle w:val="FirstParagraph"/>
       </w:pPr>
       <w:r>
-        <w:t xml:space="preserve">Propósito: Código, imagen, dependencia, secreto y análisis de configuración. Proyecto oficial:</w:t>
+        <w:t xml:space="preserve">Propósito: Política como código. Proyecto oficial:</w:t>
       </w:r>
       <w:r>
         <w:t xml:space="preserve"> </w:t>
@@ -5546,7 +5603,7 @@
         <w:pStyle w:val="BodyText"/>
       </w:pPr>
       <w:r>
-        <w:t xml:space="preserve">Inicio rápido seguro: Escanear un repositorio de prueba o imagen de contenedor, validar hallazgos, suprimir sólo con aprobación y razón, fijar y rescan.</w:t>
+        <w:t xml:space="preserve">Inicio rápido seguro: Escribir una pequeña regla de laboratorio, probar los insumos permitidos y negados, ver la política y las pruebas, y preservar los resultados como evidencia de apoyo.</w:t>
       </w:r>
     </w:p>
     <w:p>
@@ -5558,13 +5615,14 @@
       </w:r>
     </w:p>
     <w:bookmarkEnd w:id="44"/>
-    <w:bookmarkStart w:id="45" w:name="owasp-zap"/>
-    <w:p>
-      <w:pPr>
-        <w:pStyle w:val="Heading2"/>
-      </w:pPr>
-      <w:r>
-        <w:t xml:space="preserve">22.9 OWASP ZAP</w:t>
+    <w:bookmarkEnd w:id="45"/>
+    <w:bookmarkStart w:id="46" w:name="manual-del-sgsi-para-gerentes"/>
+    <w:p>
+      <w:pPr>
+        <w:pStyle w:val="Heading1"/>
+      </w:pPr>
+      <w:r>
+        <w:t xml:space="preserve">23. Manual del SGSI para gerentes</w:t>
       </w:r>
     </w:p>
     <w:p>
@@ -5572,269 +5630,9 @@
         <w:pStyle w:val="FirstParagraph"/>
       </w:pPr>
       <w:r>
-        <w:t xml:space="preserve">Propósito: Pruebas de aplicación web autorizadas. Proyecto oficial: [Seguido] (https://www.zaproxy.org/)</w:t>
-      </w:r>
-    </w:p>
-    <w:p>
-      <w:pPr>
-        <w:pStyle w:val="BodyText"/>
-      </w:pPr>
-      <w:r>
-        <w:t xml:space="preserve">Comenzar rápido seguro: Proxy una aplicación de entrenamiento, arrastrar pasivamente, utilizar el escaneo activo sólo con aprobación escrita, validar resultados y registrar la remediación.</w:t>
-      </w:r>
-    </w:p>
-    <w:p>
-      <w:pPr>
-        <w:pStyle w:val="BodyText"/>
-      </w:pPr>
-      <w:r>
-        <w:t xml:space="preserve">Pruebas: alcance aprobado, configuración, versión, cobertura, resultados, revisión, excepción, remediación y retest. Protege credenciales, registros, informes y copias de seguridad.</w:t>
-      </w:r>
-    </w:p>
-    <w:bookmarkEnd w:id="45"/>
-    <w:bookmarkStart w:id="47" w:name="keycloak"/>
-    <w:p>
-      <w:pPr>
-        <w:pStyle w:val="Heading2"/>
-      </w:pPr>
-      <w:r>
-        <w:t xml:space="preserve">22.10 Keycloak</w:t>
-      </w:r>
-    </w:p>
-    <w:p>
-      <w:pPr>
-        <w:pStyle w:val="FirstParagraph"/>
-      </w:pPr>
-      <w:r>
-        <w:t xml:space="preserve">Objetivo: Identidad, MFA, roles y registros. Proyecto oficial:</w:t>
-      </w:r>
-      <w:r>
-        <w:t xml:space="preserve"> </w:t>
-      </w:r>
-      <w:hyperlink r:id="rId46">
-        <w:r>
-          <w:rPr>
-            <w:rStyle w:val="Hyperlink"/>
-          </w:rPr>
-          <w:t xml:space="preserve">Seguido</w:t>
-        </w:r>
-      </w:hyperlink>
-    </w:p>
-    <w:p>
-      <w:pPr>
-        <w:pStyle w:val="BodyText"/>
-      </w:pPr>
-      <w:r>
-        <w:t xml:space="preserve">Comenzar rápido seguro: Crear un reino de laboratorio, usuarios, grupos, roles de menor privilegio, MFA, configuración de sesión y eventos; pruebas de unión, mudanza y casos de licencia.</w:t>
-      </w:r>
-    </w:p>
-    <w:p>
-      <w:pPr>
-        <w:pStyle w:val="BodyText"/>
-      </w:pPr>
-      <w:r>
-        <w:t xml:space="preserve">Pruebas: alcance aprobado, configuración, versión, cobertura, resultados, revisión, excepción, remediación y retest. Protege credenciales, registros, informes y copias de seguridad.</w:t>
-      </w:r>
-    </w:p>
-    <w:bookmarkEnd w:id="47"/>
-    <w:bookmarkStart w:id="49" w:name="defectodojo"/>
-    <w:p>
-      <w:pPr>
-        <w:pStyle w:val="Heading2"/>
-      </w:pPr>
-      <w:r>
-        <w:t xml:space="preserve">22.11 DefectoDojo</w:t>
-      </w:r>
-    </w:p>
-    <w:p>
-      <w:pPr>
-        <w:pStyle w:val="FirstParagraph"/>
-      </w:pPr>
-      <w:r>
-        <w:t xml:space="preserve">Propósito: Encontrar ingesta y remediación. Proyecto oficial:</w:t>
-      </w:r>
-      <w:r>
-        <w:t xml:space="preserve"> </w:t>
-      </w:r>
-      <w:hyperlink r:id="rId48">
-        <w:r>
-          <w:rPr>
-            <w:rStyle w:val="Hyperlink"/>
-          </w:rPr>
-          <w:t xml:space="preserve">Seguido</w:t>
-        </w:r>
-      </w:hyperlink>
-    </w:p>
-    <w:p>
-      <w:pPr>
-        <w:pStyle w:val="BodyText"/>
-      </w:pPr>
-      <w:r>
-        <w:t xml:space="preserve">Inicio rápido seguro: Importar resultados de escáner seguros, cuidadosamente deduplicar, asignar propietarios, establecer plazos basados en el riesgo, adjuntar pruebas, y cerrar sólo después de la prueba.</w:t>
-      </w:r>
-    </w:p>
-    <w:p>
-      <w:pPr>
-        <w:pStyle w:val="BodyText"/>
-      </w:pPr>
-      <w:r>
-        <w:t xml:space="preserve">Pruebas: alcance aprobado, configuración, versión, cobertura, resultados, revisión, excepción, remediación y retest. Protege credenciales, registros, informes y copias de seguridad.</w:t>
-      </w:r>
-    </w:p>
-    <w:bookmarkEnd w:id="49"/>
-    <w:bookmarkStart w:id="51" w:name="aide"/>
-    <w:p>
-      <w:pPr>
-        <w:pStyle w:val="Heading2"/>
-      </w:pPr>
-      <w:r>
-        <w:t xml:space="preserve">22.12 AIDE</w:t>
-      </w:r>
-    </w:p>
-    <w:p>
-      <w:pPr>
-        <w:pStyle w:val="FirstParagraph"/>
-      </w:pPr>
-      <w:r>
-        <w:t xml:space="preserve">Propósito: Monitoreo de la integridad de archivos. Proyecto oficial:</w:t>
-      </w:r>
-      <w:r>
-        <w:t xml:space="preserve"> </w:t>
-      </w:r>
-      <w:hyperlink r:id="rId50">
-        <w:r>
-          <w:rPr>
-            <w:rStyle w:val="Hyperlink"/>
-          </w:rPr>
-          <w:t xml:space="preserve">ejecutar</w:t>
-        </w:r>
-      </w:hyperlink>
-    </w:p>
-    <w:p>
-      <w:pPr>
-        <w:pStyle w:val="BodyText"/>
-      </w:pPr>
-      <w:r>
-        <w:t xml:space="preserve">Inicio rápido seguro: Crear una línea de referencia en un host de laboratorio, hacer un cambio de archivo autorizado, ejecutar un cheque, investigar la diferencia y proteger la base de referencia.</w:t>
-      </w:r>
-    </w:p>
-    <w:p>
-      <w:pPr>
-        <w:pStyle w:val="BodyText"/>
-      </w:pPr>
-      <w:r>
-        <w:t xml:space="preserve">Pruebas: alcance aprobado, configuración, versión, cobertura, resultados, revisión, excepción, remediación y retest. Protege credenciales, registros, informes y copias de seguridad.</w:t>
-      </w:r>
-    </w:p>
-    <w:bookmarkEnd w:id="51"/>
-    <w:bookmarkStart w:id="53" w:name="lynis"/>
-    <w:p>
-      <w:pPr>
-        <w:pStyle w:val="Heading2"/>
-      </w:pPr>
-      <w:r>
-        <w:t xml:space="preserve">22.13 Lynis</w:t>
-      </w:r>
-    </w:p>
-    <w:p>
-      <w:pPr>
-        <w:pStyle w:val="FirstParagraph"/>
-      </w:pPr>
-      <w:r>
-        <w:t xml:space="preserve">Propósito: Auditoría de seguridad de Linux. Proyecto oficial:</w:t>
-      </w:r>
-      <w:r>
-        <w:t xml:space="preserve"> </w:t>
-      </w:r>
-      <w:hyperlink r:id="rId52">
-        <w:r>
-          <w:rPr>
-            <w:rStyle w:val="Hyperlink"/>
-          </w:rPr>
-          <w:t xml:space="preserve">Seguido</w:t>
-        </w:r>
-      </w:hyperlink>
-    </w:p>
-    <w:p>
-      <w:pPr>
-        <w:pStyle w:val="BodyText"/>
-      </w:pPr>
-      <w:r>
-        <w:t xml:space="preserve">Inicio rápido seguro: Auditoría de un anfitrión de laboratorio, revisión de sugerencias contra el alcance y el riesgo, decisiones de documentos, remediar elementos seleccionados y repetir.</w:t>
-      </w:r>
-    </w:p>
-    <w:p>
-      <w:pPr>
-        <w:pStyle w:val="BodyText"/>
-      </w:pPr>
-      <w:r>
-        <w:t xml:space="preserve">Pruebas: alcance aprobado, configuración, versión, cobertura, resultados, revisión, excepción, remediación y retest. Protege credenciales, registros, informes y copias de seguridad.</w:t>
-      </w:r>
-    </w:p>
-    <w:bookmarkEnd w:id="53"/>
-    <w:bookmarkStart w:id="55" w:name="open-policy-agent"/>
-    <w:p>
-      <w:pPr>
-        <w:pStyle w:val="Heading2"/>
-      </w:pPr>
-      <w:r>
-        <w:t xml:space="preserve">22.14 Open Policy Agent</w:t>
-      </w:r>
-    </w:p>
-    <w:p>
-      <w:pPr>
-        <w:pStyle w:val="FirstParagraph"/>
-      </w:pPr>
-      <w:r>
-        <w:t xml:space="preserve">Propósito: Política como código. Proyecto oficial:</w:t>
-      </w:r>
-      <w:r>
-        <w:t xml:space="preserve"> </w:t>
-      </w:r>
-      <w:hyperlink r:id="rId54">
-        <w:r>
-          <w:rPr>
-            <w:rStyle w:val="Hyperlink"/>
-          </w:rPr>
-          <w:t xml:space="preserve">Seguido</w:t>
-        </w:r>
-      </w:hyperlink>
-    </w:p>
-    <w:p>
-      <w:pPr>
-        <w:pStyle w:val="BodyText"/>
-      </w:pPr>
-      <w:r>
-        <w:t xml:space="preserve">Inicio rápido seguro: Escribir una pequeña regla de laboratorio, probar los insumos permitidos y negados, ver la política y las pruebas, y preservar los resultados como evidencia de apoyo.</w:t>
-      </w:r>
-    </w:p>
-    <w:p>
-      <w:pPr>
-        <w:pStyle w:val="BodyText"/>
-      </w:pPr>
-      <w:r>
-        <w:t xml:space="preserve">Pruebas: alcance aprobado, configuración, versión, cobertura, resultados, revisión, excepción, remediación y retest. Protege credenciales, registros, informes y copias de seguridad.</w:t>
-      </w:r>
-    </w:p>
-    <w:bookmarkEnd w:id="55"/>
-    <w:bookmarkEnd w:id="56"/>
-    <w:bookmarkStart w:id="57" w:name="libro-de-juegos-isms-de-manager"/>
-    <w:p>
-      <w:pPr>
-        <w:pStyle w:val="Heading1"/>
-      </w:pPr>
-      <w:r>
-        <w:t xml:space="preserve">23. Libro de juegos ISMS de Manager</w:t>
-      </w:r>
-    </w:p>
-    <w:p>
-      <w:pPr>
-        <w:pStyle w:val="FirstParagraph"/>
-      </w:pPr>
-      <w:r>
         <w:rPr>
+          <w:i/>
           <w:iCs/>
-          <w:i/>
         </w:rPr>
         <w:t xml:space="preserve">Las preguntas, el tablero, la propiedad y los administradores de decisiones deben controlar.</w:t>
       </w:r>
@@ -5909,8 +5707,8 @@
       </w:pPr>
       <w:r>
         <w:rPr>
+          <w:b/>
           <w:bCs/>
-          <w:b/>
         </w:rPr>
         <w:t xml:space="preserve">Area</w:t>
       </w:r>
@@ -5975,8 +5773,8 @@
         <w:t xml:space="preserve">Silencioso Certificación | ¿Son las reclamaciones alcances, actuales y compatibles? Verde / Amarillo / Rojo</w:t>
       </w:r>
     </w:p>
-    <w:bookmarkEnd w:id="57"/>
-    <w:bookmarkStart w:id="60" w:name="junior-analyst-career-guide"/>
+    <w:bookmarkEnd w:id="46"/>
+    <w:bookmarkStart w:id="49" w:name="junior-analyst-career-guide"/>
     <w:p>
       <w:pPr>
         <w:pStyle w:val="Heading1"/>
@@ -5991,8 +5789,8 @@
       </w:pPr>
       <w:r>
         <w:rPr>
+          <w:i/>
           <w:iCs/>
-          <w:i/>
         </w:rPr>
         <w:t xml:space="preserve">Una ruta práctica hacia ISMS, GRC, riesgo, auditoría y cumplimiento.</w:t>
       </w:r>
@@ -6005,13 +5803,7 @@
         <w:t xml:space="preserve">■img src=</w:t>
       </w:r>
       <w:r>
-        <w:t xml:space="preserve">“</w:t>
-      </w:r>
-      <w:r>
-        <w:t xml:space="preserve">media/image9.png</w:t>
-      </w:r>
-      <w:r>
-        <w:t xml:space="preserve">”</w:t>
+        <w:t xml:space="preserve">“media/image9.png”</w:t>
       </w:r>
       <w:r>
         <w:t xml:space="preserve"> </w:t>
@@ -6020,13 +5812,7 @@
         <w:t xml:space="preserve">estilo=</w:t>
       </w:r>
       <w:r>
-        <w:t xml:space="preserve">“</w:t>
-      </w:r>
-      <w:r>
-        <w:t xml:space="preserve">width:6.15in;height:3.075in</w:t>
-      </w:r>
-      <w:r>
-        <w:t xml:space="preserve">”</w:t>
+        <w:t xml:space="preserve">“width:6.15in;height:3.075in”</w:t>
       </w:r>
       <w:r>
         <w:t xml:space="preserve"> </w:t>
@@ -6035,13 +5821,7 @@
         <w:t xml:space="preserve">alt=</w:t>
       </w:r>
       <w:r>
-        <w:t xml:space="preserve">“</w:t>
-      </w:r>
-      <w:r>
-        <w:t xml:space="preserve">Aprende el sistema, requisitos de mapa, evidencia de prueba, reporte claramente y construya una cartera honesta</w:t>
-      </w:r>
-      <w:r>
-        <w:t xml:space="preserve">”</w:t>
+        <w:t xml:space="preserve">“Aprende el sistema, requisitos de mapa, evidencia de prueba, reporte claramente y construya una cartera honesta”</w:t>
       </w:r>
       <w:r>
         <w:t xml:space="preserve">.</w:t>
@@ -6119,7 +5899,7 @@
         <w:t xml:space="preserve">Análisis de la seguridad</w:t>
       </w:r>
     </w:p>
-    <w:bookmarkStart w:id="58" w:name="típico-trabajo-junior"/>
+    <w:bookmarkStart w:id="47" w:name="típico-trabajo-junior"/>
     <w:p>
       <w:pPr>
         <w:pStyle w:val="Heading2"/>
@@ -6205,8 +5985,8 @@
         <w:t xml:space="preserve">Proteger información confidencial y permanecer dentro de la autorización.</w:t>
       </w:r>
     </w:p>
-    <w:bookmarkEnd w:id="58"/>
-    <w:bookmarkStart w:id="59" w:name="valor-de-los-empleadores-de-habilidades"/>
+    <w:bookmarkEnd w:id="47"/>
+    <w:bookmarkStart w:id="48" w:name="valor-de-los-empleadores-de-habilidades"/>
     <w:p>
       <w:pPr>
         <w:pStyle w:val="Heading2"/>
@@ -6273,11 +6053,11 @@
     </w:p>
     <w:p>
       <w:pPr>
+        <w:pStyle w:val="Compact"/>
         <w:numPr>
           <w:ilvl w:val="0"/>
           <w:numId w:val="1032"/>
         </w:numPr>
-        <w:pStyle w:val="Compact"/>
       </w:pPr>
       <w:r>
         <w:t xml:space="preserve">Laboratorio Ficcional y Portfolio</w:t>
@@ -6289,8 +6069,8 @@
       </w:pPr>
       <w:r>
         <w:rPr>
+          <w:i/>
           <w:iCs/>
-          <w:i/>
         </w:rPr>
         <w:t xml:space="preserve">Un entorno de prácticas seguras utilizando datos sintéticos y sistemas de laboratorio autorizados</w:t>
       </w:r>
@@ -6300,11 +6080,11 @@
     </w:p>
     <w:p>
       <w:pPr>
+        <w:pStyle w:val="Compact"/>
         <w:numPr>
           <w:ilvl w:val="0"/>
           <w:numId w:val="1033"/>
         </w:numPr>
-        <w:pStyle w:val="Compact"/>
       </w:pPr>
       <w:r>
         <w:t xml:space="preserve">La regla del laboratorio* Utilice una organización ficticia, datos sintéticos, sistemas aislados y herramientas que está autorizado para operar. No pretenda que un proyecto de cartera sea una certificación real o una auditoría cliente. |</w:t>
@@ -6432,8 +6212,8 @@
       </w:pPr>
       <w:r>
         <w:rPr>
+          <w:b/>
           <w:bCs/>
-          <w:b/>
         </w:rPr>
         <w:t xml:space="preserve">Portfolio artifact</w:t>
       </w:r>
@@ -6448,8 +6228,8 @@
       </w:r>
       <w:r>
         <w:rPr>
+          <w:b/>
           <w:bCs/>
-          <w:b/>
         </w:rPr>
         <w:t xml:space="preserve">Lo que demuestra</w:t>
       </w:r>
@@ -6516,9 +6296,9 @@
         <w:t xml:space="preserve">← Herramienta de prueba memo ← Alfabetización técnica y limitaciones</w:t>
       </w:r>
     </w:p>
-    <w:bookmarkEnd w:id="59"/>
-    <w:bookmarkEnd w:id="60"/>
-    <w:bookmarkStart w:id="70" w:name="plan-de-aprendizaje-de-30-días"/>
+    <w:bookmarkEnd w:id="48"/>
+    <w:bookmarkEnd w:id="49"/>
+    <w:bookmarkStart w:id="59" w:name="plan-de-aprendizaje-de-30-días"/>
     <w:p>
       <w:pPr>
         <w:pStyle w:val="Heading1"/>
@@ -6533,8 +6313,8 @@
       </w:pPr>
       <w:r>
         <w:rPr>
+          <w:i/>
           <w:iCs/>
-          <w:i/>
         </w:rPr>
         <w:t xml:space="preserve">Un calendario centrado para la creación de capacidad útil de nivel junior</w:t>
       </w:r>
@@ -6547,26 +6327,24 @@
         <w:tblStyle w:val="Table"/>
         <w:tblW w:type="auto" w:w="0"/>
         <w:tblLook w:firstRow="1" w:lastRow="0" w:firstColumn="0" w:lastColumn="0" w:noHBand="0" w:noVBand="0" w:val="0020"/>
-        <w:jc w:val="start"/>
       </w:tblPr>
       <w:tblGrid>
         <w:gridCol w:w="7920"/>
       </w:tblGrid>
       <w:tr>
         <w:trPr>
-          <w:tblHeader w:val="true"/>
+          <w:tblHeader w:val="on"/>
         </w:trPr>
         <w:tc>
           <w:tcPr/>
           <w:p>
             <w:pPr>
               <w:pStyle w:val="Compact"/>
-              <w:jc w:val="left"/>
             </w:pPr>
             <w:r>
               <w:rPr>
+                <w:b/>
                 <w:bCs/>
-                <w:b/>
               </w:rPr>
               <w:t xml:space="preserve">Días</w:t>
             </w:r>
@@ -6579,7 +6357,6 @@
           <w:p>
             <w:pPr>
               <w:pStyle w:val="Compact"/>
-              <w:jc w:val="left"/>
             </w:pPr>
             <w:r>
               <w:t xml:space="preserve">1-5</w:t>
@@ -6634,29 +6411,29 @@
     </w:p>
     <w:p>
       <w:pPr>
+        <w:pStyle w:val="Compact"/>
         <w:numPr>
           <w:ilvl w:val="0"/>
           <w:numId w:val="1035"/>
         </w:numPr>
+      </w:pPr>
+      <w:r>
+        <w:t xml:space="preserve">Preparación de entrevistas</w:t>
+      </w:r>
+    </w:p>
+    <w:p>
+      <w:pPr>
         <w:pStyle w:val="Compact"/>
-      </w:pPr>
-      <w:r>
-        <w:t xml:space="preserve">Preparación de entrevistas</w:t>
-      </w:r>
-    </w:p>
-    <w:p>
-      <w:pPr>
         <w:numPr>
           <w:ilvl w:val="0"/>
           <w:numId w:val="1036"/>
         </w:numPr>
-        <w:pStyle w:val="Compact"/>
       </w:pPr>
       <w:r>
         <w:t xml:space="preserve">Respuestas claras, escenarios prácticos y preguntas para el empleador.*</w:t>
       </w:r>
     </w:p>
-    <w:bookmarkStart w:id="61" w:name="qué-es-un-isms"/>
+    <w:bookmarkStart w:id="50" w:name="qué-es-un-isms"/>
     <w:p>
       <w:pPr>
         <w:pStyle w:val="Heading2"/>
@@ -6673,8 +6450,8 @@
         <w:t xml:space="preserve">Un sistema de gestión para controlar el riesgo de seguridad de la información mediante liderazgo, planificación, operación, evaluación y mejora continua.</w:t>
       </w:r>
     </w:p>
-    <w:bookmarkEnd w:id="61"/>
-    <w:bookmarkStart w:id="62" w:name="iso-27001-versus-27002"/>
+    <w:bookmarkEnd w:id="50"/>
+    <w:bookmarkStart w:id="51" w:name="iso-27001-versus-27002"/>
     <w:p>
       <w:pPr>
         <w:pStyle w:val="Heading2"/>
@@ -6691,8 +6468,8 @@
         <w:t xml:space="preserve">27001 contiene requisitos certificables de ISMS; 27002 proporciona orientación de control detallada y no es en sí mismo un estándar de certificación.</w:t>
       </w:r>
     </w:p>
-    <w:bookmarkEnd w:id="62"/>
-    <w:bookmarkStart w:id="63" w:name="qué-es-el-soa"/>
+    <w:bookmarkEnd w:id="51"/>
+    <w:bookmarkStart w:id="52" w:name="qué-es-el-soa"/>
     <w:p>
       <w:pPr>
         <w:pStyle w:val="Heading2"/>
@@ -6709,8 +6486,8 @@
         <w:t xml:space="preserve">A controlled record of necessary controls, Annex A inclusion or exclusion justification, and implementation status, linked to treatment and evidence.</w:t>
       </w:r>
     </w:p>
-    <w:bookmarkEnd w:id="63"/>
-    <w:bookmarkStart w:id="64" w:name="X87a82feab05149cc11a8da9d47c6d108a0aa065"/>
+    <w:bookmarkEnd w:id="52"/>
+    <w:bookmarkStart w:id="53" w:name="X87a82feab05149cc11a8da9d47c6d108a0aa065"/>
     <w:p>
       <w:pPr>
         <w:pStyle w:val="Heading2"/>
@@ -6727,8 +6504,8 @@
         <w:t xml:space="preserve">La organización debe utilizar el Anexo A como verificación de referencia y justificar decisiones. Los controles necesarios siguen el tratamiento y las obligaciones de riesgo; también pueden requerirse otros controles.</w:t>
       </w:r>
     </w:p>
-    <w:bookmarkEnd w:id="64"/>
-    <w:bookmarkStart w:id="65" w:name="cómo-prueba-un-control"/>
+    <w:bookmarkEnd w:id="53"/>
+    <w:bookmarkStart w:id="54" w:name="cómo-prueba-un-control"/>
     <w:p>
       <w:pPr>
         <w:pStyle w:val="Heading2"/>
@@ -6745,8 +6522,8 @@
         <w:t xml:space="preserve">Definir los criterios y el alcance, validar la población, muestras por riesgo, inspeccionar y repercutir pruebas, excepciones de documentos y reprueba la corrección.</w:t>
       </w:r>
     </w:p>
-    <w:bookmarkEnd w:id="65"/>
-    <w:bookmarkStart w:id="66" w:name="qué-es-una-no-conformidad"/>
+    <w:bookmarkEnd w:id="54"/>
+    <w:bookmarkStart w:id="55" w:name="qué-es-una-no-conformidad"/>
     <w:p>
       <w:pPr>
         <w:pStyle w:val="Heading2"/>
@@ -6763,8 +6540,8 @@
         <w:t xml:space="preserve">No cumplir con un requisito. Se requiere corrección, evaluación de causas, acción adecuada y examen de eficacia.</w:t>
       </w:r>
     </w:p>
-    <w:bookmarkEnd w:id="66"/>
-    <w:bookmarkStart w:id="67" w:name="qué-cambió-en-2024"/>
+    <w:bookmarkEnd w:id="55"/>
+    <w:bookmarkStart w:id="56" w:name="qué-cambió-en-2024"/>
     <w:p>
       <w:pPr>
         <w:pStyle w:val="Heading2"/>
@@ -6781,8 +6558,8 @@
         <w:t xml:space="preserve">La enmienda exige una consideración explícita de la pertinencia del cambio climático en el contexto y observa que las partes interesadas pueden tener requisitos relacionados con el clima.</w:t>
       </w:r>
     </w:p>
-    <w:bookmarkEnd w:id="67"/>
-    <w:bookmarkStart w:id="68" w:name="Xfba4709fb279bf9979370435d78e802f3fe04a6"/>
+    <w:bookmarkEnd w:id="56"/>
+    <w:bookmarkStart w:id="57" w:name="Xfba4709fb279bf9979370435d78e802f3fe04a6"/>
     <w:p>
       <w:pPr>
         <w:pStyle w:val="Heading2"/>
@@ -6799,8 +6576,8 @@
         <w:t xml:space="preserve">Los hechos estatales respaldados por pruebas y alcance definidos, revelan limitaciones y evitan reclamar auditor o autoridad de certificación.</w:t>
       </w:r>
     </w:p>
-    <w:bookmarkEnd w:id="68"/>
-    <w:bookmarkStart w:id="69" w:name="preguntas-para-hacer-al-empleador"/>
+    <w:bookmarkEnd w:id="57"/>
+    <w:bookmarkStart w:id="58" w:name="preguntas-para-hacer-al-empleador"/>
     <w:p>
       <w:pPr>
         <w:pStyle w:val="Heading2"/>
@@ -6886,9 +6663,9 @@
         <w:t xml:space="preserve">¿Cómo se revisan y entrenan las conclusiones junior?</w:t>
       </w:r>
     </w:p>
-    <w:bookmarkEnd w:id="69"/>
-    <w:bookmarkEnd w:id="70"/>
-    <w:bookmarkStart w:id="78" w:name="plantillas-glosario-índice-y-referencias"/>
+    <w:bookmarkEnd w:id="58"/>
+    <w:bookmarkEnd w:id="59"/>
+    <w:bookmarkStart w:id="67" w:name="plantillas-glosario-índice-y-referencias"/>
     <w:p>
       <w:pPr>
         <w:pStyle w:val="Heading1"/>
@@ -6899,17 +6676,17 @@
     </w:p>
     <w:p>
       <w:pPr>
+        <w:pStyle w:val="Compact"/>
         <w:numPr>
           <w:ilvl w:val="0"/>
           <w:numId w:val="1038"/>
         </w:numPr>
-        <w:pStyle w:val="Compact"/>
       </w:pPr>
       <w:r>
         <w:t xml:space="preserve">Estructuras de trabajo reutilizables, términos importantes y puntos de partida autorizados.*</w:t>
       </w:r>
     </w:p>
-    <w:bookmarkStart w:id="71" w:name="registro-de-riesgo-mínimo"/>
+    <w:bookmarkStart w:id="60" w:name="registro-de-riesgo-mínimo"/>
     <w:p>
       <w:pPr>
         <w:pStyle w:val="Heading2"/>
@@ -6923,21 +6700,19 @@
         <w:tblStyle w:val="Table"/>
         <w:tblW w:type="auto" w:w="0"/>
         <w:tblLook w:firstRow="1" w:lastRow="0" w:firstColumn="0" w:lastColumn="0" w:noHBand="0" w:noVBand="0" w:val="0020"/>
-        <w:jc w:val="start"/>
       </w:tblPr>
       <w:tblGrid>
         <w:gridCol w:w="7920"/>
       </w:tblGrid>
       <w:tr>
         <w:trPr>
-          <w:tblHeader w:val="true"/>
+          <w:tblHeader w:val="on"/>
         </w:trPr>
         <w:tc>
           <w:tcPr/>
           <w:p>
             <w:pPr>
               <w:pStyle w:val="Compact"/>
-              <w:jc w:val="left"/>
             </w:pPr>
             <w:r>
               <w:t xml:space="preserve">**</w:t>
@@ -6963,25 +6738,13 @@
         <w:t xml:space="preserve"> </w:t>
       </w:r>
       <w:r>
-        <w:t xml:space="preserve">“</w:t>
-      </w:r>
-      <w:r>
-        <w:t xml:space="preserve">El evento de la amenaza y la condición de vida</w:t>
-      </w:r>
-      <w:r>
-        <w:t xml:space="preserve">”</w:t>
-      </w:r>
-      <w:r>
-        <w:t xml:space="preserve"> </w:t>
-      </w:r>
-      <w:r>
-        <w:t xml:space="preserve">“</w:t>
-      </w:r>
-      <w:r>
-        <w:t xml:space="preserve">Consequence</w:t>
-      </w:r>
-      <w:r>
-        <w:t xml:space="preserve">”</w:t>
+        <w:t xml:space="preserve">“El evento de la amenaza y la condición de vida”</w:t>
+      </w:r>
+      <w:r>
+        <w:t xml:space="preserve"> </w:t>
+      </w:r>
+      <w:r>
+        <w:t xml:space="preserve">“Consequence”</w:t>
       </w:r>
       <w:r>
         <w:t xml:space="preserve"> </w:t>
@@ -6993,13 +6756,7 @@
         <w:t xml:space="preserve"> </w:t>
       </w:r>
       <w:r>
-        <w:t xml:space="preserve">“</w:t>
-      </w:r>
-      <w:r>
-        <w:t xml:space="preserve">La probabilidad y el impacto en la vida</w:t>
-      </w:r>
-      <w:r>
-        <w:t xml:space="preserve">”</w:t>
+        <w:t xml:space="preserve">“La probabilidad y el impacto en la vida”</w:t>
       </w:r>
       <w:r>
         <w:t xml:space="preserve"> </w:t>
@@ -7017,13 +6774,7 @@
         <w:t xml:space="preserve"> </w:t>
       </w:r>
       <w:r>
-        <w:t xml:space="preserve">“</w:t>
-      </w:r>
-      <w:r>
-        <w:t xml:space="preserve">El riesgo residual y la aceptación…</w:t>
-      </w:r>
-      <w:r>
-        <w:t xml:space="preserve">”</w:t>
+        <w:t xml:space="preserve">“El riesgo residual y la aceptación…”</w:t>
       </w:r>
       <w:r>
         <w:t xml:space="preserve"> </w:t>
@@ -7032,8 +6783,8 @@
         <w:t xml:space="preserve">, la fecha de revisión de la vida, es la siguiente.</w:t>
       </w:r>
     </w:p>
-    <w:bookmarkEnd w:id="71"/>
-    <w:bookmarkStart w:id="72" w:name="documentos-de-prueba-de-control"/>
+    <w:bookmarkEnd w:id="60"/>
+    <w:bookmarkStart w:id="61" w:name="documentos-de-prueba-de-control"/>
     <w:p>
       <w:pPr>
         <w:pStyle w:val="Heading2"/>
@@ -7065,25 +6816,13 @@
         <w:t xml:space="preserve"> </w:t>
       </w:r>
       <w:r>
-        <w:t xml:space="preserve">“</w:t>
-      </w:r>
-      <w:r>
-        <w:t xml:space="preserve">Escopia y período de vida</w:t>
-      </w:r>
-      <w:r>
-        <w:t xml:space="preserve">”</w:t>
-      </w:r>
-      <w:r>
-        <w:t xml:space="preserve"> </w:t>
-      </w:r>
-      <w:r>
-        <w:t xml:space="preserve">“</w:t>
-      </w:r>
-      <w:r>
-        <w:t xml:space="preserve">Principal y sistemas de vida</w:t>
-      </w:r>
-      <w:r>
-        <w:t xml:space="preserve">”</w:t>
+        <w:t xml:space="preserve">“Escopia y período de vida”</w:t>
+      </w:r>
+      <w:r>
+        <w:t xml:space="preserve"> </w:t>
+      </w:r>
+      <w:r>
+        <w:t xml:space="preserve">“Principal y sistemas de vida”</w:t>
       </w:r>
       <w:r>
         <w:t xml:space="preserve"> </w:t>
@@ -7095,13 +6834,7 @@
         <w:br/>
       </w:r>
       <w:r>
-        <w:t xml:space="preserve">“</w:t>
-      </w:r>
-      <w:r>
-        <w:t xml:space="preserve">Sensacionalidad y racionalidad</w:t>
-      </w:r>
-      <w:r>
-        <w:t xml:space="preserve">”</w:t>
+        <w:t xml:space="preserve">“Sensacionalidad y racionalidad”</w:t>
       </w:r>
       <w:r>
         <w:t xml:space="preserve"> </w:t>
@@ -7125,13 +6858,7 @@
         <w:t xml:space="preserve"> </w:t>
       </w:r>
       <w:r>
-        <w:t xml:space="preserve">“</w:t>
-      </w:r>
-      <w:r>
-        <w:t xml:space="preserve">Conclusión y limitación de la vida</w:t>
-      </w:r>
-      <w:r>
-        <w:t xml:space="preserve">”</w:t>
+        <w:t xml:space="preserve">“Conclusión y limitación de la vida”</w:t>
       </w:r>
       <w:r>
         <w:t xml:space="preserve"> </w:t>
@@ -7140,8 +6867,8 @@
         <w:t xml:space="preserve">Corrección y prueba de vida</w:t>
       </w:r>
     </w:p>
-    <w:bookmarkEnd w:id="72"/>
-    <w:bookmarkStart w:id="73" w:name="glosario"/>
+    <w:bookmarkEnd w:id="61"/>
+    <w:bookmarkStart w:id="62" w:name="glosario"/>
     <w:p>
       <w:pPr>
         <w:pStyle w:val="Heading2"/>
@@ -7242,8 +6969,8 @@
         <w:t xml:space="preserve">tención Gestión superior | Persona o grupo dirigiendo y controlando la organización al más alto nivel dentro del alcance. ←</w:t>
       </w:r>
     </w:p>
-    <w:bookmarkEnd w:id="73"/>
-    <w:bookmarkStart w:id="74" w:name="índice-de-asunto"/>
+    <w:bookmarkEnd w:id="62"/>
+    <w:bookmarkStart w:id="63" w:name="índice-de-asunto"/>
     <w:p>
       <w:pPr>
         <w:pStyle w:val="Heading2"/>
@@ -7356,8 +7083,8 @@
         <w:t xml:space="preserve">Silenciosos Proveedores | 13, 18, 23 |</w:t>
       </w:r>
     </w:p>
-    <w:bookmarkEnd w:id="74"/>
-    <w:bookmarkStart w:id="77" w:name="referencias-oficiales"/>
+    <w:bookmarkEnd w:id="63"/>
+    <w:bookmarkStart w:id="66" w:name="referencias-oficiales"/>
     <w:p>
       <w:pPr>
         <w:pStyle w:val="Heading2"/>
@@ -7394,7 +7121,7 @@
       <w:pPr>
         <w:pStyle w:val="BodyText"/>
       </w:pPr>
-      <w:hyperlink r:id="rId75">
+      <w:hyperlink r:id="rId64">
         <w:r>
           <w:rPr>
             <w:rStyle w:val="Hyperlink"/>
@@ -7407,7 +7134,7 @@
       <w:pPr>
         <w:pStyle w:val="BodyText"/>
       </w:pPr>
-      <w:hyperlink r:id="rId76">
+      <w:hyperlink r:id="rId65">
         <w:r>
           <w:rPr>
             <w:rStyle w:val="Hyperlink"/>
@@ -7430,8 +7157,8 @@
       </w:pPr>
       <w:r>
         <w:rPr>
+          <w:b/>
           <w:bCs/>
-          <w:b/>
         </w:rPr>
         <w:t xml:space="preserve">Recuerdo final:</w:t>
       </w:r>
@@ -7450,9 +7177,13 @@
         <w:t xml:space="preserve">|. |</w:t>
       </w:r>
     </w:p>
-    <w:bookmarkEnd w:id="77"/>
-    <w:bookmarkEnd w:id="78"/>
-    <w:sectPr/>
+    <w:bookmarkEnd w:id="66"/>
+    <w:bookmarkEnd w:id="67"/>
+    <w:sectPr>
+      <w:footnotePr>
+        <w:numRestart w:val="eachSect"/>
+      </w:footnotePr>
+    </w:sectPr>
   </w:body>
 </w:document>
 </file>
@@ -7483,14 +7214,14 @@
 <file path=word/numbering.xml><?xml version="1.0" encoding="utf-8"?>
 <w:numbering xmlns:w="http://schemas.openxmlformats.org/wordprocessingml/2006/main">
   <w:abstractNum w:abstractNumId="990">
-    <w:nsid w:val="A990"/>
+    <w:nsid w:val="0000A990"/>
     <w:multiLevelType w:val="multilevel"/>
     <w:lvl w:ilvl="0">
       <w:numFmt w:val="bullet"/>
       <w:lvlText w:val=" "/>
       <w:lvlJc w:val="left"/>
       <w:pPr>
-        <w:ind w:left="720" w:hanging="480"/>
+        <w:ind w:left="720" w:hanging="360"/>
       </w:pPr>
     </w:lvl>
     <w:lvl w:ilvl="1">
@@ -7498,7 +7229,7 @@
       <w:lvlText w:val=" "/>
       <w:lvlJc w:val="left"/>
       <w:pPr>
-        <w:ind w:left="1440" w:hanging="480"/>
+        <w:ind w:left="1440" w:hanging="360"/>
       </w:pPr>
     </w:lvl>
     <w:lvl w:ilvl="2">
@@ -7506,7 +7237,7 @@
       <w:lvlText w:val=" "/>
       <w:lvlJc w:val="left"/>
       <w:pPr>
-        <w:ind w:left="2160" w:hanging="480"/>
+        <w:ind w:left="2160" w:hanging="360"/>
       </w:pPr>
     </w:lvl>
     <w:lvl w:ilvl="3">
@@ -7514,7 +7245,7 @@
       <w:lvlText w:val=" "/>
       <w:lvlJc w:val="left"/>
       <w:pPr>
-        <w:ind w:left="2880" w:hanging="480"/>
+        <w:ind w:left="2880" w:hanging="360"/>
       </w:pPr>
     </w:lvl>
     <w:lvl w:ilvl="4">
@@ -7522,7 +7253,7 @@
       <w:lvlText w:val=" "/>
       <w:lvlJc w:val="left"/>
       <w:pPr>
-        <w:ind w:left="3600" w:hanging="480"/>
+        <w:ind w:left="3600" w:hanging="360"/>
       </w:pPr>
     </w:lvl>
     <w:lvl w:ilvl="5">
@@ -7530,7 +7261,7 @@
       <w:lvlText w:val=" "/>
       <w:lvlJc w:val="left"/>
       <w:pPr>
-        <w:ind w:left="4320" w:hanging="480"/>
+        <w:ind w:left="4320" w:hanging="360"/>
       </w:pPr>
     </w:lvl>
     <w:lvl w:ilvl="6">
@@ -7538,7 +7269,7 @@
       <w:lvlText w:val=" "/>
       <w:lvlJc w:val="left"/>
       <w:pPr>
-        <w:ind w:left="5040" w:hanging="480"/>
+        <w:ind w:left="5040" w:hanging="360"/>
       </w:pPr>
     </w:lvl>
     <w:lvl w:ilvl="7">
@@ -7546,7 +7277,7 @@
       <w:lvlText w:val=" "/>
       <w:lvlJc w:val="left"/>
       <w:pPr>
-        <w:ind w:left="5760" w:hanging="480"/>
+        <w:ind w:left="5760" w:hanging="360"/>
       </w:pPr>
     </w:lvl>
     <w:lvl w:ilvl="8">
@@ -7554,88 +7285,115 @@
       <w:lvlText w:val=" "/>
       <w:lvlJc w:val="left"/>
       <w:pPr>
-        <w:ind w:left="6480" w:hanging="480"/>
+        <w:ind w:left="6480" w:hanging="360"/>
       </w:pPr>
     </w:lvl>
   </w:abstractNum>
   <w:abstractNum w:abstractNumId="991">
-    <w:nsid w:val="A991"/>
+    <w:nsid w:val="0000A991"/>
     <w:multiLevelType w:val="multilevel"/>
     <w:lvl w:ilvl="0">
       <w:numFmt w:val="bullet"/>
-      <w:lvlText w:val="•"/>
-      <w:lvlJc w:val="left"/>
-      <w:pPr>
-        <w:ind w:left="720" w:hanging="480"/>
-      </w:pPr>
+      <w:lvlText w:val=""/>
+      <w:lvlJc w:val="left"/>
+      <w:pPr>
+        <w:ind w:left="720" w:hanging="360"/>
+      </w:pPr>
+      <w:rPr>
+        <w:rFonts w:ascii="Symbol" w:hAnsi="Symbol" w:cs="Symbol" w:hint="default"/>
+      </w:rPr>
     </w:lvl>
     <w:lvl w:ilvl="1">
       <w:numFmt w:val="bullet"/>
-      <w:lvlText w:val="–"/>
-      <w:lvlJc w:val="left"/>
-      <w:pPr>
-        <w:ind w:left="1440" w:hanging="480"/>
-      </w:pPr>
+      <w:lvlText w:val="o"/>
+      <w:lvlJc w:val="left"/>
+      <w:pPr>
+        <w:ind w:left="1440" w:hanging="360"/>
+      </w:pPr>
+      <w:rPr>
+        <w:rFonts w:ascii="Courier New" w:hAnsi="Courier New" w:cs="Courier New" w:hint="default"/>
+      </w:rPr>
     </w:lvl>
     <w:lvl w:ilvl="2">
       <w:numFmt w:val="bullet"/>
-      <w:lvlText w:val="•"/>
-      <w:lvlJc w:val="left"/>
-      <w:pPr>
-        <w:ind w:left="2160" w:hanging="480"/>
-      </w:pPr>
+      <w:lvlText w:val=""/>
+      <w:lvlJc w:val="left"/>
+      <w:pPr>
+        <w:ind w:left="2160" w:hanging="360"/>
+      </w:pPr>
+      <w:rPr>
+        <w:rFonts w:ascii="Wingdings" w:hAnsi="Wingdings" w:cs="Wingdings" w:hint="default"/>
+      </w:rPr>
     </w:lvl>
     <w:lvl w:ilvl="3">
       <w:numFmt w:val="bullet"/>
-      <w:lvlText w:val="–"/>
-      <w:lvlJc w:val="left"/>
-      <w:pPr>
-        <w:ind w:left="2880" w:hanging="480"/>
-      </w:pPr>
+      <w:lvlText w:val=""/>
+      <w:lvlJc w:val="left"/>
+      <w:pPr>
+        <w:ind w:left="2880" w:hanging="360"/>
+      </w:pPr>
+      <w:rPr>
+        <w:rFonts w:ascii="Symbol" w:hAnsi="Symbol" w:cs="Symbol" w:hint="default"/>
+      </w:rPr>
     </w:lvl>
     <w:lvl w:ilvl="4">
       <w:numFmt w:val="bullet"/>
-      <w:lvlText w:val="•"/>
-      <w:lvlJc w:val="left"/>
-      <w:pPr>
-        <w:ind w:left="3600" w:hanging="480"/>
-      </w:pPr>
+      <w:lvlText w:val="o"/>
+      <w:lvlJc w:val="left"/>
+      <w:pPr>
+        <w:ind w:left="3600" w:hanging="360"/>
+      </w:pPr>
+      <w:rPr>
+        <w:rFonts w:ascii="Courier New" w:hAnsi="Courier New" w:cs="Courier New" w:hint="default"/>
+      </w:rPr>
     </w:lvl>
     <w:lvl w:ilvl="5">
       <w:numFmt w:val="bullet"/>
-      <w:lvlText w:val="–"/>
-      <w:lvlJc w:val="left"/>
-      <w:pPr>
-        <w:ind w:left="4320" w:hanging="480"/>
-      </w:pPr>
+      <w:lvlText w:val=""/>
+      <w:lvlJc w:val="left"/>
+      <w:pPr>
+        <w:ind w:left="4320" w:hanging="360"/>
+      </w:pPr>
+      <w:rPr>
+        <w:rFonts w:ascii="Wingdings" w:hAnsi="Wingdings" w:cs="Wingdings" w:hint="default"/>
+      </w:rPr>
     </w:lvl>
     <w:lvl w:ilvl="6">
       <w:numFmt w:val="bullet"/>
-      <w:lvlText w:val="•"/>
-      <w:lvlJc w:val="left"/>
-      <w:pPr>
-        <w:ind w:left="5040" w:hanging="480"/>
-      </w:pPr>
+      <w:lvlText w:val=""/>
+      <w:lvlJc w:val="left"/>
+      <w:pPr>
+        <w:ind w:left="5040" w:hanging="360"/>
+      </w:pPr>
+      <w:rPr>
+        <w:rFonts w:ascii="Symbol" w:hAnsi="Symbol" w:cs="Symbol" w:hint="default"/>
+      </w:rPr>
     </w:lvl>
     <w:lvl w:ilvl="7">
       <w:numFmt w:val="bullet"/>
-      <w:lvlText w:val="–"/>
-      <w:lvlJc w:val="left"/>
-      <w:pPr>
-        <w:ind w:left="5760" w:hanging="480"/>
-      </w:pPr>
+      <w:lvlText w:val="o"/>
+      <w:lvlJc w:val="left"/>
+      <w:pPr>
+        <w:ind w:left="5760" w:hanging="360"/>
+      </w:pPr>
+      <w:rPr>
+        <w:rFonts w:ascii="Courier New" w:hAnsi="Courier New" w:cs="Courier New" w:hint="default"/>
+      </w:rPr>
     </w:lvl>
     <w:lvl w:ilvl="8">
       <w:numFmt w:val="bullet"/>
-      <w:lvlText w:val="•"/>
-      <w:lvlJc w:val="left"/>
-      <w:pPr>
-        <w:ind w:left="6480" w:hanging="480"/>
-      </w:pPr>
+      <w:lvlText w:val=""/>
+      <w:lvlJc w:val="left"/>
+      <w:pPr>
+        <w:ind w:left="6480" w:hanging="360"/>
+      </w:pPr>
+      <w:rPr>
+        <w:rFonts w:ascii="Wingdings" w:hAnsi="Wingdings" w:cs="Wingdings" w:hint="default"/>
+      </w:rPr>
     </w:lvl>
   </w:abstractNum>
   <w:abstractNum w:abstractNumId="99412">
-    <w:nsid w:val="A99412"/>
+    <w:nsid w:val="00A99412"/>
     <w:multiLevelType w:val="multilevel"/>
     <w:lvl w:ilvl="0">
       <w:start w:val="2"/>
@@ -7643,7 +7401,7 @@
       <w:lvlText w:val="%1."/>
       <w:lvlJc w:val="left"/>
       <w:pPr>
-        <w:ind w:left="720" w:hanging="480"/>
+        <w:ind w:left="720" w:hanging="360"/>
       </w:pPr>
     </w:lvl>
     <w:lvl w:ilvl="1">
@@ -7652,7 +7410,7 @@
       <w:lvlText w:val="%2."/>
       <w:lvlJc w:val="left"/>
       <w:pPr>
-        <w:ind w:left="1440" w:hanging="480"/>
+        <w:ind w:left="1440" w:hanging="360"/>
       </w:pPr>
     </w:lvl>
     <w:lvl w:ilvl="2">
@@ -7661,7 +7419,7 @@
       <w:lvlText w:val="%3."/>
       <w:lvlJc w:val="left"/>
       <w:pPr>
-        <w:ind w:left="2160" w:hanging="480"/>
+        <w:ind w:left="2160" w:hanging="360"/>
       </w:pPr>
     </w:lvl>
     <w:lvl w:ilvl="3">
@@ -7670,7 +7428,7 @@
       <w:lvlText w:val="%4."/>
       <w:lvlJc w:val="left"/>
       <w:pPr>
-        <w:ind w:left="2880" w:hanging="480"/>
+        <w:ind w:left="2880" w:hanging="360"/>
       </w:pPr>
     </w:lvl>
     <w:lvl w:ilvl="4">
@@ -7679,7 +7437,7 @@
       <w:lvlText w:val="%5."/>
       <w:lvlJc w:val="left"/>
       <w:pPr>
-        <w:ind w:left="3600" w:hanging="480"/>
+        <w:ind w:left="3600" w:hanging="360"/>
       </w:pPr>
     </w:lvl>
     <w:lvl w:ilvl="5">
@@ -7688,7 +7446,7 @@
       <w:lvlText w:val="%6."/>
       <w:lvlJc w:val="left"/>
       <w:pPr>
-        <w:ind w:left="4320" w:hanging="480"/>
+        <w:ind w:left="4320" w:hanging="360"/>
       </w:pPr>
     </w:lvl>
     <w:lvl w:ilvl="6">
@@ -7697,7 +7455,7 @@
       <w:lvlText w:val="%7."/>
       <w:lvlJc w:val="left"/>
       <w:pPr>
-        <w:ind w:left="5040" w:hanging="480"/>
+        <w:ind w:left="5040" w:hanging="360"/>
       </w:pPr>
     </w:lvl>
     <w:lvl w:ilvl="7">
@@ -7706,7 +7464,7 @@
       <w:lvlText w:val="%8."/>
       <w:lvlJc w:val="left"/>
       <w:pPr>
-        <w:ind w:left="5760" w:hanging="480"/>
+        <w:ind w:left="5760" w:hanging="360"/>
       </w:pPr>
     </w:lvl>
     <w:lvl w:ilvl="8">
@@ -7715,12 +7473,12 @@
       <w:lvlText w:val="%9."/>
       <w:lvlJc w:val="left"/>
       <w:pPr>
-        <w:ind w:left="6480" w:hanging="480"/>
+        <w:ind w:left="6480" w:hanging="360"/>
       </w:pPr>
     </w:lvl>
   </w:abstractNum>
   <w:abstractNum w:abstractNumId="99417">
-    <w:nsid w:val="A99417"/>
+    <w:nsid w:val="00A99417"/>
     <w:multiLevelType w:val="multilevel"/>
     <w:lvl w:ilvl="0">
       <w:start w:val="7"/>
@@ -7728,7 +7486,7 @@
       <w:lvlText w:val="%1."/>
       <w:lvlJc w:val="left"/>
       <w:pPr>
-        <w:ind w:left="720" w:hanging="480"/>
+        <w:ind w:left="720" w:hanging="360"/>
       </w:pPr>
     </w:lvl>
     <w:lvl w:ilvl="1">
@@ -7737,7 +7495,7 @@
       <w:lvlText w:val="%2."/>
       <w:lvlJc w:val="left"/>
       <w:pPr>
-        <w:ind w:left="1440" w:hanging="480"/>
+        <w:ind w:left="1440" w:hanging="360"/>
       </w:pPr>
     </w:lvl>
     <w:lvl w:ilvl="2">
@@ -7746,7 +7504,7 @@
       <w:lvlText w:val="%3."/>
       <w:lvlJc w:val="left"/>
       <w:pPr>
-        <w:ind w:left="2160" w:hanging="480"/>
+        <w:ind w:left="2160" w:hanging="360"/>
       </w:pPr>
     </w:lvl>
     <w:lvl w:ilvl="3">
@@ -7755,7 +7513,7 @@
       <w:lvlText w:val="%4."/>
       <w:lvlJc w:val="left"/>
       <w:pPr>
-        <w:ind w:left="2880" w:hanging="480"/>
+        <w:ind w:left="2880" w:hanging="360"/>
       </w:pPr>
     </w:lvl>
     <w:lvl w:ilvl="4">
@@ -7764,7 +7522,7 @@
       <w:lvlText w:val="%5."/>
       <w:lvlJc w:val="left"/>
       <w:pPr>
-        <w:ind w:left="3600" w:hanging="480"/>
+        <w:ind w:left="3600" w:hanging="360"/>
       </w:pPr>
     </w:lvl>
     <w:lvl w:ilvl="5">
@@ -7773,7 +7531,7 @@
       <w:lvlText w:val="%6."/>
       <w:lvlJc w:val="left"/>
       <w:pPr>
-        <w:ind w:left="4320" w:hanging="480"/>
+        <w:ind w:left="4320" w:hanging="360"/>
       </w:pPr>
     </w:lvl>
     <w:lvl w:ilvl="6">
@@ -7782,7 +7540,7 @@
       <w:lvlText w:val="%7."/>
       <w:lvlJc w:val="left"/>
       <w:pPr>
-        <w:ind w:left="5040" w:hanging="480"/>
+        <w:ind w:left="5040" w:hanging="360"/>
       </w:pPr>
     </w:lvl>
     <w:lvl w:ilvl="7">
@@ -7791,7 +7549,7 @@
       <w:lvlText w:val="%8."/>
       <w:lvlJc w:val="left"/>
       <w:pPr>
-        <w:ind w:left="5760" w:hanging="480"/>
+        <w:ind w:left="5760" w:hanging="360"/>
       </w:pPr>
     </w:lvl>
     <w:lvl w:ilvl="8">
@@ -7800,12 +7558,12 @@
       <w:lvlText w:val="%9."/>
       <w:lvlJc w:val="left"/>
       <w:pPr>
-        <w:ind w:left="6480" w:hanging="480"/>
+        <w:ind w:left="6480" w:hanging="360"/>
       </w:pPr>
     </w:lvl>
   </w:abstractNum>
   <w:abstractNum w:abstractNumId="99418">
-    <w:nsid w:val="A99418"/>
+    <w:nsid w:val="00A99418"/>
     <w:multiLevelType w:val="multilevel"/>
     <w:lvl w:ilvl="0">
       <w:start w:val="8"/>
@@ -7813,7 +7571,7 @@
       <w:lvlText w:val="%1."/>
       <w:lvlJc w:val="left"/>
       <w:pPr>
-        <w:ind w:left="720" w:hanging="480"/>
+        <w:ind w:left="720" w:hanging="360"/>
       </w:pPr>
     </w:lvl>
     <w:lvl w:ilvl="1">
@@ -7822,7 +7580,7 @@
       <w:lvlText w:val="%2."/>
       <w:lvlJc w:val="left"/>
       <w:pPr>
-        <w:ind w:left="1440" w:hanging="480"/>
+        <w:ind w:left="1440" w:hanging="360"/>
       </w:pPr>
     </w:lvl>
     <w:lvl w:ilvl="2">
@@ -7831,7 +7589,7 @@
       <w:lvlText w:val="%3."/>
       <w:lvlJc w:val="left"/>
       <w:pPr>
-        <w:ind w:left="2160" w:hanging="480"/>
+        <w:ind w:left="2160" w:hanging="360"/>
       </w:pPr>
     </w:lvl>
     <w:lvl w:ilvl="3">
@@ -7840,7 +7598,7 @@
       <w:lvlText w:val="%4."/>
       <w:lvlJc w:val="left"/>
       <w:pPr>
-        <w:ind w:left="2880" w:hanging="480"/>
+        <w:ind w:left="2880" w:hanging="360"/>
       </w:pPr>
     </w:lvl>
     <w:lvl w:ilvl="4">
@@ -7849,7 +7607,7 @@
       <w:lvlText w:val="%5."/>
       <w:lvlJc w:val="left"/>
       <w:pPr>
-        <w:ind w:left="3600" w:hanging="480"/>
+        <w:ind w:left="3600" w:hanging="360"/>
       </w:pPr>
     </w:lvl>
     <w:lvl w:ilvl="5">
@@ -7858,7 +7616,7 @@
       <w:lvlText w:val="%6."/>
       <w:lvlJc w:val="left"/>
       <w:pPr>
-        <w:ind w:left="4320" w:hanging="480"/>
+        <w:ind w:left="4320" w:hanging="360"/>
       </w:pPr>
     </w:lvl>
     <w:lvl w:ilvl="6">
@@ -7867,7 +7625,7 @@
       <w:lvlText w:val="%7."/>
       <w:lvlJc w:val="left"/>
       <w:pPr>
-        <w:ind w:left="5040" w:hanging="480"/>
+        <w:ind w:left="5040" w:hanging="360"/>
       </w:pPr>
     </w:lvl>
     <w:lvl w:ilvl="7">
@@ -7876,7 +7634,7 @@
       <w:lvlText w:val="%8."/>
       <w:lvlJc w:val="left"/>
       <w:pPr>
-        <w:ind w:left="5760" w:hanging="480"/>
+        <w:ind w:left="5760" w:hanging="360"/>
       </w:pPr>
     </w:lvl>
     <w:lvl w:ilvl="8">
@@ -7885,12 +7643,12 @@
       <w:lvlText w:val="%9."/>
       <w:lvlJc w:val="left"/>
       <w:pPr>
-        <w:ind w:left="6480" w:hanging="480"/>
+        <w:ind w:left="6480" w:hanging="360"/>
       </w:pPr>
     </w:lvl>
   </w:abstractNum>
   <w:abstractNum w:abstractNumId="99419">
-    <w:nsid w:val="A99419"/>
+    <w:nsid w:val="00A99419"/>
     <w:multiLevelType w:val="multilevel"/>
     <w:lvl w:ilvl="0">
       <w:start w:val="9"/>
@@ -7898,7 +7656,7 @@
       <w:lvlText w:val="%1."/>
       <w:lvlJc w:val="left"/>
       <w:pPr>
-        <w:ind w:left="720" w:hanging="480"/>
+        <w:ind w:left="720" w:hanging="360"/>
       </w:pPr>
     </w:lvl>
     <w:lvl w:ilvl="1">
@@ -7907,7 +7665,7 @@
       <w:lvlText w:val="%2."/>
       <w:lvlJc w:val="left"/>
       <w:pPr>
-        <w:ind w:left="1440" w:hanging="480"/>
+        <w:ind w:left="1440" w:hanging="360"/>
       </w:pPr>
     </w:lvl>
     <w:lvl w:ilvl="2">
@@ -7916,7 +7674,7 @@
       <w:lvlText w:val="%3."/>
       <w:lvlJc w:val="left"/>
       <w:pPr>
-        <w:ind w:left="2160" w:hanging="480"/>
+        <w:ind w:left="2160" w:hanging="360"/>
       </w:pPr>
     </w:lvl>
     <w:lvl w:ilvl="3">
@@ -7925,7 +7683,7 @@
       <w:lvlText w:val="%4."/>
       <w:lvlJc w:val="left"/>
       <w:pPr>
-        <w:ind w:left="2880" w:hanging="480"/>
+        <w:ind w:left="2880" w:hanging="360"/>
       </w:pPr>
     </w:lvl>
     <w:lvl w:ilvl="4">
@@ -7934,7 +7692,7 @@
       <w:lvlText w:val="%5."/>
       <w:lvlJc w:val="left"/>
       <w:pPr>
-        <w:ind w:left="3600" w:hanging="480"/>
+        <w:ind w:left="3600" w:hanging="360"/>
       </w:pPr>
     </w:lvl>
     <w:lvl w:ilvl="5">
@@ -7943,7 +7701,7 @@
       <w:lvlText w:val="%6."/>
       <w:lvlJc w:val="left"/>
       <w:pPr>
-        <w:ind w:left="4320" w:hanging="480"/>
+        <w:ind w:left="4320" w:hanging="360"/>
       </w:pPr>
     </w:lvl>
     <w:lvl w:ilvl="6">
@@ -7952,7 +7710,7 @@
       <w:lvlText w:val="%7."/>
       <w:lvlJc w:val="left"/>
       <w:pPr>
-        <w:ind w:left="5040" w:hanging="480"/>
+        <w:ind w:left="5040" w:hanging="360"/>
       </w:pPr>
     </w:lvl>
     <w:lvl w:ilvl="7">
@@ -7961,7 +7719,7 @@
       <w:lvlText w:val="%8."/>
       <w:lvlJc w:val="left"/>
       <w:pPr>
-        <w:ind w:left="5760" w:hanging="480"/>
+        <w:ind w:left="5760" w:hanging="360"/>
       </w:pPr>
     </w:lvl>
     <w:lvl w:ilvl="8">
@@ -7970,12 +7728,12 @@
       <w:lvlText w:val="%9."/>
       <w:lvlJc w:val="left"/>
       <w:pPr>
-        <w:ind w:left="6480" w:hanging="480"/>
+        <w:ind w:left="6480" w:hanging="360"/>
       </w:pPr>
     </w:lvl>
   </w:abstractNum>
   <w:abstractNum w:abstractNumId="994111">
-    <w:nsid w:val="A994111"/>
+    <w:nsid w:val="0A994111"/>
     <w:multiLevelType w:val="multilevel"/>
     <w:lvl w:ilvl="0">
       <w:start w:val="11"/>
@@ -7983,7 +7741,7 @@
       <w:lvlText w:val="%1."/>
       <w:lvlJc w:val="left"/>
       <w:pPr>
-        <w:ind w:left="720" w:hanging="480"/>
+        <w:ind w:left="720" w:hanging="360"/>
       </w:pPr>
     </w:lvl>
     <w:lvl w:ilvl="1">
@@ -7992,7 +7750,7 @@
       <w:lvlText w:val="%2."/>
       <w:lvlJc w:val="left"/>
       <w:pPr>
-        <w:ind w:left="1440" w:hanging="480"/>
+        <w:ind w:left="1440" w:hanging="360"/>
       </w:pPr>
     </w:lvl>
     <w:lvl w:ilvl="2">
@@ -8001,7 +7759,7 @@
       <w:lvlText w:val="%3."/>
       <w:lvlJc w:val="left"/>
       <w:pPr>
-        <w:ind w:left="2160" w:hanging="480"/>
+        <w:ind w:left="2160" w:hanging="360"/>
       </w:pPr>
     </w:lvl>
     <w:lvl w:ilvl="3">
@@ -8010,7 +7768,7 @@
       <w:lvlText w:val="%4."/>
       <w:lvlJc w:val="left"/>
       <w:pPr>
-        <w:ind w:left="2880" w:hanging="480"/>
+        <w:ind w:left="2880" w:hanging="360"/>
       </w:pPr>
     </w:lvl>
     <w:lvl w:ilvl="4">
@@ -8019,7 +7777,7 @@
       <w:lvlText w:val="%5."/>
       <w:lvlJc w:val="left"/>
       <w:pPr>
-        <w:ind w:left="3600" w:hanging="480"/>
+        <w:ind w:left="3600" w:hanging="360"/>
       </w:pPr>
     </w:lvl>
     <w:lvl w:ilvl="5">
@@ -8028,7 +7786,7 @@
       <w:lvlText w:val="%6."/>
       <w:lvlJc w:val="left"/>
       <w:pPr>
-        <w:ind w:left="4320" w:hanging="480"/>
+        <w:ind w:left="4320" w:hanging="360"/>
       </w:pPr>
     </w:lvl>
     <w:lvl w:ilvl="6">
@@ -8037,7 +7795,7 @@
       <w:lvlText w:val="%7."/>
       <w:lvlJc w:val="left"/>
       <w:pPr>
-        <w:ind w:left="5040" w:hanging="480"/>
+        <w:ind w:left="5040" w:hanging="360"/>
       </w:pPr>
     </w:lvl>
     <w:lvl w:ilvl="7">
@@ -8046,7 +7804,7 @@
       <w:lvlText w:val="%8."/>
       <w:lvlJc w:val="left"/>
       <w:pPr>
-        <w:ind w:left="5760" w:hanging="480"/>
+        <w:ind w:left="5760" w:hanging="360"/>
       </w:pPr>
     </w:lvl>
     <w:lvl w:ilvl="8">
@@ -8055,12 +7813,12 @@
       <w:lvlText w:val="%9."/>
       <w:lvlJc w:val="left"/>
       <w:pPr>
-        <w:ind w:left="6480" w:hanging="480"/>
+        <w:ind w:left="6480" w:hanging="360"/>
       </w:pPr>
     </w:lvl>
   </w:abstractNum>
   <w:abstractNum w:abstractNumId="994113">
-    <w:nsid w:val="A994113"/>
+    <w:nsid w:val="0A994113"/>
     <w:multiLevelType w:val="multilevel"/>
     <w:lvl w:ilvl="0">
       <w:start w:val="13"/>
@@ -8068,7 +7826,7 @@
       <w:lvlText w:val="%1."/>
       <w:lvlJc w:val="left"/>
       <w:pPr>
-        <w:ind w:left="720" w:hanging="480"/>
+        <w:ind w:left="720" w:hanging="360"/>
       </w:pPr>
     </w:lvl>
     <w:lvl w:ilvl="1">
@@ -8077,7 +7835,7 @@
       <w:lvlText w:val="%2."/>
       <w:lvlJc w:val="left"/>
       <w:pPr>
-        <w:ind w:left="1440" w:hanging="480"/>
+        <w:ind w:left="1440" w:hanging="360"/>
       </w:pPr>
     </w:lvl>
     <w:lvl w:ilvl="2">
@@ -8086,7 +7844,7 @@
       <w:lvlText w:val="%3."/>
       <w:lvlJc w:val="left"/>
       <w:pPr>
-        <w:ind w:left="2160" w:hanging="480"/>
+        <w:ind w:left="2160" w:hanging="360"/>
       </w:pPr>
     </w:lvl>
     <w:lvl w:ilvl="3">
@@ -8095,7 +7853,7 @@
       <w:lvlText w:val="%4."/>
       <w:lvlJc w:val="left"/>
       <w:pPr>
-        <w:ind w:left="2880" w:hanging="480"/>
+        <w:ind w:left="2880" w:hanging="360"/>
       </w:pPr>
     </w:lvl>
     <w:lvl w:ilvl="4">
@@ -8104,7 +7862,7 @@
       <w:lvlText w:val="%5."/>
       <w:lvlJc w:val="left"/>
       <w:pPr>
-        <w:ind w:left="3600" w:hanging="480"/>
+        <w:ind w:left="3600" w:hanging="360"/>
       </w:pPr>
     </w:lvl>
     <w:lvl w:ilvl="5">
@@ -8113,7 +7871,7 @@
       <w:lvlText w:val="%6."/>
       <w:lvlJc w:val="left"/>
       <w:pPr>
-        <w:ind w:left="4320" w:hanging="480"/>
+        <w:ind w:left="4320" w:hanging="360"/>
       </w:pPr>
     </w:lvl>
     <w:lvl w:ilvl="6">
@@ -8122,7 +7880,7 @@
       <w:lvlText w:val="%7."/>
       <w:lvlJc w:val="left"/>
       <w:pPr>
-        <w:ind w:left="5040" w:hanging="480"/>
+        <w:ind w:left="5040" w:hanging="360"/>
       </w:pPr>
     </w:lvl>
     <w:lvl w:ilvl="7">
@@ -8131,7 +7889,7 @@
       <w:lvlText w:val="%8."/>
       <w:lvlJc w:val="left"/>
       <w:pPr>
-        <w:ind w:left="5760" w:hanging="480"/>
+        <w:ind w:left="5760" w:hanging="360"/>
       </w:pPr>
     </w:lvl>
     <w:lvl w:ilvl="8">
@@ -8140,12 +7898,12 @@
       <w:lvlText w:val="%9."/>
       <w:lvlJc w:val="left"/>
       <w:pPr>
-        <w:ind w:left="6480" w:hanging="480"/>
+        <w:ind w:left="6480" w:hanging="360"/>
       </w:pPr>
     </w:lvl>
   </w:abstractNum>
   <w:abstractNum w:abstractNumId="994115">
-    <w:nsid w:val="A994115"/>
+    <w:nsid w:val="0A994115"/>
     <w:multiLevelType w:val="multilevel"/>
     <w:lvl w:ilvl="0">
       <w:start w:val="15"/>
@@ -8153,7 +7911,7 @@
       <w:lvlText w:val="%1."/>
       <w:lvlJc w:val="left"/>
       <w:pPr>
-        <w:ind w:left="720" w:hanging="480"/>
+        <w:ind w:left="720" w:hanging="360"/>
       </w:pPr>
     </w:lvl>
     <w:lvl w:ilvl="1">
@@ -8162,7 +7920,7 @@
       <w:lvlText w:val="%2."/>
       <w:lvlJc w:val="left"/>
       <w:pPr>
-        <w:ind w:left="1440" w:hanging="480"/>
+        <w:ind w:left="1440" w:hanging="360"/>
       </w:pPr>
     </w:lvl>
     <w:lvl w:ilvl="2">
@@ -8171,7 +7929,7 @@
       <w:lvlText w:val="%3."/>
       <w:lvlJc w:val="left"/>
       <w:pPr>
-        <w:ind w:left="2160" w:hanging="480"/>
+        <w:ind w:left="2160" w:hanging="360"/>
       </w:pPr>
     </w:lvl>
     <w:lvl w:ilvl="3">
@@ -8180,7 +7938,7 @@
       <w:lvlText w:val="%4."/>
       <w:lvlJc w:val="left"/>
       <w:pPr>
-        <w:ind w:left="2880" w:hanging="480"/>
+        <w:ind w:left="2880" w:hanging="360"/>
       </w:pPr>
     </w:lvl>
     <w:lvl w:ilvl="4">
@@ -8189,7 +7947,7 @@
       <w:lvlText w:val="%5."/>
       <w:lvlJc w:val="left"/>
       <w:pPr>
-        <w:ind w:left="3600" w:hanging="480"/>
+        <w:ind w:left="3600" w:hanging="360"/>
       </w:pPr>
     </w:lvl>
     <w:lvl w:ilvl="5">
@@ -8198,7 +7956,7 @@
       <w:lvlText w:val="%6."/>
       <w:lvlJc w:val="left"/>
       <w:pPr>
-        <w:ind w:left="4320" w:hanging="480"/>
+        <w:ind w:left="4320" w:hanging="360"/>
       </w:pPr>
     </w:lvl>
     <w:lvl w:ilvl="6">
@@ -8207,7 +7965,7 @@
       <w:lvlText w:val="%7."/>
       <w:lvlJc w:val="left"/>
       <w:pPr>
-        <w:ind w:left="5040" w:hanging="480"/>
+        <w:ind w:left="5040" w:hanging="360"/>
       </w:pPr>
     </w:lvl>
     <w:lvl w:ilvl="7">
@@ -8216,7 +7974,7 @@
       <w:lvlText w:val="%8."/>
       <w:lvlJc w:val="left"/>
       <w:pPr>
-        <w:ind w:left="5760" w:hanging="480"/>
+        <w:ind w:left="5760" w:hanging="360"/>
       </w:pPr>
     </w:lvl>
     <w:lvl w:ilvl="8">
@@ -8225,12 +7983,12 @@
       <w:lvlText w:val="%9."/>
       <w:lvlJc w:val="left"/>
       <w:pPr>
-        <w:ind w:left="6480" w:hanging="480"/>
+        <w:ind w:left="6480" w:hanging="360"/>
       </w:pPr>
     </w:lvl>
   </w:abstractNum>
   <w:abstractNum w:abstractNumId="994116">
-    <w:nsid w:val="A994116"/>
+    <w:nsid w:val="0A994116"/>
     <w:multiLevelType w:val="multilevel"/>
     <w:lvl w:ilvl="0">
       <w:start w:val="16"/>
@@ -8238,7 +7996,7 @@
       <w:lvlText w:val="%1."/>
       <w:lvlJc w:val="left"/>
       <w:pPr>
-        <w:ind w:left="720" w:hanging="480"/>
+        <w:ind w:left="720" w:hanging="360"/>
       </w:pPr>
     </w:lvl>
     <w:lvl w:ilvl="1">
@@ -8247,7 +8005,7 @@
       <w:lvlText w:val="%2."/>
       <w:lvlJc w:val="left"/>
       <w:pPr>
-        <w:ind w:left="1440" w:hanging="480"/>
+        <w:ind w:left="1440" w:hanging="360"/>
       </w:pPr>
     </w:lvl>
     <w:lvl w:ilvl="2">
@@ -8256,7 +8014,7 @@
       <w:lvlText w:val="%3."/>
       <w:lvlJc w:val="left"/>
       <w:pPr>
-        <w:ind w:left="2160" w:hanging="480"/>
+        <w:ind w:left="2160" w:hanging="360"/>
       </w:pPr>
     </w:lvl>
     <w:lvl w:ilvl="3">
@@ -8265,7 +8023,7 @@
       <w:lvlText w:val="%4."/>
       <w:lvlJc w:val="left"/>
       <w:pPr>
-        <w:ind w:left="2880" w:hanging="480"/>
+        <w:ind w:left="2880" w:hanging="360"/>
       </w:pPr>
     </w:lvl>
     <w:lvl w:ilvl="4">
@@ -8274,7 +8032,7 @@
       <w:lvlText w:val="%5."/>
       <w:lvlJc w:val="left"/>
       <w:pPr>
-        <w:ind w:left="3600" w:hanging="480"/>
+        <w:ind w:left="3600" w:hanging="360"/>
       </w:pPr>
     </w:lvl>
     <w:lvl w:ilvl="5">
@@ -8283,7 +8041,7 @@
       <w:lvlText w:val="%6."/>
       <w:lvlJc w:val="left"/>
       <w:pPr>
-        <w:ind w:left="4320" w:hanging="480"/>
+        <w:ind w:left="4320" w:hanging="360"/>
       </w:pPr>
     </w:lvl>
     <w:lvl w:ilvl="6">
@@ -8292,7 +8050,7 @@
       <w:lvlText w:val="%7."/>
       <w:lvlJc w:val="left"/>
       <w:pPr>
-        <w:ind w:left="5040" w:hanging="480"/>
+        <w:ind w:left="5040" w:hanging="360"/>
       </w:pPr>
     </w:lvl>
     <w:lvl w:ilvl="7">
@@ -8301,7 +8059,7 @@
       <w:lvlText w:val="%8."/>
       <w:lvlJc w:val="left"/>
       <w:pPr>
-        <w:ind w:left="5760" w:hanging="480"/>
+        <w:ind w:left="5760" w:hanging="360"/>
       </w:pPr>
     </w:lvl>
     <w:lvl w:ilvl="8">
@@ -8310,12 +8068,12 @@
       <w:lvlText w:val="%9."/>
       <w:lvlJc w:val="left"/>
       <w:pPr>
-        <w:ind w:left="6480" w:hanging="480"/>
+        <w:ind w:left="6480" w:hanging="360"/>
       </w:pPr>
     </w:lvl>
   </w:abstractNum>
   <w:abstractNum w:abstractNumId="99411">
-    <w:nsid w:val="A99411"/>
+    <w:nsid w:val="00A99411"/>
     <w:multiLevelType w:val="multilevel"/>
     <w:lvl w:ilvl="0">
       <w:start w:val="1"/>
@@ -8323,7 +8081,7 @@
       <w:lvlText w:val="%1."/>
       <w:lvlJc w:val="left"/>
       <w:pPr>
-        <w:ind w:left="720" w:hanging="480"/>
+        <w:ind w:left="720" w:hanging="360"/>
       </w:pPr>
     </w:lvl>
     <w:lvl w:ilvl="1">
@@ -8332,7 +8090,7 @@
       <w:lvlText w:val="%2."/>
       <w:lvlJc w:val="left"/>
       <w:pPr>
-        <w:ind w:left="1440" w:hanging="480"/>
+        <w:ind w:left="1440" w:hanging="360"/>
       </w:pPr>
     </w:lvl>
     <w:lvl w:ilvl="2">
@@ -8341,7 +8099,7 @@
       <w:lvlText w:val="%3."/>
       <w:lvlJc w:val="left"/>
       <w:pPr>
-        <w:ind w:left="2160" w:hanging="480"/>
+        <w:ind w:left="2160" w:hanging="360"/>
       </w:pPr>
     </w:lvl>
     <w:lvl w:ilvl="3">
@@ -8350,7 +8108,7 @@
       <w:lvlText w:val="%4."/>
       <w:lvlJc w:val="left"/>
       <w:pPr>
-        <w:ind w:left="2880" w:hanging="480"/>
+        <w:ind w:left="2880" w:hanging="360"/>
       </w:pPr>
     </w:lvl>
     <w:lvl w:ilvl="4">
@@ -8359,7 +8117,7 @@
       <w:lvlText w:val="%5."/>
       <w:lvlJc w:val="left"/>
       <w:pPr>
-        <w:ind w:left="3600" w:hanging="480"/>
+        <w:ind w:left="3600" w:hanging="360"/>
       </w:pPr>
     </w:lvl>
     <w:lvl w:ilvl="5">
@@ -8368,7 +8126,7 @@
       <w:lvlText w:val="%6."/>
       <w:lvlJc w:val="left"/>
       <w:pPr>
-        <w:ind w:left="4320" w:hanging="480"/>
+        <w:ind w:left="4320" w:hanging="360"/>
       </w:pPr>
     </w:lvl>
     <w:lvl w:ilvl="6">
@@ -8377,7 +8135,7 @@
       <w:lvlText w:val="%7."/>
       <w:lvlJc w:val="left"/>
       <w:pPr>
-        <w:ind w:left="5040" w:hanging="480"/>
+        <w:ind w:left="5040" w:hanging="360"/>
       </w:pPr>
     </w:lvl>
     <w:lvl w:ilvl="7">
@@ -8386,7 +8144,7 @@
       <w:lvlText w:val="%8."/>
       <w:lvlJc w:val="left"/>
       <w:pPr>
-        <w:ind w:left="5760" w:hanging="480"/>
+        <w:ind w:left="5760" w:hanging="360"/>
       </w:pPr>
     </w:lvl>
     <w:lvl w:ilvl="8">
@@ -8395,12 +8153,12 @@
       <w:lvlText w:val="%9."/>
       <w:lvlJc w:val="left"/>
       <w:pPr>
-        <w:ind w:left="6480" w:hanging="480"/>
+        <w:ind w:left="6480" w:hanging="360"/>
       </w:pPr>
     </w:lvl>
   </w:abstractNum>
   <w:abstractNum w:abstractNumId="994119">
-    <w:nsid w:val="A994119"/>
+    <w:nsid w:val="0A994119"/>
     <w:multiLevelType w:val="multilevel"/>
     <w:lvl w:ilvl="0">
       <w:start w:val="19"/>
@@ -8408,7 +8166,7 @@
       <w:lvlText w:val="%1."/>
       <w:lvlJc w:val="left"/>
       <w:pPr>
-        <w:ind w:left="720" w:hanging="480"/>
+        <w:ind w:left="720" w:hanging="360"/>
       </w:pPr>
     </w:lvl>
     <w:lvl w:ilvl="1">
@@ -8417,7 +8175,7 @@
       <w:lvlText w:val="%2."/>
       <w:lvlJc w:val="left"/>
       <w:pPr>
-        <w:ind w:left="1440" w:hanging="480"/>
+        <w:ind w:left="1440" w:hanging="360"/>
       </w:pPr>
     </w:lvl>
     <w:lvl w:ilvl="2">
@@ -8426,7 +8184,7 @@
       <w:lvlText w:val="%3."/>
       <w:lvlJc w:val="left"/>
       <w:pPr>
-        <w:ind w:left="2160" w:hanging="480"/>
+        <w:ind w:left="2160" w:hanging="360"/>
       </w:pPr>
     </w:lvl>
     <w:lvl w:ilvl="3">
@@ -8435,7 +8193,7 @@
       <w:lvlText w:val="%4."/>
       <w:lvlJc w:val="left"/>
       <w:pPr>
-        <w:ind w:left="2880" w:hanging="480"/>
+        <w:ind w:left="2880" w:hanging="360"/>
       </w:pPr>
     </w:lvl>
     <w:lvl w:ilvl="4">
@@ -8444,7 +8202,7 @@
       <w:lvlText w:val="%5."/>
       <w:lvlJc w:val="left"/>
       <w:pPr>
-        <w:ind w:left="3600" w:hanging="480"/>
+        <w:ind w:left="3600" w:hanging="360"/>
       </w:pPr>
     </w:lvl>
     <w:lvl w:ilvl="5">
@@ -8453,7 +8211,7 @@
       <w:lvlText w:val="%6."/>
       <w:lvlJc w:val="left"/>
       <w:pPr>
-        <w:ind w:left="4320" w:hanging="480"/>
+        <w:ind w:left="4320" w:hanging="360"/>
       </w:pPr>
     </w:lvl>
     <w:lvl w:ilvl="6">
@@ -8462,7 +8220,7 @@
       <w:lvlText w:val="%7."/>
       <w:lvlJc w:val="left"/>
       <w:pPr>
-        <w:ind w:left="5040" w:hanging="480"/>
+        <w:ind w:left="5040" w:hanging="360"/>
       </w:pPr>
     </w:lvl>
     <w:lvl w:ilvl="7">
@@ -8471,7 +8229,7 @@
       <w:lvlText w:val="%8."/>
       <w:lvlJc w:val="left"/>
       <w:pPr>
-        <w:ind w:left="5760" w:hanging="480"/>
+        <w:ind w:left="5760" w:hanging="360"/>
       </w:pPr>
     </w:lvl>
     <w:lvl w:ilvl="8">
@@ -8480,12 +8238,12 @@
       <w:lvlText w:val="%9."/>
       <w:lvlJc w:val="left"/>
       <w:pPr>
-        <w:ind w:left="6480" w:hanging="480"/>
+        <w:ind w:left="6480" w:hanging="360"/>
       </w:pPr>
     </w:lvl>
   </w:abstractNum>
   <w:abstractNum w:abstractNumId="994122">
-    <w:nsid w:val="A994122"/>
+    <w:nsid w:val="0A994122"/>
     <w:multiLevelType w:val="multilevel"/>
     <w:lvl w:ilvl="0">
       <w:start w:val="22"/>
@@ -8493,7 +8251,7 @@
       <w:lvlText w:val="%1."/>
       <w:lvlJc w:val="left"/>
       <w:pPr>
-        <w:ind w:left="720" w:hanging="480"/>
+        <w:ind w:left="720" w:hanging="360"/>
       </w:pPr>
     </w:lvl>
     <w:lvl w:ilvl="1">
@@ -8502,7 +8260,7 @@
       <w:lvlText w:val="%2."/>
       <w:lvlJc w:val="left"/>
       <w:pPr>
-        <w:ind w:left="1440" w:hanging="480"/>
+        <w:ind w:left="1440" w:hanging="360"/>
       </w:pPr>
     </w:lvl>
     <w:lvl w:ilvl="2">
@@ -8511,7 +8269,7 @@
       <w:lvlText w:val="%3."/>
       <w:lvlJc w:val="left"/>
       <w:pPr>
-        <w:ind w:left="2160" w:hanging="480"/>
+        <w:ind w:left="2160" w:hanging="360"/>
       </w:pPr>
     </w:lvl>
     <w:lvl w:ilvl="3">
@@ -8520,7 +8278,7 @@
       <w:lvlText w:val="%4."/>
       <w:lvlJc w:val="left"/>
       <w:pPr>
-        <w:ind w:left="2880" w:hanging="480"/>
+        <w:ind w:left="2880" w:hanging="360"/>
       </w:pPr>
     </w:lvl>
     <w:lvl w:ilvl="4">
@@ -8529,7 +8287,7 @@
       <w:lvlText w:val="%5."/>
       <w:lvlJc w:val="left"/>
       <w:pPr>
-        <w:ind w:left="3600" w:hanging="480"/>
+        <w:ind w:left="3600" w:hanging="360"/>
       </w:pPr>
     </w:lvl>
     <w:lvl w:ilvl="5">
@@ -8538,7 +8296,7 @@
       <w:lvlText w:val="%6."/>
       <w:lvlJc w:val="left"/>
       <w:pPr>
-        <w:ind w:left="4320" w:hanging="480"/>
+        <w:ind w:left="4320" w:hanging="360"/>
       </w:pPr>
     </w:lvl>
     <w:lvl w:ilvl="6">
@@ -8547,7 +8305,7 @@
       <w:lvlText w:val="%7."/>
       <w:lvlJc w:val="left"/>
       <w:pPr>
-        <w:ind w:left="5040" w:hanging="480"/>
+        <w:ind w:left="5040" w:hanging="360"/>
       </w:pPr>
     </w:lvl>
     <w:lvl w:ilvl="7">
@@ -8556,7 +8314,7 @@
       <w:lvlText w:val="%8."/>
       <w:lvlJc w:val="left"/>
       <w:pPr>
-        <w:ind w:left="5760" w:hanging="480"/>
+        <w:ind w:left="5760" w:hanging="360"/>
       </w:pPr>
     </w:lvl>
     <w:lvl w:ilvl="8">
@@ -8565,12 +8323,12 @@
       <w:lvlText w:val="%9."/>
       <w:lvlJc w:val="left"/>
       <w:pPr>
-        <w:ind w:left="6480" w:hanging="480"/>
+        <w:ind w:left="6480" w:hanging="360"/>
       </w:pPr>
     </w:lvl>
   </w:abstractNum>
   <w:abstractNum w:abstractNumId="994125">
-    <w:nsid w:val="A994125"/>
+    <w:nsid w:val="0A994125"/>
     <w:multiLevelType w:val="multilevel"/>
     <w:lvl w:ilvl="0">
       <w:start w:val="25"/>
@@ -8578,7 +8336,7 @@
       <w:lvlText w:val="%1."/>
       <w:lvlJc w:val="left"/>
       <w:pPr>
-        <w:ind w:left="720" w:hanging="480"/>
+        <w:ind w:left="720" w:hanging="360"/>
       </w:pPr>
     </w:lvl>
     <w:lvl w:ilvl="1">
@@ -8587,7 +8345,7 @@
       <w:lvlText w:val="%2."/>
       <w:lvlJc w:val="left"/>
       <w:pPr>
-        <w:ind w:left="1440" w:hanging="480"/>
+        <w:ind w:left="1440" w:hanging="360"/>
       </w:pPr>
     </w:lvl>
     <w:lvl w:ilvl="2">
@@ -8596,7 +8354,7 @@
       <w:lvlText w:val="%3."/>
       <w:lvlJc w:val="left"/>
       <w:pPr>
-        <w:ind w:left="2160" w:hanging="480"/>
+        <w:ind w:left="2160" w:hanging="360"/>
       </w:pPr>
     </w:lvl>
     <w:lvl w:ilvl="3">
@@ -8605,7 +8363,7 @@
       <w:lvlText w:val="%4."/>
       <w:lvlJc w:val="left"/>
       <w:pPr>
-        <w:ind w:left="2880" w:hanging="480"/>
+        <w:ind w:left="2880" w:hanging="360"/>
       </w:pPr>
     </w:lvl>
     <w:lvl w:ilvl="4">
@@ -8614,7 +8372,7 @@
       <w:lvlText w:val="%5."/>
       <w:lvlJc w:val="left"/>
       <w:pPr>
-        <w:ind w:left="3600" w:hanging="480"/>
+        <w:ind w:left="3600" w:hanging="360"/>
       </w:pPr>
     </w:lvl>
     <w:lvl w:ilvl="5">
@@ -8623,7 +8381,7 @@
       <w:lvlText w:val="%6."/>
       <w:lvlJc w:val="left"/>
       <w:pPr>
-        <w:ind w:left="4320" w:hanging="480"/>
+        <w:ind w:left="4320" w:hanging="360"/>
       </w:pPr>
     </w:lvl>
     <w:lvl w:ilvl="6">
@@ -8632,7 +8390,7 @@
       <w:lvlText w:val="%7."/>
       <w:lvlJc w:val="left"/>
       <w:pPr>
-        <w:ind w:left="5040" w:hanging="480"/>
+        <w:ind w:left="5040" w:hanging="360"/>
       </w:pPr>
     </w:lvl>
     <w:lvl w:ilvl="7">
@@ -8641,7 +8399,7 @@
       <w:lvlText w:val="%8."/>
       <w:lvlJc w:val="left"/>
       <w:pPr>
-        <w:ind w:left="5760" w:hanging="480"/>
+        <w:ind w:left="5760" w:hanging="360"/>
       </w:pPr>
     </w:lvl>
     <w:lvl w:ilvl="8">
@@ -8650,12 +8408,12 @@
       <w:lvlText w:val="%9."/>
       <w:lvlJc w:val="left"/>
       <w:pPr>
-        <w:ind w:left="6480" w:hanging="480"/>
+        <w:ind w:left="6480" w:hanging="360"/>
       </w:pPr>
     </w:lvl>
   </w:abstractNum>
   <w:abstractNum w:abstractNumId="994127">
-    <w:nsid w:val="A994127"/>
+    <w:nsid w:val="0A994127"/>
     <w:multiLevelType w:val="multilevel"/>
     <w:lvl w:ilvl="0">
       <w:start w:val="27"/>
@@ -8663,7 +8421,7 @@
       <w:lvlText w:val="%1."/>
       <w:lvlJc w:val="left"/>
       <w:pPr>
-        <w:ind w:left="720" w:hanging="480"/>
+        <w:ind w:left="720" w:hanging="360"/>
       </w:pPr>
     </w:lvl>
     <w:lvl w:ilvl="1">
@@ -8672,7 +8430,7 @@
       <w:lvlText w:val="%2."/>
       <w:lvlJc w:val="left"/>
       <w:pPr>
-        <w:ind w:left="1440" w:hanging="480"/>
+        <w:ind w:left="1440" w:hanging="360"/>
       </w:pPr>
     </w:lvl>
     <w:lvl w:ilvl="2">
@@ -8681,7 +8439,7 @@
       <w:lvlText w:val="%3."/>
       <w:lvlJc w:val="left"/>
       <w:pPr>
-        <w:ind w:left="2160" w:hanging="480"/>
+        <w:ind w:left="2160" w:hanging="360"/>
       </w:pPr>
     </w:lvl>
     <w:lvl w:ilvl="3">
@@ -8690,7 +8448,7 @@
       <w:lvlText w:val="%4."/>
       <w:lvlJc w:val="left"/>
       <w:pPr>
-        <w:ind w:left="2880" w:hanging="480"/>
+        <w:ind w:left="2880" w:hanging="360"/>
       </w:pPr>
     </w:lvl>
     <w:lvl w:ilvl="4">
@@ -8699,7 +8457,7 @@
       <w:lvlText w:val="%5."/>
       <w:lvlJc w:val="left"/>
       <w:pPr>
-        <w:ind w:left="3600" w:hanging="480"/>
+        <w:ind w:left="3600" w:hanging="360"/>
       </w:pPr>
     </w:lvl>
     <w:lvl w:ilvl="5">
@@ -8708,7 +8466,7 @@
       <w:lvlText w:val="%6."/>
       <w:lvlJc w:val="left"/>
       <w:pPr>
-        <w:ind w:left="4320" w:hanging="480"/>
+        <w:ind w:left="4320" w:hanging="360"/>
       </w:pPr>
     </w:lvl>
     <w:lvl w:ilvl="6">
@@ -8717,7 +8475,7 @@
       <w:lvlText w:val="%7."/>
       <w:lvlJc w:val="left"/>
       <w:pPr>
-        <w:ind w:left="5040" w:hanging="480"/>
+        <w:ind w:left="5040" w:hanging="360"/>
       </w:pPr>
     </w:lvl>
     <w:lvl w:ilvl="7">
@@ -8726,7 +8484,7 @@
       <w:lvlText w:val="%8."/>
       <w:lvlJc w:val="left"/>
       <w:pPr>
-        <w:ind w:left="5760" w:hanging="480"/>
+        <w:ind w:left="5760" w:hanging="360"/>
       </w:pPr>
     </w:lvl>
     <w:lvl w:ilvl="8">
@@ -8735,7 +8493,7 @@
       <w:lvlText w:val="%9."/>
       <w:lvlJc w:val="left"/>
       <w:pPr>
-        <w:ind w:left="6480" w:hanging="480"/>
+        <w:ind w:left="6480" w:hanging="360"/>
       </w:pPr>
     </w:lvl>
   </w:abstractNum>
@@ -9242,10 +9000,10 @@
   <w:docDefaults>
     <w:rPrDefault>
       <w:rPr>
-        <w:rFonts w:asciiTheme="minorHAnsi" w:cstheme="minorBidi" w:eastAsiaTheme="minorHAnsi" w:hAnsiTheme="minorHAnsi"/>
+        <w:rFonts w:asciiTheme="minorHAnsi" w:cstheme="minorBidi" w:eastAsiaTheme="minorEastAsia" w:hAnsiTheme="minorHAnsi"/>
         <w:sz w:val="24"/>
         <w:szCs w:val="24"/>
-        <w:lang w:bidi="ar-SA" w:eastAsia="en-US" w:val="en-US"/>
+        <w:lang w:bidi="ar-SA" w:eastAsia="zh-CN" w:val="en-US"/>
       </w:rPr>
     </w:rPrDefault>
     <w:pPrDefault>
@@ -9263,10 +9021,10 @@
     <w:name w:val="Body Text"/>
     <w:basedOn w:val="Normal"/>
     <w:link w:val="BodyTextChar"/>
+    <w:qFormat/>
     <w:pPr>
       <w:spacing w:after="180" w:before="180"/>
     </w:pPr>
-    <w:qFormat/>
   </w:style>
   <w:style w:customStyle="1" w:styleId="FirstParagraph" w:type="paragraph">
     <w:name w:val="First Paragraph"/>
@@ -9286,57 +9044,94 @@
     <w:name w:val="Title"/>
     <w:basedOn w:val="Normal"/>
     <w:next w:val="BodyText"/>
+    <w:link w:val="TitleChar"/>
+    <w:uiPriority w:val="10"/>
     <w:qFormat/>
+    <w:rsid w:val="00A10FD9"/>
     <w:pPr>
-      <w:keepNext/>
-      <w:keepLines/>
-      <w:spacing w:after="240" w:before="480"/>
+      <w:spacing w:after="80" w:line="240" w:lineRule="auto"/>
+      <w:contextualSpacing/>
       <w:jc w:val="center"/>
     </w:pPr>
     <w:rPr>
       <w:rFonts w:asciiTheme="majorHAnsi" w:cstheme="majorBidi" w:eastAsiaTheme="majorEastAsia" w:hAnsiTheme="majorHAnsi"/>
-      <w:b/>
-      <w:bCs/>
-      <w:color w:themeColor="accent1" w:themeShade="B5" w:val="345A8A"/>
-      <w:sz w:val="36"/>
-      <w:szCs w:val="36"/>
+      <w:sz w:val="56"/>
+      <w:szCs w:val="56"/>
+    </w:rPr>
+  </w:style>
+  <w:style w:customStyle="1" w:styleId="TitleChar" w:type="character">
+    <w:name w:val="Title Char"/>
+    <w:basedOn w:val="DefaultParagraphFont"/>
+    <w:link w:val="Title"/>
+    <w:uiPriority w:val="10"/>
+    <w:rsid w:val="00A10FD9"/>
+    <w:rPr>
+      <w:rFonts w:asciiTheme="majorHAnsi" w:cstheme="majorBidi" w:eastAsiaTheme="majorEastAsia" w:hAnsiTheme="majorHAnsi"/>
+      <w:sz w:val="56"/>
+      <w:szCs w:val="56"/>
     </w:rPr>
   </w:style>
   <w:style w:styleId="Subtitle" w:type="paragraph">
     <w:name w:val="Subtitle"/>
     <w:basedOn w:val="Title"/>
     <w:next w:val="BodyText"/>
+    <w:link w:val="SubtitleChar"/>
+    <w:uiPriority w:val="11"/>
     <w:qFormat/>
+    <w:rsid w:val="00A10FD9"/>
     <w:pPr>
-      <w:keepNext/>
-      <w:keepLines/>
-      <w:spacing w:after="240" w:before="240"/>
-      <w:jc w:val="center"/>
+      <w:numPr>
+        <w:ilvl w:val="1"/>
+      </w:numPr>
     </w:pPr>
     <w:rPr>
-      <w:sz w:val="30"/>
-      <w:szCs w:val="30"/>
+      <w:rFonts w:cstheme="majorBidi" w:eastAsiaTheme="majorEastAsia"/>
+      <w:spacing w:val="15"/>
+      <w:sz w:val="28"/>
+      <w:szCs w:val="28"/>
+    </w:rPr>
+  </w:style>
+  <w:style w:customStyle="1" w:styleId="SubtitleChar" w:type="character">
+    <w:name w:val="Subtitle Char"/>
+    <w:basedOn w:val="DefaultParagraphFont"/>
+    <w:link w:val="Subtitle"/>
+    <w:uiPriority w:val="11"/>
+    <w:rsid w:val="00A10FD9"/>
+    <w:rPr>
+      <w:rFonts w:cstheme="majorBidi" w:eastAsiaTheme="majorEastAsia"/>
+      <w:color w:themeColor="text1" w:themeTint="A6" w:val="595959"/>
+      <w:spacing w:val="15"/>
+      <w:sz w:val="28"/>
+      <w:szCs w:val="28"/>
     </w:rPr>
   </w:style>
   <w:style w:customStyle="1" w:styleId="Author" w:type="paragraph">
     <w:name w:val="Author"/>
+    <w:basedOn w:val="Title"/>
     <w:next w:val="BodyText"/>
     <w:qFormat/>
     <w:pPr>
       <w:keepNext/>
       <w:keepLines/>
-      <w:jc w:val="center"/>
     </w:pPr>
+    <w:rPr>
+      <w:sz w:val="24"/>
+      <w:szCs w:val="24"/>
+    </w:rPr>
   </w:style>
   <w:style w:styleId="Date" w:type="paragraph">
     <w:name w:val="Date"/>
+    <w:basedOn w:val="Title"/>
     <w:next w:val="BodyText"/>
     <w:qFormat/>
     <w:pPr>
       <w:keepNext/>
       <w:keepLines/>
-      <w:jc w:val="center"/>
     </w:pPr>
+    <w:rPr>
+      <w:sz w:val="24"/>
+      <w:szCs w:val="24"/>
+    </w:rPr>
   </w:style>
   <w:style w:customStyle="1" w:styleId="AbstractTitle" w:type="paragraph">
     <w:name w:val="Abstract Title"/>
@@ -9346,15 +9141,13 @@
     <w:pPr>
       <w:keepNext/>
       <w:keepLines/>
+      <w:spacing w:after="0" w:before="300"/>
       <w:jc w:val="center"/>
-      <w:spacing w:after="0" w:before="300"/>
     </w:pPr>
     <w:rPr>
+      <w:b/>
       <w:sz w:val="20"/>
       <w:szCs w:val="20"/>
-      <w:b/>
-      <w:color w:val="345A8A"/>
-      &gt;
     </w:rPr>
   </w:style>
   <w:style w:customStyle="1" w:styleId="Abstract" w:type="paragraph">
@@ -9381,191 +9174,321 @@
     <w:rPr/>
   </w:style>
   <w:style w:styleId="Heading1" w:type="paragraph">
-    <w:name w:val="Heading 1"/>
+    <w:name w:val="heading 1"/>
     <w:basedOn w:val="Normal"/>
     <w:next w:val="BodyText"/>
+    <w:link w:val="Heading1Char"/>
     <w:uiPriority w:val="9"/>
     <w:qFormat/>
+    <w:rsid w:val="00A10FD9"/>
     <w:pPr>
       <w:keepNext/>
       <w:keepLines/>
-      <w:spacing w:after="0" w:before="480"/>
+      <w:spacing w:after="80" w:before="360"/>
       <w:outlineLvl w:val="0"/>
     </w:pPr>
     <w:rPr>
       <w:rFonts w:asciiTheme="majorHAnsi" w:cstheme="majorBidi" w:eastAsiaTheme="majorEastAsia" w:hAnsiTheme="majorHAnsi"/>
-      <w:b/>
-      <w:bCs/>
-      <w:color w:themeColor="accent1" w:val="4F81BD"/>
+      <w:color w:themeColor="accent1" w:themeShade="BF" w:val="0F4761"/>
+      <w:sz w:val="40"/>
+      <w:szCs w:val="40"/>
+    </w:rPr>
+  </w:style>
+  <w:style w:styleId="Heading2" w:type="paragraph">
+    <w:name w:val="heading 2"/>
+    <w:basedOn w:val="Normal"/>
+    <w:next w:val="BodyText"/>
+    <w:link w:val="Heading2Char"/>
+    <w:uiPriority w:val="9"/>
+    <w:semiHidden/>
+    <w:unhideWhenUsed/>
+    <w:qFormat/>
+    <w:rsid w:val="00A10FD9"/>
+    <w:pPr>
+      <w:keepNext/>
+      <w:keepLines/>
+      <w:spacing w:after="80" w:before="160"/>
+      <w:outlineLvl w:val="1"/>
+    </w:pPr>
+    <w:rPr>
+      <w:rFonts w:asciiTheme="majorHAnsi" w:cstheme="majorBidi" w:eastAsiaTheme="majorEastAsia" w:hAnsiTheme="majorHAnsi"/>
+      <w:color w:themeColor="accent1" w:themeShade="BF" w:val="0F4761"/>
       <w:sz w:val="32"/>
       <w:szCs w:val="32"/>
     </w:rPr>
   </w:style>
-  <w:style w:styleId="Heading2" w:type="paragraph">
-    <w:name w:val="Heading 2"/>
+  <w:style w:styleId="Heading3" w:type="paragraph">
+    <w:name w:val="heading 3"/>
     <w:basedOn w:val="Normal"/>
     <w:next w:val="BodyText"/>
+    <w:link w:val="Heading3Char"/>
     <w:uiPriority w:val="9"/>
+    <w:semiHidden/>
     <w:unhideWhenUsed/>
     <w:qFormat/>
+    <w:rsid w:val="00A10FD9"/>
     <w:pPr>
       <w:keepNext/>
       <w:keepLines/>
-      <w:spacing w:after="0" w:before="200"/>
-      <w:outlineLvl w:val="1"/>
+      <w:spacing w:after="80" w:before="160"/>
+      <w:outlineLvl w:val="2"/>
     </w:pPr>
     <w:rPr>
-      <w:rFonts w:asciiTheme="majorHAnsi" w:cstheme="majorBidi" w:eastAsiaTheme="majorEastAsia" w:hAnsiTheme="majorHAnsi"/>
-      <w:b/>
-      <w:bCs/>
-      <w:color w:themeColor="accent1" w:val="4F81BD"/>
+      <w:rFonts w:cstheme="majorBidi" w:eastAsiaTheme="majorEastAsia"/>
+      <w:color w:themeColor="accent1" w:themeShade="BF" w:val="0F4761"/>
       <w:sz w:val="28"/>
       <w:szCs w:val="28"/>
     </w:rPr>
   </w:style>
-  <w:style w:styleId="Heading3" w:type="paragraph">
-    <w:name w:val="Heading 3"/>
+  <w:style w:styleId="Heading4" w:type="paragraph">
+    <w:name w:val="heading 4"/>
     <w:basedOn w:val="Normal"/>
     <w:next w:val="BodyText"/>
+    <w:link w:val="Heading4Char"/>
     <w:uiPriority w:val="9"/>
+    <w:semiHidden/>
     <w:unhideWhenUsed/>
     <w:qFormat/>
+    <w:rsid w:val="00A10FD9"/>
     <w:pPr>
       <w:keepNext/>
       <w:keepLines/>
-      <w:spacing w:after="0" w:before="200"/>
-      <w:outlineLvl w:val="2"/>
+      <w:spacing w:after="40" w:before="80"/>
+      <w:outlineLvl w:val="3"/>
     </w:pPr>
     <w:rPr>
-      <w:rFonts w:asciiTheme="majorHAnsi" w:cstheme="majorBidi" w:eastAsiaTheme="majorEastAsia" w:hAnsiTheme="majorHAnsi"/>
-      <w:b/>
-      <w:bCs/>
-      <w:color w:themeColor="accent1" w:val="4F81BD"/>
-      <w:sz w:val="24"/>
-      <w:szCs w:val="24"/>
+      <w:rFonts w:cstheme="majorBidi" w:eastAsiaTheme="majorEastAsia"/>
+      <w:i/>
+      <w:iCs/>
+      <w:color w:themeColor="accent1" w:themeShade="BF" w:val="0F4761"/>
     </w:rPr>
   </w:style>
-  <w:style w:styleId="Heading4" w:type="paragraph">
-    <w:name w:val="Heading 4"/>
+  <w:style w:styleId="Heading5" w:type="paragraph">
+    <w:name w:val="heading 5"/>
     <w:basedOn w:val="Normal"/>
     <w:next w:val="BodyText"/>
+    <w:link w:val="Heading5Char"/>
     <w:uiPriority w:val="9"/>
+    <w:semiHidden/>
     <w:unhideWhenUsed/>
     <w:qFormat/>
+    <w:rsid w:val="00A10FD9"/>
     <w:pPr>
       <w:keepNext/>
       <w:keepLines/>
-      <w:spacing w:after="0" w:before="200"/>
-      <w:outlineLvl w:val="3"/>
+      <w:spacing w:after="40" w:before="80"/>
+      <w:outlineLvl w:val="4"/>
     </w:pPr>
     <w:rPr>
-      <w:rFonts w:asciiTheme="majorHAnsi" w:cstheme="majorBidi" w:eastAsiaTheme="majorEastAsia" w:hAnsiTheme="majorHAnsi"/>
-      <w:i/>
-      <w:bCs/>
-      <w:color w:themeColor="accent1" w:val="4F81BD"/>
-      <w:sz w:val="24"/>
-      <w:szCs w:val="24"/>
+      <w:rFonts w:cstheme="majorBidi" w:eastAsiaTheme="majorEastAsia"/>
+      <w:color w:themeColor="accent1" w:themeShade="BF" w:val="0F4761"/>
     </w:rPr>
   </w:style>
-  <w:style w:styleId="Heading5" w:type="paragraph">
-    <w:name w:val="Heading 5"/>
+  <w:style w:styleId="Heading6" w:type="paragraph">
+    <w:name w:val="heading 6"/>
     <w:basedOn w:val="Normal"/>
     <w:next w:val="BodyText"/>
+    <w:link w:val="Heading6Char"/>
     <w:uiPriority w:val="9"/>
+    <w:semiHidden/>
     <w:unhideWhenUsed/>
     <w:qFormat/>
+    <w:rsid w:val="00A10FD9"/>
     <w:pPr>
       <w:keepNext/>
       <w:keepLines/>
-      <w:spacing w:after="0" w:before="200"/>
-      <w:outlineLvl w:val="4"/>
+      <w:spacing w:after="0" w:before="40"/>
+      <w:outlineLvl w:val="5"/>
     </w:pPr>
     <w:rPr>
-      <w:rFonts w:asciiTheme="majorHAnsi" w:cstheme="majorBidi" w:eastAsiaTheme="majorEastAsia" w:hAnsiTheme="majorHAnsi"/>
+      <w:rFonts w:cstheme="majorBidi" w:eastAsiaTheme="majorEastAsia"/>
+      <w:i/>
       <w:iCs/>
-      <w:color w:themeColor="accent1" w:val="4F81BD"/>
-      <w:sz w:val="24"/>
-      <w:szCs w:val="24"/>
+      <w:color w:themeColor="text1" w:themeTint="A6" w:val="595959"/>
     </w:rPr>
   </w:style>
-  <w:style w:styleId="Heading6" w:type="paragraph">
-    <w:name w:val="Heading 6"/>
+  <w:style w:styleId="Heading7" w:type="paragraph">
+    <w:name w:val="heading 7"/>
     <w:basedOn w:val="Normal"/>
     <w:next w:val="BodyText"/>
+    <w:link w:val="Heading7Char"/>
     <w:uiPriority w:val="9"/>
+    <w:semiHidden/>
     <w:unhideWhenUsed/>
     <w:qFormat/>
+    <w:rsid w:val="00A10FD9"/>
     <w:pPr>
       <w:keepNext/>
       <w:keepLines/>
-      <w:spacing w:after="0" w:before="200"/>
-      <w:outlineLvl w:val="5"/>
+      <w:spacing w:after="0" w:before="40"/>
+      <w:outlineLvl w:val="6"/>
     </w:pPr>
     <w:rPr>
-      <w:rFonts w:asciiTheme="majorHAnsi" w:cstheme="majorBidi" w:eastAsiaTheme="majorEastAsia" w:hAnsiTheme="majorHAnsi"/>
-      <w:color w:themeColor="accent1" w:val="4F81BD"/>
-      <w:sz w:val="24"/>
-      <w:szCs w:val="24"/>
+      <w:rFonts w:cstheme="majorBidi" w:eastAsiaTheme="majorEastAsia"/>
+      <w:color w:themeColor="text1" w:themeTint="A6" w:val="595959"/>
     </w:rPr>
   </w:style>
-  <w:style w:styleId="Heading7" w:type="paragraph">
-    <w:name w:val="Heading 7"/>
+  <w:style w:styleId="Heading8" w:type="paragraph">
+    <w:name w:val="heading 8"/>
     <w:basedOn w:val="Normal"/>
     <w:next w:val="BodyText"/>
+    <w:link w:val="Heading8Char"/>
     <w:uiPriority w:val="9"/>
+    <w:semiHidden/>
     <w:unhideWhenUsed/>
     <w:qFormat/>
+    <w:rsid w:val="00A10FD9"/>
     <w:pPr>
       <w:keepNext/>
       <w:keepLines/>
-      <w:spacing w:after="0" w:before="200"/>
-      <w:outlineLvl w:val="6"/>
+      <w:spacing w:after="0"/>
+      <w:outlineLvl w:val="7"/>
     </w:pPr>
     <w:rPr>
-      <w:rFonts w:asciiTheme="majorHAnsi" w:cstheme="majorBidi" w:eastAsiaTheme="majorEastAsia" w:hAnsiTheme="majorHAnsi"/>
-      <w:color w:themeColor="accent1" w:val="4F81BD"/>
-      <w:sz w:val="24"/>
-      <w:szCs w:val="24"/>
+      <w:rFonts w:cstheme="majorBidi" w:eastAsiaTheme="majorEastAsia"/>
+      <w:i/>
+      <w:iCs/>
+      <w:color w:themeColor="text1" w:themeTint="D8" w:val="272727"/>
     </w:rPr>
   </w:style>
-  <w:style w:styleId="Heading8" w:type="paragraph">
-    <w:name w:val="Heading 8"/>
+  <w:style w:styleId="Heading9" w:type="paragraph">
+    <w:name w:val="heading 9"/>
     <w:basedOn w:val="Normal"/>
     <w:next w:val="BodyText"/>
+    <w:link w:val="Heading9Char"/>
     <w:uiPriority w:val="9"/>
+    <w:semiHidden/>
     <w:unhideWhenUsed/>
     <w:qFormat/>
+    <w:rsid w:val="00A10FD9"/>
     <w:pPr>
       <w:keepNext/>
       <w:keepLines/>
-      <w:spacing w:after="0" w:before="200"/>
-      <w:outlineLvl w:val="7"/>
-    </w:pPr>
-    <w:rPr>
-      <w:rFonts w:asciiTheme="majorHAnsi" w:cstheme="majorBidi" w:eastAsiaTheme="majorEastAsia" w:hAnsiTheme="majorHAnsi"/>
-      <w:color w:themeColor="accent1" w:val="4F81BD"/>
-      <w:sz w:val="24"/>
-      <w:szCs w:val="24"/>
-    </w:rPr>
-  </w:style>
-  <w:style w:styleId="Heading9" w:type="paragraph">
-    <w:name w:val="Heading 9"/>
-    <w:basedOn w:val="Normal"/>
-    <w:next w:val="BodyText"/>
-    <w:uiPriority w:val="9"/>
-    <w:unhideWhenUsed/>
-    <w:qFormat/>
-    <w:pPr>
-      <w:keepNext/>
-      <w:keepLines/>
-      <w:spacing w:after="0" w:before="200"/>
+      <w:spacing w:after="0"/>
       <w:outlineLvl w:val="8"/>
     </w:pPr>
     <w:rPr>
+      <w:rFonts w:cstheme="majorBidi" w:eastAsiaTheme="majorEastAsia"/>
+      <w:color w:themeColor="text1" w:themeTint="D8" w:val="272727"/>
+    </w:rPr>
+  </w:style>
+  <w:style w:customStyle="1" w:styleId="Heading1Char" w:type="character">
+    <w:name w:val="Heading 1 Char"/>
+    <w:basedOn w:val="DefaultParagraphFont"/>
+    <w:link w:val="Heading1"/>
+    <w:uiPriority w:val="9"/>
+    <w:rsid w:val="00A10FD9"/>
+    <w:rPr>
       <w:rFonts w:asciiTheme="majorHAnsi" w:cstheme="majorBidi" w:eastAsiaTheme="majorEastAsia" w:hAnsiTheme="majorHAnsi"/>
-      <w:color w:themeColor="accent1" w:val="4F81BD"/>
-      <w:sz w:val="24"/>
-      <w:szCs w:val="24"/>
+      <w:color w:themeColor="accent1" w:themeShade="BF" w:val="0F4761"/>
+      <w:sz w:val="40"/>
+      <w:szCs w:val="40"/>
+    </w:rPr>
+  </w:style>
+  <w:style w:customStyle="1" w:styleId="Heading2Char" w:type="character">
+    <w:name w:val="Heading 2 Char"/>
+    <w:basedOn w:val="DefaultParagraphFont"/>
+    <w:link w:val="Heading2"/>
+    <w:uiPriority w:val="9"/>
+    <w:semiHidden/>
+    <w:rsid w:val="00A10FD9"/>
+    <w:rPr>
+      <w:rFonts w:asciiTheme="majorHAnsi" w:cstheme="majorBidi" w:eastAsiaTheme="majorEastAsia" w:hAnsiTheme="majorHAnsi"/>
+      <w:color w:themeColor="accent1" w:themeShade="BF" w:val="0F4761"/>
+      <w:sz w:val="32"/>
+      <w:szCs w:val="32"/>
+    </w:rPr>
+  </w:style>
+  <w:style w:customStyle="1" w:styleId="Heading3Char" w:type="character">
+    <w:name w:val="Heading 3 Char"/>
+    <w:basedOn w:val="DefaultParagraphFont"/>
+    <w:link w:val="Heading3"/>
+    <w:uiPriority w:val="9"/>
+    <w:semiHidden/>
+    <w:rsid w:val="00A10FD9"/>
+    <w:rPr>
+      <w:rFonts w:cstheme="majorBidi" w:eastAsiaTheme="majorEastAsia"/>
+      <w:color w:themeColor="accent1" w:themeShade="BF" w:val="0F4761"/>
+      <w:sz w:val="28"/>
+      <w:szCs w:val="28"/>
+    </w:rPr>
+  </w:style>
+  <w:style w:customStyle="1" w:styleId="Heading4Char" w:type="character">
+    <w:name w:val="Heading 4 Char"/>
+    <w:basedOn w:val="DefaultParagraphFont"/>
+    <w:link w:val="Heading4"/>
+    <w:uiPriority w:val="9"/>
+    <w:semiHidden/>
+    <w:rsid w:val="00A10FD9"/>
+    <w:rPr>
+      <w:rFonts w:cstheme="majorBidi" w:eastAsiaTheme="majorEastAsia"/>
+      <w:i/>
+      <w:iCs/>
+      <w:color w:themeColor="accent1" w:themeShade="BF" w:val="0F4761"/>
+    </w:rPr>
+  </w:style>
+  <w:style w:customStyle="1" w:styleId="Heading5Char" w:type="character">
+    <w:name w:val="Heading 5 Char"/>
+    <w:basedOn w:val="DefaultParagraphFont"/>
+    <w:link w:val="Heading5"/>
+    <w:uiPriority w:val="9"/>
+    <w:semiHidden/>
+    <w:rsid w:val="00A10FD9"/>
+    <w:rPr>
+      <w:rFonts w:cstheme="majorBidi" w:eastAsiaTheme="majorEastAsia"/>
+      <w:color w:themeColor="accent1" w:themeShade="BF" w:val="0F4761"/>
+    </w:rPr>
+  </w:style>
+  <w:style w:customStyle="1" w:styleId="Heading6Char" w:type="character">
+    <w:name w:val="Heading 6 Char"/>
+    <w:basedOn w:val="DefaultParagraphFont"/>
+    <w:link w:val="Heading6"/>
+    <w:uiPriority w:val="9"/>
+    <w:semiHidden/>
+    <w:rsid w:val="00A10FD9"/>
+    <w:rPr>
+      <w:rFonts w:cstheme="majorBidi" w:eastAsiaTheme="majorEastAsia"/>
+      <w:i/>
+      <w:iCs/>
+      <w:color w:themeColor="text1" w:themeTint="A6" w:val="595959"/>
+    </w:rPr>
+  </w:style>
+  <w:style w:customStyle="1" w:styleId="Heading7Char" w:type="character">
+    <w:name w:val="Heading 7 Char"/>
+    <w:basedOn w:val="DefaultParagraphFont"/>
+    <w:link w:val="Heading7"/>
+    <w:uiPriority w:val="9"/>
+    <w:semiHidden/>
+    <w:rsid w:val="00A10FD9"/>
+    <w:rPr>
+      <w:rFonts w:cstheme="majorBidi" w:eastAsiaTheme="majorEastAsia"/>
+      <w:color w:themeColor="text1" w:themeTint="A6" w:val="595959"/>
+    </w:rPr>
+  </w:style>
+  <w:style w:customStyle="1" w:styleId="Heading8Char" w:type="character">
+    <w:name w:val="Heading 8 Char"/>
+    <w:basedOn w:val="DefaultParagraphFont"/>
+    <w:link w:val="Heading8"/>
+    <w:uiPriority w:val="9"/>
+    <w:semiHidden/>
+    <w:rsid w:val="00A10FD9"/>
+    <w:rPr>
+      <w:rFonts w:cstheme="majorBidi" w:eastAsiaTheme="majorEastAsia"/>
+      <w:i/>
+      <w:iCs/>
+      <w:color w:themeColor="text1" w:themeTint="D8" w:val="272727"/>
+    </w:rPr>
+  </w:style>
+  <w:style w:customStyle="1" w:styleId="Heading9Char" w:type="character">
+    <w:name w:val="Heading 9 Char"/>
+    <w:basedOn w:val="DefaultParagraphFont"/>
+    <w:link w:val="Heading9"/>
+    <w:uiPriority w:val="9"/>
+    <w:semiHidden/>
+    <w:rsid w:val="00A10FD9"/>
+    <w:rPr>
+      <w:rFonts w:cstheme="majorBidi" w:eastAsiaTheme="majorEastAsia"/>
+      <w:color w:themeColor="text1" w:themeTint="D8" w:val="272727"/>
     </w:rPr>
   </w:style>
   <w:style w:styleId="BlockText" w:type="paragraph">
@@ -9588,6 +9511,18 @@
     <w:unhideWhenUsed/>
     <w:qFormat/>
   </w:style>
+  <w:style w:styleId="FootnoteBlockText" w:type="paragraph">
+    <w:name w:val="Footnote Block Text"/>
+    <w:basedOn w:val="FootnoteText"/>
+    <w:next w:val="FootnoteText"/>
+    <w:uiPriority w:val="9"/>
+    <w:unhideWhenUsed/>
+    <w:qFormat/>
+    <w:pPr>
+      <w:spacing w:after="100" w:before="100"/>
+      <w:ind w:firstLine="0" w:left="480" w:right="480"/>
+    </w:pPr>
+  </w:style>
   <w:style w:default="1" w:styleId="DefaultParagraphFont" w:type="character">
     <w:name w:val="Default Paragraph Font"/>
     <w:semiHidden/>
@@ -9609,18 +9544,11 @@
       </w:tblCellMar>
     </w:tblPr>
     <w:tblStylePr w:type="firstRow">
-      <w:tblPr>
-        <w:jc w:val="left"/>
-        <w:tblInd w:type="dxa" w:w="0"/>
-      </w:tblPr>
-      <w:trPr>
-        <w:jc w:val="left"/>
-      </w:trPr>
       <w:tcPr>
-        <w:vAlign w:val="bottom"/>
         <w:tcBorders>
           <w:bottom w:val="single"/>
         </w:tcBorders>
+        <w:vAlign w:val="bottom"/>
       </w:tcPr>
     </w:tblStylePr>
   </w:style>
@@ -9735,8 +9663,8 @@
     <w:name w:val="KeywordTok"/>
     <w:basedOn w:val="VerbatimChar"/>
     <w:rPr>
+      <w:b/>
       <w:color w:val="007020"/>
-      <w:b/>
     </w:rPr>
   </w:style>
   <w:style w:type="character" w:customStyle="1" w:styleId="DataTypeTok">
@@ -9813,42 +9741,42 @@
     <w:name w:val="ImportTok"/>
     <w:basedOn w:val="VerbatimChar"/>
     <w:rPr>
+      <w:b/>
       <w:color w:val="008000"/>
-      <w:b/>
     </w:rPr>
   </w:style>
   <w:style w:type="character" w:customStyle="1" w:styleId="CommentTok">
     <w:name w:val="CommentTok"/>
     <w:basedOn w:val="VerbatimChar"/>
     <w:rPr>
+      <w:i/>
       <w:color w:val="60a0b0"/>
-      <w:i/>
     </w:rPr>
   </w:style>
   <w:style w:type="character" w:customStyle="1" w:styleId="DocumentationTok">
     <w:name w:val="DocumentationTok"/>
     <w:basedOn w:val="VerbatimChar"/>
     <w:rPr>
+      <w:i/>
       <w:color w:val="ba2121"/>
-      <w:i/>
     </w:rPr>
   </w:style>
   <w:style w:type="character" w:customStyle="1" w:styleId="AnnotationTok">
     <w:name w:val="AnnotationTok"/>
     <w:basedOn w:val="VerbatimChar"/>
     <w:rPr>
-      <w:color w:val="60a0b0"/>
       <w:b/>
       <w:i/>
+      <w:color w:val="60a0b0"/>
     </w:rPr>
   </w:style>
   <w:style w:type="character" w:customStyle="1" w:styleId="CommentVarTok">
     <w:name w:val="CommentVarTok"/>
     <w:basedOn w:val="VerbatimChar"/>
     <w:rPr>
-      <w:color w:val="60a0b0"/>
       <w:b/>
       <w:i/>
+      <w:color w:val="60a0b0"/>
     </w:rPr>
   </w:style>
   <w:style w:type="character" w:customStyle="1" w:styleId="OtherTok">
@@ -9876,8 +9804,8 @@
     <w:name w:val="ControlFlowTok"/>
     <w:basedOn w:val="VerbatimChar"/>
     <w:rPr>
+      <w:b/>
       <w:color w:val="007020"/>
-      <w:b/>
     </w:rPr>
   </w:style>
   <w:style w:type="character" w:customStyle="1" w:styleId="OperatorTok">
@@ -9922,34 +9850,34 @@
     <w:name w:val="InformationTok"/>
     <w:basedOn w:val="VerbatimChar"/>
     <w:rPr>
-      <w:color w:val="60a0b0"/>
       <w:b/>
       <w:i/>
+      <w:color w:val="60a0b0"/>
     </w:rPr>
   </w:style>
   <w:style w:type="character" w:customStyle="1" w:styleId="WarningTok">
     <w:name w:val="WarningTok"/>
     <w:basedOn w:val="VerbatimChar"/>
     <w:rPr>
-      <w:color w:val="60a0b0"/>
       <w:b/>
       <w:i/>
+      <w:color w:val="60a0b0"/>
     </w:rPr>
   </w:style>
   <w:style w:type="character" w:customStyle="1" w:styleId="AlertTok">
     <w:name w:val="AlertTok"/>
     <w:basedOn w:val="VerbatimChar"/>
     <w:rPr>
+      <w:b/>
       <w:color w:val="ff0000"/>
-      <w:b/>
     </w:rPr>
   </w:style>
   <w:style w:type="character" w:customStyle="1" w:styleId="ErrorTok">
     <w:name w:val="ErrorTok"/>
     <w:basedOn w:val="VerbatimChar"/>
     <w:rPr>
+      <w:b/>
       <w:color w:val="ff0000"/>
-      <w:b/>
     </w:rPr>
   </w:style>
   <w:style w:type="character" w:customStyle="1" w:styleId="NormalTok">
@@ -9971,44 +9899,44 @@
         <a:sysClr val="window" lastClr="FFFFFF"/>
       </a:lt1>
       <a:dk2>
-        <a:srgbClr val="1F497D"/>
+        <a:srgbClr val="0E2841"/>
       </a:dk2>
       <a:lt2>
-        <a:srgbClr val="EEECE1"/>
+        <a:srgbClr val="E8E8E8"/>
       </a:lt2>
       <a:accent1>
-        <a:srgbClr val="4F81BD"/>
+        <a:srgbClr val="156082"/>
       </a:accent1>
       <a:accent2>
-        <a:srgbClr val="C0504D"/>
+        <a:srgbClr val="E97132"/>
       </a:accent2>
       <a:accent3>
-        <a:srgbClr val="9BBB59"/>
+        <a:srgbClr val="196B24"/>
       </a:accent3>
       <a:accent4>
-        <a:srgbClr val="8064A2"/>
+        <a:srgbClr val="0F9ED5"/>
       </a:accent4>
       <a:accent5>
-        <a:srgbClr val="4BACC6"/>
+        <a:srgbClr val="A02B93"/>
       </a:accent5>
       <a:accent6>
-        <a:srgbClr val="F79646"/>
+        <a:srgbClr val="4EA72E"/>
       </a:accent6>
       <a:hlink>
-        <a:srgbClr val="0000FF"/>
+        <a:srgbClr val="467886"/>
       </a:hlink>
       <a:folHlink>
-        <a:srgbClr val="800080"/>
+        <a:srgbClr val="96607D"/>
       </a:folHlink>
     </a:clrScheme>
     <a:fontScheme name="Office">
       <a:majorFont>
-        <a:latin typeface="Calibri"/>
+        <a:latin typeface="Aptos Display" panose="02110004020202020204"/>
         <a:ea typeface=""/>
         <a:cs typeface=""/>
-        <a:font script="Jpan" typeface="ＭＳ ゴシック"/>
+        <a:font script="Jpan" typeface="游ゴシック Light"/>
         <a:font script="Hang" typeface="맑은 고딕"/>
-        <a:font script="Hans" typeface="宋体"/>
+        <a:font script="Hans" typeface="等线 Light"/>
         <a:font script="Hant" typeface="新細明體"/>
         <a:font script="Arab" typeface="Times New Roman"/>
         <a:font script="Hebr" typeface="Times New Roman"/>
@@ -10035,14 +9963,32 @@
         <a:font script="Mong" typeface="Mongolian Baiti"/>
         <a:font script="Viet" typeface="Times New Roman"/>
         <a:font script="Uigh" typeface="Microsoft Uighur"/>
+        <a:font script="Geor" typeface="Sylfaen"/>
+        <a:font script="Armn" typeface="Arial"/>
+        <a:font script="Bugi" typeface="Leelawadee UI"/>
+        <a:font script="Bopo" typeface="Microsoft JhengHei"/>
+        <a:font script="Java" typeface="Javanese Text"/>
+        <a:font script="Lisu" typeface="Segoe UI"/>
+        <a:font script="Mymr" typeface="Myanmar Text"/>
+        <a:font script="Nkoo" typeface="Ebrima"/>
+        <a:font script="Olck" typeface="Nirmala UI"/>
+        <a:font script="Osma" typeface="Ebrima"/>
+        <a:font script="Phag" typeface="Phagspa"/>
+        <a:font script="Syrn" typeface="Estrangelo Edessa"/>
+        <a:font script="Syrj" typeface="Estrangelo Edessa"/>
+        <a:font script="Syre" typeface="Estrangelo Edessa"/>
+        <a:font script="Sora" typeface="Nirmala UI"/>
+        <a:font script="Tale" typeface="Microsoft Tai Le"/>
+        <a:font script="Talu" typeface="Microsoft New Tai Lue"/>
+        <a:font script="Tfng" typeface="Ebrima"/>
       </a:majorFont>
       <a:minorFont>
-        <a:latin typeface="Cambria"/>
+        <a:latin typeface="Aptos" panose="02110004020202020204"/>
         <a:ea typeface=""/>
         <a:cs typeface=""/>
-        <a:font script="Jpan" typeface="ＭＳ 明朝"/>
+        <a:font script="Jpan" typeface="游明朝"/>
         <a:font script="Hang" typeface="맑은 고딕"/>
-        <a:font script="Hans" typeface="宋体"/>
+        <a:font script="Hans" typeface="等线"/>
         <a:font script="Hant" typeface="新細明體"/>
         <a:font script="Arab" typeface="Arial"/>
         <a:font script="Hebr" typeface="Arial"/>
@@ -10069,6 +10015,24 @@
         <a:font script="Mong" typeface="Mongolian Baiti"/>
         <a:font script="Viet" typeface="Arial"/>
         <a:font script="Uigh" typeface="Microsoft Uighur"/>
+        <a:font script="Geor" typeface="Sylfaen"/>
+        <a:font script="Armn" typeface="Arial"/>
+        <a:font script="Bugi" typeface="Leelawadee UI"/>
+        <a:font script="Bopo" typeface="Microsoft JhengHei"/>
+        <a:font script="Java" typeface="Javanese Text"/>
+        <a:font script="Lisu" typeface="Segoe UI"/>
+        <a:font script="Mymr" typeface="Myanmar Text"/>
+        <a:font script="Nkoo" typeface="Ebrima"/>
+        <a:font script="Olck" typeface="Nirmala UI"/>
+        <a:font script="Osma" typeface="Ebrima"/>
+        <a:font script="Phag" typeface="Phagspa"/>
+        <a:font script="Syrn" typeface="Estrangelo Edessa"/>
+        <a:font script="Syrj" typeface="Estrangelo Edessa"/>
+        <a:font script="Syre" typeface="Estrangelo Edessa"/>
+        <a:font script="Sora" typeface="Nirmala UI"/>
+        <a:font script="Tale" typeface="Microsoft Tai Le"/>
+        <a:font script="Talu" typeface="Microsoft New Tai Lue"/>
+        <a:font script="Tfng" typeface="Ebrima"/>
       </a:minorFont>
     </a:fontScheme>
     <a:fmtScheme name="Office">
@@ -10080,200 +10044,141 @@
           <a:gsLst>
             <a:gs pos="0">
               <a:schemeClr val="phClr">
-                <a:tint val="50000"/>
-                <a:satMod val="300000"/>
+                <a:lumMod val="110000"/>
+                <a:satMod val="105000"/>
+                <a:tint val="67000"/>
               </a:schemeClr>
             </a:gs>
-            <a:gs pos="35000">
+            <a:gs pos="50000">
               <a:schemeClr val="phClr">
-                <a:tint val="37000"/>
-                <a:satMod val="300000"/>
+                <a:lumMod val="105000"/>
+                <a:satMod val="103000"/>
+                <a:tint val="73000"/>
               </a:schemeClr>
             </a:gs>
             <a:gs pos="100000">
               <a:schemeClr val="phClr">
-                <a:tint val="15000"/>
-                <a:satMod val="350000"/>
+                <a:lumMod val="105000"/>
+                <a:satMod val="109000"/>
+                <a:tint val="81000"/>
               </a:schemeClr>
             </a:gs>
           </a:gsLst>
-          <a:lin ang="16200000" scaled="1"/>
+          <a:lin ang="5400000" scaled="0"/>
         </a:gradFill>
         <a:gradFill rotWithShape="1">
           <a:gsLst>
             <a:gs pos="0">
               <a:schemeClr val="phClr">
-                <a:tint val="100000"/>
+                <a:satMod val="103000"/>
+                <a:lumMod val="102000"/>
+                <a:tint val="94000"/>
+              </a:schemeClr>
+            </a:gs>
+            <a:gs pos="50000">
+              <a:schemeClr val="phClr">
+                <a:satMod val="110000"/>
+                <a:lumMod val="100000"/>
                 <a:shade val="100000"/>
-                <a:satMod val="130000"/>
               </a:schemeClr>
             </a:gs>
             <a:gs pos="100000">
               <a:schemeClr val="phClr">
-                <a:tint val="50000"/>
-                <a:shade val="100000"/>
-                <a:satMod val="350000"/>
+                <a:lumMod val="99000"/>
+                <a:satMod val="120000"/>
+                <a:shade val="78000"/>
               </a:schemeClr>
             </a:gs>
           </a:gsLst>
-          <a:lin ang="16200000" scaled="0"/>
+          <a:lin ang="5400000" scaled="0"/>
         </a:gradFill>
       </a:fillStyleLst>
       <a:lnStyleLst>
-        <a:ln w="9525" cap="flat" cmpd="sng" algn="ctr">
-          <a:solidFill>
-            <a:schemeClr val="phClr">
-              <a:shade val="95000"/>
-              <a:satMod val="105000"/>
-            </a:schemeClr>
-          </a:solidFill>
-          <a:prstDash val="solid"/>
-        </a:ln>
-        <a:ln w="25400" cap="flat" cmpd="sng" algn="ctr">
+        <a:ln w="6350" cap="flat" cmpd="sng" algn="ctr">
           <a:solidFill>
             <a:schemeClr val="phClr"/>
           </a:solidFill>
           <a:prstDash val="solid"/>
+          <a:miter lim="800000"/>
         </a:ln>
-        <a:ln w="38100" cap="flat" cmpd="sng" algn="ctr">
+        <a:ln w="12700" cap="flat" cmpd="sng" algn="ctr">
           <a:solidFill>
             <a:schemeClr val="phClr"/>
           </a:solidFill>
           <a:prstDash val="solid"/>
+          <a:miter lim="800000"/>
+        </a:ln>
+        <a:ln w="19050" cap="flat" cmpd="sng" algn="ctr">
+          <a:solidFill>
+            <a:schemeClr val="phClr"/>
+          </a:solidFill>
+          <a:prstDash val="solid"/>
+          <a:miter lim="800000"/>
         </a:ln>
       </a:lnStyleLst>
       <a:effectStyleLst>
         <a:effectStyle>
+          <a:effectLst/>
+        </a:effectStyle>
+        <a:effectStyle>
+          <a:effectLst/>
+        </a:effectStyle>
+        <a:effectStyle>
           <a:effectLst>
-            <a:outerShdw blurRad="40000" dist="20000" dir="5400000" rotWithShape="0">
+            <a:outerShdw blurRad="57150" dist="19050" dir="5400000" algn="ctr" rotWithShape="0">
               <a:srgbClr val="000000">
-                <a:alpha val="38000"/>
+                <a:alpha val="63000"/>
               </a:srgbClr>
             </a:outerShdw>
           </a:effectLst>
-        </a:effectStyle>
-        <a:effectStyle>
-          <a:effectLst>
-            <a:outerShdw blurRad="40000" dist="23000" dir="5400000" rotWithShape="0">
-              <a:srgbClr val="000000">
-                <a:alpha val="35000"/>
-              </a:srgbClr>
-            </a:outerShdw>
-          </a:effectLst>
-        </a:effectStyle>
-        <a:effectStyle>
-          <a:effectLst>
-            <a:outerShdw blurRad="40000" dist="23000" dir="5400000" rotWithShape="0">
-              <a:srgbClr val="000000">
-                <a:alpha val="35000"/>
-              </a:srgbClr>
-            </a:outerShdw>
-          </a:effectLst>
-          <a:scene3d>
-            <a:camera prst="orthographicFront">
-              <a:rot lat="0" lon="0" rev="0"/>
-            </a:camera>
-            <a:lightRig rig="threePt" dir="t">
-              <a:rot lat="0" lon="0" rev="1200000"/>
-            </a:lightRig>
-          </a:scene3d>
-          <a:sp3d>
-            <a:bevelT w="63500" h="25400"/>
-          </a:sp3d>
         </a:effectStyle>
       </a:effectStyleLst>
       <a:bgFillStyleLst>
         <a:solidFill>
           <a:schemeClr val="phClr"/>
         </a:solidFill>
+        <a:solidFill>
+          <a:schemeClr val="phClr">
+            <a:tint val="95000"/>
+            <a:satMod val="170000"/>
+          </a:schemeClr>
+        </a:solidFill>
         <a:gradFill rotWithShape="1">
           <a:gsLst>
             <a:gs pos="0">
               <a:schemeClr val="phClr">
-                <a:tint val="40000"/>
-                <a:satMod val="350000"/>
+                <a:tint val="93000"/>
+                <a:satMod val="150000"/>
+                <a:shade val="98000"/>
+                <a:lumMod val="102000"/>
               </a:schemeClr>
             </a:gs>
-            <a:gs pos="40000">
+            <a:gs pos="50000">
               <a:schemeClr val="phClr">
-                <a:tint val="45000"/>
-                <a:shade val="99000"/>
-                <a:satMod val="350000"/>
+                <a:tint val="98000"/>
+                <a:satMod val="130000"/>
+                <a:shade val="90000"/>
+                <a:lumMod val="103000"/>
               </a:schemeClr>
             </a:gs>
             <a:gs pos="100000">
               <a:schemeClr val="phClr">
-                <a:shade val="20000"/>
-                <a:satMod val="255000"/>
+                <a:shade val="63000"/>
+                <a:satMod val="120000"/>
               </a:schemeClr>
             </a:gs>
           </a:gsLst>
-          <a:path path="circle">
-            <a:fillToRect l="50000" t="-80000" r="50000" b="180000"/>
-          </a:path>
-        </a:gradFill>
-        <a:gradFill rotWithShape="1">
-          <a:gsLst>
-            <a:gs pos="0">
-              <a:schemeClr val="phClr">
-                <a:tint val="80000"/>
-                <a:satMod val="300000"/>
-              </a:schemeClr>
-            </a:gs>
-            <a:gs pos="100000">
-              <a:schemeClr val="phClr">
-                <a:shade val="30000"/>
-                <a:satMod val="200000"/>
-              </a:schemeClr>
-            </a:gs>
-          </a:gsLst>
-          <a:path path="circle">
-            <a:fillToRect l="50000" t="50000" r="50000" b="50000"/>
-          </a:path>
+          <a:lin ang="5400000" scaled="0"/>
         </a:gradFill>
       </a:bgFillStyleLst>
     </a:fmtScheme>
   </a:themeElements>
-  <a:objectDefaults>
-    <a:spDef>
-      <a:spPr/>
-      <a:bodyPr/>
-      <a:lstStyle/>
-      <a:style>
-        <a:lnRef idx="1">
-          <a:schemeClr val="accent1"/>
-        </a:lnRef>
-        <a:fillRef idx="3">
-          <a:schemeClr val="accent1"/>
-        </a:fillRef>
-        <a:effectRef idx="2">
-          <a:schemeClr val="accent1"/>
-        </a:effectRef>
-        <a:fontRef idx="minor">
-          <a:schemeClr val="lt1"/>
-        </a:fontRef>
-      </a:style>
-    </a:spDef>
-    <a:lnDef>
-      <a:spPr/>
-      <a:bodyPr/>
-      <a:lstStyle/>
-      <a:style>
-        <a:lnRef idx="2">
-          <a:schemeClr val="accent1"/>
-        </a:lnRef>
-        <a:fillRef idx="0">
-          <a:schemeClr val="accent1"/>
-        </a:fillRef>
-        <a:effectRef idx="1">
-          <a:schemeClr val="accent1"/>
-        </a:effectRef>
-        <a:fontRef idx="minor">
-          <a:schemeClr val="tx1"/>
-        </a:fontRef>
-      </a:style>
-    </a:lnDef>
-  </a:objectDefaults>
+  <a:objectDefaults/>
   <a:extraClrSchemeLst/>
+  <a:extLst>
+    <a:ext uri="{05A4C25C-085E-4340-85A3-A5531E510DB2}">
+      <thm15:themeFamily xmlns:thm15="http://schemas.microsoft.com/office/thememl/2012/main" name="Office Theme" id="{2E142A2C-CD16-42D6-873A-C26D2A0506FA}" vid="{1BDDFF52-6CD6-40A5-AB3C-68EB2F1E4D0A}"/>
+    </a:ext>
+  </a:extLst>
 </a:theme>
 </file>
--- a/02-management-systems/ISO_IEC_27001_27002/Espanol/ISO_IEC_27001_27002_Practical_Manager_and_Junior_Analyst_Manual_Espanol_v1.0.docx
+++ b/02-management-systems/ISO_IEC_27001_27002/Espanol/ISO_IEC_27001_27002_Practical_Manager_and_Junior_Analyst_Manual_Espanol_v1.0.docx
@@ -8,8 +8,8 @@
       </w:pPr>
       <w:r>
         <w:rPr>
+          <w:bCs/>
           <w:b/>
-          <w:bCs/>
         </w:rPr>
         <w:t xml:space="preserve">Estado de revisión:</w:t>
       </w:r>
@@ -26,8 +26,8 @@
       </w:pPr>
       <w:r>
         <w:rPr>
+          <w:bCs/>
           <w:b/>
-          <w:bCs/>
         </w:rPr>
         <w:t xml:space="preserve">CYBERSECURITY, PRIVACY &amp; COMPLIANCE SERIES</w:t>
       </w:r>
@@ -38,8 +38,8 @@
       </w:pPr>
       <w:r>
         <w:rPr>
+          <w:bCs/>
           <w:b/>
-          <w:bCs/>
         </w:rPr>
         <w:t xml:space="preserve">ISO/IEC 27001:2022 " ISO/IEC 27002:2022</w:t>
       </w:r>
@@ -58,8 +58,8 @@
       </w:pPr>
       <w:r>
         <w:rPr>
+          <w:iCs/>
           <w:i/>
-          <w:iCs/>
         </w:rPr>
         <w:t xml:space="preserve">Un manual de trabajo para administradores, analistas juniores, estudiantes, cambiadores de carrera, auditores internos y equipos de seguridad</w:t>
       </w:r>
@@ -70,8 +70,8 @@
       </w:pPr>
       <w:r>
         <w:rPr>
+          <w:bCs/>
           <w:b/>
-          <w:bCs/>
         </w:rPr>
         <w:t xml:space="preserve">Alberto (Al) Leiva</w:t>
       </w:r>
@@ -90,8 +90,8 @@
       </w:pPr>
       <w:r>
         <w:rPr>
+          <w:bCs/>
           <w:b/>
-          <w:bCs/>
         </w:rPr>
         <w:t xml:space="preserve">Inside:</w:t>
       </w:r>
@@ -110,7 +110,7 @@
         <w:t xml:space="preserve">|. |</w:t>
       </w:r>
     </w:p>
-    <w:bookmarkStart w:id="10" w:name="publication-and-use-notice"/>
+    <w:bookmarkStart w:id="21" w:name="publication-and-use-notice"/>
     <w:p>
       <w:pPr>
         <w:pStyle w:val="Heading1"/>
@@ -151,7 +151,7 @@
         <w:t xml:space="preserve">ISO desarrolla estándares pero no certifica organizaciones. La certificación es opcional y es realizada por los organismos de certificación. Verifique la acreditación, alcance, ubicación, versión y estado de certificado antes de confiar en una reclamación de certificación.</w:t>
       </w:r>
     </w:p>
-    <w:bookmarkStart w:id="9" w:name="uso-ético-y-autorizado"/>
+    <w:bookmarkStart w:id="20" w:name="uso-ético-y-autorizado"/>
     <w:p>
       <w:pPr>
         <w:pStyle w:val="Heading2"/>
@@ -168,9 +168,9 @@
         <w:t xml:space="preserve">Utilice herramientas técnicas únicamente en sistemas, aplicaciones, redes, cuentas de nube, repositorios y datos que posee o está específicamente autorizado por escrito para evaluar. Use datos sintéticos y sistemas aislados en laboratorios.</w:t>
       </w:r>
     </w:p>
-    <w:bookmarkEnd w:id="9"/>
-    <w:bookmarkEnd w:id="10"/>
-    <w:bookmarkStart w:id="11" w:name="prefacio"/>
+    <w:bookmarkEnd w:id="20"/>
+    <w:bookmarkEnd w:id="21"/>
+    <w:bookmarkStart w:id="22" w:name="prefacio"/>
     <w:p>
       <w:pPr>
         <w:pStyle w:val="Heading1"/>
@@ -185,8 +185,8 @@
       </w:pPr>
       <w:r>
         <w:rPr>
+          <w:iCs/>
           <w:i/>
-          <w:iCs/>
         </w:rPr>
         <w:t xml:space="preserve">Una introducción práctica a la gestión de la seguridad de la información y las garantías basadas en pruebas</w:t>
       </w:r>
@@ -272,8 +272,8 @@
         <w:t xml:space="preserve">|. |</w:t>
       </w:r>
     </w:p>
-    <w:bookmarkEnd w:id="11"/>
-    <w:bookmarkStart w:id="12" w:name="tabla-de-contenidos"/>
+    <w:bookmarkEnd w:id="22"/>
+    <w:bookmarkStart w:id="23" w:name="tabla-de-contenidos"/>
     <w:p>
       <w:pPr>
         <w:pStyle w:val="Heading1"/>
@@ -1091,8 +1091,8 @@
         </w:r>
       </w:hyperlink>
     </w:p>
-    <w:bookmarkEnd w:id="12"/>
-    <w:bookmarkStart w:id="13" w:name="isoiec-27001-y-27002-foundations"/>
+    <w:bookmarkEnd w:id="23"/>
+    <w:bookmarkStart w:id="24" w:name="isoiec-27001-y-27002-foundations"/>
     <w:p>
       <w:pPr>
         <w:pStyle w:val="Heading1"/>
@@ -1107,8 +1107,8 @@
       </w:pPr>
       <w:r>
         <w:rPr>
+          <w:iCs/>
           <w:i/>
-          <w:iCs/>
         </w:rPr>
         <w:t xml:space="preserve">Ediciones actuales, propósito, relación y limitaciones importantes.</w:t>
       </w:r>
@@ -1121,7 +1121,13 @@
         <w:t xml:space="preserve">لimg src=</w:t>
       </w:r>
       <w:r>
-        <w:t xml:space="preserve">“media/image1.png”</w:t>
+        <w:t xml:space="preserve">“</w:t>
+      </w:r>
+      <w:r>
+        <w:t xml:space="preserve">media/image1.png</w:t>
+      </w:r>
+      <w:r>
+        <w:t xml:space="preserve">”</w:t>
       </w:r>
       <w:r>
         <w:t xml:space="preserve"> </w:t>
@@ -1130,7 +1136,13 @@
         <w:t xml:space="preserve">style=</w:t>
       </w:r>
       <w:r>
-        <w:t xml:space="preserve">“width:6.15in;height:3.39605in”</w:t>
+        <w:t xml:space="preserve">“</w:t>
+      </w:r>
+      <w:r>
+        <w:t xml:space="preserve">width:6.15in;height:3.39605in</w:t>
+      </w:r>
+      <w:r>
+        <w:t xml:space="preserve">”</w:t>
       </w:r>
       <w:r>
         <w:t xml:space="preserve"> </w:t>
@@ -1139,7 +1151,13 @@
         <w:t xml:space="preserve">alt=</w:t>
       </w:r>
       <w:r>
-        <w:t xml:space="preserve">“Context and risk drive planning, implementation, evaluation, and improvement.”</w:t>
+        <w:t xml:space="preserve">“</w:t>
+      </w:r>
+      <w:r>
+        <w:t xml:space="preserve">Context and risk drive planning, implementation, evaluation, and improvement.</w:t>
+      </w:r>
+      <w:r>
+        <w:t xml:space="preserve">”</w:t>
       </w:r>
       <w:r>
         <w:t xml:space="preserve"> </w:t>
@@ -1242,11 +1260,11 @@
     </w:p>
     <w:p>
       <w:pPr>
-        <w:pStyle w:val="Compact"/>
         <w:numPr>
           <w:ilvl w:val="0"/>
           <w:numId w:val="1002"/>
         </w:numPr>
+        <w:pStyle w:val="Compact"/>
       </w:pPr>
       <w:r>
         <w:t xml:space="preserve">ISMS Scope and Interested Parties</w:t>
@@ -1258,8 +1276,8 @@
       </w:pPr>
       <w:r>
         <w:rPr>
+          <w:iCs/>
           <w:i/>
-          <w:iCs/>
         </w:rPr>
         <w:t xml:space="preserve">Cómo definir un límite defensible para el sistema de gestión.</w:t>
       </w:r>
@@ -1385,8 +1403,8 @@
         <w:t xml:space="preserve">¿Podrían los efectos climáticos o las expectativas de los interesados afectar a la disponibilidad, proveedores, instalaciones, personas o obligaciones? | Análisis de contexto, decisión, acciones cuando sea relevante</w:t>
       </w:r>
     </w:p>
-    <w:bookmarkEnd w:id="13"/>
-    <w:bookmarkStart w:id="14" w:name="Xf38315ed87a8112d4a12ff34085e41899658b2d"/>
+    <w:bookmarkEnd w:id="24"/>
+    <w:bookmarkStart w:id="25" w:name="Xf38315ed87a8112d4a12ff34085e41899658b2d"/>
     <w:p>
       <w:pPr>
         <w:pStyle w:val="Heading1"/>
@@ -1401,8 +1419,8 @@
       </w:pPr>
       <w:r>
         <w:rPr>
+          <w:iCs/>
           <w:i/>
-          <w:iCs/>
         </w:rPr>
         <w:t xml:space="preserve">Un método repetible que conecta el riesgo empresarial para controlar las decisiones</w:t>
       </w:r>
@@ -1421,13 +1439,25 @@
         <w:t xml:space="preserve"> </w:t>
       </w:r>
       <w:r>
-        <w:t xml:space="preserve">“png”</w:t>
+        <w:t xml:space="preserve">“</w:t>
+      </w:r>
+      <w:r>
+        <w:t xml:space="preserve">png</w:t>
+      </w:r>
+      <w:r>
+        <w:t xml:space="preserve">”</w:t>
       </w:r>
       <w:r>
         <w:t xml:space="preserve">=</w:t>
       </w:r>
       <w:r>
-        <w:t xml:space="preserve">“width:6.15in;height:3.39605in”</w:t>
+        <w:t xml:space="preserve">“</w:t>
+      </w:r>
+      <w:r>
+        <w:t xml:space="preserve">width:6.15in;height:3.39605in</w:t>
+      </w:r>
+      <w:r>
+        <w:t xml:space="preserve">”</w:t>
       </w:r>
       <w:r>
         <w:t xml:space="preserve"> </w:t>
@@ -1436,7 +1466,13 @@
         <w:t xml:space="preserve">alt=</w:t>
       </w:r>
       <w:r>
-        <w:t xml:space="preserve">“Los dueños de Risk evalúan escenarios, tratamiento y riesgo residual utilizando criterios definidos”</w:t>
+        <w:t xml:space="preserve">“</w:t>
+      </w:r>
+      <w:r>
+        <w:t xml:space="preserve">Los dueños de Risk evalúan escenarios, tratamiento y riesgo residual utilizando criterios definidos</w:t>
+      </w:r>
+      <w:r>
+        <w:t xml:space="preserve">”</w:t>
       </w:r>
       <w:r>
         <w:t xml:space="preserve">.</w:t>
@@ -1464,8 +1500,8 @@
       </w:pPr>
       <w:r>
         <w:rPr>
+          <w:bCs/>
           <w:b/>
-          <w:bCs/>
         </w:rPr>
         <w:t xml:space="preserve">Field</w:t>
       </w:r>
@@ -1538,8 +1574,8 @@
         <w:t xml:space="preserve">← Riesgo Residual | Reassess after treatment; obtain explicit owner approval |</w:t>
       </w:r>
     </w:p>
-    <w:bookmarkEnd w:id="14"/>
-    <w:bookmarkStart w:id="15" w:name="declaración-de-aplicabilidad"/>
+    <w:bookmarkEnd w:id="25"/>
+    <w:bookmarkStart w:id="26" w:name="declaración-de-aplicabilidad"/>
     <w:p>
       <w:pPr>
         <w:pStyle w:val="Heading1"/>
@@ -1554,8 +1590,8 @@
       </w:pPr>
       <w:r>
         <w:rPr>
+          <w:iCs/>
           <w:i/>
-          <w:iCs/>
         </w:rPr>
         <w:t xml:space="preserve">El puente entre el tratamiento del riesgo, el anexo A, otros controles y pruebas de auditoría</w:t>
       </w:r>
@@ -1571,7 +1607,13 @@
         <w:t xml:space="preserve">■img src=</w:t>
       </w:r>
       <w:r>
-        <w:t xml:space="preserve">“media/image3.png”</w:t>
+        <w:t xml:space="preserve">“</w:t>
+      </w:r>
+      <w:r>
+        <w:t xml:space="preserve">media/image3.png</w:t>
+      </w:r>
+      <w:r>
+        <w:t xml:space="preserve">”</w:t>
       </w:r>
       <w:r>
         <w:t xml:space="preserve"> </w:t>
@@ -1580,7 +1622,13 @@
         <w:t xml:space="preserve">style=</w:t>
       </w:r>
       <w:r>
-        <w:t xml:space="preserve">“width:6.15in;height:3.39605in”</w:t>
+        <w:t xml:space="preserve">“</w:t>
+      </w:r>
+      <w:r>
+        <w:t xml:space="preserve">width:6.15in;height:3.39605in</w:t>
+      </w:r>
+      <w:r>
+        <w:t xml:space="preserve">”</w:t>
       </w:r>
       <w:r>
         <w:t xml:space="preserve"> </w:t>
@@ -1589,7 +1637,13 @@
         <w:t xml:space="preserve">alt=</w:t>
       </w:r>
       <w:r>
-        <w:t xml:space="preserve">“The SoA records reasoned control selection and implementation status.”</w:t>
+        <w:t xml:space="preserve">“</w:t>
+      </w:r>
+      <w:r>
+        <w:t xml:space="preserve">The SoA records reasoned control selection and implementation status.</w:t>
+      </w:r>
+      <w:r>
+        <w:t xml:space="preserve">”</w:t>
       </w:r>
       <w:r>
         <w:t xml:space="preserve"> </w:t>
@@ -1678,8 +1732,8 @@
       </w:pPr>
       <w:r>
         <w:rPr>
+          <w:bCs/>
           <w:b/>
-          <w:bCs/>
         </w:rPr>
         <w:t xml:space="preserve">Control</w:t>
       </w:r>
@@ -1722,8 +1776,8 @@
         <w:t xml:space="preserve">Por ejemplo, la exclusión La tecnología descrita o el escenario está ausente del alcance controlado TEN No aplicable ANTES Ámbito de estudio y evidencia de arquitectura</w:t>
       </w:r>
     </w:p>
-    <w:bookmarkEnd w:id="15"/>
-    <w:bookmarkStart w:id="16" w:name="documentación-y-evidencia"/>
+    <w:bookmarkEnd w:id="26"/>
+    <w:bookmarkStart w:id="27" w:name="documentación-y-evidencia"/>
     <w:p>
       <w:pPr>
         <w:pStyle w:val="Heading1"/>
@@ -1738,8 +1792,8 @@
       </w:pPr>
       <w:r>
         <w:rPr>
+          <w:iCs/>
           <w:i/>
-          <w:iCs/>
         </w:rPr>
         <w:t xml:space="preserve">Cómo mantener información documentada útil sin crear burocracia</w:t>
       </w:r>
@@ -1755,7 +1809,13 @@
         <w:t xml:space="preserve">■img src=</w:t>
       </w:r>
       <w:r>
-        <w:t xml:space="preserve">“media/image4.png”</w:t>
+        <w:t xml:space="preserve">“</w:t>
+      </w:r>
+      <w:r>
+        <w:t xml:space="preserve">media/image4.png</w:t>
+      </w:r>
+      <w:r>
+        <w:t xml:space="preserve">”</w:t>
       </w:r>
       <w:r>
         <w:t xml:space="preserve"> </w:t>
@@ -1764,7 +1824,13 @@
         <w:t xml:space="preserve">style=</w:t>
       </w:r>
       <w:r>
-        <w:t xml:space="preserve">“width:6.15in;height:3.29079in”</w:t>
+        <w:t xml:space="preserve">“</w:t>
+      </w:r>
+      <w:r>
+        <w:t xml:space="preserve">width:6.15in;height:3.29079in</w:t>
+      </w:r>
+      <w:r>
+        <w:t xml:space="preserve">”</w:t>
       </w:r>
       <w:r>
         <w:t xml:space="preserve"> </w:t>
@@ -1773,7 +1839,13 @@
         <w:t xml:space="preserve">alt=</w:t>
       </w:r>
       <w:r>
-        <w:t xml:space="preserve">“La evidencia debe apoyar el diseño, operación, excepciones, corrección, y retest.”</w:t>
+        <w:t xml:space="preserve">“</w:t>
+      </w:r>
+      <w:r>
+        <w:t xml:space="preserve">La evidencia debe apoyar el diseño, operación, excepciones, corrección, y retest.</w:t>
+      </w:r>
+      <w:r>
+        <w:t xml:space="preserve">”</w:t>
       </w:r>
     </w:p>
     <w:p>
@@ -1790,8 +1862,8 @@
       </w:pPr>
       <w:r>
         <w:rPr>
+          <w:bCs/>
           <w:b/>
-          <w:bCs/>
         </w:rPr>
         <w:t xml:space="preserve">Documento o registro</w:t>
       </w:r>
@@ -1806,8 +1878,8 @@
       </w:r>
       <w:r>
         <w:rPr>
+          <w:bCs/>
           <w:b/>
-          <w:bCs/>
         </w:rPr>
         <w:t xml:space="preserve">Purpose</w:t>
       </w:r>
@@ -1900,8 +1972,8 @@
       </w:pPr>
       <w:r>
         <w:rPr>
+          <w:iCs/>
           <w:i/>
-          <w:iCs/>
         </w:rPr>
         <w:t xml:space="preserve">Requisitos de idiomas, enfoque de verificación y pruebas de ejemplo</w:t>
       </w:r>
@@ -1929,26 +2001,27 @@
       <w:tblPr>
         <w:tblStyle w:val="Table"/>
         <w:tblW w:type="pct" w:w="5000"/>
-        <w:tblLayout w:type="fixed"/>
         <w:tblLook w:firstRow="1" w:lastRow="0" w:firstColumn="0" w:lastColumn="0" w:noHBand="0" w:noVBand="0" w:val="0020"/>
+        <w:jc w:val="start"/>
       </w:tblPr>
       <w:tblGrid>
         <w:gridCol w:w="7920"/>
       </w:tblGrid>
       <w:tr>
         <w:trPr>
-          <w:tblHeader w:val="on"/>
+          <w:tblHeader w:val="true"/>
         </w:trPr>
         <w:tc>
           <w:tcPr/>
           <w:p>
             <w:pPr>
               <w:pStyle w:val="Compact"/>
+              <w:jc w:val="left"/>
             </w:pPr>
             <w:r>
               <w:rPr>
+                <w:bCs/>
                 <w:b/>
-                <w:bCs/>
               </w:rPr>
               <w:t xml:space="preserve">Cláusula</w:t>
             </w:r>
@@ -2002,8 +2075,8 @@
       </w:r>
       <w:r>
         <w:rPr>
+          <w:bCs/>
           <w:b/>
-          <w:bCs/>
         </w:rPr>
         <w:t xml:space="preserve">2024 enmienda:</w:t>
       </w:r>
@@ -2022,11 +2095,11 @@
     </w:p>
     <w:p>
       <w:pPr>
-        <w:pStyle w:val="Compact"/>
         <w:numPr>
           <w:ilvl w:val="0"/>
           <w:numId w:val="1005"/>
         </w:numPr>
+        <w:pStyle w:val="Compact"/>
       </w:pPr>
       <w:r>
         <w:t xml:space="preserve">Cláusula 5 - Liderazgo</w:t>
@@ -2038,8 +2111,8 @@
       </w:pPr>
       <w:r>
         <w:rPr>
+          <w:iCs/>
           <w:i/>
-          <w:iCs/>
         </w:rPr>
         <w:t xml:space="preserve">Requisitos de idiomas, enfoque de verificación y pruebas de ejemplo</w:t>
       </w:r>
@@ -2053,8 +2126,8 @@
       </w:pPr>
       <w:r>
         <w:rPr>
+          <w:bCs/>
           <w:b/>
-          <w:bCs/>
         </w:rPr>
         <w:t xml:space="preserve">Propósito de uso:</w:t>
       </w:r>
@@ -2075,26 +2148,27 @@
       <w:tblPr>
         <w:tblStyle w:val="Table"/>
         <w:tblW w:type="pct" w:w="5000"/>
-        <w:tblLayout w:type="fixed"/>
         <w:tblLook w:firstRow="1" w:lastRow="0" w:firstColumn="0" w:lastColumn="0" w:noHBand="0" w:noVBand="0" w:val="0020"/>
+        <w:jc w:val="start"/>
       </w:tblPr>
       <w:tblGrid>
         <w:gridCol w:w="7920"/>
       </w:tblGrid>
       <w:tr>
         <w:trPr>
-          <w:tblHeader w:val="on"/>
+          <w:tblHeader w:val="true"/>
         </w:trPr>
         <w:tc>
           <w:tcPr/>
           <w:p>
             <w:pPr>
               <w:pStyle w:val="Compact"/>
+              <w:jc w:val="left"/>
             </w:pPr>
             <w:r>
               <w:rPr>
+                <w:bCs/>
                 <w:b/>
-                <w:bCs/>
               </w:rPr>
               <w:t xml:space="preserve">Cláusula</w:t>
             </w:r>
@@ -2107,6 +2181,7 @@
           <w:p>
             <w:pPr>
               <w:pStyle w:val="Compact"/>
+              <w:jc w:val="left"/>
             </w:pPr>
             <w:r>
               <w:t xml:space="preserve">tención 5.1</w:t>
@@ -2120,6 +2195,7 @@
           <w:p>
             <w:pPr>
               <w:pStyle w:val="Compact"/>
+              <w:jc w:val="left"/>
             </w:pPr>
             <w:r>
               <w:t xml:space="preserve">TEN 5.2</w:t>
@@ -2133,6 +2209,7 @@
           <w:p>
             <w:pPr>
               <w:pStyle w:val="Compact"/>
+              <w:jc w:val="left"/>
             </w:pPr>
             <w:r>
               <w:t xml:space="preserve">TEN 5.3</w:t>
@@ -2151,11 +2228,11 @@
     </w:p>
     <w:p>
       <w:pPr>
-        <w:pStyle w:val="Compact"/>
         <w:numPr>
           <w:ilvl w:val="0"/>
           <w:numId w:val="1006"/>
         </w:numPr>
+        <w:pStyle w:val="Compact"/>
       </w:pPr>
       <w:r>
         <w:t xml:space="preserve">Cláusula 6 - Planificación</w:t>
@@ -2167,8 +2244,8 @@
       </w:pPr>
       <w:r>
         <w:rPr>
+          <w:iCs/>
           <w:i/>
-          <w:iCs/>
         </w:rPr>
         <w:t xml:space="preserve">Requisitos de idiomas, enfoque de verificación y pruebas de ejemplo</w:t>
       </w:r>
@@ -2196,26 +2273,27 @@
       <w:tblPr>
         <w:tblStyle w:val="Table"/>
         <w:tblW w:type="pct" w:w="5000"/>
-        <w:tblLayout w:type="fixed"/>
         <w:tblLook w:firstRow="1" w:lastRow="0" w:firstColumn="0" w:lastColumn="0" w:noHBand="0" w:noVBand="0" w:val="0020"/>
+        <w:jc w:val="start"/>
       </w:tblPr>
       <w:tblGrid>
         <w:gridCol w:w="7920"/>
       </w:tblGrid>
       <w:tr>
         <w:trPr>
-          <w:tblHeader w:val="on"/>
+          <w:tblHeader w:val="true"/>
         </w:trPr>
         <w:tc>
           <w:tcPr/>
           <w:p>
             <w:pPr>
               <w:pStyle w:val="Compact"/>
+              <w:jc w:val="left"/>
             </w:pPr>
             <w:r>
               <w:rPr>
+                <w:bCs/>
                 <w:b/>
-                <w:bCs/>
               </w:rPr>
               <w:t xml:space="preserve">Cláusula</w:t>
             </w:r>
@@ -2228,6 +2306,7 @@
           <w:p>
             <w:pPr>
               <w:pStyle w:val="Compact"/>
+              <w:jc w:val="left"/>
             </w:pPr>
             <w:r>
               <w:t xml:space="preserve">tención 6.1.1</w:t>
@@ -2241,6 +2320,7 @@
           <w:p>
             <w:pPr>
               <w:pStyle w:val="Compact"/>
+              <w:jc w:val="left"/>
             </w:pPr>
             <w:r>
               <w:t xml:space="preserve">tención 6.1.2</w:t>
@@ -2254,6 +2334,7 @@
           <w:p>
             <w:pPr>
               <w:pStyle w:val="Compact"/>
+              <w:jc w:val="left"/>
             </w:pPr>
             <w:r>
               <w:t xml:space="preserve">TEN 6.1.3</w:t>
@@ -2267,6 +2348,7 @@
           <w:p>
             <w:pPr>
               <w:pStyle w:val="Compact"/>
+              <w:jc w:val="left"/>
             </w:pPr>
             <w:r>
               <w:t xml:space="preserve">6.2</w:t>
@@ -2293,11 +2375,11 @@
     </w:p>
     <w:p>
       <w:pPr>
-        <w:pStyle w:val="Compact"/>
         <w:numPr>
           <w:ilvl w:val="0"/>
           <w:numId w:val="1007"/>
         </w:numPr>
+        <w:pStyle w:val="Compact"/>
       </w:pPr>
       <w:r>
         <w:t xml:space="preserve">Cláusula 7 - Apoyo</w:t>
@@ -2309,8 +2391,8 @@
       </w:pPr>
       <w:r>
         <w:rPr>
+          <w:iCs/>
           <w:i/>
-          <w:iCs/>
         </w:rPr>
         <w:t xml:space="preserve">Requisitos de idiomas, enfoque de verificación y pruebas de ejemplo</w:t>
       </w:r>
@@ -2338,26 +2420,27 @@
       <w:tblPr>
         <w:tblStyle w:val="Table"/>
         <w:tblW w:type="pct" w:w="5000"/>
-        <w:tblLayout w:type="fixed"/>
         <w:tblLook w:firstRow="1" w:lastRow="0" w:firstColumn="0" w:lastColumn="0" w:noHBand="0" w:noVBand="0" w:val="0020"/>
+        <w:jc w:val="start"/>
       </w:tblPr>
       <w:tblGrid>
         <w:gridCol w:w="7920"/>
       </w:tblGrid>
       <w:tr>
         <w:trPr>
-          <w:tblHeader w:val="on"/>
+          <w:tblHeader w:val="true"/>
         </w:trPr>
         <w:tc>
           <w:tcPr/>
           <w:p>
             <w:pPr>
               <w:pStyle w:val="Compact"/>
+              <w:jc w:val="left"/>
             </w:pPr>
             <w:r>
               <w:rPr>
+                <w:bCs/>
                 <w:b/>
-                <w:bCs/>
               </w:rPr>
               <w:t xml:space="preserve">Cláusula</w:t>
             </w:r>
@@ -2370,6 +2453,7 @@
           <w:p>
             <w:pPr>
               <w:pStyle w:val="Compact"/>
+              <w:jc w:val="left"/>
             </w:pPr>
             <w:r>
               <w:t xml:space="preserve">tención 7.1</w:t>
@@ -2383,6 +2467,7 @@
           <w:p>
             <w:pPr>
               <w:pStyle w:val="Compact"/>
+              <w:jc w:val="left"/>
             </w:pPr>
             <w:r>
               <w:t xml:space="preserve">tención 7.2</w:t>
@@ -2396,6 +2481,7 @@
           <w:p>
             <w:pPr>
               <w:pStyle w:val="Compact"/>
+              <w:jc w:val="left"/>
             </w:pPr>
             <w:r>
               <w:t xml:space="preserve">tención 7.3</w:t>
@@ -2409,6 +2495,7 @@
           <w:p>
             <w:pPr>
               <w:pStyle w:val="Compact"/>
+              <w:jc w:val="left"/>
             </w:pPr>
             <w:r>
               <w:t xml:space="preserve">TEN 7.4</w:t>
@@ -2422,6 +2509,7 @@
           <w:p>
             <w:pPr>
               <w:pStyle w:val="Compact"/>
+              <w:jc w:val="left"/>
             </w:pPr>
             <w:r>
               <w:t xml:space="preserve">7.5</w:t>
@@ -2452,8 +2540,8 @@
       </w:pPr>
       <w:r>
         <w:rPr>
+          <w:iCs/>
           <w:i/>
-          <w:iCs/>
         </w:rPr>
         <w:t xml:space="preserve">Requisitos de idiomas, enfoque de verificación y pruebas de ejemplo</w:t>
       </w:r>
@@ -2483,8 +2571,8 @@
       </w:pPr>
       <w:r>
         <w:rPr>
+          <w:bCs/>
           <w:b/>
-          <w:bCs/>
         </w:rPr>
         <w:t xml:space="preserve">Cláusula</w:t>
       </w:r>
@@ -2499,8 +2587,8 @@
       </w:r>
       <w:r>
         <w:rPr>
+          <w:bCs/>
           <w:b/>
-          <w:bCs/>
         </w:rPr>
         <w:t xml:space="preserve">Significado claro</w:t>
       </w:r>
@@ -2515,8 +2603,8 @@
       </w:r>
       <w:r>
         <w:rPr>
+          <w:bCs/>
           <w:b/>
-          <w:bCs/>
         </w:rPr>
         <w:t xml:space="preserve">Enfoque de verificación</w:t>
       </w:r>
@@ -2531,8 +2619,8 @@
       </w:r>
       <w:r>
         <w:rPr>
+          <w:bCs/>
           <w:b/>
-          <w:bCs/>
         </w:rPr>
         <w:t xml:space="preserve">Evidencia de ejemplo</w:t>
       </w:r>
@@ -2579,20 +2667,20 @@
     </w:p>
     <w:p>
       <w:pPr>
-        <w:pStyle w:val="Compact"/>
         <w:numPr>
           <w:ilvl w:val="0"/>
           <w:numId w:val="1008"/>
         </w:numPr>
-      </w:pPr>
-    </w:p>
-    <w:p>
-      <w:pPr>
         <w:pStyle w:val="Compact"/>
+      </w:pPr>
+    </w:p>
+    <w:p>
+      <w:pPr>
         <w:numPr>
           <w:ilvl w:val="1"/>
           <w:numId w:val="1009"/>
         </w:numPr>
+        <w:pStyle w:val="Compact"/>
       </w:pPr>
       <w:r>
         <w:t xml:space="preserve">Cláusula 9 - Evaluación del desempeño</w:t>
@@ -2604,8 +2692,8 @@
       </w:pPr>
       <w:r>
         <w:rPr>
+          <w:iCs/>
           <w:i/>
-          <w:iCs/>
         </w:rPr>
         <w:t xml:space="preserve">Requisitos de idiomas, enfoque de verificación y pruebas de ejemplo</w:t>
       </w:r>
@@ -2633,26 +2721,27 @@
       <w:tblPr>
         <w:tblStyle w:val="Table"/>
         <w:tblW w:type="pct" w:w="5000"/>
-        <w:tblLayout w:type="fixed"/>
         <w:tblLook w:firstRow="1" w:lastRow="0" w:firstColumn="0" w:lastColumn="0" w:noHBand="0" w:noVBand="0" w:val="0020"/>
+        <w:jc w:val="start"/>
       </w:tblPr>
       <w:tblGrid>
         <w:gridCol w:w="7920"/>
       </w:tblGrid>
       <w:tr>
         <w:trPr>
-          <w:tblHeader w:val="on"/>
+          <w:tblHeader w:val="true"/>
         </w:trPr>
         <w:tc>
           <w:tcPr/>
           <w:p>
             <w:pPr>
               <w:pStyle w:val="Compact"/>
+              <w:jc w:val="left"/>
             </w:pPr>
             <w:r>
               <w:rPr>
+                <w:bCs/>
                 <w:b/>
-                <w:bCs/>
               </w:rPr>
               <w:t xml:space="preserve">Cláusula</w:t>
             </w:r>
@@ -2665,6 +2754,7 @@
           <w:p>
             <w:pPr>
               <w:pStyle w:val="Compact"/>
+              <w:jc w:val="left"/>
             </w:pPr>
             <w:r>
               <w:t xml:space="preserve">tención 9.1</w:t>
@@ -2678,6 +2768,7 @@
           <w:p>
             <w:pPr>
               <w:pStyle w:val="Compact"/>
+              <w:jc w:val="left"/>
             </w:pPr>
             <w:r>
               <w:t xml:space="preserve">tención 9.2.1</w:t>
@@ -2750,8 +2841,8 @@
       </w:pPr>
       <w:r>
         <w:rPr>
+          <w:iCs/>
           <w:i/>
-          <w:iCs/>
         </w:rPr>
         <w:t xml:space="preserve">Requisitos de idiomas, enfoque de verificación y pruebas de ejemplo</w:t>
       </w:r>
@@ -2779,26 +2870,27 @@
       <w:tblPr>
         <w:tblStyle w:val="Table"/>
         <w:tblW w:type="pct" w:w="5000"/>
-        <w:tblLayout w:type="fixed"/>
         <w:tblLook w:firstRow="1" w:lastRow="0" w:firstColumn="0" w:lastColumn="0" w:noHBand="0" w:noVBand="0" w:val="0020"/>
+        <w:jc w:val="start"/>
       </w:tblPr>
       <w:tblGrid>
         <w:gridCol w:w="7920"/>
       </w:tblGrid>
       <w:tr>
         <w:trPr>
-          <w:tblHeader w:val="on"/>
+          <w:tblHeader w:val="true"/>
         </w:trPr>
         <w:tc>
           <w:tcPr/>
           <w:p>
             <w:pPr>
               <w:pStyle w:val="Compact"/>
+              <w:jc w:val="left"/>
             </w:pPr>
             <w:r>
               <w:rPr>
+                <w:bCs/>
                 <w:b/>
-                <w:bCs/>
               </w:rPr>
               <w:t xml:space="preserve">Cláusula</w:t>
             </w:r>
@@ -2833,7 +2925,13 @@
         <w:pStyle w:val="BodyText"/>
       </w:pPr>
       <w:r>
-        <w:t xml:space="preserve">“Los 93 controles de referencia se agrupan en temas organizativos, de personas, físicos y tecnológicos.”</w:t>
+        <w:t xml:space="preserve">“</w:t>
+      </w:r>
+      <w:r>
+        <w:t xml:space="preserve">Los 93 controles de referencia se agrupan en temas organizativos, de personas, físicos y tecnológicos.</w:t>
+      </w:r>
+      <w:r>
+        <w:t xml:space="preserve">”</w:t>
       </w:r>
       <w:r>
         <w:t xml:space="preserve"> </w:t>
@@ -2852,11 +2950,11 @@
     </w:p>
     <w:p>
       <w:pPr>
-        <w:pStyle w:val="Compact"/>
         <w:numPr>
           <w:ilvl w:val="0"/>
           <w:numId w:val="1010"/>
         </w:numPr>
+        <w:pStyle w:val="Compact"/>
       </w:pPr>
       <w:r>
         <w:t xml:space="preserve">Anexo A 5 Controles de organización</w:t>
@@ -2864,11 +2962,11 @@
     </w:p>
     <w:p>
       <w:pPr>
-        <w:pStyle w:val="Compact"/>
         <w:numPr>
           <w:ilvl w:val="0"/>
           <w:numId w:val="1011"/>
         </w:numPr>
+        <w:pStyle w:val="Compact"/>
       </w:pPr>
       <w:r>
         <w:t xml:space="preserve">Resúmenes originales de los controles de referencia, el enfoque de verificación y los ejemplos de pruebas*.</w:t>
@@ -2880,8 +2978,8 @@
       </w:pPr>
       <w:r>
         <w:rPr>
+          <w:bCs/>
           <w:b/>
-          <w:bCs/>
         </w:rPr>
         <w:t xml:space="preserve">Control</w:t>
       </w:r>
@@ -3124,11 +3222,11 @@
     </w:p>
     <w:p>
       <w:pPr>
-        <w:pStyle w:val="Compact"/>
         <w:numPr>
           <w:ilvl w:val="0"/>
           <w:numId w:val="1012"/>
         </w:numPr>
+        <w:pStyle w:val="Compact"/>
       </w:pPr>
       <w:r>
         <w:t xml:space="preserve">Regla de la sesión* El anexo A es un conjunto de referencia utilizado para comprobar que no se pasaron por alto los controles necesarios. La organización puede necesitar otros controles. Toda inclusión o exclusión debe justificarse mediante tratamiento de riesgo y registrarse en la Declaración de aplicabilidad. |</w:t>
@@ -3148,7 +3246,13 @@
         <w:t xml:space="preserve">יimg src=</w:t>
       </w:r>
       <w:r>
-        <w:t xml:space="preserve">“media/image7.png”</w:t>
+        <w:t xml:space="preserve">“</w:t>
+      </w:r>
+      <w:r>
+        <w:t xml:space="preserve">media/image7.png</w:t>
+      </w:r>
+      <w:r>
+        <w:t xml:space="preserve">”</w:t>
       </w:r>
       <w:r>
         <w:t xml:space="preserve"> </w:t>
@@ -3157,7 +3261,13 @@
         <w:t xml:space="preserve">style=</w:t>
       </w:r>
       <w:r>
-        <w:t xml:space="preserve">“width:6.15in;height:3.29657in”</w:t>
+        <w:t xml:space="preserve">“</w:t>
+      </w:r>
+      <w:r>
+        <w:t xml:space="preserve">width:6.15in;height:3.29657in</w:t>
+      </w:r>
+      <w:r>
+        <w:t xml:space="preserve">”</w:t>
       </w:r>
       <w:r>
         <w:t xml:space="preserve"> </w:t>
@@ -3166,7 +3276,13 @@
         <w:t xml:space="preserve">alt=</w:t>
       </w:r>
       <w:r>
-        <w:t xml:space="preserve">“Prepare, evalúe, responda, preserve evidencia y aprenda de incidentes.”</w:t>
+        <w:t xml:space="preserve">“</w:t>
+      </w:r>
+      <w:r>
+        <w:t xml:space="preserve">Prepare, evalúe, responda, preserve evidencia y aprenda de incidentes.</w:t>
+      </w:r>
+      <w:r>
+        <w:t xml:space="preserve">”</w:t>
       </w:r>
       <w:r>
         <w:t xml:space="preserve"> </w:t>
@@ -3183,8 +3299,8 @@
         <w:t xml:space="preserve">Figure 7. Security-incident management</w:t>
       </w:r>
     </w:p>
-    <w:bookmarkEnd w:id="16"/>
-    <w:bookmarkStart w:id="17" w:name="annex-a-6-people-controls"/>
+    <w:bookmarkEnd w:id="27"/>
+    <w:bookmarkStart w:id="28" w:name="annex-a-6-people-controls"/>
     <w:p>
       <w:pPr>
         <w:pStyle w:val="Heading1"/>
@@ -3195,11 +3311,11 @@
     </w:p>
     <w:p>
       <w:pPr>
-        <w:pStyle w:val="Compact"/>
         <w:numPr>
           <w:ilvl w:val="0"/>
           <w:numId w:val="1013"/>
         </w:numPr>
+        <w:pStyle w:val="Compact"/>
       </w:pPr>
       <w:r>
         <w:t xml:space="preserve">Resúmenes originales de los controles de referencia, el enfoque de verificación y los ejemplos de pruebas*.</w:t>
@@ -3211,8 +3327,8 @@
       </w:pPr>
       <w:r>
         <w:rPr>
+          <w:bCs/>
           <w:b/>
-          <w:bCs/>
         </w:rPr>
         <w:t xml:space="preserve">Control</w:t>
       </w:r>
@@ -3281,11 +3397,11 @@
     </w:p>
     <w:p>
       <w:pPr>
-        <w:pStyle w:val="Compact"/>
         <w:numPr>
           <w:ilvl w:val="0"/>
           <w:numId w:val="1014"/>
         </w:numPr>
+        <w:pStyle w:val="Compact"/>
       </w:pPr>
       <w:r>
         <w:t xml:space="preserve">Regla de la sesión* El anexo A es un conjunto de referencia utilizado para comprobar que no se pasaron por alto los controles necesarios. La organización puede necesitar otros controles. Toda inclusión o exclusión debe justificarse mediante tratamiento de riesgo y registrarse en la Declaración de aplicabilidad. |</w:t>
@@ -3299,11 +3415,11 @@
     </w:p>
     <w:p>
       <w:pPr>
-        <w:pStyle w:val="Compact"/>
         <w:numPr>
           <w:ilvl w:val="0"/>
           <w:numId w:val="1015"/>
         </w:numPr>
+        <w:pStyle w:val="Compact"/>
       </w:pPr>
       <w:r>
         <w:t xml:space="preserve">Anexo A 7 Controles físicos</w:t>
@@ -3311,11 +3427,11 @@
     </w:p>
     <w:p>
       <w:pPr>
-        <w:pStyle w:val="Compact"/>
         <w:numPr>
           <w:ilvl w:val="0"/>
           <w:numId w:val="1016"/>
         </w:numPr>
+        <w:pStyle w:val="Compact"/>
       </w:pPr>
       <w:r>
         <w:t xml:space="preserve">Resúmenes originales de los controles de referencia, el enfoque de verificación y los ejemplos de pruebas*.</w:t>
@@ -3325,26 +3441,27 @@
       <w:tblPr>
         <w:tblStyle w:val="Table"/>
         <w:tblW w:type="pct" w:w="5000"/>
-        <w:tblLayout w:type="fixed"/>
         <w:tblLook w:firstRow="1" w:lastRow="0" w:firstColumn="0" w:lastColumn="0" w:noHBand="0" w:noVBand="0" w:val="0020"/>
+        <w:jc w:val="start"/>
       </w:tblPr>
       <w:tblGrid>
         <w:gridCol w:w="7920"/>
       </w:tblGrid>
       <w:tr>
         <w:trPr>
-          <w:tblHeader w:val="on"/>
+          <w:tblHeader w:val="true"/>
         </w:trPr>
         <w:tc>
           <w:tcPr/>
           <w:p>
             <w:pPr>
               <w:pStyle w:val="Compact"/>
+              <w:jc w:val="left"/>
             </w:pPr>
             <w:r>
               <w:rPr>
+                <w:bCs/>
                 <w:b/>
-                <w:bCs/>
               </w:rPr>
               <w:t xml:space="preserve">Control</w:t>
             </w:r>
@@ -3357,6 +3474,7 @@
           <w:p>
             <w:pPr>
               <w:pStyle w:val="Compact"/>
+              <w:jc w:val="left"/>
             </w:pPr>
             <w:r>
               <w:t xml:space="preserve">TEN 7.1 TENCIÓN Definir y proteger los perímetros de seguridad física. TEN Confirmar riesgo o obligación, diseño, propietario, implementación, operación, excepciones y medición.</w:t>
@@ -3370,6 +3488,7 @@
           <w:p>
             <w:pPr>
               <w:pStyle w:val="Compact"/>
+              <w:jc w:val="left"/>
             </w:pPr>
             <w:r>
               <w:t xml:space="preserve">TEN 7.2</w:t>
@@ -3383,6 +3502,7 @@
           <w:p>
             <w:pPr>
               <w:pStyle w:val="Compact"/>
+              <w:jc w:val="left"/>
             </w:pPr>
             <w:r>
               <w:t xml:space="preserve">7.3</w:t>
@@ -3396,6 +3516,7 @@
           <w:p>
             <w:pPr>
               <w:pStyle w:val="Compact"/>
+              <w:jc w:val="left"/>
             </w:pPr>
             <w:r>
               <w:t xml:space="preserve">tención 7.4 Silenciosos Supervisar locales para el acceso físico no autorizado. TEN Confirmar riesgo o obligación, diseño, propietario, implementación, operación, excepciones y medición.</w:t>
@@ -3409,6 +3530,7 @@
           <w:p>
             <w:pPr>
               <w:pStyle w:val="Compact"/>
+              <w:jc w:val="left"/>
             </w:pPr>
             <w:r>
               <w:t xml:space="preserve">7.5</w:t>
@@ -3422,6 +3544,7 @@
           <w:p>
             <w:pPr>
               <w:pStyle w:val="Compact"/>
+              <w:jc w:val="left"/>
             </w:pPr>
             <w:r>
               <w:t xml:space="preserve">tención 7.6</w:t>
@@ -3435,6 +3558,7 @@
           <w:p>
             <w:pPr>
               <w:pStyle w:val="Compact"/>
+              <w:jc w:val="left"/>
             </w:pPr>
             <w:r>
               <w:t xml:space="preserve">7.7</w:t>
@@ -3448,6 +3572,7 @@
           <w:p>
             <w:pPr>
               <w:pStyle w:val="Compact"/>
+              <w:jc w:val="left"/>
             </w:pPr>
             <w:r>
               <w:t xml:space="preserve">TEN 7.8</w:t>
@@ -3461,6 +3586,7 @@
           <w:p>
             <w:pPr>
               <w:pStyle w:val="Compact"/>
+              <w:jc w:val="left"/>
             </w:pPr>
             <w:r>
               <w:t xml:space="preserve">tención 7.9</w:t>
@@ -3474,6 +3600,7 @@
           <w:p>
             <w:pPr>
               <w:pStyle w:val="Compact"/>
+              <w:jc w:val="left"/>
             </w:pPr>
             <w:r>
               <w:t xml:space="preserve">7.10</w:t>
@@ -3487,6 +3614,7 @@
           <w:p>
             <w:pPr>
               <w:pStyle w:val="Compact"/>
+              <w:jc w:val="left"/>
             </w:pPr>
             <w:r>
               <w:t xml:space="preserve">7.11</w:t>
@@ -3500,6 +3628,7 @@
           <w:p>
             <w:pPr>
               <w:pStyle w:val="Compact"/>
+              <w:jc w:val="left"/>
             </w:pPr>
             <w:r>
               <w:t xml:space="preserve">7.12</w:t>
@@ -3513,6 +3642,7 @@
           <w:p>
             <w:pPr>
               <w:pStyle w:val="Compact"/>
+              <w:jc w:val="left"/>
             </w:pPr>
             <w:r>
               <w:t xml:space="preserve">7.13</w:t>
@@ -3526,6 +3656,7 @@
           <w:p>
             <w:pPr>
               <w:pStyle w:val="Compact"/>
+              <w:jc w:val="left"/>
             </w:pPr>
             <w:r>
               <w:t xml:space="preserve">7.14</w:t>
@@ -3536,11 +3667,11 @@
     </w:tbl>
     <w:p>
       <w:pPr>
-        <w:pStyle w:val="Compact"/>
         <w:numPr>
           <w:ilvl w:val="0"/>
           <w:numId w:val="1017"/>
         </w:numPr>
+        <w:pStyle w:val="Compact"/>
       </w:pPr>
       <w:r>
         <w:t xml:space="preserve">Regla de la sesión* El anexo A es un conjunto de referencia utilizado para comprobar que no se pasaron por alto los controles necesarios. La organización puede necesitar otros controles. Toda inclusión o exclusión debe justificarse mediante tratamiento de riesgo y registrarse en la Declaración de aplicabilidad. |</w:t>
@@ -3554,11 +3685,11 @@
     </w:p>
     <w:p>
       <w:pPr>
-        <w:pStyle w:val="Compact"/>
         <w:numPr>
           <w:ilvl w:val="0"/>
           <w:numId w:val="1018"/>
         </w:numPr>
+        <w:pStyle w:val="Compact"/>
       </w:pPr>
       <w:r>
         <w:t xml:space="preserve">Anexo A 8 Controles tecnológicos</w:t>
@@ -3566,11 +3697,11 @@
     </w:p>
     <w:p>
       <w:pPr>
-        <w:pStyle w:val="Compact"/>
         <w:numPr>
           <w:ilvl w:val="0"/>
           <w:numId w:val="1019"/>
         </w:numPr>
+        <w:pStyle w:val="Compact"/>
       </w:pPr>
       <w:r>
         <w:t xml:space="preserve">Resúmenes originales de los controles de referencia, el enfoque de verificación y los ejemplos de pruebas*.</w:t>
@@ -3580,26 +3711,27 @@
       <w:tblPr>
         <w:tblStyle w:val="Table"/>
         <w:tblW w:type="pct" w:w="5000"/>
-        <w:tblLayout w:type="fixed"/>
         <w:tblLook w:firstRow="1" w:lastRow="0" w:firstColumn="0" w:lastColumn="0" w:noHBand="0" w:noVBand="0" w:val="0020"/>
+        <w:jc w:val="start"/>
       </w:tblPr>
       <w:tblGrid>
         <w:gridCol w:w="7920"/>
       </w:tblGrid>
       <w:tr>
         <w:trPr>
-          <w:tblHeader w:val="on"/>
+          <w:tblHeader w:val="true"/>
         </w:trPr>
         <w:tc>
           <w:tcPr/>
           <w:p>
             <w:pPr>
               <w:pStyle w:val="Compact"/>
+              <w:jc w:val="left"/>
             </w:pPr>
             <w:r>
               <w:rPr>
+                <w:bCs/>
                 <w:b/>
-                <w:bCs/>
               </w:rPr>
               <w:t xml:space="preserve">Control</w:t>
             </w:r>
@@ -3612,6 +3744,7 @@
           <w:p>
             <w:pPr>
               <w:pStyle w:val="Compact"/>
+              <w:jc w:val="left"/>
             </w:pPr>
             <w:r>
               <w:t xml:space="preserve">TEN 8.1 TENCIÓN Dispositivos de extremo de usuario seguros. TEN Confirmar riesgo o obligación, diseño, propietario, implementación, operación, excepciones y medición.</w:t>
@@ -3625,6 +3758,7 @@
           <w:p>
             <w:pPr>
               <w:pStyle w:val="Compact"/>
+              <w:jc w:val="left"/>
             </w:pPr>
             <w:r>
               <w:t xml:space="preserve">8.2</w:t>
@@ -3638,6 +3772,7 @@
           <w:p>
             <w:pPr>
               <w:pStyle w:val="Compact"/>
+              <w:jc w:val="left"/>
             </w:pPr>
             <w:r>
               <w:t xml:space="preserve">8.3</w:t>
@@ -3651,6 +3786,7 @@
           <w:p>
             <w:pPr>
               <w:pStyle w:val="Compact"/>
+              <w:jc w:val="left"/>
             </w:pPr>
             <w:r>
               <w:t xml:space="preserve">8.4</w:t>
@@ -3664,6 +3800,7 @@
           <w:p>
             <w:pPr>
               <w:pStyle w:val="Compact"/>
+              <w:jc w:val="left"/>
             </w:pPr>
             <w:r>
               <w:t xml:space="preserve">8.5</w:t>
@@ -3677,6 +3814,7 @@
           <w:p>
             <w:pPr>
               <w:pStyle w:val="Compact"/>
+              <w:jc w:val="left"/>
             </w:pPr>
             <w:r>
               <w:t xml:space="preserve">8.6</w:t>
@@ -3690,6 +3828,7 @@
           <w:p>
             <w:pPr>
               <w:pStyle w:val="Compact"/>
+              <w:jc w:val="left"/>
             </w:pPr>
             <w:r>
               <w:t xml:space="preserve">8.7</w:t>
@@ -3703,6 +3842,7 @@
           <w:p>
             <w:pPr>
               <w:pStyle w:val="Compact"/>
+              <w:jc w:val="left"/>
             </w:pPr>
             <w:r>
               <w:t xml:space="preserve">tención 8.8</w:t>
@@ -3716,6 +3856,7 @@
           <w:p>
             <w:pPr>
               <w:pStyle w:val="Compact"/>
+              <w:jc w:val="left"/>
             </w:pPr>
             <w:r>
               <w:t xml:space="preserve">8.9</w:t>
@@ -3729,6 +3870,7 @@
           <w:p>
             <w:pPr>
               <w:pStyle w:val="Compact"/>
+              <w:jc w:val="left"/>
             </w:pPr>
             <w:r>
               <w:t xml:space="preserve">8.10</w:t>
@@ -3742,6 +3884,7 @@
           <w:p>
             <w:pPr>
               <w:pStyle w:val="Compact"/>
+              <w:jc w:val="left"/>
             </w:pPr>
             <w:r>
               <w:t xml:space="preserve">8.11</w:t>
@@ -3755,6 +3898,7 @@
           <w:p>
             <w:pPr>
               <w:pStyle w:val="Compact"/>
+              <w:jc w:val="left"/>
             </w:pPr>
             <w:r>
               <w:t xml:space="preserve">8.12</w:t>
@@ -3768,6 +3912,7 @@
           <w:p>
             <w:pPr>
               <w:pStyle w:val="Compact"/>
+              <w:jc w:val="left"/>
             </w:pPr>
             <w:r>
               <w:t xml:space="preserve">8.13</w:t>
@@ -3781,6 +3926,7 @@
           <w:p>
             <w:pPr>
               <w:pStyle w:val="Compact"/>
+              <w:jc w:val="left"/>
             </w:pPr>
             <w:r>
               <w:t xml:space="preserve">8.14</w:t>
@@ -3794,6 +3940,7 @@
           <w:p>
             <w:pPr>
               <w:pStyle w:val="Compact"/>
+              <w:jc w:val="left"/>
             </w:pPr>
             <w:r>
               <w:t xml:space="preserve">8.15</w:t>
@@ -3807,6 +3954,7 @@
           <w:p>
             <w:pPr>
               <w:pStyle w:val="Compact"/>
+              <w:jc w:val="left"/>
             </w:pPr>
             <w:r>
               <w:t xml:space="preserve">tención 8.16</w:t>
@@ -3820,6 +3968,7 @@
           <w:p>
             <w:pPr>
               <w:pStyle w:val="Compact"/>
+              <w:jc w:val="left"/>
             </w:pPr>
             <w:r>
               <w:t xml:space="preserve">8.17</w:t>
@@ -3833,6 +3982,7 @@
           <w:p>
             <w:pPr>
               <w:pStyle w:val="Compact"/>
+              <w:jc w:val="left"/>
             </w:pPr>
             <w:r>
               <w:t xml:space="preserve">8.18</w:t>
@@ -3846,6 +3996,7 @@
           <w:p>
             <w:pPr>
               <w:pStyle w:val="Compact"/>
+              <w:jc w:val="left"/>
             </w:pPr>
             <w:r>
               <w:t xml:space="preserve">tención 8.19</w:t>
@@ -3859,6 +4010,7 @@
           <w:p>
             <w:pPr>
               <w:pStyle w:val="Compact"/>
+              <w:jc w:val="left"/>
             </w:pPr>
             <w:r>
               <w:t xml:space="preserve">8.20</w:t>
@@ -3872,6 +4024,7 @@
           <w:p>
             <w:pPr>
               <w:pStyle w:val="Compact"/>
+              <w:jc w:val="left"/>
             </w:pPr>
             <w:r>
               <w:t xml:space="preserve">8.21</w:t>
@@ -3885,6 +4038,7 @@
           <w:p>
             <w:pPr>
               <w:pStyle w:val="Compact"/>
+              <w:jc w:val="left"/>
             </w:pPr>
             <w:r>
               <w:t xml:space="preserve">8.22</w:t>
@@ -3898,6 +4052,7 @@
           <w:p>
             <w:pPr>
               <w:pStyle w:val="Compact"/>
+              <w:jc w:val="left"/>
             </w:pPr>
             <w:r>
               <w:t xml:space="preserve">tención 8.23</w:t>
@@ -3911,6 +4066,7 @@
           <w:p>
             <w:pPr>
               <w:pStyle w:val="Compact"/>
+              <w:jc w:val="left"/>
             </w:pPr>
             <w:r>
               <w:t xml:space="preserve">TEN 8.24</w:t>
@@ -3924,6 +4080,7 @@
           <w:p>
             <w:pPr>
               <w:pStyle w:val="Compact"/>
+              <w:jc w:val="left"/>
             </w:pPr>
             <w:r>
               <w:t xml:space="preserve">8.25</w:t>
@@ -3937,6 +4094,7 @@
           <w:p>
             <w:pPr>
               <w:pStyle w:val="Compact"/>
+              <w:jc w:val="left"/>
             </w:pPr>
             <w:r>
               <w:t xml:space="preserve">8.26</w:t>
@@ -3950,6 +4108,7 @@
           <w:p>
             <w:pPr>
               <w:pStyle w:val="Compact"/>
+              <w:jc w:val="left"/>
             </w:pPr>
             <w:r>
               <w:t xml:space="preserve">8.27</w:t>
@@ -3963,6 +4122,7 @@
           <w:p>
             <w:pPr>
               <w:pStyle w:val="Compact"/>
+              <w:jc w:val="left"/>
             </w:pPr>
             <w:r>
               <w:t xml:space="preserve">TEN 8.28</w:t>
@@ -3976,6 +4136,7 @@
           <w:p>
             <w:pPr>
               <w:pStyle w:val="Compact"/>
+              <w:jc w:val="left"/>
             </w:pPr>
             <w:r>
               <w:t xml:space="preserve">TEN 8.29</w:t>
@@ -3989,6 +4150,7 @@
           <w:p>
             <w:pPr>
               <w:pStyle w:val="Compact"/>
+              <w:jc w:val="left"/>
             </w:pPr>
             <w:r>
               <w:t xml:space="preserve">8.30</w:t>
@@ -4002,6 +4164,7 @@
           <w:p>
             <w:pPr>
               <w:pStyle w:val="Compact"/>
+              <w:jc w:val="left"/>
             </w:pPr>
             <w:r>
               <w:t xml:space="preserve">TEN 8.31 Ø Medios de desarrollo, ensayo y producción separados. TEN Confirmar riesgo o obligación, diseño, propietario, implementación, operación, excepciones y medición.</w:t>
@@ -4015,6 +4178,7 @@
           <w:p>
             <w:pPr>
               <w:pStyle w:val="Compact"/>
+              <w:jc w:val="left"/>
             </w:pPr>
             <w:r>
               <w:t xml:space="preserve">8.32</w:t>
@@ -4028,6 +4192,7 @@
           <w:p>
             <w:pPr>
               <w:pStyle w:val="Compact"/>
+              <w:jc w:val="left"/>
             </w:pPr>
             <w:r>
               <w:t xml:space="preserve">8.33</w:t>
@@ -4041,6 +4206,7 @@
           <w:p>
             <w:pPr>
               <w:pStyle w:val="Compact"/>
+              <w:jc w:val="left"/>
             </w:pPr>
             <w:r>
               <w:t xml:space="preserve">TEN 8.34</w:t>
@@ -4051,11 +4217,11 @@
     </w:tbl>
     <w:p>
       <w:pPr>
-        <w:pStyle w:val="Compact"/>
         <w:numPr>
           <w:ilvl w:val="0"/>
           <w:numId w:val="1020"/>
         </w:numPr>
+        <w:pStyle w:val="Compact"/>
       </w:pPr>
       <w:r>
         <w:t xml:space="preserve">Regla de la sesión* El anexo A es un conjunto de referencia utilizado para comprobar que no se pasaron por alto los controles necesarios. La organización puede necesitar otros controles. Toda inclusión o exclusión debe justificarse mediante tratamiento de riesgo y registrarse en la Declaración de aplicabilidad. |</w:t>
@@ -4067,8 +4233,8 @@
         <w:t xml:space="preserve">|. |</w:t>
       </w:r>
     </w:p>
-    <w:bookmarkEnd w:id="17"/>
-    <w:bookmarkStart w:id="18" w:name="Xa1c7ea9acaf5e661029c0fe622eebcda146e7d0"/>
+    <w:bookmarkEnd w:id="28"/>
+    <w:bookmarkStart w:id="29" w:name="Xa1c7ea9acaf5e661029c0fe622eebcda146e7d0"/>
     <w:p>
       <w:pPr>
         <w:pStyle w:val="Heading1"/>
@@ -4083,8 +4249,8 @@
       </w:pPr>
       <w:r>
         <w:rPr>
+          <w:iCs/>
           <w:i/>
-          <w:iCs/>
         </w:rPr>
         <w:t xml:space="preserve">Cómo convertir las decisiones de riesgo en controles que se ajusten a la organización</w:t>
       </w:r>
@@ -4186,8 +4352,8 @@
       </w:pPr>
       <w:r>
         <w:rPr>
+          <w:bCs/>
           <w:b/>
-          <w:bCs/>
         </w:rPr>
         <w:t xml:space="preserve">Distinción importante:</w:t>
       </w:r>
@@ -4204,8 +4370,8 @@
         <w:t xml:space="preserve">|. |</w:t>
       </w:r>
     </w:p>
-    <w:bookmarkEnd w:id="18"/>
-    <w:bookmarkStart w:id="19" w:name="pruebas-de-medición-y-control"/>
+    <w:bookmarkEnd w:id="29"/>
+    <w:bookmarkStart w:id="30" w:name="pruebas-de-medición-y-control"/>
     <w:p>
       <w:pPr>
         <w:pStyle w:val="Heading1"/>
@@ -4220,8 +4386,8 @@
       </w:pPr>
       <w:r>
         <w:rPr>
+          <w:iCs/>
           <w:i/>
-          <w:iCs/>
         </w:rPr>
         <w:t xml:space="preserve">Cómo verificar si el ISMS y sus controles funcionan.</w:t>
       </w:r>
@@ -4232,8 +4398,8 @@
       </w:pPr>
       <w:r>
         <w:rPr>
+          <w:bCs/>
           <w:b/>
-          <w:bCs/>
         </w:rPr>
         <w:t xml:space="preserve">Area</w:t>
       </w:r>
@@ -4248,8 +4414,8 @@
       </w:r>
       <w:r>
         <w:rPr>
+          <w:bCs/>
           <w:b/>
-          <w:bCs/>
         </w:rPr>
         <w:t xml:space="preserve">Populación y muestra</w:t>
       </w:r>
@@ -4400,11 +4566,11 @@
     </w:p>
     <w:p>
       <w:pPr>
-        <w:pStyle w:val="Compact"/>
         <w:numPr>
           <w:ilvl w:val="0"/>
           <w:numId w:val="1023"/>
         </w:numPr>
+        <w:pStyle w:val="Compact"/>
       </w:pPr>
       <w:r>
         <w:t xml:space="preserve">Auditoría interna</w:t>
@@ -4412,11 +4578,11 @@
     </w:p>
     <w:p>
       <w:pPr>
-        <w:pStyle w:val="Compact"/>
         <w:numPr>
           <w:ilvl w:val="0"/>
           <w:numId w:val="1024"/>
         </w:numPr>
+        <w:pStyle w:val="Compact"/>
       </w:pPr>
       <w:r>
         <w:t xml:space="preserve">Una evaluación independiente de la conformidad y la aplicación efectiva*.</w:t>
@@ -4474,26 +4640,27 @@
       <w:tblPr>
         <w:tblStyle w:val="Table"/>
         <w:tblW w:type="pct" w:w="5000"/>
-        <w:tblLayout w:type="fixed"/>
         <w:tblLook w:firstRow="1" w:lastRow="0" w:firstColumn="0" w:lastColumn="0" w:noHBand="0" w:noVBand="0" w:val="0020"/>
+        <w:jc w:val="start"/>
       </w:tblPr>
       <w:tblGrid>
         <w:gridCol w:w="7920"/>
       </w:tblGrid>
       <w:tr>
         <w:trPr>
-          <w:tblHeader w:val="on"/>
+          <w:tblHeader w:val="true"/>
         </w:trPr>
         <w:tc>
           <w:tcPr/>
           <w:p>
             <w:pPr>
               <w:pStyle w:val="Compact"/>
+              <w:jc w:val="left"/>
             </w:pPr>
             <w:r>
               <w:rPr>
+                <w:bCs/>
                 <w:b/>
-                <w:bCs/>
               </w:rPr>
               <w:t xml:space="preserve">Tipo de encuentro</w:t>
             </w:r>
@@ -4506,6 +4673,7 @@
           <w:p>
             <w:pPr>
               <w:pStyle w:val="Compact"/>
+              <w:jc w:val="left"/>
             </w:pPr>
             <w:r>
               <w:t xml:space="preserve">Silencioso Conformidad</w:t>
@@ -4534,8 +4702,8 @@
         <w:t xml:space="preserve">Limitación de la auditoría permanente, pruebas, tiempo, independencia o acceso restringidos la conclusión TEN Disclose claramente y resuelva cuando sea posible</w:t>
       </w:r>
     </w:p>
-    <w:bookmarkEnd w:id="19"/>
-    <w:bookmarkStart w:id="20" w:name="management-review-and-corrective-action"/>
+    <w:bookmarkEnd w:id="30"/>
+    <w:bookmarkStart w:id="31" w:name="management-review-and-corrective-action"/>
     <w:p>
       <w:pPr>
         <w:pStyle w:val="Heading1"/>
@@ -4546,11 +4714,11 @@
     </w:p>
     <w:p>
       <w:pPr>
-        <w:pStyle w:val="Compact"/>
         <w:numPr>
           <w:ilvl w:val="0"/>
           <w:numId w:val="1025"/>
         </w:numPr>
+        <w:pStyle w:val="Compact"/>
       </w:pPr>
       <w:r>
         <w:t xml:space="preserve">Decisiones de liderazgo que mantienen el ISMS adecuado y efectivo.*</w:t>
@@ -4562,15 +4730,15 @@
       </w:pPr>
       <w:r>
         <w:rPr>
+          <w:bCs/>
           <w:b/>
-          <w:bCs/>
         </w:rPr>
         <w:t xml:space="preserve">Management-review input</w:t>
       </w:r>
       <w:r>
         <w:rPr>
+          <w:bCs/>
           <w:b/>
-          <w:bCs/>
         </w:rPr>
         <w:t xml:space="preserve"> </w:t>
       </w:r>
@@ -4696,8 +4864,8 @@
         <w:t xml:space="preserve">Actualizar riesgos, controles, documentos, capacitación, objetivos y SoA cuando sea necesario.</w:t>
       </w:r>
     </w:p>
-    <w:bookmarkEnd w:id="20"/>
-    <w:bookmarkStart w:id="45" w:name="certificación"/>
+    <w:bookmarkEnd w:id="31"/>
+    <w:bookmarkStart w:id="56" w:name="certificación"/>
     <w:p>
       <w:pPr>
         <w:pStyle w:val="Heading1"/>
@@ -4712,8 +4880,8 @@
       </w:pPr>
       <w:r>
         <w:rPr>
+          <w:iCs/>
           <w:i/>
-          <w:iCs/>
         </w:rPr>
         <w:t xml:space="preserve">Qué certificación hace, cómo procede generalmente, y lo que no garantiza.</w:t>
       </w:r>
@@ -4726,7 +4894,13 @@
         <w:t xml:space="preserve">Altura:3.39605in” alt=</w:t>
       </w:r>
       <w:r>
-        <w:t xml:space="preserve">“La sabiduría es seguida por la evaluación de la certificación y las actividades continuas de vigilancia y renovación.”</w:t>
+        <w:t xml:space="preserve">“</w:t>
+      </w:r>
+      <w:r>
+        <w:t xml:space="preserve">La sabiduría es seguida por la evaluación de la certificación y las actividades continuas de vigilancia y renovación.</w:t>
+      </w:r>
+      <w:r>
+        <w:t xml:space="preserve">”</w:t>
       </w:r>
       <w:r>
         <w:t xml:space="preserve"> </w:t>
@@ -4865,11 +5039,11 @@
     </w:p>
     <w:p>
       <w:pPr>
-        <w:pStyle w:val="Compact"/>
         <w:numPr>
           <w:ilvl w:val="0"/>
           <w:numId w:val="1028"/>
         </w:numPr>
+        <w:pStyle w:val="Compact"/>
       </w:pPr>
       <w:r>
         <w:t xml:space="preserve">Herramientas de código abierto</w:t>
@@ -4877,11 +5051,11 @@
     </w:p>
     <w:p>
       <w:pPr>
-        <w:pStyle w:val="Compact"/>
         <w:numPr>
           <w:ilvl w:val="0"/>
           <w:numId w:val="1029"/>
         </w:numPr>
+        <w:pStyle w:val="Compact"/>
       </w:pPr>
       <w:r>
         <w:t xml:space="preserve">Enlaces oficiales, inicios rápidos seguros, pruebas y limitaciones.*</w:t>
@@ -4891,26 +5065,27 @@
       <w:tblPr>
         <w:tblStyle w:val="Table"/>
         <w:tblW w:type="pct" w:w="5000"/>
-        <w:tblLayout w:type="fixed"/>
         <w:tblLook w:firstRow="1" w:lastRow="0" w:firstColumn="0" w:lastColumn="0" w:noHBand="0" w:noVBand="0" w:val="0020"/>
+        <w:jc w:val="start"/>
       </w:tblPr>
       <w:tblGrid>
         <w:gridCol w:w="7920"/>
       </w:tblGrid>
       <w:tr>
         <w:trPr>
-          <w:tblHeader w:val="on"/>
+          <w:tblHeader w:val="true"/>
         </w:trPr>
         <w:tc>
           <w:tcPr/>
           <w:p>
             <w:pPr>
               <w:pStyle w:val="Compact"/>
+              <w:jc w:val="left"/>
             </w:pPr>
             <w:r>
               <w:rPr>
+                <w:bCs/>
                 <w:b/>
-                <w:bCs/>
               </w:rPr>
               <w:t xml:space="preserve">Herramienta</w:t>
             </w:r>
@@ -4923,6 +5098,7 @@
           <w:p>
             <w:pPr>
               <w:pStyle w:val="Compact"/>
+              <w:jc w:val="left"/>
             </w:pPr>
             <w:r>
               <w:t xml:space="preserve">tención CISO Assistant</w:t>
@@ -5013,11 +5189,11 @@
     </w:p>
     <w:p>
       <w:pPr>
-        <w:pStyle w:val="Compact"/>
         <w:numPr>
           <w:ilvl w:val="0"/>
           <w:numId w:val="1030"/>
         </w:numPr>
+        <w:pStyle w:val="Compact"/>
       </w:pPr>
       <w:r>
         <w:t xml:space="preserve">Limitación crítica* Las herramientas apoyan controles y pruebas; no seleccionan el tratamiento de riesgo, determinan la conformidad, reemplazan a los auditores competentes o certifican a una organización. Validar cobertura, calidad de los datos, configuración, permisos, actualizaciones y revisión humana.</w:t>
@@ -5029,7 +5205,7 @@
         <w:t xml:space="preserve">|. |</w:t>
       </w:r>
     </w:p>
-    <w:bookmarkStart w:id="22" w:name="ciso-assistant"/>
+    <w:bookmarkStart w:id="33" w:name="ciso-assistant"/>
     <w:p>
       <w:pPr>
         <w:pStyle w:val="Heading2"/>
@@ -5044,288 +5220,6 @@
       </w:pPr>
       <w:r>
         <w:t xml:space="preserve">Propósito: ISMS, riesgos, controles, evidencia. Proyecto oficial:</w:t>
-      </w:r>
-      <w:r>
-        <w:t xml:space="preserve"> </w:t>
-      </w:r>
-      <w:hyperlink r:id="rId21">
-        <w:r>
-          <w:rPr>
-            <w:rStyle w:val="Hyperlink"/>
-          </w:rPr>
-          <w:t xml:space="preserve">Seguido</w:t>
-        </w:r>
-      </w:hyperlink>
-    </w:p>
-    <w:p>
-      <w:pPr>
-        <w:pStyle w:val="BodyText"/>
-      </w:pPr>
-      <w:r>
-        <w:t xml:space="preserve">Inicio rápido seguro: Implementar en un entorno de prueba aislado; crear un proyecto marco, alcance, registro de riesgos, acciones de tratamiento, propietarios y registros de pruebas.</w:t>
-      </w:r>
-    </w:p>
-    <w:p>
-      <w:pPr>
-        <w:pStyle w:val="BodyText"/>
-      </w:pPr>
-      <w:r>
-        <w:t xml:space="preserve">Pruebas: alcance aprobado, configuración, versión, cobertura, resultados, revisión, excepción, remediación y retest. Protege credenciales, registros, informes y copias de seguridad.</w:t>
-      </w:r>
-    </w:p>
-    <w:bookmarkEnd w:id="22"/>
-    <w:bookmarkStart w:id="23" w:name="simplerisk-community"/>
-    <w:p>
-      <w:pPr>
-        <w:pStyle w:val="Heading2"/>
-      </w:pPr>
-      <w:r>
-        <w:t xml:space="preserve">22.2 SimpleRisk Community</w:t>
-      </w:r>
-    </w:p>
-    <w:p>
-      <w:pPr>
-        <w:pStyle w:val="FirstParagraph"/>
-      </w:pPr>
-      <w:r>
-        <w:t xml:space="preserve">Propósito: Registro de riesgos y tratamiento. Proyecto oficial: [ejecutado]SimpleRisk Comunidad efectuada/u contacto](https://www.simplerisk.com/)</w:t>
-      </w:r>
-    </w:p>
-    <w:p>
-      <w:pPr>
-        <w:pStyle w:val="BodyText"/>
-      </w:pPr>
-      <w:r>
-        <w:t xml:space="preserve">Inicio rápido seguro: Instalar de forma segura, definir criterios de riesgo, registrar riesgos y propietarios, elegir tratamientos, rastrear las fechas debidas y exportar informes revisados.</w:t>
-      </w:r>
-    </w:p>
-    <w:p>
-      <w:pPr>
-        <w:pStyle w:val="BodyText"/>
-      </w:pPr>
-      <w:r>
-        <w:t xml:space="preserve">Pruebas: alcance aprobado, configuración, versión, cobertura, resultados, revisión, excepción, remediación y retest. Protege credenciales, registros, informes y copias de seguridad.</w:t>
-      </w:r>
-    </w:p>
-    <w:bookmarkEnd w:id="23"/>
-    <w:bookmarkStart w:id="25" w:name="wazuh"/>
-    <w:p>
-      <w:pPr>
-        <w:pStyle w:val="Heading2"/>
-      </w:pPr>
-      <w:r>
-        <w:t xml:space="preserve">22.3 Wazuh</w:t>
-      </w:r>
-    </w:p>
-    <w:p>
-      <w:pPr>
-        <w:pStyle w:val="FirstParagraph"/>
-      </w:pPr>
-      <w:r>
-        <w:t xml:space="preserve">Propósito: SIEM, monitoreo de puntos finales, FIM. Proyecto oficial:</w:t>
-      </w:r>
-      <w:r>
-        <w:t xml:space="preserve"> </w:t>
-      </w:r>
-      <w:hyperlink r:id="rId24">
-        <w:r>
-          <w:rPr>
-            <w:rStyle w:val="Hyperlink"/>
-          </w:rPr>
-          <w:t xml:space="preserve">Seguido</w:t>
-        </w:r>
-      </w:hyperlink>
-    </w:p>
-    <w:p>
-      <w:pPr>
-        <w:pStyle w:val="BodyText"/>
-      </w:pPr>
-      <w:r>
-        <w:t xml:space="preserve">Inicio rápido seguro: Instalar un gestor de laboratorio y agente, confirmar la inscripción, desencadenar un evento de prueba autorizado, revisar la alerta, y preservar la configuración y la evidencia de alerta.</w:t>
-      </w:r>
-    </w:p>
-    <w:p>
-      <w:pPr>
-        <w:pStyle w:val="BodyText"/>
-      </w:pPr>
-      <w:r>
-        <w:t xml:space="preserve">Pruebas: alcance aprobado, configuración, versión, cobertura, resultados, revisión, excepción, remediación y retest. Protege credenciales, registros, informes y copias de seguridad.</w:t>
-      </w:r>
-    </w:p>
-    <w:bookmarkEnd w:id="25"/>
-    <w:bookmarkStart w:id="26" w:name="osquery"/>
-    <w:p>
-      <w:pPr>
-        <w:pStyle w:val="Heading2"/>
-      </w:pPr>
-      <w:r>
-        <w:t xml:space="preserve">22.4 osquery</w:t>
-      </w:r>
-    </w:p>
-    <w:p>
-      <w:pPr>
-        <w:pStyle w:val="FirstParagraph"/>
-      </w:pPr>
-      <w:r>
-        <w:t xml:space="preserve">Propósito: Inventario de punto final y consultas. Proyecto oficial: (https://www.osquery.io/)</w:t>
-      </w:r>
-    </w:p>
-    <w:p>
-      <w:pPr>
-        <w:pStyle w:val="BodyText"/>
-      </w:pPr>
-      <w:r>
-        <w:t xml:space="preserve">Inicio rápido seguro: Instalar en un host de laboratorio, ejecutar consultas sólo lectura para software, usuarios, procesos o ajustes, programar consultas aprobadas, y cobertura de documentos.</w:t>
-      </w:r>
-    </w:p>
-    <w:p>
-      <w:pPr>
-        <w:pStyle w:val="BodyText"/>
-      </w:pPr>
-      <w:r>
-        <w:t xml:space="preserve">Pruebas: alcance aprobado, configuración, versión, cobertura, resultados, revisión, excepción, remediación y retest. Protege credenciales, registros, informes y copias de seguridad.</w:t>
-      </w:r>
-    </w:p>
-    <w:bookmarkEnd w:id="26"/>
-    <w:bookmarkStart w:id="28" w:name="openscap"/>
-    <w:p>
-      <w:pPr>
-        <w:pStyle w:val="Heading2"/>
-      </w:pPr>
-      <w:r>
-        <w:t xml:space="preserve">22.5 OpenSCAP</w:t>
-      </w:r>
-    </w:p>
-    <w:p>
-      <w:pPr>
-        <w:pStyle w:val="FirstParagraph"/>
-      </w:pPr>
-      <w:r>
-        <w:t xml:space="preserve">Propósito: Evaluación de configuración de Linux. Proyecto oficial:</w:t>
-      </w:r>
-      <w:r>
-        <w:t xml:space="preserve"> </w:t>
-      </w:r>
-      <w:hyperlink r:id="rId27">
-        <w:r>
-          <w:rPr>
-            <w:rStyle w:val="Hyperlink"/>
-          </w:rPr>
-          <w:t xml:space="preserve">Seguido</w:t>
-        </w:r>
-      </w:hyperlink>
-    </w:p>
-    <w:p>
-      <w:pPr>
-        <w:pStyle w:val="BodyText"/>
-      </w:pPr>
-      <w:r>
-        <w:t xml:space="preserve">Inicio rápido seguro: Seleccione un perfil apropiado, escanear un sistema de laboratorio, validar los resultados manualmente, registrar excepciones, remediar, y cambiar.</w:t>
-      </w:r>
-    </w:p>
-    <w:p>
-      <w:pPr>
-        <w:pStyle w:val="BodyText"/>
-      </w:pPr>
-      <w:r>
-        <w:t xml:space="preserve">Pruebas: alcance aprobado, configuración, versión, cobertura, resultados, revisión, excepción, remediación y retest. Protege credenciales, registros, informes y copias de seguridad.</w:t>
-      </w:r>
-    </w:p>
-    <w:bookmarkEnd w:id="28"/>
-    <w:bookmarkStart w:id="29" w:name="greenbone-community-edition"/>
-    <w:p>
-      <w:pPr>
-        <w:pStyle w:val="Heading2"/>
-      </w:pPr>
-      <w:r>
-        <w:t xml:space="preserve">22.6 Greenbone Community Edition</w:t>
-      </w:r>
-    </w:p>
-    <w:p>
-      <w:pPr>
-        <w:pStyle w:val="FirstParagraph"/>
-      </w:pPr>
-      <w:r>
-        <w:t xml:space="preserve">Objetivo: Gestión de la vulnerabilidad. Proyecto oficial: [ejecutado]Greenbone Community Edition (10)(https://greenbone.github.io/docs/latest/)</w:t>
-      </w:r>
-    </w:p>
-    <w:p>
-      <w:pPr>
-        <w:pStyle w:val="BodyText"/>
-      </w:pPr>
-      <w:r>
-        <w:t xml:space="preserve">Comenzar rápido seguro: Autorizar objetivos, actualizar los piensos, realizar escaneos de laboratorio autenticados, validar la cobertura y los hallazgos, asignar la remediación y cambiar.</w:t>
-      </w:r>
-    </w:p>
-    <w:p>
-      <w:pPr>
-        <w:pStyle w:val="BodyText"/>
-      </w:pPr>
-      <w:r>
-        <w:t xml:space="preserve">Pruebas: alcance aprobado, configuración, versión, cobertura, resultados, revisión, excepción, remediación y retest. Protege credenciales, registros, informes y copias de seguridad.</w:t>
-      </w:r>
-    </w:p>
-    <w:bookmarkEnd w:id="29"/>
-    <w:bookmarkStart w:id="31" w:name="nmap"/>
-    <w:p>
-      <w:pPr>
-        <w:pStyle w:val="Heading2"/>
-      </w:pPr>
-      <w:r>
-        <w:t xml:space="preserve">22.7 Nmap</w:t>
-      </w:r>
-    </w:p>
-    <w:p>
-      <w:pPr>
-        <w:pStyle w:val="FirstParagraph"/>
-      </w:pPr>
-      <w:r>
-        <w:t xml:space="preserve">Propósito: Activo y descubrimiento de servicio. Proyecto oficial:</w:t>
-      </w:r>
-      <w:r>
-        <w:t xml:space="preserve"> </w:t>
-      </w:r>
-      <w:hyperlink r:id="rId30">
-        <w:r>
-          <w:rPr>
-            <w:rStyle w:val="Hyperlink"/>
-          </w:rPr>
-          <w:t xml:space="preserve">Seguido</w:t>
-        </w:r>
-      </w:hyperlink>
-    </w:p>
-    <w:p>
-      <w:pPr>
-        <w:pStyle w:val="BodyText"/>
-      </w:pPr>
-      <w:r>
-        <w:t xml:space="preserve">Comenzar rápido seguro: Usar sólo en rangos autorizados; empezar con un escaneo de servicio limitado, comparar resultados con inventario, investigar desconocidos, y retener comando y alcance.</w:t>
-      </w:r>
-    </w:p>
-    <w:p>
-      <w:pPr>
-        <w:pStyle w:val="BodyText"/>
-      </w:pPr>
-      <w:r>
-        <w:t xml:space="preserve">Pruebas: alcance aprobado, configuración, versión, cobertura, resultados, revisión, excepción, remediación y retest. Protege credenciales, registros, informes y copias de seguridad.</w:t>
-      </w:r>
-    </w:p>
-    <w:bookmarkEnd w:id="31"/>
-    <w:bookmarkStart w:id="33" w:name="trivy"/>
-    <w:p>
-      <w:pPr>
-        <w:pStyle w:val="Heading2"/>
-      </w:pPr>
-      <w:r>
-        <w:t xml:space="preserve">22.8 Trivy</w:t>
-      </w:r>
-    </w:p>
-    <w:p>
-      <w:pPr>
-        <w:pStyle w:val="FirstParagraph"/>
-      </w:pPr>
-      <w:r>
-        <w:t xml:space="preserve">Propósito: Código, imagen, dependencia, secreto y análisis de configuración. Proyecto oficial:</w:t>
       </w:r>
       <w:r>
         <w:t xml:space="preserve"> </w:t>
@@ -5344,7 +5238,7 @@
         <w:pStyle w:val="BodyText"/>
       </w:pPr>
       <w:r>
-        <w:t xml:space="preserve">Inicio rápido seguro: Escanear un repositorio de prueba o imagen de contenedor, validar hallazgos, suprimir sólo con aprobación y razón, fijar y rescan.</w:t>
+        <w:t xml:space="preserve">Inicio rápido seguro: Implementar en un entorno de prueba aislado; crear un proyecto marco, alcance, registro de riesgos, acciones de tratamiento, propietarios y registros de pruebas.</w:t>
       </w:r>
     </w:p>
     <w:p>
@@ -5356,13 +5250,13 @@
       </w:r>
     </w:p>
     <w:bookmarkEnd w:id="33"/>
-    <w:bookmarkStart w:id="34" w:name="owasp-zap"/>
+    <w:bookmarkStart w:id="34" w:name="simplerisk-community"/>
     <w:p>
       <w:pPr>
         <w:pStyle w:val="Heading2"/>
       </w:pPr>
       <w:r>
-        <w:t xml:space="preserve">22.9 OWASP ZAP</w:t>
+        <w:t xml:space="preserve">22.2 SimpleRisk Community</w:t>
       </w:r>
     </w:p>
     <w:p>
@@ -5370,15 +5264,15 @@
         <w:pStyle w:val="FirstParagraph"/>
       </w:pPr>
       <w:r>
-        <w:t xml:space="preserve">Propósito: Pruebas de aplicación web autorizadas. Proyecto oficial: [Seguido] (https://www.zaproxy.org/)</w:t>
-      </w:r>
-    </w:p>
-    <w:p>
-      <w:pPr>
-        <w:pStyle w:val="BodyText"/>
-      </w:pPr>
-      <w:r>
-        <w:t xml:space="preserve">Comenzar rápido seguro: Proxy una aplicación de entrenamiento, arrastrar pasivamente, utilizar el escaneo activo sólo con aprobación escrita, validar resultados y registrar la remediación.</w:t>
+        <w:t xml:space="preserve">Propósito: Registro de riesgos y tratamiento. Proyecto oficial: [ejecutado]SimpleRisk Comunidad efectuada/u contacto](https://www.simplerisk.com/)</w:t>
+      </w:r>
+    </w:p>
+    <w:p>
+      <w:pPr>
+        <w:pStyle w:val="BodyText"/>
+      </w:pPr>
+      <w:r>
+        <w:t xml:space="preserve">Inicio rápido seguro: Instalar de forma segura, definir criterios de riesgo, registrar riesgos y propietarios, elegir tratamientos, rastrear las fechas debidas y exportar informes revisados.</w:t>
       </w:r>
     </w:p>
     <w:p>
@@ -5390,13 +5284,13 @@
       </w:r>
     </w:p>
     <w:bookmarkEnd w:id="34"/>
-    <w:bookmarkStart w:id="36" w:name="keycloak"/>
+    <w:bookmarkStart w:id="36" w:name="wazuh"/>
     <w:p>
       <w:pPr>
         <w:pStyle w:val="Heading2"/>
       </w:pPr>
       <w:r>
-        <w:t xml:space="preserve">22.10 Keycloak</w:t>
+        <w:t xml:space="preserve">22.3 Wazuh</w:t>
       </w:r>
     </w:p>
     <w:p>
@@ -5404,7 +5298,7 @@
         <w:pStyle w:val="FirstParagraph"/>
       </w:pPr>
       <w:r>
-        <w:t xml:space="preserve">Objetivo: Identidad, MFA, roles y registros. Proyecto oficial:</w:t>
+        <w:t xml:space="preserve">Propósito: SIEM, monitoreo de puntos finales, FIM. Proyecto oficial:</w:t>
       </w:r>
       <w:r>
         <w:t xml:space="preserve"> </w:t>
@@ -5423,7 +5317,7 @@
         <w:pStyle w:val="BodyText"/>
       </w:pPr>
       <w:r>
-        <w:t xml:space="preserve">Comenzar rápido seguro: Crear un reino de laboratorio, usuarios, grupos, roles de menor privilegio, MFA, configuración de sesión y eventos; pruebas de unión, mudanza y casos de licencia.</w:t>
+        <w:t xml:space="preserve">Inicio rápido seguro: Instalar un gestor de laboratorio y agente, confirmar la inscripción, desencadenar un evento de prueba autorizado, revisar la alerta, y preservar la configuración y la evidencia de alerta.</w:t>
       </w:r>
     </w:p>
     <w:p>
@@ -5435,13 +5329,13 @@
       </w:r>
     </w:p>
     <w:bookmarkEnd w:id="36"/>
-    <w:bookmarkStart w:id="38" w:name="defectodojo"/>
+    <w:bookmarkStart w:id="37" w:name="osquery"/>
     <w:p>
       <w:pPr>
         <w:pStyle w:val="Heading2"/>
       </w:pPr>
       <w:r>
-        <w:t xml:space="preserve">22.11 DefectoDojo</w:t>
+        <w:t xml:space="preserve">22.4 osquery</w:t>
       </w:r>
     </w:p>
     <w:p>
@@ -5449,12 +5343,46 @@
         <w:pStyle w:val="FirstParagraph"/>
       </w:pPr>
       <w:r>
-        <w:t xml:space="preserve">Propósito: Encontrar ingesta y remediación. Proyecto oficial:</w:t>
-      </w:r>
-      <w:r>
-        <w:t xml:space="preserve"> </w:t>
-      </w:r>
-      <w:hyperlink r:id="rId37">
+        <w:t xml:space="preserve">Propósito: Inventario de punto final y consultas. Proyecto oficial: (https://www.osquery.io/)</w:t>
+      </w:r>
+    </w:p>
+    <w:p>
+      <w:pPr>
+        <w:pStyle w:val="BodyText"/>
+      </w:pPr>
+      <w:r>
+        <w:t xml:space="preserve">Inicio rápido seguro: Instalar en un host de laboratorio, ejecutar consultas sólo lectura para software, usuarios, procesos o ajustes, programar consultas aprobadas, y cobertura de documentos.</w:t>
+      </w:r>
+    </w:p>
+    <w:p>
+      <w:pPr>
+        <w:pStyle w:val="BodyText"/>
+      </w:pPr>
+      <w:r>
+        <w:t xml:space="preserve">Pruebas: alcance aprobado, configuración, versión, cobertura, resultados, revisión, excepción, remediación y retest. Protege credenciales, registros, informes y copias de seguridad.</w:t>
+      </w:r>
+    </w:p>
+    <w:bookmarkEnd w:id="37"/>
+    <w:bookmarkStart w:id="39" w:name="openscap"/>
+    <w:p>
+      <w:pPr>
+        <w:pStyle w:val="Heading2"/>
+      </w:pPr>
+      <w:r>
+        <w:t xml:space="preserve">22.5 OpenSCAP</w:t>
+      </w:r>
+    </w:p>
+    <w:p>
+      <w:pPr>
+        <w:pStyle w:val="FirstParagraph"/>
+      </w:pPr>
+      <w:r>
+        <w:t xml:space="preserve">Propósito: Evaluación de configuración de Linux. Proyecto oficial:</w:t>
+      </w:r>
+      <w:r>
+        <w:t xml:space="preserve"> </w:t>
+      </w:r>
+      <w:hyperlink r:id="rId38">
         <w:r>
           <w:rPr>
             <w:rStyle w:val="Hyperlink"/>
@@ -5468,7 +5396,7 @@
         <w:pStyle w:val="BodyText"/>
       </w:pPr>
       <w:r>
-        <w:t xml:space="preserve">Inicio rápido seguro: Importar resultados de escáner seguros, cuidadosamente deduplicar, asignar propietarios, establecer plazos basados en el riesgo, adjuntar pruebas, y cerrar sólo después de la prueba.</w:t>
+        <w:t xml:space="preserve">Inicio rápido seguro: Seleccione un perfil apropiado, escanear un sistema de laboratorio, validar los resultados manualmente, registrar excepciones, remediar, y cambiar.</w:t>
       </w:r>
     </w:p>
     <w:p>
@@ -5479,14 +5407,14 @@
         <w:t xml:space="preserve">Pruebas: alcance aprobado, configuración, versión, cobertura, resultados, revisión, excepción, remediación y retest. Protege credenciales, registros, informes y copias de seguridad.</w:t>
       </w:r>
     </w:p>
-    <w:bookmarkEnd w:id="38"/>
-    <w:bookmarkStart w:id="40" w:name="aide"/>
+    <w:bookmarkEnd w:id="39"/>
+    <w:bookmarkStart w:id="40" w:name="greenbone-community-edition"/>
     <w:p>
       <w:pPr>
         <w:pStyle w:val="Heading2"/>
       </w:pPr>
       <w:r>
-        <w:t xml:space="preserve">22.12 AIDE</w:t>
+        <w:t xml:space="preserve">22.6 Greenbone Community Edition</w:t>
       </w:r>
     </w:p>
     <w:p>
@@ -5494,26 +5422,15 @@
         <w:pStyle w:val="FirstParagraph"/>
       </w:pPr>
       <w:r>
-        <w:t xml:space="preserve">Propósito: Monitoreo de la integridad de archivos. Proyecto oficial:</w:t>
-      </w:r>
-      <w:r>
-        <w:t xml:space="preserve"> </w:t>
-      </w:r>
-      <w:hyperlink r:id="rId39">
-        <w:r>
-          <w:rPr>
-            <w:rStyle w:val="Hyperlink"/>
-          </w:rPr>
-          <w:t xml:space="preserve">ejecutar</w:t>
-        </w:r>
-      </w:hyperlink>
-    </w:p>
-    <w:p>
-      <w:pPr>
-        <w:pStyle w:val="BodyText"/>
-      </w:pPr>
-      <w:r>
-        <w:t xml:space="preserve">Inicio rápido seguro: Crear una línea de referencia en un host de laboratorio, hacer un cambio de archivo autorizado, ejecutar un cheque, investigar la diferencia y proteger la base de referencia.</w:t>
+        <w:t xml:space="preserve">Objetivo: Gestión de la vulnerabilidad. Proyecto oficial: [ejecutado]Greenbone Community Edition (10)(https://greenbone.github.io/docs/latest/)</w:t>
+      </w:r>
+    </w:p>
+    <w:p>
+      <w:pPr>
+        <w:pStyle w:val="BodyText"/>
+      </w:pPr>
+      <w:r>
+        <w:t xml:space="preserve">Comenzar rápido seguro: Autorizar objetivos, actualizar los piensos, realizar escaneos de laboratorio autenticados, validar la cobertura y los hallazgos, asignar la remediación y cambiar.</w:t>
       </w:r>
     </w:p>
     <w:p>
@@ -5525,13 +5442,13 @@
       </w:r>
     </w:p>
     <w:bookmarkEnd w:id="40"/>
-    <w:bookmarkStart w:id="42" w:name="lynis"/>
+    <w:bookmarkStart w:id="42" w:name="nmap"/>
     <w:p>
       <w:pPr>
         <w:pStyle w:val="Heading2"/>
       </w:pPr>
       <w:r>
-        <w:t xml:space="preserve">22.13 Lynis</w:t>
+        <w:t xml:space="preserve">22.7 Nmap</w:t>
       </w:r>
     </w:p>
     <w:p>
@@ -5539,7 +5456,7 @@
         <w:pStyle w:val="FirstParagraph"/>
       </w:pPr>
       <w:r>
-        <w:t xml:space="preserve">Propósito: Auditoría de seguridad de Linux. Proyecto oficial:</w:t>
+        <w:t xml:space="preserve">Propósito: Activo y descubrimiento de servicio. Proyecto oficial:</w:t>
       </w:r>
       <w:r>
         <w:t xml:space="preserve"> </w:t>
@@ -5558,7 +5475,7 @@
         <w:pStyle w:val="BodyText"/>
       </w:pPr>
       <w:r>
-        <w:t xml:space="preserve">Inicio rápido seguro: Auditoría de un anfitrión de laboratorio, revisión de sugerencias contra el alcance y el riesgo, decisiones de documentos, remediar elementos seleccionados y repetir.</w:t>
+        <w:t xml:space="preserve">Comenzar rápido seguro: Usar sólo en rangos autorizados; empezar con un escaneo de servicio limitado, comparar resultados con inventario, investigar desconocidos, y retener comando y alcance.</w:t>
       </w:r>
     </w:p>
     <w:p>
@@ -5570,13 +5487,13 @@
       </w:r>
     </w:p>
     <w:bookmarkEnd w:id="42"/>
-    <w:bookmarkStart w:id="44" w:name="open-policy-agent"/>
+    <w:bookmarkStart w:id="44" w:name="trivy"/>
     <w:p>
       <w:pPr>
         <w:pStyle w:val="Heading2"/>
       </w:pPr>
       <w:r>
-        <w:t xml:space="preserve">22.14 Open Policy Agent</w:t>
+        <w:t xml:space="preserve">22.8 Trivy</w:t>
       </w:r>
     </w:p>
     <w:p>
@@ -5584,7 +5501,7 @@
         <w:pStyle w:val="FirstParagraph"/>
       </w:pPr>
       <w:r>
-        <w:t xml:space="preserve">Propósito: Política como código. Proyecto oficial:</w:t>
+        <w:t xml:space="preserve">Propósito: Código, imagen, dependencia, secreto y análisis de configuración. Proyecto oficial:</w:t>
       </w:r>
       <w:r>
         <w:t xml:space="preserve"> </w:t>
@@ -5603,6 +5520,265 @@
         <w:pStyle w:val="BodyText"/>
       </w:pPr>
       <w:r>
+        <w:t xml:space="preserve">Inicio rápido seguro: Escanear un repositorio de prueba o imagen de contenedor, validar hallazgos, suprimir sólo con aprobación y razón, fijar y rescan.</w:t>
+      </w:r>
+    </w:p>
+    <w:p>
+      <w:pPr>
+        <w:pStyle w:val="BodyText"/>
+      </w:pPr>
+      <w:r>
+        <w:t xml:space="preserve">Pruebas: alcance aprobado, configuración, versión, cobertura, resultados, revisión, excepción, remediación y retest. Protege credenciales, registros, informes y copias de seguridad.</w:t>
+      </w:r>
+    </w:p>
+    <w:bookmarkEnd w:id="44"/>
+    <w:bookmarkStart w:id="45" w:name="owasp-zap"/>
+    <w:p>
+      <w:pPr>
+        <w:pStyle w:val="Heading2"/>
+      </w:pPr>
+      <w:r>
+        <w:t xml:space="preserve">22.9 OWASP ZAP</w:t>
+      </w:r>
+    </w:p>
+    <w:p>
+      <w:pPr>
+        <w:pStyle w:val="FirstParagraph"/>
+      </w:pPr>
+      <w:r>
+        <w:t xml:space="preserve">Propósito: Pruebas de aplicación web autorizadas. Proyecto oficial: [Seguido] (https://www.zaproxy.org/)</w:t>
+      </w:r>
+    </w:p>
+    <w:p>
+      <w:pPr>
+        <w:pStyle w:val="BodyText"/>
+      </w:pPr>
+      <w:r>
+        <w:t xml:space="preserve">Comenzar rápido seguro: Proxy una aplicación de entrenamiento, arrastrar pasivamente, utilizar el escaneo activo sólo con aprobación escrita, validar resultados y registrar la remediación.</w:t>
+      </w:r>
+    </w:p>
+    <w:p>
+      <w:pPr>
+        <w:pStyle w:val="BodyText"/>
+      </w:pPr>
+      <w:r>
+        <w:t xml:space="preserve">Pruebas: alcance aprobado, configuración, versión, cobertura, resultados, revisión, excepción, remediación y retest. Protege credenciales, registros, informes y copias de seguridad.</w:t>
+      </w:r>
+    </w:p>
+    <w:bookmarkEnd w:id="45"/>
+    <w:bookmarkStart w:id="47" w:name="keycloak"/>
+    <w:p>
+      <w:pPr>
+        <w:pStyle w:val="Heading2"/>
+      </w:pPr>
+      <w:r>
+        <w:t xml:space="preserve">22.10 Keycloak</w:t>
+      </w:r>
+    </w:p>
+    <w:p>
+      <w:pPr>
+        <w:pStyle w:val="FirstParagraph"/>
+      </w:pPr>
+      <w:r>
+        <w:t xml:space="preserve">Objetivo: Identidad, MFA, roles y registros. Proyecto oficial:</w:t>
+      </w:r>
+      <w:r>
+        <w:t xml:space="preserve"> </w:t>
+      </w:r>
+      <w:hyperlink r:id="rId46">
+        <w:r>
+          <w:rPr>
+            <w:rStyle w:val="Hyperlink"/>
+          </w:rPr>
+          <w:t xml:space="preserve">Seguido</w:t>
+        </w:r>
+      </w:hyperlink>
+    </w:p>
+    <w:p>
+      <w:pPr>
+        <w:pStyle w:val="BodyText"/>
+      </w:pPr>
+      <w:r>
+        <w:t xml:space="preserve">Comenzar rápido seguro: Crear un reino de laboratorio, usuarios, grupos, roles de menor privilegio, MFA, configuración de sesión y eventos; pruebas de unión, mudanza y casos de licencia.</w:t>
+      </w:r>
+    </w:p>
+    <w:p>
+      <w:pPr>
+        <w:pStyle w:val="BodyText"/>
+      </w:pPr>
+      <w:r>
+        <w:t xml:space="preserve">Pruebas: alcance aprobado, configuración, versión, cobertura, resultados, revisión, excepción, remediación y retest. Protege credenciales, registros, informes y copias de seguridad.</w:t>
+      </w:r>
+    </w:p>
+    <w:bookmarkEnd w:id="47"/>
+    <w:bookmarkStart w:id="49" w:name="defectodojo"/>
+    <w:p>
+      <w:pPr>
+        <w:pStyle w:val="Heading2"/>
+      </w:pPr>
+      <w:r>
+        <w:t xml:space="preserve">22.11 DefectoDojo</w:t>
+      </w:r>
+    </w:p>
+    <w:p>
+      <w:pPr>
+        <w:pStyle w:val="FirstParagraph"/>
+      </w:pPr>
+      <w:r>
+        <w:t xml:space="preserve">Propósito: Encontrar ingesta y remediación. Proyecto oficial:</w:t>
+      </w:r>
+      <w:r>
+        <w:t xml:space="preserve"> </w:t>
+      </w:r>
+      <w:hyperlink r:id="rId48">
+        <w:r>
+          <w:rPr>
+            <w:rStyle w:val="Hyperlink"/>
+          </w:rPr>
+          <w:t xml:space="preserve">Seguido</w:t>
+        </w:r>
+      </w:hyperlink>
+    </w:p>
+    <w:p>
+      <w:pPr>
+        <w:pStyle w:val="BodyText"/>
+      </w:pPr>
+      <w:r>
+        <w:t xml:space="preserve">Inicio rápido seguro: Importar resultados de escáner seguros, cuidadosamente deduplicar, asignar propietarios, establecer plazos basados en el riesgo, adjuntar pruebas, y cerrar sólo después de la prueba.</w:t>
+      </w:r>
+    </w:p>
+    <w:p>
+      <w:pPr>
+        <w:pStyle w:val="BodyText"/>
+      </w:pPr>
+      <w:r>
+        <w:t xml:space="preserve">Pruebas: alcance aprobado, configuración, versión, cobertura, resultados, revisión, excepción, remediación y retest. Protege credenciales, registros, informes y copias de seguridad.</w:t>
+      </w:r>
+    </w:p>
+    <w:bookmarkEnd w:id="49"/>
+    <w:bookmarkStart w:id="51" w:name="aide"/>
+    <w:p>
+      <w:pPr>
+        <w:pStyle w:val="Heading2"/>
+      </w:pPr>
+      <w:r>
+        <w:t xml:space="preserve">22.12 AIDE</w:t>
+      </w:r>
+    </w:p>
+    <w:p>
+      <w:pPr>
+        <w:pStyle w:val="FirstParagraph"/>
+      </w:pPr>
+      <w:r>
+        <w:t xml:space="preserve">Propósito: Monitoreo de la integridad de archivos. Proyecto oficial:</w:t>
+      </w:r>
+      <w:r>
+        <w:t xml:space="preserve"> </w:t>
+      </w:r>
+      <w:hyperlink r:id="rId50">
+        <w:r>
+          <w:rPr>
+            <w:rStyle w:val="Hyperlink"/>
+          </w:rPr>
+          <w:t xml:space="preserve">ejecutar</w:t>
+        </w:r>
+      </w:hyperlink>
+    </w:p>
+    <w:p>
+      <w:pPr>
+        <w:pStyle w:val="BodyText"/>
+      </w:pPr>
+      <w:r>
+        <w:t xml:space="preserve">Inicio rápido seguro: Crear una línea de referencia en un host de laboratorio, hacer un cambio de archivo autorizado, ejecutar un cheque, investigar la diferencia y proteger la base de referencia.</w:t>
+      </w:r>
+    </w:p>
+    <w:p>
+      <w:pPr>
+        <w:pStyle w:val="BodyText"/>
+      </w:pPr>
+      <w:r>
+        <w:t xml:space="preserve">Pruebas: alcance aprobado, configuración, versión, cobertura, resultados, revisión, excepción, remediación y retest. Protege credenciales, registros, informes y copias de seguridad.</w:t>
+      </w:r>
+    </w:p>
+    <w:bookmarkEnd w:id="51"/>
+    <w:bookmarkStart w:id="53" w:name="lynis"/>
+    <w:p>
+      <w:pPr>
+        <w:pStyle w:val="Heading2"/>
+      </w:pPr>
+      <w:r>
+        <w:t xml:space="preserve">22.13 Lynis</w:t>
+      </w:r>
+    </w:p>
+    <w:p>
+      <w:pPr>
+        <w:pStyle w:val="FirstParagraph"/>
+      </w:pPr>
+      <w:r>
+        <w:t xml:space="preserve">Propósito: Auditoría de seguridad de Linux. Proyecto oficial:</w:t>
+      </w:r>
+      <w:r>
+        <w:t xml:space="preserve"> </w:t>
+      </w:r>
+      <w:hyperlink r:id="rId52">
+        <w:r>
+          <w:rPr>
+            <w:rStyle w:val="Hyperlink"/>
+          </w:rPr>
+          <w:t xml:space="preserve">Seguido</w:t>
+        </w:r>
+      </w:hyperlink>
+    </w:p>
+    <w:p>
+      <w:pPr>
+        <w:pStyle w:val="BodyText"/>
+      </w:pPr>
+      <w:r>
+        <w:t xml:space="preserve">Inicio rápido seguro: Auditoría de un anfitrión de laboratorio, revisión de sugerencias contra el alcance y el riesgo, decisiones de documentos, remediar elementos seleccionados y repetir.</w:t>
+      </w:r>
+    </w:p>
+    <w:p>
+      <w:pPr>
+        <w:pStyle w:val="BodyText"/>
+      </w:pPr>
+      <w:r>
+        <w:t xml:space="preserve">Pruebas: alcance aprobado, configuración, versión, cobertura, resultados, revisión, excepción, remediación y retest. Protege credenciales, registros, informes y copias de seguridad.</w:t>
+      </w:r>
+    </w:p>
+    <w:bookmarkEnd w:id="53"/>
+    <w:bookmarkStart w:id="55" w:name="open-policy-agent"/>
+    <w:p>
+      <w:pPr>
+        <w:pStyle w:val="Heading2"/>
+      </w:pPr>
+      <w:r>
+        <w:t xml:space="preserve">22.14 Open Policy Agent</w:t>
+      </w:r>
+    </w:p>
+    <w:p>
+      <w:pPr>
+        <w:pStyle w:val="FirstParagraph"/>
+      </w:pPr>
+      <w:r>
+        <w:t xml:space="preserve">Propósito: Política como código. Proyecto oficial:</w:t>
+      </w:r>
+      <w:r>
+        <w:t xml:space="preserve"> </w:t>
+      </w:r>
+      <w:hyperlink r:id="rId54">
+        <w:r>
+          <w:rPr>
+            <w:rStyle w:val="Hyperlink"/>
+          </w:rPr>
+          <w:t xml:space="preserve">Seguido</w:t>
+        </w:r>
+      </w:hyperlink>
+    </w:p>
+    <w:p>
+      <w:pPr>
+        <w:pStyle w:val="BodyText"/>
+      </w:pPr>
+      <w:r>
         <w:t xml:space="preserve">Inicio rápido seguro: Escribir una pequeña regla de laboratorio, probar los insumos permitidos y negados, ver la política y las pruebas, y preservar los resultados como evidencia de apoyo.</w:t>
       </w:r>
     </w:p>
@@ -5614,9 +5790,9 @@
         <w:t xml:space="preserve">Pruebas: alcance aprobado, configuración, versión, cobertura, resultados, revisión, excepción, remediación y retest. Protege credenciales, registros, informes y copias de seguridad.</w:t>
       </w:r>
     </w:p>
-    <w:bookmarkEnd w:id="44"/>
-    <w:bookmarkEnd w:id="45"/>
-    <w:bookmarkStart w:id="46" w:name="manual-del-sgsi-para-gerentes"/>
+    <w:bookmarkEnd w:id="55"/>
+    <w:bookmarkEnd w:id="56"/>
+    <w:bookmarkStart w:id="57" w:name="manual-del-sgsi-para-gerentes"/>
     <w:p>
       <w:pPr>
         <w:pStyle w:val="Heading1"/>
@@ -5631,8 +5807,8 @@
       </w:pPr>
       <w:r>
         <w:rPr>
+          <w:iCs/>
           <w:i/>
-          <w:iCs/>
         </w:rPr>
         <w:t xml:space="preserve">Las preguntas, el tablero, la propiedad y los administradores de decisiones deben controlar.</w:t>
       </w:r>
@@ -5707,8 +5883,8 @@
       </w:pPr>
       <w:r>
         <w:rPr>
+          <w:bCs/>
           <w:b/>
-          <w:bCs/>
         </w:rPr>
         <w:t xml:space="preserve">Area</w:t>
       </w:r>
@@ -5773,8 +5949,8 @@
         <w:t xml:space="preserve">Silencioso Certificación | ¿Son las reclamaciones alcances, actuales y compatibles? Verde / Amarillo / Rojo</w:t>
       </w:r>
     </w:p>
-    <w:bookmarkEnd w:id="46"/>
-    <w:bookmarkStart w:id="49" w:name="junior-analyst-career-guide"/>
+    <w:bookmarkEnd w:id="57"/>
+    <w:bookmarkStart w:id="60" w:name="junior-analyst-career-guide"/>
     <w:p>
       <w:pPr>
         <w:pStyle w:val="Heading1"/>
@@ -5789,8 +5965,8 @@
       </w:pPr>
       <w:r>
         <w:rPr>
+          <w:iCs/>
           <w:i/>
-          <w:iCs/>
         </w:rPr>
         <w:t xml:space="preserve">Una ruta práctica hacia ISMS, GRC, riesgo, auditoría y cumplimiento.</w:t>
       </w:r>
@@ -5803,7 +5979,13 @@
         <w:t xml:space="preserve">■img src=</w:t>
       </w:r>
       <w:r>
-        <w:t xml:space="preserve">“media/image9.png”</w:t>
+        <w:t xml:space="preserve">“</w:t>
+      </w:r>
+      <w:r>
+        <w:t xml:space="preserve">media/image9.png</w:t>
+      </w:r>
+      <w:r>
+        <w:t xml:space="preserve">”</w:t>
       </w:r>
       <w:r>
         <w:t xml:space="preserve"> </w:t>
@@ -5812,7 +5994,13 @@
         <w:t xml:space="preserve">estilo=</w:t>
       </w:r>
       <w:r>
-        <w:t xml:space="preserve">“width:6.15in;height:3.075in”</w:t>
+        <w:t xml:space="preserve">“</w:t>
+      </w:r>
+      <w:r>
+        <w:t xml:space="preserve">width:6.15in;height:3.075in</w:t>
+      </w:r>
+      <w:r>
+        <w:t xml:space="preserve">”</w:t>
       </w:r>
       <w:r>
         <w:t xml:space="preserve"> </w:t>
@@ -5821,7 +6009,13 @@
         <w:t xml:space="preserve">alt=</w:t>
       </w:r>
       <w:r>
-        <w:t xml:space="preserve">“Aprende el sistema, requisitos de mapa, evidencia de prueba, reporte claramente y construya una cartera honesta”</w:t>
+        <w:t xml:space="preserve">“</w:t>
+      </w:r>
+      <w:r>
+        <w:t xml:space="preserve">Aprende el sistema, requisitos de mapa, evidencia de prueba, reporte claramente y construya una cartera honesta</w:t>
+      </w:r>
+      <w:r>
+        <w:t xml:space="preserve">”</w:t>
       </w:r>
       <w:r>
         <w:t xml:space="preserve">.</w:t>
@@ -5899,7 +6093,7 @@
         <w:t xml:space="preserve">Análisis de la seguridad</w:t>
       </w:r>
     </w:p>
-    <w:bookmarkStart w:id="47" w:name="típico-trabajo-junior"/>
+    <w:bookmarkStart w:id="58" w:name="típico-trabajo-junior"/>
     <w:p>
       <w:pPr>
         <w:pStyle w:val="Heading2"/>
@@ -5985,8 +6179,8 @@
         <w:t xml:space="preserve">Proteger información confidencial y permanecer dentro de la autorización.</w:t>
       </w:r>
     </w:p>
-    <w:bookmarkEnd w:id="47"/>
-    <w:bookmarkStart w:id="48" w:name="valor-de-los-empleadores-de-habilidades"/>
+    <w:bookmarkEnd w:id="58"/>
+    <w:bookmarkStart w:id="59" w:name="valor-de-los-empleadores-de-habilidades"/>
     <w:p>
       <w:pPr>
         <w:pStyle w:val="Heading2"/>
@@ -6053,11 +6247,11 @@
     </w:p>
     <w:p>
       <w:pPr>
-        <w:pStyle w:val="Compact"/>
         <w:numPr>
           <w:ilvl w:val="0"/>
           <w:numId w:val="1032"/>
         </w:numPr>
+        <w:pStyle w:val="Compact"/>
       </w:pPr>
       <w:r>
         <w:t xml:space="preserve">Laboratorio Ficcional y Portfolio</w:t>
@@ -6069,8 +6263,8 @@
       </w:pPr>
       <w:r>
         <w:rPr>
+          <w:iCs/>
           <w:i/>
-          <w:iCs/>
         </w:rPr>
         <w:t xml:space="preserve">Un entorno de prácticas seguras utilizando datos sintéticos y sistemas de laboratorio autorizados</w:t>
       </w:r>
@@ -6080,11 +6274,11 @@
     </w:p>
     <w:p>
       <w:pPr>
-        <w:pStyle w:val="Compact"/>
         <w:numPr>
           <w:ilvl w:val="0"/>
           <w:numId w:val="1033"/>
         </w:numPr>
+        <w:pStyle w:val="Compact"/>
       </w:pPr>
       <w:r>
         <w:t xml:space="preserve">La regla del laboratorio* Utilice una organización ficticia, datos sintéticos, sistemas aislados y herramientas que está autorizado para operar. No pretenda que un proyecto de cartera sea una certificación real o una auditoría cliente. |</w:t>
@@ -6212,8 +6406,8 @@
       </w:pPr>
       <w:r>
         <w:rPr>
+          <w:bCs/>
           <w:b/>
-          <w:bCs/>
         </w:rPr>
         <w:t xml:space="preserve">Portfolio artifact</w:t>
       </w:r>
@@ -6228,8 +6422,8 @@
       </w:r>
       <w:r>
         <w:rPr>
+          <w:bCs/>
           <w:b/>
-          <w:bCs/>
         </w:rPr>
         <w:t xml:space="preserve">Lo que demuestra</w:t>
       </w:r>
@@ -6296,9 +6490,9 @@
         <w:t xml:space="preserve">← Herramienta de prueba memo ← Alfabetización técnica y limitaciones</w:t>
       </w:r>
     </w:p>
-    <w:bookmarkEnd w:id="48"/>
-    <w:bookmarkEnd w:id="49"/>
-    <w:bookmarkStart w:id="59" w:name="plan-de-aprendizaje-de-30-días"/>
+    <w:bookmarkEnd w:id="59"/>
+    <w:bookmarkEnd w:id="60"/>
+    <w:bookmarkStart w:id="70" w:name="plan-de-aprendizaje-de-30-días"/>
     <w:p>
       <w:pPr>
         <w:pStyle w:val="Heading1"/>
@@ -6313,8 +6507,8 @@
       </w:pPr>
       <w:r>
         <w:rPr>
+          <w:iCs/>
           <w:i/>
-          <w:iCs/>
         </w:rPr>
         <w:t xml:space="preserve">Un calendario centrado para la creación de capacidad útil de nivel junior</w:t>
       </w:r>
@@ -6327,24 +6521,26 @@
         <w:tblStyle w:val="Table"/>
         <w:tblW w:type="auto" w:w="0"/>
         <w:tblLook w:firstRow="1" w:lastRow="0" w:firstColumn="0" w:lastColumn="0" w:noHBand="0" w:noVBand="0" w:val="0020"/>
+        <w:jc w:val="start"/>
       </w:tblPr>
       <w:tblGrid>
         <w:gridCol w:w="7920"/>
       </w:tblGrid>
       <w:tr>
         <w:trPr>
-          <w:tblHeader w:val="on"/>
+          <w:tblHeader w:val="true"/>
         </w:trPr>
         <w:tc>
           <w:tcPr/>
           <w:p>
             <w:pPr>
               <w:pStyle w:val="Compact"/>
+              <w:jc w:val="left"/>
             </w:pPr>
             <w:r>
               <w:rPr>
+                <w:bCs/>
                 <w:b/>
-                <w:bCs/>
               </w:rPr>
               <w:t xml:space="preserve">Días</w:t>
             </w:r>
@@ -6357,6 +6553,7 @@
           <w:p>
             <w:pPr>
               <w:pStyle w:val="Compact"/>
+              <w:jc w:val="left"/>
             </w:pPr>
             <w:r>
               <w:t xml:space="preserve">1-5</w:t>
@@ -6411,11 +6608,11 @@
     </w:p>
     <w:p>
       <w:pPr>
-        <w:pStyle w:val="Compact"/>
         <w:numPr>
           <w:ilvl w:val="0"/>
           <w:numId w:val="1035"/>
         </w:numPr>
+        <w:pStyle w:val="Compact"/>
       </w:pPr>
       <w:r>
         <w:t xml:space="preserve">Preparación de entrevistas</w:t>
@@ -6423,17 +6620,17 @@
     </w:p>
     <w:p>
       <w:pPr>
-        <w:pStyle w:val="Compact"/>
         <w:numPr>
           <w:ilvl w:val="0"/>
           <w:numId w:val="1036"/>
         </w:numPr>
+        <w:pStyle w:val="Compact"/>
       </w:pPr>
       <w:r>
         <w:t xml:space="preserve">Respuestas claras, escenarios prácticos y preguntas para el empleador.*</w:t>
       </w:r>
     </w:p>
-    <w:bookmarkStart w:id="50" w:name="qué-es-un-isms"/>
+    <w:bookmarkStart w:id="61" w:name="qué-es-un-isms"/>
     <w:p>
       <w:pPr>
         <w:pStyle w:val="Heading2"/>
@@ -6450,8 +6647,8 @@
         <w:t xml:space="preserve">Un sistema de gestión para controlar el riesgo de seguridad de la información mediante liderazgo, planificación, operación, evaluación y mejora continua.</w:t>
       </w:r>
     </w:p>
-    <w:bookmarkEnd w:id="50"/>
-    <w:bookmarkStart w:id="51" w:name="iso-27001-versus-27002"/>
+    <w:bookmarkEnd w:id="61"/>
+    <w:bookmarkStart w:id="62" w:name="iso-27001-versus-27002"/>
     <w:p>
       <w:pPr>
         <w:pStyle w:val="Heading2"/>
@@ -6468,8 +6665,8 @@
         <w:t xml:space="preserve">27001 contiene requisitos certificables de ISMS; 27002 proporciona orientación de control detallada y no es en sí mismo un estándar de certificación.</w:t>
       </w:r>
     </w:p>
-    <w:bookmarkEnd w:id="51"/>
-    <w:bookmarkStart w:id="52" w:name="qué-es-el-soa"/>
+    <w:bookmarkEnd w:id="62"/>
+    <w:bookmarkStart w:id="63" w:name="qué-es-el-soa"/>
     <w:p>
       <w:pPr>
         <w:pStyle w:val="Heading2"/>
@@ -6486,8 +6683,8 @@
         <w:t xml:space="preserve">A controlled record of necessary controls, Annex A inclusion or exclusion justification, and implementation status, linked to treatment and evidence.</w:t>
       </w:r>
     </w:p>
-    <w:bookmarkEnd w:id="52"/>
-    <w:bookmarkStart w:id="53" w:name="X87a82feab05149cc11a8da9d47c6d108a0aa065"/>
+    <w:bookmarkEnd w:id="63"/>
+    <w:bookmarkStart w:id="64" w:name="X87a82feab05149cc11a8da9d47c6d108a0aa065"/>
     <w:p>
       <w:pPr>
         <w:pStyle w:val="Heading2"/>
@@ -6504,8 +6701,8 @@
         <w:t xml:space="preserve">La organización debe utilizar el Anexo A como verificación de referencia y justificar decisiones. Los controles necesarios siguen el tratamiento y las obligaciones de riesgo; también pueden requerirse otros controles.</w:t>
       </w:r>
     </w:p>
-    <w:bookmarkEnd w:id="53"/>
-    <w:bookmarkStart w:id="54" w:name="cómo-prueba-un-control"/>
+    <w:bookmarkEnd w:id="64"/>
+    <w:bookmarkStart w:id="65" w:name="cómo-prueba-un-control"/>
     <w:p>
       <w:pPr>
         <w:pStyle w:val="Heading2"/>
@@ -6522,8 +6719,8 @@
         <w:t xml:space="preserve">Definir los criterios y el alcance, validar la población, muestras por riesgo, inspeccionar y repercutir pruebas, excepciones de documentos y reprueba la corrección.</w:t>
       </w:r>
     </w:p>
-    <w:bookmarkEnd w:id="54"/>
-    <w:bookmarkStart w:id="55" w:name="qué-es-una-no-conformidad"/>
+    <w:bookmarkEnd w:id="65"/>
+    <w:bookmarkStart w:id="66" w:name="qué-es-una-no-conformidad"/>
     <w:p>
       <w:pPr>
         <w:pStyle w:val="Heading2"/>
@@ -6540,8 +6737,8 @@
         <w:t xml:space="preserve">No cumplir con un requisito. Se requiere corrección, evaluación de causas, acción adecuada y examen de eficacia.</w:t>
       </w:r>
     </w:p>
-    <w:bookmarkEnd w:id="55"/>
-    <w:bookmarkStart w:id="56" w:name="qué-cambió-en-2024"/>
+    <w:bookmarkEnd w:id="66"/>
+    <w:bookmarkStart w:id="67" w:name="qué-cambió-en-2024"/>
     <w:p>
       <w:pPr>
         <w:pStyle w:val="Heading2"/>
@@ -6558,8 +6755,8 @@
         <w:t xml:space="preserve">La enmienda exige una consideración explícita de la pertinencia del cambio climático en el contexto y observa que las partes interesadas pueden tener requisitos relacionados con el clima.</w:t>
       </w:r>
     </w:p>
-    <w:bookmarkEnd w:id="56"/>
-    <w:bookmarkStart w:id="57" w:name="Xfba4709fb279bf9979370435d78e802f3fe04a6"/>
+    <w:bookmarkEnd w:id="67"/>
+    <w:bookmarkStart w:id="68" w:name="Xfba4709fb279bf9979370435d78e802f3fe04a6"/>
     <w:p>
       <w:pPr>
         <w:pStyle w:val="Heading2"/>
@@ -6576,8 +6773,8 @@
         <w:t xml:space="preserve">Los hechos estatales respaldados por pruebas y alcance definidos, revelan limitaciones y evitan reclamar auditor o autoridad de certificación.</w:t>
       </w:r>
     </w:p>
-    <w:bookmarkEnd w:id="57"/>
-    <w:bookmarkStart w:id="58" w:name="preguntas-para-hacer-al-empleador"/>
+    <w:bookmarkEnd w:id="68"/>
+    <w:bookmarkStart w:id="69" w:name="preguntas-para-hacer-al-empleador"/>
     <w:p>
       <w:pPr>
         <w:pStyle w:val="Heading2"/>
@@ -6663,9 +6860,9 @@
         <w:t xml:space="preserve">¿Cómo se revisan y entrenan las conclusiones junior?</w:t>
       </w:r>
     </w:p>
-    <w:bookmarkEnd w:id="58"/>
-    <w:bookmarkEnd w:id="59"/>
-    <w:bookmarkStart w:id="67" w:name="plantillas-glosario-índice-y-referencias"/>
+    <w:bookmarkEnd w:id="69"/>
+    <w:bookmarkEnd w:id="70"/>
+    <w:bookmarkStart w:id="78" w:name="plantillas-glosario-índice-y-referencias"/>
     <w:p>
       <w:pPr>
         <w:pStyle w:val="Heading1"/>
@@ -6676,17 +6873,17 @@
     </w:p>
     <w:p>
       <w:pPr>
-        <w:pStyle w:val="Compact"/>
         <w:numPr>
           <w:ilvl w:val="0"/>
           <w:numId w:val="1038"/>
         </w:numPr>
+        <w:pStyle w:val="Compact"/>
       </w:pPr>
       <w:r>
         <w:t xml:space="preserve">Estructuras de trabajo reutilizables, términos importantes y puntos de partida autorizados.*</w:t>
       </w:r>
     </w:p>
-    <w:bookmarkStart w:id="60" w:name="registro-de-riesgo-mínimo"/>
+    <w:bookmarkStart w:id="71" w:name="registro-de-riesgo-mínimo"/>
     <w:p>
       <w:pPr>
         <w:pStyle w:val="Heading2"/>
@@ -6700,19 +6897,21 @@
         <w:tblStyle w:val="Table"/>
         <w:tblW w:type="auto" w:w="0"/>
         <w:tblLook w:firstRow="1" w:lastRow="0" w:firstColumn="0" w:lastColumn="0" w:noHBand="0" w:noVBand="0" w:val="0020"/>
+        <w:jc w:val="start"/>
       </w:tblPr>
       <w:tblGrid>
         <w:gridCol w:w="7920"/>
       </w:tblGrid>
       <w:tr>
         <w:trPr>
-          <w:tblHeader w:val="on"/>
+          <w:tblHeader w:val="true"/>
         </w:trPr>
         <w:tc>
           <w:tcPr/>
           <w:p>
             <w:pPr>
               <w:pStyle w:val="Compact"/>
+              <w:jc w:val="left"/>
             </w:pPr>
             <w:r>
               <w:t xml:space="preserve">**</w:t>
@@ -6738,13 +6937,25 @@
         <w:t xml:space="preserve"> </w:t>
       </w:r>
       <w:r>
-        <w:t xml:space="preserve">“El evento de la amenaza y la condición de vida”</w:t>
-      </w:r>
-      <w:r>
-        <w:t xml:space="preserve"> </w:t>
-      </w:r>
-      <w:r>
-        <w:t xml:space="preserve">“Consequence”</w:t>
+        <w:t xml:space="preserve">“</w:t>
+      </w:r>
+      <w:r>
+        <w:t xml:space="preserve">El evento de la amenaza y la condición de vida</w:t>
+      </w:r>
+      <w:r>
+        <w:t xml:space="preserve">”</w:t>
+      </w:r>
+      <w:r>
+        <w:t xml:space="preserve"> </w:t>
+      </w:r>
+      <w:r>
+        <w:t xml:space="preserve">“</w:t>
+      </w:r>
+      <w:r>
+        <w:t xml:space="preserve">Consequence</w:t>
+      </w:r>
+      <w:r>
+        <w:t xml:space="preserve">”</w:t>
       </w:r>
       <w:r>
         <w:t xml:space="preserve"> </w:t>
@@ -6756,7 +6967,13 @@
         <w:t xml:space="preserve"> </w:t>
       </w:r>
       <w:r>
-        <w:t xml:space="preserve">“La probabilidad y el impacto en la vida”</w:t>
+        <w:t xml:space="preserve">“</w:t>
+      </w:r>
+      <w:r>
+        <w:t xml:space="preserve">La probabilidad y el impacto en la vida</w:t>
+      </w:r>
+      <w:r>
+        <w:t xml:space="preserve">”</w:t>
       </w:r>
       <w:r>
         <w:t xml:space="preserve"> </w:t>
@@ -6774,7 +6991,13 @@
         <w:t xml:space="preserve"> </w:t>
       </w:r>
       <w:r>
-        <w:t xml:space="preserve">“El riesgo residual y la aceptación…”</w:t>
+        <w:t xml:space="preserve">“</w:t>
+      </w:r>
+      <w:r>
+        <w:t xml:space="preserve">El riesgo residual y la aceptación…</w:t>
+      </w:r>
+      <w:r>
+        <w:t xml:space="preserve">”</w:t>
       </w:r>
       <w:r>
         <w:t xml:space="preserve"> </w:t>
@@ -6783,8 +7006,8 @@
         <w:t xml:space="preserve">, la fecha de revisión de la vida, es la siguiente.</w:t>
       </w:r>
     </w:p>
-    <w:bookmarkEnd w:id="60"/>
-    <w:bookmarkStart w:id="61" w:name="documentos-de-prueba-de-control"/>
+    <w:bookmarkEnd w:id="71"/>
+    <w:bookmarkStart w:id="72" w:name="documentos-de-prueba-de-control"/>
     <w:p>
       <w:pPr>
         <w:pStyle w:val="Heading2"/>
@@ -6816,13 +7039,25 @@
         <w:t xml:space="preserve"> </w:t>
       </w:r>
       <w:r>
-        <w:t xml:space="preserve">“Escopia y período de vida”</w:t>
-      </w:r>
-      <w:r>
-        <w:t xml:space="preserve"> </w:t>
-      </w:r>
-      <w:r>
-        <w:t xml:space="preserve">“Principal y sistemas de vida”</w:t>
+        <w:t xml:space="preserve">“</w:t>
+      </w:r>
+      <w:r>
+        <w:t xml:space="preserve">Escopia y período de vida</w:t>
+      </w:r>
+      <w:r>
+        <w:t xml:space="preserve">”</w:t>
+      </w:r>
+      <w:r>
+        <w:t xml:space="preserve"> </w:t>
+      </w:r>
+      <w:r>
+        <w:t xml:space="preserve">“</w:t>
+      </w:r>
+      <w:r>
+        <w:t xml:space="preserve">Principal y sistemas de vida</w:t>
+      </w:r>
+      <w:r>
+        <w:t xml:space="preserve">”</w:t>
       </w:r>
       <w:r>
         <w:t xml:space="preserve"> </w:t>
@@ -6834,7 +7069,13 @@
         <w:br/>
       </w:r>
       <w:r>
-        <w:t xml:space="preserve">“Sensacionalidad y racionalidad”</w:t>
+        <w:t xml:space="preserve">“</w:t>
+      </w:r>
+      <w:r>
+        <w:t xml:space="preserve">Sensacionalidad y racionalidad</w:t>
+      </w:r>
+      <w:r>
+        <w:t xml:space="preserve">”</w:t>
       </w:r>
       <w:r>
         <w:t xml:space="preserve"> </w:t>
@@ -6858,7 +7099,13 @@
         <w:t xml:space="preserve"> </w:t>
       </w:r>
       <w:r>
-        <w:t xml:space="preserve">“Conclusión y limitación de la vida”</w:t>
+        <w:t xml:space="preserve">“</w:t>
+      </w:r>
+      <w:r>
+        <w:t xml:space="preserve">Conclusión y limitación de la vida</w:t>
+      </w:r>
+      <w:r>
+        <w:t xml:space="preserve">”</w:t>
       </w:r>
       <w:r>
         <w:t xml:space="preserve"> </w:t>
@@ -6867,8 +7114,8 @@
         <w:t xml:space="preserve">Corrección y prueba de vida</w:t>
       </w:r>
     </w:p>
-    <w:bookmarkEnd w:id="61"/>
-    <w:bookmarkStart w:id="62" w:name="glosario"/>
+    <w:bookmarkEnd w:id="72"/>
+    <w:bookmarkStart w:id="73" w:name="glosario"/>
     <w:p>
       <w:pPr>
         <w:pStyle w:val="Heading2"/>
@@ -6969,8 +7216,8 @@
         <w:t xml:space="preserve">tención Gestión superior | Persona o grupo dirigiendo y controlando la organización al más alto nivel dentro del alcance. ←</w:t>
       </w:r>
     </w:p>
-    <w:bookmarkEnd w:id="62"/>
-    <w:bookmarkStart w:id="63" w:name="índice-de-asunto"/>
+    <w:bookmarkEnd w:id="73"/>
+    <w:bookmarkStart w:id="74" w:name="índice-de-asunto"/>
     <w:p>
       <w:pPr>
         <w:pStyle w:val="Heading2"/>
@@ -7083,8 +7330,8 @@
         <w:t xml:space="preserve">Silenciosos Proveedores | 13, 18, 23 |</w:t>
       </w:r>
     </w:p>
-    <w:bookmarkEnd w:id="63"/>
-    <w:bookmarkStart w:id="66" w:name="referencias-oficiales"/>
+    <w:bookmarkEnd w:id="74"/>
+    <w:bookmarkStart w:id="77" w:name="referencias-oficiales"/>
     <w:p>
       <w:pPr>
         <w:pStyle w:val="Heading2"/>
@@ -7121,7 +7368,7 @@
       <w:pPr>
         <w:pStyle w:val="BodyText"/>
       </w:pPr>
-      <w:hyperlink r:id="rId64">
+      <w:hyperlink r:id="rId75">
         <w:r>
           <w:rPr>
             <w:rStyle w:val="Hyperlink"/>
@@ -7134,7 +7381,7 @@
       <w:pPr>
         <w:pStyle w:val="BodyText"/>
       </w:pPr>
-      <w:hyperlink r:id="rId65">
+      <w:hyperlink r:id="rId76">
         <w:r>
           <w:rPr>
             <w:rStyle w:val="Hyperlink"/>
@@ -7157,8 +7404,8 @@
       </w:pPr>
       <w:r>
         <w:rPr>
+          <w:bCs/>
           <w:b/>
-          <w:bCs/>
         </w:rPr>
         <w:t xml:space="preserve">Recuerdo final:</w:t>
       </w:r>
@@ -7177,13 +7424,9 @@
         <w:t xml:space="preserve">|. |</w:t>
       </w:r>
     </w:p>
-    <w:bookmarkEnd w:id="66"/>
-    <w:bookmarkEnd w:id="67"/>
-    <w:sectPr>
-      <w:footnotePr>
-        <w:numRestart w:val="eachSect"/>
-      </w:footnotePr>
-    </w:sectPr>
+    <w:bookmarkEnd w:id="77"/>
+    <w:bookmarkEnd w:id="78"/>
+    <w:sectPr/>
   </w:body>
 </w:document>
 </file>
@@ -7214,14 +7457,14 @@
 <file path=word/numbering.xml><?xml version="1.0" encoding="utf-8"?>
 <w:numbering xmlns:w="http://schemas.openxmlformats.org/wordprocessingml/2006/main">
   <w:abstractNum w:abstractNumId="990">
-    <w:nsid w:val="0000A990"/>
+    <w:nsid w:val="A990"/>
     <w:multiLevelType w:val="multilevel"/>
     <w:lvl w:ilvl="0">
       <w:numFmt w:val="bullet"/>
       <w:lvlText w:val=" "/>
       <w:lvlJc w:val="left"/>
       <w:pPr>
-        <w:ind w:left="720" w:hanging="360"/>
+        <w:ind w:left="720" w:hanging="480"/>
       </w:pPr>
     </w:lvl>
     <w:lvl w:ilvl="1">
@@ -7229,7 +7472,7 @@
       <w:lvlText w:val=" "/>
       <w:lvlJc w:val="left"/>
       <w:pPr>
-        <w:ind w:left="1440" w:hanging="360"/>
+        <w:ind w:left="1440" w:hanging="480"/>
       </w:pPr>
     </w:lvl>
     <w:lvl w:ilvl="2">
@@ -7237,7 +7480,7 @@
       <w:lvlText w:val=" "/>
       <w:lvlJc w:val="left"/>
       <w:pPr>
-        <w:ind w:left="2160" w:hanging="360"/>
+        <w:ind w:left="2160" w:hanging="480"/>
       </w:pPr>
     </w:lvl>
     <w:lvl w:ilvl="3">
@@ -7245,7 +7488,7 @@
       <w:lvlText w:val=" "/>
       <w:lvlJc w:val="left"/>
       <w:pPr>
-        <w:ind w:left="2880" w:hanging="360"/>
+        <w:ind w:left="2880" w:hanging="480"/>
       </w:pPr>
     </w:lvl>
     <w:lvl w:ilvl="4">
@@ -7253,7 +7496,7 @@
       <w:lvlText w:val=" "/>
       <w:lvlJc w:val="left"/>
       <w:pPr>
-        <w:ind w:left="3600" w:hanging="360"/>
+        <w:ind w:left="3600" w:hanging="480"/>
       </w:pPr>
     </w:lvl>
     <w:lvl w:ilvl="5">
@@ -7261,7 +7504,7 @@
       <w:lvlText w:val=" "/>
       <w:lvlJc w:val="left"/>
       <w:pPr>
-        <w:ind w:left="4320" w:hanging="360"/>
+        <w:ind w:left="4320" w:hanging="480"/>
       </w:pPr>
     </w:lvl>
     <w:lvl w:ilvl="6">
@@ -7269,7 +7512,7 @@
       <w:lvlText w:val=" "/>
       <w:lvlJc w:val="left"/>
       <w:pPr>
-        <w:ind w:left="5040" w:hanging="360"/>
+        <w:ind w:left="5040" w:hanging="480"/>
       </w:pPr>
     </w:lvl>
     <w:lvl w:ilvl="7">
@@ -7277,7 +7520,7 @@
       <w:lvlText w:val=" "/>
       <w:lvlJc w:val="left"/>
       <w:pPr>
-        <w:ind w:left="5760" w:hanging="360"/>
+        <w:ind w:left="5760" w:hanging="480"/>
       </w:pPr>
     </w:lvl>
     <w:lvl w:ilvl="8">
@@ -7285,115 +7528,88 @@
       <w:lvlText w:val=" "/>
       <w:lvlJc w:val="left"/>
       <w:pPr>
-        <w:ind w:left="6480" w:hanging="360"/>
+        <w:ind w:left="6480" w:hanging="480"/>
       </w:pPr>
     </w:lvl>
   </w:abstractNum>
   <w:abstractNum w:abstractNumId="991">
-    <w:nsid w:val="0000A991"/>
+    <w:nsid w:val="A991"/>
     <w:multiLevelType w:val="multilevel"/>
     <w:lvl w:ilvl="0">
       <w:numFmt w:val="bullet"/>
-      <w:lvlText w:val=""/>
-      <w:lvlJc w:val="left"/>
-      <w:pPr>
-        <w:ind w:left="720" w:hanging="360"/>
-      </w:pPr>
-      <w:rPr>
-        <w:rFonts w:ascii="Symbol" w:hAnsi="Symbol" w:cs="Symbol" w:hint="default"/>
-      </w:rPr>
+      <w:lvlText w:val="•"/>
+      <w:lvlJc w:val="left"/>
+      <w:pPr>
+        <w:ind w:left="720" w:hanging="480"/>
+      </w:pPr>
     </w:lvl>
     <w:lvl w:ilvl="1">
       <w:numFmt w:val="bullet"/>
-      <w:lvlText w:val="o"/>
-      <w:lvlJc w:val="left"/>
-      <w:pPr>
-        <w:ind w:left="1440" w:hanging="360"/>
-      </w:pPr>
-      <w:rPr>
-        <w:rFonts w:ascii="Courier New" w:hAnsi="Courier New" w:cs="Courier New" w:hint="default"/>
-      </w:rPr>
+      <w:lvlText w:val="–"/>
+      <w:lvlJc w:val="left"/>
+      <w:pPr>
+        <w:ind w:left="1440" w:hanging="480"/>
+      </w:pPr>
     </w:lvl>
     <w:lvl w:ilvl="2">
       <w:numFmt w:val="bullet"/>
-      <w:lvlText w:val=""/>
-      <w:lvlJc w:val="left"/>
-      <w:pPr>
-        <w:ind w:left="2160" w:hanging="360"/>
-      </w:pPr>
-      <w:rPr>
-        <w:rFonts w:ascii="Wingdings" w:hAnsi="Wingdings" w:cs="Wingdings" w:hint="default"/>
-      </w:rPr>
+      <w:lvlText w:val="•"/>
+      <w:lvlJc w:val="left"/>
+      <w:pPr>
+        <w:ind w:left="2160" w:hanging="480"/>
+      </w:pPr>
     </w:lvl>
     <w:lvl w:ilvl="3">
       <w:numFmt w:val="bullet"/>
-      <w:lvlText w:val=""/>
-      <w:lvlJc w:val="left"/>
-      <w:pPr>
-        <w:ind w:left="2880" w:hanging="360"/>
-      </w:pPr>
-      <w:rPr>
-        <w:rFonts w:ascii="Symbol" w:hAnsi="Symbol" w:cs="Symbol" w:hint="default"/>
-      </w:rPr>
+      <w:lvlText w:val="–"/>
+      <w:lvlJc w:val="left"/>
+      <w:pPr>
+        <w:ind w:left="2880" w:hanging="480"/>
+      </w:pPr>
     </w:lvl>
     <w:lvl w:ilvl="4">
       <w:numFmt w:val="bullet"/>
-      <w:lvlText w:val="o"/>
-      <w:lvlJc w:val="left"/>
-      <w:pPr>
-        <w:ind w:left="3600" w:hanging="360"/>
-      </w:pPr>
-      <w:rPr>
-        <w:rFonts w:ascii="Courier New" w:hAnsi="Courier New" w:cs="Courier New" w:hint="default"/>
-      </w:rPr>
+      <w:lvlText w:val="•"/>
+      <w:lvlJc w:val="left"/>
+      <w:pPr>
+        <w:ind w:left="3600" w:hanging="480"/>
+      </w:pPr>
     </w:lvl>
     <w:lvl w:ilvl="5">
       <w:numFmt w:val="bullet"/>
-      <w:lvlText w:val=""/>
-      <w:lvlJc w:val="left"/>
-      <w:pPr>
-        <w:ind w:left="4320" w:hanging="360"/>
-      </w:pPr>
-      <w:rPr>
-        <w:rFonts w:ascii="Wingdings" w:hAnsi="Wingdings" w:cs="Wingdings" w:hint="default"/>
-      </w:rPr>
+      <w:lvlText w:val="–"/>
+      <w:lvlJc w:val="left"/>
+      <w:pPr>
+        <w:ind w:left="4320" w:hanging="480"/>
+      </w:pPr>
     </w:lvl>
     <w:lvl w:ilvl="6">
       <w:numFmt w:val="bullet"/>
-      <w:lvlText w:val=""/>
-      <w:lvlJc w:val="left"/>
-      <w:pPr>
-        <w:ind w:left="5040" w:hanging="360"/>
-      </w:pPr>
-      <w:rPr>
-        <w:rFonts w:ascii="Symbol" w:hAnsi="Symbol" w:cs="Symbol" w:hint="default"/>
-      </w:rPr>
+      <w:lvlText w:val="•"/>
+      <w:lvlJc w:val="left"/>
+      <w:pPr>
+        <w:ind w:left="5040" w:hanging="480"/>
+      </w:pPr>
     </w:lvl>
     <w:lvl w:ilvl="7">
       <w:numFmt w:val="bullet"/>
-      <w:lvlText w:val="o"/>
-      <w:lvlJc w:val="left"/>
-      <w:pPr>
-        <w:ind w:left="5760" w:hanging="360"/>
-      </w:pPr>
-      <w:rPr>
-        <w:rFonts w:ascii="Courier New" w:hAnsi="Courier New" w:cs="Courier New" w:hint="default"/>
-      </w:rPr>
+      <w:lvlText w:val="–"/>
+      <w:lvlJc w:val="left"/>
+      <w:pPr>
+        <w:ind w:left="5760" w:hanging="480"/>
+      </w:pPr>
     </w:lvl>
     <w:lvl w:ilvl="8">
       <w:numFmt w:val="bullet"/>
-      <w:lvlText w:val=""/>
-      <w:lvlJc w:val="left"/>
-      <w:pPr>
-        <w:ind w:left="6480" w:hanging="360"/>
-      </w:pPr>
-      <w:rPr>
-        <w:rFonts w:ascii="Wingdings" w:hAnsi="Wingdings" w:cs="Wingdings" w:hint="default"/>
-      </w:rPr>
+      <w:lvlText w:val="•"/>
+      <w:lvlJc w:val="left"/>
+      <w:pPr>
+        <w:ind w:left="6480" w:hanging="480"/>
+      </w:pPr>
     </w:lvl>
   </w:abstractNum>
   <w:abstractNum w:abstractNumId="99412">
-    <w:nsid w:val="00A99412"/>
+    <w:nsid w:val="A99412"/>
     <w:multiLevelType w:val="multilevel"/>
     <w:lvl w:ilvl="0">
       <w:start w:val="2"/>
@@ -7401,7 +7617,7 @@
       <w:lvlText w:val="%1."/>
       <w:lvlJc w:val="left"/>
       <w:pPr>
-        <w:ind w:left="720" w:hanging="360"/>
+        <w:ind w:left="720" w:hanging="480"/>
       </w:pPr>
     </w:lvl>
     <w:lvl w:ilvl="1">
@@ -7410,7 +7626,7 @@
       <w:lvlText w:val="%2."/>
       <w:lvlJc w:val="left"/>
       <w:pPr>
-        <w:ind w:left="1440" w:hanging="360"/>
+        <w:ind w:left="1440" w:hanging="480"/>
       </w:pPr>
     </w:lvl>
     <w:lvl w:ilvl="2">
@@ -7419,7 +7635,7 @@
       <w:lvlText w:val="%3."/>
       <w:lvlJc w:val="left"/>
       <w:pPr>
-        <w:ind w:left="2160" w:hanging="360"/>
+        <w:ind w:left="2160" w:hanging="480"/>
       </w:pPr>
     </w:lvl>
     <w:lvl w:ilvl="3">
@@ -7428,7 +7644,7 @@
       <w:lvlText w:val="%4."/>
       <w:lvlJc w:val="left"/>
       <w:pPr>
-        <w:ind w:left="2880" w:hanging="360"/>
+        <w:ind w:left="2880" w:hanging="480"/>
       </w:pPr>
     </w:lvl>
     <w:lvl w:ilvl="4">
@@ -7437,7 +7653,7 @@
       <w:lvlText w:val="%5."/>
       <w:lvlJc w:val="left"/>
       <w:pPr>
-        <w:ind w:left="3600" w:hanging="360"/>
+        <w:ind w:left="3600" w:hanging="480"/>
       </w:pPr>
     </w:lvl>
     <w:lvl w:ilvl="5">
@@ -7446,7 +7662,7 @@
       <w:lvlText w:val="%6."/>
       <w:lvlJc w:val="left"/>
       <w:pPr>
-        <w:ind w:left="4320" w:hanging="360"/>
+        <w:ind w:left="4320" w:hanging="480"/>
       </w:pPr>
     </w:lvl>
     <w:lvl w:ilvl="6">
@@ -7455,7 +7671,7 @@
       <w:lvlText w:val="%7."/>
       <w:lvlJc w:val="left"/>
       <w:pPr>
-        <w:ind w:left="5040" w:hanging="360"/>
+        <w:ind w:left="5040" w:hanging="480"/>
       </w:pPr>
     </w:lvl>
     <w:lvl w:ilvl="7">
@@ -7464,7 +7680,7 @@
       <w:lvlText w:val="%8."/>
       <w:lvlJc w:val="left"/>
       <w:pPr>
-        <w:ind w:left="5760" w:hanging="360"/>
+        <w:ind w:left="5760" w:hanging="480"/>
       </w:pPr>
     </w:lvl>
     <w:lvl w:ilvl="8">
@@ -7473,12 +7689,12 @@
       <w:lvlText w:val="%9."/>
       <w:lvlJc w:val="left"/>
       <w:pPr>
-        <w:ind w:left="6480" w:hanging="360"/>
+        <w:ind w:left="6480" w:hanging="480"/>
       </w:pPr>
     </w:lvl>
   </w:abstractNum>
   <w:abstractNum w:abstractNumId="99417">
-    <w:nsid w:val="00A99417"/>
+    <w:nsid w:val="A99417"/>
     <w:multiLevelType w:val="multilevel"/>
     <w:lvl w:ilvl="0">
       <w:start w:val="7"/>
@@ -7486,7 +7702,7 @@
       <w:lvlText w:val="%1."/>
       <w:lvlJc w:val="left"/>
       <w:pPr>
-        <w:ind w:left="720" w:hanging="360"/>
+        <w:ind w:left="720" w:hanging="480"/>
       </w:pPr>
     </w:lvl>
     <w:lvl w:ilvl="1">
@@ -7495,7 +7711,7 @@
       <w:lvlText w:val="%2."/>
       <w:lvlJc w:val="left"/>
       <w:pPr>
-        <w:ind w:left="1440" w:hanging="360"/>
+        <w:ind w:left="1440" w:hanging="480"/>
       </w:pPr>
     </w:lvl>
     <w:lvl w:ilvl="2">
@@ -7504,7 +7720,7 @@
       <w:lvlText w:val="%3."/>
       <w:lvlJc w:val="left"/>
       <w:pPr>
-        <w:ind w:left="2160" w:hanging="360"/>
+        <w:ind w:left="2160" w:hanging="480"/>
       </w:pPr>
     </w:lvl>
     <w:lvl w:ilvl="3">
@@ -7513,7 +7729,7 @@
       <w:lvlText w:val="%4."/>
       <w:lvlJc w:val="left"/>
       <w:pPr>
-        <w:ind w:left="2880" w:hanging="360"/>
+        <w:ind w:left="2880" w:hanging="480"/>
       </w:pPr>
     </w:lvl>
     <w:lvl w:ilvl="4">
@@ -7522,7 +7738,7 @@
       <w:lvlText w:val="%5."/>
       <w:lvlJc w:val="left"/>
       <w:pPr>
-        <w:ind w:left="3600" w:hanging="360"/>
+        <w:ind w:left="3600" w:hanging="480"/>
       </w:pPr>
     </w:lvl>
     <w:lvl w:ilvl="5">
@@ -7531,7 +7747,7 @@
       <w:lvlText w:val="%6."/>
       <w:lvlJc w:val="left"/>
       <w:pPr>
-        <w:ind w:left="4320" w:hanging="360"/>
+        <w:ind w:left="4320" w:hanging="480"/>
       </w:pPr>
     </w:lvl>
     <w:lvl w:ilvl="6">
@@ -7540,7 +7756,7 @@
       <w:lvlText w:val="%7."/>
       <w:lvlJc w:val="left"/>
       <w:pPr>
-        <w:ind w:left="5040" w:hanging="360"/>
+        <w:ind w:left="5040" w:hanging="480"/>
       </w:pPr>
     </w:lvl>
     <w:lvl w:ilvl="7">
@@ -7549,7 +7765,7 @@
       <w:lvlText w:val="%8."/>
       <w:lvlJc w:val="left"/>
       <w:pPr>
-        <w:ind w:left="5760" w:hanging="360"/>
+        <w:ind w:left="5760" w:hanging="480"/>
       </w:pPr>
     </w:lvl>
     <w:lvl w:ilvl="8">
@@ -7558,12 +7774,12 @@
       <w:lvlText w:val="%9."/>
       <w:lvlJc w:val="left"/>
       <w:pPr>
-        <w:ind w:left="6480" w:hanging="360"/>
+        <w:ind w:left="6480" w:hanging="480"/>
       </w:pPr>
     </w:lvl>
   </w:abstractNum>
   <w:abstractNum w:abstractNumId="99418">
-    <w:nsid w:val="00A99418"/>
+    <w:nsid w:val="A99418"/>
     <w:multiLevelType w:val="multilevel"/>
     <w:lvl w:ilvl="0">
       <w:start w:val="8"/>
@@ -7571,7 +7787,7 @@
       <w:lvlText w:val="%1."/>
       <w:lvlJc w:val="left"/>
       <w:pPr>
-        <w:ind w:left="720" w:hanging="360"/>
+        <w:ind w:left="720" w:hanging="480"/>
       </w:pPr>
     </w:lvl>
     <w:lvl w:ilvl="1">
@@ -7580,7 +7796,7 @@
       <w:lvlText w:val="%2."/>
       <w:lvlJc w:val="left"/>
       <w:pPr>
-        <w:ind w:left="1440" w:hanging="360"/>
+        <w:ind w:left="1440" w:hanging="480"/>
       </w:pPr>
     </w:lvl>
     <w:lvl w:ilvl="2">
@@ -7589,7 +7805,7 @@
       <w:lvlText w:val="%3."/>
       <w:lvlJc w:val="left"/>
       <w:pPr>
-        <w:ind w:left="2160" w:hanging="360"/>
+        <w:ind w:left="2160" w:hanging="480"/>
       </w:pPr>
     </w:lvl>
     <w:lvl w:ilvl="3">
@@ -7598,7 +7814,7 @@
       <w:lvlText w:val="%4."/>
       <w:lvlJc w:val="left"/>
       <w:pPr>
-        <w:ind w:left="2880" w:hanging="360"/>
+        <w:ind w:left="2880" w:hanging="480"/>
       </w:pPr>
     </w:lvl>
     <w:lvl w:ilvl="4">
@@ -7607,7 +7823,7 @@
       <w:lvlText w:val="%5."/>
       <w:lvlJc w:val="left"/>
       <w:pPr>
-        <w:ind w:left="3600" w:hanging="360"/>
+        <w:ind w:left="3600" w:hanging="480"/>
       </w:pPr>
     </w:lvl>
     <w:lvl w:ilvl="5">
@@ -7616,7 +7832,7 @@
       <w:lvlText w:val="%6."/>
       <w:lvlJc w:val="left"/>
       <w:pPr>
-        <w:ind w:left="4320" w:hanging="360"/>
+        <w:ind w:left="4320" w:hanging="480"/>
       </w:pPr>
     </w:lvl>
     <w:lvl w:ilvl="6">
@@ -7625,7 +7841,7 @@
       <w:lvlText w:val="%7."/>
       <w:lvlJc w:val="left"/>
       <w:pPr>
-        <w:ind w:left="5040" w:hanging="360"/>
+        <w:ind w:left="5040" w:hanging="480"/>
       </w:pPr>
     </w:lvl>
     <w:lvl w:ilvl="7">
@@ -7634,7 +7850,7 @@
       <w:lvlText w:val="%8."/>
       <w:lvlJc w:val="left"/>
       <w:pPr>
-        <w:ind w:left="5760" w:hanging="360"/>
+        <w:ind w:left="5760" w:hanging="480"/>
       </w:pPr>
     </w:lvl>
     <w:lvl w:ilvl="8">
@@ -7643,12 +7859,12 @@
       <w:lvlText w:val="%9."/>
       <w:lvlJc w:val="left"/>
       <w:pPr>
-        <w:ind w:left="6480" w:hanging="360"/>
+        <w:ind w:left="6480" w:hanging="480"/>
       </w:pPr>
     </w:lvl>
   </w:abstractNum>
   <w:abstractNum w:abstractNumId="99419">
-    <w:nsid w:val="00A99419"/>
+    <w:nsid w:val="A99419"/>
     <w:multiLevelType w:val="multilevel"/>
     <w:lvl w:ilvl="0">
       <w:start w:val="9"/>
@@ -7656,7 +7872,7 @@
       <w:lvlText w:val="%1."/>
       <w:lvlJc w:val="left"/>
       <w:pPr>
-        <w:ind w:left="720" w:hanging="360"/>
+        <w:ind w:left="720" w:hanging="480"/>
       </w:pPr>
     </w:lvl>
     <w:lvl w:ilvl="1">
@@ -7665,7 +7881,7 @@
       <w:lvlText w:val="%2."/>
       <w:lvlJc w:val="left"/>
       <w:pPr>
-        <w:ind w:left="1440" w:hanging="360"/>
+        <w:ind w:left="1440" w:hanging="480"/>
       </w:pPr>
     </w:lvl>
     <w:lvl w:ilvl="2">
@@ -7674,7 +7890,7 @@
       <w:lvlText w:val="%3."/>
       <w:lvlJc w:val="left"/>
       <w:pPr>
-        <w:ind w:left="2160" w:hanging="360"/>
+        <w:ind w:left="2160" w:hanging="480"/>
       </w:pPr>
     </w:lvl>
     <w:lvl w:ilvl="3">
@@ -7683,7 +7899,7 @@
       <w:lvlText w:val="%4."/>
       <w:lvlJc w:val="left"/>
       <w:pPr>
-        <w:ind w:left="2880" w:hanging="360"/>
+        <w:ind w:left="2880" w:hanging="480"/>
       </w:pPr>
     </w:lvl>
     <w:lvl w:ilvl="4">
@@ -7692,7 +7908,7 @@
       <w:lvlText w:val="%5."/>
       <w:lvlJc w:val="left"/>
       <w:pPr>
-        <w:ind w:left="3600" w:hanging="360"/>
+        <w:ind w:left="3600" w:hanging="480"/>
       </w:pPr>
     </w:lvl>
     <w:lvl w:ilvl="5">
@@ -7701,7 +7917,7 @@
       <w:lvlText w:val="%6."/>
       <w:lvlJc w:val="left"/>
       <w:pPr>
-        <w:ind w:left="4320" w:hanging="360"/>
+        <w:ind w:left="4320" w:hanging="480"/>
       </w:pPr>
     </w:lvl>
     <w:lvl w:ilvl="6">
@@ -7710,7 +7926,7 @@
       <w:lvlText w:val="%7."/>
       <w:lvlJc w:val="left"/>
       <w:pPr>
-        <w:ind w:left="5040" w:hanging="360"/>
+        <w:ind w:left="5040" w:hanging="480"/>
       </w:pPr>
     </w:lvl>
     <w:lvl w:ilvl="7">
@@ -7719,7 +7935,7 @@
       <w:lvlText w:val="%8."/>
       <w:lvlJc w:val="left"/>
       <w:pPr>
-        <w:ind w:left="5760" w:hanging="360"/>
+        <w:ind w:left="5760" w:hanging="480"/>
       </w:pPr>
     </w:lvl>
     <w:lvl w:ilvl="8">
@@ -7728,12 +7944,12 @@
       <w:lvlText w:val="%9."/>
       <w:lvlJc w:val="left"/>
       <w:pPr>
-        <w:ind w:left="6480" w:hanging="360"/>
+        <w:ind w:left="6480" w:hanging="480"/>
       </w:pPr>
     </w:lvl>
   </w:abstractNum>
   <w:abstractNum w:abstractNumId="994111">
-    <w:nsid w:val="0A994111"/>
+    <w:nsid w:val="A994111"/>
     <w:multiLevelType w:val="multilevel"/>
     <w:lvl w:ilvl="0">
       <w:start w:val="11"/>
@@ -7741,7 +7957,7 @@
       <w:lvlText w:val="%1."/>
       <w:lvlJc w:val="left"/>
       <w:pPr>
-        <w:ind w:left="720" w:hanging="360"/>
+        <w:ind w:left="720" w:hanging="480"/>
       </w:pPr>
     </w:lvl>
     <w:lvl w:ilvl="1">
@@ -7750,7 +7966,7 @@
       <w:lvlText w:val="%2."/>
       <w:lvlJc w:val="left"/>
       <w:pPr>
-        <w:ind w:left="1440" w:hanging="360"/>
+        <w:ind w:left="1440" w:hanging="480"/>
       </w:pPr>
     </w:lvl>
     <w:lvl w:ilvl="2">
@@ -7759,7 +7975,7 @@
       <w:lvlText w:val="%3."/>
       <w:lvlJc w:val="left"/>
       <w:pPr>
-        <w:ind w:left="2160" w:hanging="360"/>
+        <w:ind w:left="2160" w:hanging="480"/>
       </w:pPr>
     </w:lvl>
     <w:lvl w:ilvl="3">
@@ -7768,7 +7984,7 @@
       <w:lvlText w:val="%4."/>
       <w:lvlJc w:val="left"/>
       <w:pPr>
-        <w:ind w:left="2880" w:hanging="360"/>
+        <w:ind w:left="2880" w:hanging="480"/>
       </w:pPr>
     </w:lvl>
     <w:lvl w:ilvl="4">
@@ -7777,7 +7993,7 @@
       <w:lvlText w:val="%5."/>
       <w:lvlJc w:val="left"/>
       <w:pPr>
-        <w:ind w:left="3600" w:hanging="360"/>
+        <w:ind w:left="3600" w:hanging="480"/>
       </w:pPr>
     </w:lvl>
     <w:lvl w:ilvl="5">
@@ -7786,7 +8002,7 @@
       <w:lvlText w:val="%6."/>
       <w:lvlJc w:val="left"/>
       <w:pPr>
-        <w:ind w:left="4320" w:hanging="360"/>
+        <w:ind w:left="4320" w:hanging="480"/>
       </w:pPr>
     </w:lvl>
     <w:lvl w:ilvl="6">
@@ -7795,7 +8011,7 @@
       <w:lvlText w:val="%7."/>
       <w:lvlJc w:val="left"/>
       <w:pPr>
-        <w:ind w:left="5040" w:hanging="360"/>
+        <w:ind w:left="5040" w:hanging="480"/>
       </w:pPr>
     </w:lvl>
     <w:lvl w:ilvl="7">
@@ -7804,7 +8020,7 @@
       <w:lvlText w:val="%8."/>
       <w:lvlJc w:val="left"/>
       <w:pPr>
-        <w:ind w:left="5760" w:hanging="360"/>
+        <w:ind w:left="5760" w:hanging="480"/>
       </w:pPr>
     </w:lvl>
     <w:lvl w:ilvl="8">
@@ -7813,12 +8029,12 @@
       <w:lvlText w:val="%9."/>
       <w:lvlJc w:val="left"/>
       <w:pPr>
-        <w:ind w:left="6480" w:hanging="360"/>
+        <w:ind w:left="6480" w:hanging="480"/>
       </w:pPr>
     </w:lvl>
   </w:abstractNum>
   <w:abstractNum w:abstractNumId="994113">
-    <w:nsid w:val="0A994113"/>
+    <w:nsid w:val="A994113"/>
     <w:multiLevelType w:val="multilevel"/>
     <w:lvl w:ilvl="0">
       <w:start w:val="13"/>
@@ -7826,7 +8042,7 @@
       <w:lvlText w:val="%1."/>
       <w:lvlJc w:val="left"/>
       <w:pPr>
-        <w:ind w:left="720" w:hanging="360"/>
+        <w:ind w:left="720" w:hanging="480"/>
       </w:pPr>
     </w:lvl>
     <w:lvl w:ilvl="1">
@@ -7835,7 +8051,7 @@
       <w:lvlText w:val="%2."/>
       <w:lvlJc w:val="left"/>
       <w:pPr>
-        <w:ind w:left="1440" w:hanging="360"/>
+        <w:ind w:left="1440" w:hanging="480"/>
       </w:pPr>
     </w:lvl>
     <w:lvl w:ilvl="2">
@@ -7844,7 +8060,7 @@
       <w:lvlText w:val="%3."/>
       <w:lvlJc w:val="left"/>
       <w:pPr>
-        <w:ind w:left="2160" w:hanging="360"/>
+        <w:ind w:left="2160" w:hanging="480"/>
       </w:pPr>
     </w:lvl>
     <w:lvl w:ilvl="3">
@@ -7853,7 +8069,7 @@
       <w:lvlText w:val="%4."/>
       <w:lvlJc w:val="left"/>
       <w:pPr>
-        <w:ind w:left="2880" w:hanging="360"/>
+        <w:ind w:left="2880" w:hanging="480"/>
       </w:pPr>
     </w:lvl>
     <w:lvl w:ilvl="4">
@@ -7862,7 +8078,7 @@
       <w:lvlText w:val="%5."/>
       <w:lvlJc w:val="left"/>
       <w:pPr>
-        <w:ind w:left="3600" w:hanging="360"/>
+        <w:ind w:left="3600" w:hanging="480"/>
       </w:pPr>
     </w:lvl>
     <w:lvl w:ilvl="5">
@@ -7871,7 +8087,7 @@
       <w:lvlText w:val="%6."/>
       <w:lvlJc w:val="left"/>
       <w:pPr>
-        <w:ind w:left="4320" w:hanging="360"/>
+        <w:ind w:left="4320" w:hanging="480"/>
       </w:pPr>
     </w:lvl>
     <w:lvl w:ilvl="6">
@@ -7880,7 +8096,7 @@
       <w:lvlText w:val="%7."/>
       <w:lvlJc w:val="left"/>
       <w:pPr>
-        <w:ind w:left="5040" w:hanging="360"/>
+        <w:ind w:left="5040" w:hanging="480"/>
       </w:pPr>
     </w:lvl>
     <w:lvl w:ilvl="7">
@@ -7889,7 +8105,7 @@
       <w:lvlText w:val="%8."/>
       <w:lvlJc w:val="left"/>
       <w:pPr>
-        <w:ind w:left="5760" w:hanging="360"/>
+        <w:ind w:left="5760" w:hanging="480"/>
       </w:pPr>
     </w:lvl>
     <w:lvl w:ilvl="8">
@@ -7898,12 +8114,12 @@
       <w:lvlText w:val="%9."/>
       <w:lvlJc w:val="left"/>
       <w:pPr>
-        <w:ind w:left="6480" w:hanging="360"/>
+        <w:ind w:left="6480" w:hanging="480"/>
       </w:pPr>
     </w:lvl>
   </w:abstractNum>
   <w:abstractNum w:abstractNumId="994115">
-    <w:nsid w:val="0A994115"/>
+    <w:nsid w:val="A994115"/>
     <w:multiLevelType w:val="multilevel"/>
     <w:lvl w:ilvl="0">
       <w:start w:val="15"/>
@@ -7911,7 +8127,7 @@
       <w:lvlText w:val="%1."/>
       <w:lvlJc w:val="left"/>
       <w:pPr>
-        <w:ind w:left="720" w:hanging="360"/>
+        <w:ind w:left="720" w:hanging="480"/>
       </w:pPr>
     </w:lvl>
     <w:lvl w:ilvl="1">
@@ -7920,7 +8136,7 @@
       <w:lvlText w:val="%2."/>
       <w:lvlJc w:val="left"/>
       <w:pPr>
-        <w:ind w:left="1440" w:hanging="360"/>
+        <w:ind w:left="1440" w:hanging="480"/>
       </w:pPr>
     </w:lvl>
     <w:lvl w:ilvl="2">
@@ -7929,7 +8145,7 @@
       <w:lvlText w:val="%3."/>
       <w:lvlJc w:val="left"/>
       <w:pPr>
-        <w:ind w:left="2160" w:hanging="360"/>
+        <w:ind w:left="2160" w:hanging="480"/>
       </w:pPr>
     </w:lvl>
     <w:lvl w:ilvl="3">
@@ -7938,7 +8154,7 @@
       <w:lvlText w:val="%4."/>
       <w:lvlJc w:val="left"/>
       <w:pPr>
-        <w:ind w:left="2880" w:hanging="360"/>
+        <w:ind w:left="2880" w:hanging="480"/>
       </w:pPr>
     </w:lvl>
     <w:lvl w:ilvl="4">
@@ -7947,7 +8163,7 @@
       <w:lvlText w:val="%5."/>
       <w:lvlJc w:val="left"/>
       <w:pPr>
-        <w:ind w:left="3600" w:hanging="360"/>
+        <w:ind w:left="3600" w:hanging="480"/>
       </w:pPr>
     </w:lvl>
     <w:lvl w:ilvl="5">
@@ -7956,7 +8172,7 @@
       <w:lvlText w:val="%6."/>
       <w:lvlJc w:val="left"/>
       <w:pPr>
-        <w:ind w:left="4320" w:hanging="360"/>
+        <w:ind w:left="4320" w:hanging="480"/>
       </w:pPr>
     </w:lvl>
     <w:lvl w:ilvl="6">
@@ -7965,7 +8181,7 @@
       <w:lvlText w:val="%7."/>
       <w:lvlJc w:val="left"/>
       <w:pPr>
-        <w:ind w:left="5040" w:hanging="360"/>
+        <w:ind w:left="5040" w:hanging="480"/>
       </w:pPr>
     </w:lvl>
     <w:lvl w:ilvl="7">
@@ -7974,7 +8190,7 @@
       <w:lvlText w:val="%8."/>
       <w:lvlJc w:val="left"/>
       <w:pPr>
-        <w:ind w:left="5760" w:hanging="360"/>
+        <w:ind w:left="5760" w:hanging="480"/>
       </w:pPr>
     </w:lvl>
     <w:lvl w:ilvl="8">
@@ -7983,12 +8199,12 @@
       <w:lvlText w:val="%9."/>
       <w:lvlJc w:val="left"/>
       <w:pPr>
-        <w:ind w:left="6480" w:hanging="360"/>
+        <w:ind w:left="6480" w:hanging="480"/>
       </w:pPr>
     </w:lvl>
   </w:abstractNum>
   <w:abstractNum w:abstractNumId="994116">
-    <w:nsid w:val="0A994116"/>
+    <w:nsid w:val="A994116"/>
     <w:multiLevelType w:val="multilevel"/>
     <w:lvl w:ilvl="0">
       <w:start w:val="16"/>
@@ -7996,7 +8212,7 @@
       <w:lvlText w:val="%1."/>
       <w:lvlJc w:val="left"/>
       <w:pPr>
-        <w:ind w:left="720" w:hanging="360"/>
+        <w:ind w:left="720" w:hanging="480"/>
       </w:pPr>
     </w:lvl>
     <w:lvl w:ilvl="1">
@@ -8005,7 +8221,7 @@
       <w:lvlText w:val="%2."/>
       <w:lvlJc w:val="left"/>
       <w:pPr>
-        <w:ind w:left="1440" w:hanging="360"/>
+        <w:ind w:left="1440" w:hanging="480"/>
       </w:pPr>
     </w:lvl>
     <w:lvl w:ilvl="2">
@@ -8014,7 +8230,7 @@
       <w:lvlText w:val="%3."/>
       <w:lvlJc w:val="left"/>
       <w:pPr>
-        <w:ind w:left="2160" w:hanging="360"/>
+        <w:ind w:left="2160" w:hanging="480"/>
       </w:pPr>
     </w:lvl>
     <w:lvl w:ilvl="3">
@@ -8023,7 +8239,7 @@
       <w:lvlText w:val="%4."/>
       <w:lvlJc w:val="left"/>
       <w:pPr>
-        <w:ind w:left="2880" w:hanging="360"/>
+        <w:ind w:left="2880" w:hanging="480"/>
       </w:pPr>
     </w:lvl>
     <w:lvl w:ilvl="4">
@@ -8032,7 +8248,7 @@
       <w:lvlText w:val="%5."/>
       <w:lvlJc w:val="left"/>
       <w:pPr>
-        <w:ind w:left="3600" w:hanging="360"/>
+        <w:ind w:left="3600" w:hanging="480"/>
       </w:pPr>
     </w:lvl>
     <w:lvl w:ilvl="5">
@@ -8041,7 +8257,7 @@
       <w:lvlText w:val="%6."/>
       <w:lvlJc w:val="left"/>
       <w:pPr>
-        <w:ind w:left="4320" w:hanging="360"/>
+        <w:ind w:left="4320" w:hanging="480"/>
       </w:pPr>
     </w:lvl>
     <w:lvl w:ilvl="6">
@@ -8050,7 +8266,7 @@
       <w:lvlText w:val="%7."/>
       <w:lvlJc w:val="left"/>
       <w:pPr>
-        <w:ind w:left="5040" w:hanging="360"/>
+        <w:ind w:left="5040" w:hanging="480"/>
       </w:pPr>
     </w:lvl>
     <w:lvl w:ilvl="7">
@@ -8059,7 +8275,7 @@
       <w:lvlText w:val="%8."/>
       <w:lvlJc w:val="left"/>
       <w:pPr>
-        <w:ind w:left="5760" w:hanging="360"/>
+        <w:ind w:left="5760" w:hanging="480"/>
       </w:pPr>
     </w:lvl>
     <w:lvl w:ilvl="8">
@@ -8068,12 +8284,12 @@
       <w:lvlText w:val="%9."/>
       <w:lvlJc w:val="left"/>
       <w:pPr>
-        <w:ind w:left="6480" w:hanging="360"/>
+        <w:ind w:left="6480" w:hanging="480"/>
       </w:pPr>
     </w:lvl>
   </w:abstractNum>
   <w:abstractNum w:abstractNumId="99411">
-    <w:nsid w:val="00A99411"/>
+    <w:nsid w:val="A99411"/>
     <w:multiLevelType w:val="multilevel"/>
     <w:lvl w:ilvl="0">
       <w:start w:val="1"/>
@@ -8081,7 +8297,7 @@
       <w:lvlText w:val="%1."/>
       <w:lvlJc w:val="left"/>
       <w:pPr>
-        <w:ind w:left="720" w:hanging="360"/>
+        <w:ind w:left="720" w:hanging="480"/>
       </w:pPr>
     </w:lvl>
     <w:lvl w:ilvl="1">
@@ -8090,7 +8306,7 @@
       <w:lvlText w:val="%2."/>
       <w:lvlJc w:val="left"/>
       <w:pPr>
-        <w:ind w:left="1440" w:hanging="360"/>
+        <w:ind w:left="1440" w:hanging="480"/>
       </w:pPr>
     </w:lvl>
     <w:lvl w:ilvl="2">
@@ -8099,7 +8315,7 @@
       <w:lvlText w:val="%3."/>
       <w:lvlJc w:val="left"/>
       <w:pPr>
-        <w:ind w:left="2160" w:hanging="360"/>
+        <w:ind w:left="2160" w:hanging="480"/>
       </w:pPr>
     </w:lvl>
     <w:lvl w:ilvl="3">
@@ -8108,7 +8324,7 @@
       <w:lvlText w:val="%4."/>
       <w:lvlJc w:val="left"/>
       <w:pPr>
-        <w:ind w:left="2880" w:hanging="360"/>
+        <w:ind w:left="2880" w:hanging="480"/>
       </w:pPr>
     </w:lvl>
     <w:lvl w:ilvl="4">
@@ -8117,7 +8333,7 @@
       <w:lvlText w:val="%5."/>
       <w:lvlJc w:val="left"/>
       <w:pPr>
-        <w:ind w:left="3600" w:hanging="360"/>
+        <w:ind w:left="3600" w:hanging="480"/>
       </w:pPr>
     </w:lvl>
     <w:lvl w:ilvl="5">
@@ -8126,7 +8342,7 @@
       <w:lvlText w:val="%6."/>
       <w:lvlJc w:val="left"/>
       <w:pPr>
-        <w:ind w:left="4320" w:hanging="360"/>
+        <w:ind w:left="4320" w:hanging="480"/>
       </w:pPr>
     </w:lvl>
     <w:lvl w:ilvl="6">
@@ -8135,7 +8351,7 @@
       <w:lvlText w:val="%7."/>
       <w:lvlJc w:val="left"/>
       <w:pPr>
-        <w:ind w:left="5040" w:hanging="360"/>
+        <w:ind w:left="5040" w:hanging="480"/>
       </w:pPr>
     </w:lvl>
     <w:lvl w:ilvl="7">
@@ -8144,7 +8360,7 @@
       <w:lvlText w:val="%8."/>
       <w:lvlJc w:val="left"/>
       <w:pPr>
-        <w:ind w:left="5760" w:hanging="360"/>
+        <w:ind w:left="5760" w:hanging="480"/>
       </w:pPr>
     </w:lvl>
     <w:lvl w:ilvl="8">
@@ -8153,12 +8369,12 @@
       <w:lvlText w:val="%9."/>
       <w:lvlJc w:val="left"/>
       <w:pPr>
-        <w:ind w:left="6480" w:hanging="360"/>
+        <w:ind w:left="6480" w:hanging="480"/>
       </w:pPr>
     </w:lvl>
   </w:abstractNum>
   <w:abstractNum w:abstractNumId="994119">
-    <w:nsid w:val="0A994119"/>
+    <w:nsid w:val="A994119"/>
     <w:multiLevelType w:val="multilevel"/>
     <w:lvl w:ilvl="0">
       <w:start w:val="19"/>
@@ -8166,7 +8382,7 @@
       <w:lvlText w:val="%1."/>
       <w:lvlJc w:val="left"/>
       <w:pPr>
-        <w:ind w:left="720" w:hanging="360"/>
+        <w:ind w:left="720" w:hanging="480"/>
       </w:pPr>
     </w:lvl>
     <w:lvl w:ilvl="1">
@@ -8175,7 +8391,7 @@
       <w:lvlText w:val="%2."/>
       <w:lvlJc w:val="left"/>
       <w:pPr>
-        <w:ind w:left="1440" w:hanging="360"/>
+        <w:ind w:left="1440" w:hanging="480"/>
       </w:pPr>
     </w:lvl>
     <w:lvl w:ilvl="2">
@@ -8184,7 +8400,7 @@
       <w:lvlText w:val="%3."/>
       <w:lvlJc w:val="left"/>
       <w:pPr>
-        <w:ind w:left="2160" w:hanging="360"/>
+        <w:ind w:left="2160" w:hanging="480"/>
       </w:pPr>
     </w:lvl>
     <w:lvl w:ilvl="3">
@@ -8193,7 +8409,7 @@
       <w:lvlText w:val="%4."/>
       <w:lvlJc w:val="left"/>
       <w:pPr>
-        <w:ind w:left="2880" w:hanging="360"/>
+        <w:ind w:left="2880" w:hanging="480"/>
       </w:pPr>
     </w:lvl>
     <w:lvl w:ilvl="4">
@@ -8202,7 +8418,7 @@
       <w:lvlText w:val="%5."/>
       <w:lvlJc w:val="left"/>
       <w:pPr>
-        <w:ind w:left="3600" w:hanging="360"/>
+        <w:ind w:left="3600" w:hanging="480"/>
       </w:pPr>
     </w:lvl>
     <w:lvl w:ilvl="5">
@@ -8211,7 +8427,7 @@
       <w:lvlText w:val="%6."/>
       <w:lvlJc w:val="left"/>
       <w:pPr>
-        <w:ind w:left="4320" w:hanging="360"/>
+        <w:ind w:left="4320" w:hanging="480"/>
       </w:pPr>
     </w:lvl>
     <w:lvl w:ilvl="6">
@@ -8220,7 +8436,7 @@
       <w:lvlText w:val="%7."/>
       <w:lvlJc w:val="left"/>
       <w:pPr>
-        <w:ind w:left="5040" w:hanging="360"/>
+        <w:ind w:left="5040" w:hanging="480"/>
       </w:pPr>
     </w:lvl>
     <w:lvl w:ilvl="7">
@@ -8229,7 +8445,7 @@
       <w:lvlText w:val="%8."/>
       <w:lvlJc w:val="left"/>
       <w:pPr>
-        <w:ind w:left="5760" w:hanging="360"/>
+        <w:ind w:left="5760" w:hanging="480"/>
       </w:pPr>
     </w:lvl>
     <w:lvl w:ilvl="8">
@@ -8238,12 +8454,12 @@
       <w:lvlText w:val="%9."/>
       <w:lvlJc w:val="left"/>
       <w:pPr>
-        <w:ind w:left="6480" w:hanging="360"/>
+        <w:ind w:left="6480" w:hanging="480"/>
       </w:pPr>
     </w:lvl>
   </w:abstractNum>
   <w:abstractNum w:abstractNumId="994122">
-    <w:nsid w:val="0A994122"/>
+    <w:nsid w:val="A994122"/>
     <w:multiLevelType w:val="multilevel"/>
     <w:lvl w:ilvl="0">
       <w:start w:val="22"/>
@@ -8251,7 +8467,7 @@
       <w:lvlText w:val="%1."/>
       <w:lvlJc w:val="left"/>
       <w:pPr>
-        <w:ind w:left="720" w:hanging="360"/>
+        <w:ind w:left="720" w:hanging="480"/>
       </w:pPr>
     </w:lvl>
     <w:lvl w:ilvl="1">
@@ -8260,7 +8476,7 @@
       <w:lvlText w:val="%2."/>
       <w:lvlJc w:val="left"/>
       <w:pPr>
-        <w:ind w:left="1440" w:hanging="360"/>
+        <w:ind w:left="1440" w:hanging="480"/>
       </w:pPr>
     </w:lvl>
     <w:lvl w:ilvl="2">
@@ -8269,7 +8485,7 @@
       <w:lvlText w:val="%3."/>
       <w:lvlJc w:val="left"/>
       <w:pPr>
-        <w:ind w:left="2160" w:hanging="360"/>
+        <w:ind w:left="2160" w:hanging="480"/>
       </w:pPr>
     </w:lvl>
     <w:lvl w:ilvl="3">
@@ -8278,7 +8494,7 @@
       <w:lvlText w:val="%4."/>
       <w:lvlJc w:val="left"/>
       <w:pPr>
-        <w:ind w:left="2880" w:hanging="360"/>
+        <w:ind w:left="2880" w:hanging="480"/>
       </w:pPr>
     </w:lvl>
     <w:lvl w:ilvl="4">
@@ -8287,7 +8503,7 @@
       <w:lvlText w:val="%5."/>
       <w:lvlJc w:val="left"/>
       <w:pPr>
-        <w:ind w:left="3600" w:hanging="360"/>
+        <w:ind w:left="3600" w:hanging="480"/>
       </w:pPr>
     </w:lvl>
     <w:lvl w:ilvl="5">
@@ -8296,7 +8512,7 @@
       <w:lvlText w:val="%6."/>
       <w:lvlJc w:val="left"/>
       <w:pPr>
-        <w:ind w:left="4320" w:hanging="360"/>
+        <w:ind w:left="4320" w:hanging="480"/>
       </w:pPr>
     </w:lvl>
     <w:lvl w:ilvl="6">
@@ -8305,7 +8521,7 @@
       <w:lvlText w:val="%7."/>
       <w:lvlJc w:val="left"/>
       <w:pPr>
-        <w:ind w:left="5040" w:hanging="360"/>
+        <w:ind w:left="5040" w:hanging="480"/>
       </w:pPr>
     </w:lvl>
     <w:lvl w:ilvl="7">
@@ -8314,7 +8530,7 @@
       <w:lvlText w:val="%8."/>
       <w:lvlJc w:val="left"/>
       <w:pPr>
-        <w:ind w:left="5760" w:hanging="360"/>
+        <w:ind w:left="5760" w:hanging="480"/>
       </w:pPr>
     </w:lvl>
     <w:lvl w:ilvl="8">
@@ -8323,12 +8539,12 @@
       <w:lvlText w:val="%9."/>
       <w:lvlJc w:val="left"/>
       <w:pPr>
-        <w:ind w:left="6480" w:hanging="360"/>
+        <w:ind w:left="6480" w:hanging="480"/>
       </w:pPr>
     </w:lvl>
   </w:abstractNum>
   <w:abstractNum w:abstractNumId="994125">
-    <w:nsid w:val="0A994125"/>
+    <w:nsid w:val="A994125"/>
     <w:multiLevelType w:val="multilevel"/>
     <w:lvl w:ilvl="0">
       <w:start w:val="25"/>
@@ -8336,7 +8552,7 @@
       <w:lvlText w:val="%1."/>
       <w:lvlJc w:val="left"/>
       <w:pPr>
-        <w:ind w:left="720" w:hanging="360"/>
+        <w:ind w:left="720" w:hanging="480"/>
       </w:pPr>
     </w:lvl>
     <w:lvl w:ilvl="1">
@@ -8345,7 +8561,7 @@
       <w:lvlText w:val="%2."/>
       <w:lvlJc w:val="left"/>
       <w:pPr>
-        <w:ind w:left="1440" w:hanging="360"/>
+        <w:ind w:left="1440" w:hanging="480"/>
       </w:pPr>
     </w:lvl>
     <w:lvl w:ilvl="2">
@@ -8354,7 +8570,7 @@
       <w:lvlText w:val="%3."/>
       <w:lvlJc w:val="left"/>
       <w:pPr>
-        <w:ind w:left="2160" w:hanging="360"/>
+        <w:ind w:left="2160" w:hanging="480"/>
       </w:pPr>
     </w:lvl>
     <w:lvl w:ilvl="3">
@@ -8363,7 +8579,7 @@
       <w:lvlText w:val="%4."/>
       <w:lvlJc w:val="left"/>
       <w:pPr>
-        <w:ind w:left="2880" w:hanging="360"/>
+        <w:ind w:left="2880" w:hanging="480"/>
       </w:pPr>
     </w:lvl>
     <w:lvl w:ilvl="4">
@@ -8372,7 +8588,7 @@
       <w:lvlText w:val="%5."/>
       <w:lvlJc w:val="left"/>
       <w:pPr>
-        <w:ind w:left="3600" w:hanging="360"/>
+        <w:ind w:left="3600" w:hanging="480"/>
       </w:pPr>
     </w:lvl>
     <w:lvl w:ilvl="5">
@@ -8381,7 +8597,7 @@
       <w:lvlText w:val="%6."/>
       <w:lvlJc w:val="left"/>
       <w:pPr>
-        <w:ind w:left="4320" w:hanging="360"/>
+        <w:ind w:left="4320" w:hanging="480"/>
       </w:pPr>
     </w:lvl>
     <w:lvl w:ilvl="6">
@@ -8390,7 +8606,7 @@
       <w:lvlText w:val="%7."/>
       <w:lvlJc w:val="left"/>
       <w:pPr>
-        <w:ind w:left="5040" w:hanging="360"/>
+        <w:ind w:left="5040" w:hanging="480"/>
       </w:pPr>
     </w:lvl>
     <w:lvl w:ilvl="7">
@@ -8399,7 +8615,7 @@
       <w:lvlText w:val="%8."/>
       <w:lvlJc w:val="left"/>
       <w:pPr>
-        <w:ind w:left="5760" w:hanging="360"/>
+        <w:ind w:left="5760" w:hanging="480"/>
       </w:pPr>
     </w:lvl>
     <w:lvl w:ilvl="8">
@@ -8408,12 +8624,12 @@
       <w:lvlText w:val="%9."/>
       <w:lvlJc w:val="left"/>
       <w:pPr>
-        <w:ind w:left="6480" w:hanging="360"/>
+        <w:ind w:left="6480" w:hanging="480"/>
       </w:pPr>
     </w:lvl>
   </w:abstractNum>
   <w:abstractNum w:abstractNumId="994127">
-    <w:nsid w:val="0A994127"/>
+    <w:nsid w:val="A994127"/>
     <w:multiLevelType w:val="multilevel"/>
     <w:lvl w:ilvl="0">
       <w:start w:val="27"/>
@@ -8421,7 +8637,7 @@
       <w:lvlText w:val="%1."/>
       <w:lvlJc w:val="left"/>
       <w:pPr>
-        <w:ind w:left="720" w:hanging="360"/>
+        <w:ind w:left="720" w:hanging="480"/>
       </w:pPr>
     </w:lvl>
     <w:lvl w:ilvl="1">
@@ -8430,7 +8646,7 @@
       <w:lvlText w:val="%2."/>
       <w:lvlJc w:val="left"/>
       <w:pPr>
-        <w:ind w:left="1440" w:hanging="360"/>
+        <w:ind w:left="1440" w:hanging="480"/>
       </w:pPr>
     </w:lvl>
     <w:lvl w:ilvl="2">
@@ -8439,7 +8655,7 @@
       <w:lvlText w:val="%3."/>
       <w:lvlJc w:val="left"/>
       <w:pPr>
-        <w:ind w:left="2160" w:hanging="360"/>
+        <w:ind w:left="2160" w:hanging="480"/>
       </w:pPr>
     </w:lvl>
     <w:lvl w:ilvl="3">
@@ -8448,7 +8664,7 @@
       <w:lvlText w:val="%4."/>
       <w:lvlJc w:val="left"/>
       <w:pPr>
-        <w:ind w:left="2880" w:hanging="360"/>
+        <w:ind w:left="2880" w:hanging="480"/>
       </w:pPr>
     </w:lvl>
     <w:lvl w:ilvl="4">
@@ -8457,7 +8673,7 @@
       <w:lvlText w:val="%5."/>
       <w:lvlJc w:val="left"/>
       <w:pPr>
-        <w:ind w:left="3600" w:hanging="360"/>
+        <w:ind w:left="3600" w:hanging="480"/>
       </w:pPr>
     </w:lvl>
     <w:lvl w:ilvl="5">
@@ -8466,7 +8682,7 @@
       <w:lvlText w:val="%6."/>
       <w:lvlJc w:val="left"/>
       <w:pPr>
-        <w:ind w:left="4320" w:hanging="360"/>
+        <w:ind w:left="4320" w:hanging="480"/>
       </w:pPr>
     </w:lvl>
     <w:lvl w:ilvl="6">
@@ -8475,7 +8691,7 @@
       <w:lvlText w:val="%7."/>
       <w:lvlJc w:val="left"/>
       <w:pPr>
-        <w:ind w:left="5040" w:hanging="360"/>
+        <w:ind w:left="5040" w:hanging="480"/>
       </w:pPr>
     </w:lvl>
     <w:lvl w:ilvl="7">
@@ -8484,7 +8700,7 @@
       <w:lvlText w:val="%8."/>
       <w:lvlJc w:val="left"/>
       <w:pPr>
-        <w:ind w:left="5760" w:hanging="360"/>
+        <w:ind w:left="5760" w:hanging="480"/>
       </w:pPr>
     </w:lvl>
     <w:lvl w:ilvl="8">
@@ -8493,7 +8709,7 @@
       <w:lvlText w:val="%9."/>
       <w:lvlJc w:val="left"/>
       <w:pPr>
-        <w:ind w:left="6480" w:hanging="360"/>
+        <w:ind w:left="6480" w:hanging="480"/>
       </w:pPr>
     </w:lvl>
   </w:abstractNum>
@@ -9000,10 +9216,10 @@
   <w:docDefaults>
     <w:rPrDefault>
       <w:rPr>
-        <w:rFonts w:asciiTheme="minorHAnsi" w:cstheme="minorBidi" w:eastAsiaTheme="minorEastAsia" w:hAnsiTheme="minorHAnsi"/>
+        <w:rFonts w:asciiTheme="minorHAnsi" w:cstheme="minorBidi" w:eastAsiaTheme="minorHAnsi" w:hAnsiTheme="minorHAnsi"/>
         <w:sz w:val="24"/>
         <w:szCs w:val="24"/>
-        <w:lang w:bidi="ar-SA" w:eastAsia="zh-CN" w:val="en-US"/>
+        <w:lang w:bidi="ar-SA" w:eastAsia="en-US" w:val="en-US"/>
       </w:rPr>
     </w:rPrDefault>
     <w:pPrDefault>
@@ -9021,10 +9237,10 @@
     <w:name w:val="Body Text"/>
     <w:basedOn w:val="Normal"/>
     <w:link w:val="BodyTextChar"/>
-    <w:qFormat/>
     <w:pPr>
       <w:spacing w:after="180" w:before="180"/>
     </w:pPr>
+    <w:qFormat/>
   </w:style>
   <w:style w:customStyle="1" w:styleId="FirstParagraph" w:type="paragraph">
     <w:name w:val="First Paragraph"/>
@@ -9044,94 +9260,57 @@
     <w:name w:val="Title"/>
     <w:basedOn w:val="Normal"/>
     <w:next w:val="BodyText"/>
-    <w:link w:val="TitleChar"/>
-    <w:uiPriority w:val="10"/>
     <w:qFormat/>
-    <w:rsid w:val="00A10FD9"/>
     <w:pPr>
-      <w:spacing w:after="80" w:line="240" w:lineRule="auto"/>
-      <w:contextualSpacing/>
+      <w:keepNext/>
+      <w:keepLines/>
+      <w:spacing w:after="240" w:before="480"/>
       <w:jc w:val="center"/>
     </w:pPr>
     <w:rPr>
       <w:rFonts w:asciiTheme="majorHAnsi" w:cstheme="majorBidi" w:eastAsiaTheme="majorEastAsia" w:hAnsiTheme="majorHAnsi"/>
-      <w:sz w:val="56"/>
-      <w:szCs w:val="56"/>
-    </w:rPr>
-  </w:style>
-  <w:style w:customStyle="1" w:styleId="TitleChar" w:type="character">
-    <w:name w:val="Title Char"/>
-    <w:basedOn w:val="DefaultParagraphFont"/>
-    <w:link w:val="Title"/>
-    <w:uiPriority w:val="10"/>
-    <w:rsid w:val="00A10FD9"/>
-    <w:rPr>
-      <w:rFonts w:asciiTheme="majorHAnsi" w:cstheme="majorBidi" w:eastAsiaTheme="majorEastAsia" w:hAnsiTheme="majorHAnsi"/>
-      <w:sz w:val="56"/>
-      <w:szCs w:val="56"/>
+      <w:b/>
+      <w:bCs/>
+      <w:color w:themeColor="accent1" w:themeShade="B5" w:val="345A8A"/>
+      <w:sz w:val="36"/>
+      <w:szCs w:val="36"/>
     </w:rPr>
   </w:style>
   <w:style w:styleId="Subtitle" w:type="paragraph">
     <w:name w:val="Subtitle"/>
     <w:basedOn w:val="Title"/>
     <w:next w:val="BodyText"/>
-    <w:link w:val="SubtitleChar"/>
-    <w:uiPriority w:val="11"/>
     <w:qFormat/>
-    <w:rsid w:val="00A10FD9"/>
     <w:pPr>
-      <w:numPr>
-        <w:ilvl w:val="1"/>
-      </w:numPr>
+      <w:keepNext/>
+      <w:keepLines/>
+      <w:spacing w:after="240" w:before="240"/>
+      <w:jc w:val="center"/>
     </w:pPr>
     <w:rPr>
-      <w:rFonts w:cstheme="majorBidi" w:eastAsiaTheme="majorEastAsia"/>
-      <w:spacing w:val="15"/>
-      <w:sz w:val="28"/>
-      <w:szCs w:val="28"/>
-    </w:rPr>
-  </w:style>
-  <w:style w:customStyle="1" w:styleId="SubtitleChar" w:type="character">
-    <w:name w:val="Subtitle Char"/>
-    <w:basedOn w:val="DefaultParagraphFont"/>
-    <w:link w:val="Subtitle"/>
-    <w:uiPriority w:val="11"/>
-    <w:rsid w:val="00A10FD9"/>
-    <w:rPr>
-      <w:rFonts w:cstheme="majorBidi" w:eastAsiaTheme="majorEastAsia"/>
-      <w:color w:themeColor="text1" w:themeTint="A6" w:val="595959"/>
-      <w:spacing w:val="15"/>
-      <w:sz w:val="28"/>
-      <w:szCs w:val="28"/>
+      <w:sz w:val="30"/>
+      <w:szCs w:val="30"/>
     </w:rPr>
   </w:style>
   <w:style w:customStyle="1" w:styleId="Author" w:type="paragraph">
     <w:name w:val="Author"/>
-    <w:basedOn w:val="Title"/>
     <w:next w:val="BodyText"/>
     <w:qFormat/>
     <w:pPr>
       <w:keepNext/>
       <w:keepLines/>
+      <w:jc w:val="center"/>
     </w:pPr>
-    <w:rPr>
-      <w:sz w:val="24"/>
-      <w:szCs w:val="24"/>
-    </w:rPr>
   </w:style>
   <w:style w:styleId="Date" w:type="paragraph">
     <w:name w:val="Date"/>
-    <w:basedOn w:val="Title"/>
     <w:next w:val="BodyText"/>
     <w:qFormat/>
     <w:pPr>
       <w:keepNext/>
       <w:keepLines/>
+      <w:jc w:val="center"/>
     </w:pPr>
-    <w:rPr>
-      <w:sz w:val="24"/>
-      <w:szCs w:val="24"/>
-    </w:rPr>
   </w:style>
   <w:style w:customStyle="1" w:styleId="AbstractTitle" w:type="paragraph">
     <w:name w:val="Abstract Title"/>
@@ -9141,13 +9320,15 @@
     <w:pPr>
       <w:keepNext/>
       <w:keepLines/>
+      <w:jc w:val="center"/>
       <w:spacing w:after="0" w:before="300"/>
-      <w:jc w:val="center"/>
     </w:pPr>
     <w:rPr>
-      <w:b/>
       <w:sz w:val="20"/>
       <w:szCs w:val="20"/>
+      <w:b/>
+      <w:color w:val="345A8A"/>
+      &gt;
     </w:rPr>
   </w:style>
   <w:style w:customStyle="1" w:styleId="Abstract" w:type="paragraph">
@@ -9174,321 +9355,191 @@
     <w:rPr/>
   </w:style>
   <w:style w:styleId="Heading1" w:type="paragraph">
-    <w:name w:val="heading 1"/>
+    <w:name w:val="Heading 1"/>
     <w:basedOn w:val="Normal"/>
     <w:next w:val="BodyText"/>
-    <w:link w:val="Heading1Char"/>
     <w:uiPriority w:val="9"/>
     <w:qFormat/>
-    <w:rsid w:val="00A10FD9"/>
     <w:pPr>
       <w:keepNext/>
       <w:keepLines/>
-      <w:spacing w:after="80" w:before="360"/>
+      <w:spacing w:after="0" w:before="480"/>
       <w:outlineLvl w:val="0"/>
     </w:pPr>
     <w:rPr>
       <w:rFonts w:asciiTheme="majorHAnsi" w:cstheme="majorBidi" w:eastAsiaTheme="majorEastAsia" w:hAnsiTheme="majorHAnsi"/>
-      <w:color w:themeColor="accent1" w:themeShade="BF" w:val="0F4761"/>
-      <w:sz w:val="40"/>
-      <w:szCs w:val="40"/>
+      <w:b/>
+      <w:bCs/>
+      <w:color w:themeColor="accent1" w:val="4F81BD"/>
+      <w:sz w:val="32"/>
+      <w:szCs w:val="32"/>
     </w:rPr>
   </w:style>
   <w:style w:styleId="Heading2" w:type="paragraph">
-    <w:name w:val="heading 2"/>
+    <w:name w:val="Heading 2"/>
     <w:basedOn w:val="Normal"/>
     <w:next w:val="BodyText"/>
-    <w:link w:val="Heading2Char"/>
     <w:uiPriority w:val="9"/>
-    <w:semiHidden/>
     <w:unhideWhenUsed/>
     <w:qFormat/>
-    <w:rsid w:val="00A10FD9"/>
     <w:pPr>
       <w:keepNext/>
       <w:keepLines/>
-      <w:spacing w:after="80" w:before="160"/>
+      <w:spacing w:after="0" w:before="200"/>
       <w:outlineLvl w:val="1"/>
     </w:pPr>
     <w:rPr>
       <w:rFonts w:asciiTheme="majorHAnsi" w:cstheme="majorBidi" w:eastAsiaTheme="majorEastAsia" w:hAnsiTheme="majorHAnsi"/>
-      <w:color w:themeColor="accent1" w:themeShade="BF" w:val="0F4761"/>
-      <w:sz w:val="32"/>
-      <w:szCs w:val="32"/>
-    </w:rPr>
-  </w:style>
-  <w:style w:styleId="Heading3" w:type="paragraph">
-    <w:name w:val="heading 3"/>
-    <w:basedOn w:val="Normal"/>
-    <w:next w:val="BodyText"/>
-    <w:link w:val="Heading3Char"/>
-    <w:uiPriority w:val="9"/>
-    <w:semiHidden/>
-    <w:unhideWhenUsed/>
-    <w:qFormat/>
-    <w:rsid w:val="00A10FD9"/>
-    <w:pPr>
-      <w:keepNext/>
-      <w:keepLines/>
-      <w:spacing w:after="80" w:before="160"/>
-      <w:outlineLvl w:val="2"/>
-    </w:pPr>
-    <w:rPr>
-      <w:rFonts w:cstheme="majorBidi" w:eastAsiaTheme="majorEastAsia"/>
-      <w:color w:themeColor="accent1" w:themeShade="BF" w:val="0F4761"/>
+      <w:b/>
+      <w:bCs/>
+      <w:color w:themeColor="accent1" w:val="4F81BD"/>
       <w:sz w:val="28"/>
       <w:szCs w:val="28"/>
     </w:rPr>
   </w:style>
-  <w:style w:styleId="Heading4" w:type="paragraph">
-    <w:name w:val="heading 4"/>
+  <w:style w:styleId="Heading3" w:type="paragraph">
+    <w:name w:val="Heading 3"/>
     <w:basedOn w:val="Normal"/>
     <w:next w:val="BodyText"/>
-    <w:link w:val="Heading4Char"/>
     <w:uiPriority w:val="9"/>
-    <w:semiHidden/>
     <w:unhideWhenUsed/>
     <w:qFormat/>
-    <w:rsid w:val="00A10FD9"/>
     <w:pPr>
       <w:keepNext/>
       <w:keepLines/>
-      <w:spacing w:after="40" w:before="80"/>
+      <w:spacing w:after="0" w:before="200"/>
+      <w:outlineLvl w:val="2"/>
+    </w:pPr>
+    <w:rPr>
+      <w:rFonts w:asciiTheme="majorHAnsi" w:cstheme="majorBidi" w:eastAsiaTheme="majorEastAsia" w:hAnsiTheme="majorHAnsi"/>
+      <w:b/>
+      <w:bCs/>
+      <w:color w:themeColor="accent1" w:val="4F81BD"/>
+      <w:sz w:val="24"/>
+      <w:szCs w:val="24"/>
+    </w:rPr>
+  </w:style>
+  <w:style w:styleId="Heading4" w:type="paragraph">
+    <w:name w:val="Heading 4"/>
+    <w:basedOn w:val="Normal"/>
+    <w:next w:val="BodyText"/>
+    <w:uiPriority w:val="9"/>
+    <w:unhideWhenUsed/>
+    <w:qFormat/>
+    <w:pPr>
+      <w:keepNext/>
+      <w:keepLines/>
+      <w:spacing w:after="0" w:before="200"/>
       <w:outlineLvl w:val="3"/>
     </w:pPr>
     <w:rPr>
-      <w:rFonts w:cstheme="majorBidi" w:eastAsiaTheme="majorEastAsia"/>
+      <w:rFonts w:asciiTheme="majorHAnsi" w:cstheme="majorBidi" w:eastAsiaTheme="majorEastAsia" w:hAnsiTheme="majorHAnsi"/>
       <w:i/>
-      <w:iCs/>
-      <w:color w:themeColor="accent1" w:themeShade="BF" w:val="0F4761"/>
+      <w:bCs/>
+      <w:color w:themeColor="accent1" w:val="4F81BD"/>
+      <w:sz w:val="24"/>
+      <w:szCs w:val="24"/>
     </w:rPr>
   </w:style>
   <w:style w:styleId="Heading5" w:type="paragraph">
-    <w:name w:val="heading 5"/>
+    <w:name w:val="Heading 5"/>
     <w:basedOn w:val="Normal"/>
     <w:next w:val="BodyText"/>
-    <w:link w:val="Heading5Char"/>
     <w:uiPriority w:val="9"/>
-    <w:semiHidden/>
     <w:unhideWhenUsed/>
     <w:qFormat/>
-    <w:rsid w:val="00A10FD9"/>
     <w:pPr>
       <w:keepNext/>
       <w:keepLines/>
-      <w:spacing w:after="40" w:before="80"/>
+      <w:spacing w:after="0" w:before="200"/>
       <w:outlineLvl w:val="4"/>
     </w:pPr>
     <w:rPr>
-      <w:rFonts w:cstheme="majorBidi" w:eastAsiaTheme="majorEastAsia"/>
-      <w:color w:themeColor="accent1" w:themeShade="BF" w:val="0F4761"/>
+      <w:rFonts w:asciiTheme="majorHAnsi" w:cstheme="majorBidi" w:eastAsiaTheme="majorEastAsia" w:hAnsiTheme="majorHAnsi"/>
+      <w:iCs/>
+      <w:color w:themeColor="accent1" w:val="4F81BD"/>
+      <w:sz w:val="24"/>
+      <w:szCs w:val="24"/>
     </w:rPr>
   </w:style>
   <w:style w:styleId="Heading6" w:type="paragraph">
-    <w:name w:val="heading 6"/>
+    <w:name w:val="Heading 6"/>
     <w:basedOn w:val="Normal"/>
     <w:next w:val="BodyText"/>
-    <w:link w:val="Heading6Char"/>
     <w:uiPriority w:val="9"/>
-    <w:semiHidden/>
     <w:unhideWhenUsed/>
     <w:qFormat/>
-    <w:rsid w:val="00A10FD9"/>
     <w:pPr>
       <w:keepNext/>
       <w:keepLines/>
-      <w:spacing w:after="0" w:before="40"/>
+      <w:spacing w:after="0" w:before="200"/>
       <w:outlineLvl w:val="5"/>
     </w:pPr>
     <w:rPr>
-      <w:rFonts w:cstheme="majorBidi" w:eastAsiaTheme="majorEastAsia"/>
-      <w:i/>
-      <w:iCs/>
-      <w:color w:themeColor="text1" w:themeTint="A6" w:val="595959"/>
+      <w:rFonts w:asciiTheme="majorHAnsi" w:cstheme="majorBidi" w:eastAsiaTheme="majorEastAsia" w:hAnsiTheme="majorHAnsi"/>
+      <w:color w:themeColor="accent1" w:val="4F81BD"/>
+      <w:sz w:val="24"/>
+      <w:szCs w:val="24"/>
     </w:rPr>
   </w:style>
   <w:style w:styleId="Heading7" w:type="paragraph">
-    <w:name w:val="heading 7"/>
+    <w:name w:val="Heading 7"/>
     <w:basedOn w:val="Normal"/>
     <w:next w:val="BodyText"/>
-    <w:link w:val="Heading7Char"/>
     <w:uiPriority w:val="9"/>
-    <w:semiHidden/>
     <w:unhideWhenUsed/>
     <w:qFormat/>
-    <w:rsid w:val="00A10FD9"/>
     <w:pPr>
       <w:keepNext/>
       <w:keepLines/>
-      <w:spacing w:after="0" w:before="40"/>
+      <w:spacing w:after="0" w:before="200"/>
       <w:outlineLvl w:val="6"/>
     </w:pPr>
     <w:rPr>
-      <w:rFonts w:cstheme="majorBidi" w:eastAsiaTheme="majorEastAsia"/>
-      <w:color w:themeColor="text1" w:themeTint="A6" w:val="595959"/>
+      <w:rFonts w:asciiTheme="majorHAnsi" w:cstheme="majorBidi" w:eastAsiaTheme="majorEastAsia" w:hAnsiTheme="majorHAnsi"/>
+      <w:color w:themeColor="accent1" w:val="4F81BD"/>
+      <w:sz w:val="24"/>
+      <w:szCs w:val="24"/>
     </w:rPr>
   </w:style>
   <w:style w:styleId="Heading8" w:type="paragraph">
-    <w:name w:val="heading 8"/>
+    <w:name w:val="Heading 8"/>
     <w:basedOn w:val="Normal"/>
     <w:next w:val="BodyText"/>
-    <w:link w:val="Heading8Char"/>
     <w:uiPriority w:val="9"/>
-    <w:semiHidden/>
     <w:unhideWhenUsed/>
     <w:qFormat/>
-    <w:rsid w:val="00A10FD9"/>
     <w:pPr>
       <w:keepNext/>
       <w:keepLines/>
-      <w:spacing w:after="0"/>
+      <w:spacing w:after="0" w:before="200"/>
       <w:outlineLvl w:val="7"/>
     </w:pPr>
     <w:rPr>
-      <w:rFonts w:cstheme="majorBidi" w:eastAsiaTheme="majorEastAsia"/>
-      <w:i/>
-      <w:iCs/>
-      <w:color w:themeColor="text1" w:themeTint="D8" w:val="272727"/>
+      <w:rFonts w:asciiTheme="majorHAnsi" w:cstheme="majorBidi" w:eastAsiaTheme="majorEastAsia" w:hAnsiTheme="majorHAnsi"/>
+      <w:color w:themeColor="accent1" w:val="4F81BD"/>
+      <w:sz w:val="24"/>
+      <w:szCs w:val="24"/>
     </w:rPr>
   </w:style>
   <w:style w:styleId="Heading9" w:type="paragraph">
-    <w:name w:val="heading 9"/>
+    <w:name w:val="Heading 9"/>
     <w:basedOn w:val="Normal"/>
     <w:next w:val="BodyText"/>
-    <w:link w:val="Heading9Char"/>
     <w:uiPriority w:val="9"/>
-    <w:semiHidden/>
     <w:unhideWhenUsed/>
     <w:qFormat/>
-    <w:rsid w:val="00A10FD9"/>
     <w:pPr>
       <w:keepNext/>
       <w:keepLines/>
-      <w:spacing w:after="0"/>
+      <w:spacing w:after="0" w:before="200"/>
       <w:outlineLvl w:val="8"/>
     </w:pPr>
     <w:rPr>
-      <w:rFonts w:cstheme="majorBidi" w:eastAsiaTheme="majorEastAsia"/>
-      <w:color w:themeColor="text1" w:themeTint="D8" w:val="272727"/>
-    </w:rPr>
-  </w:style>
-  <w:style w:customStyle="1" w:styleId="Heading1Char" w:type="character">
-    <w:name w:val="Heading 1 Char"/>
-    <w:basedOn w:val="DefaultParagraphFont"/>
-    <w:link w:val="Heading1"/>
-    <w:uiPriority w:val="9"/>
-    <w:rsid w:val="00A10FD9"/>
-    <w:rPr>
       <w:rFonts w:asciiTheme="majorHAnsi" w:cstheme="majorBidi" w:eastAsiaTheme="majorEastAsia" w:hAnsiTheme="majorHAnsi"/>
-      <w:color w:themeColor="accent1" w:themeShade="BF" w:val="0F4761"/>
-      <w:sz w:val="40"/>
-      <w:szCs w:val="40"/>
-    </w:rPr>
-  </w:style>
-  <w:style w:customStyle="1" w:styleId="Heading2Char" w:type="character">
-    <w:name w:val="Heading 2 Char"/>
-    <w:basedOn w:val="DefaultParagraphFont"/>
-    <w:link w:val="Heading2"/>
-    <w:uiPriority w:val="9"/>
-    <w:semiHidden/>
-    <w:rsid w:val="00A10FD9"/>
-    <w:rPr>
-      <w:rFonts w:asciiTheme="majorHAnsi" w:cstheme="majorBidi" w:eastAsiaTheme="majorEastAsia" w:hAnsiTheme="majorHAnsi"/>
-      <w:color w:themeColor="accent1" w:themeShade="BF" w:val="0F4761"/>
-      <w:sz w:val="32"/>
-      <w:szCs w:val="32"/>
-    </w:rPr>
-  </w:style>
-  <w:style w:customStyle="1" w:styleId="Heading3Char" w:type="character">
-    <w:name w:val="Heading 3 Char"/>
-    <w:basedOn w:val="DefaultParagraphFont"/>
-    <w:link w:val="Heading3"/>
-    <w:uiPriority w:val="9"/>
-    <w:semiHidden/>
-    <w:rsid w:val="00A10FD9"/>
-    <w:rPr>
-      <w:rFonts w:cstheme="majorBidi" w:eastAsiaTheme="majorEastAsia"/>
-      <w:color w:themeColor="accent1" w:themeShade="BF" w:val="0F4761"/>
-      <w:sz w:val="28"/>
-      <w:szCs w:val="28"/>
-    </w:rPr>
-  </w:style>
-  <w:style w:customStyle="1" w:styleId="Heading4Char" w:type="character">
-    <w:name w:val="Heading 4 Char"/>
-    <w:basedOn w:val="DefaultParagraphFont"/>
-    <w:link w:val="Heading4"/>
-    <w:uiPriority w:val="9"/>
-    <w:semiHidden/>
-    <w:rsid w:val="00A10FD9"/>
-    <w:rPr>
-      <w:rFonts w:cstheme="majorBidi" w:eastAsiaTheme="majorEastAsia"/>
-      <w:i/>
-      <w:iCs/>
-      <w:color w:themeColor="accent1" w:themeShade="BF" w:val="0F4761"/>
-    </w:rPr>
-  </w:style>
-  <w:style w:customStyle="1" w:styleId="Heading5Char" w:type="character">
-    <w:name w:val="Heading 5 Char"/>
-    <w:basedOn w:val="DefaultParagraphFont"/>
-    <w:link w:val="Heading5"/>
-    <w:uiPriority w:val="9"/>
-    <w:semiHidden/>
-    <w:rsid w:val="00A10FD9"/>
-    <w:rPr>
-      <w:rFonts w:cstheme="majorBidi" w:eastAsiaTheme="majorEastAsia"/>
-      <w:color w:themeColor="accent1" w:themeShade="BF" w:val="0F4761"/>
-    </w:rPr>
-  </w:style>
-  <w:style w:customStyle="1" w:styleId="Heading6Char" w:type="character">
-    <w:name w:val="Heading 6 Char"/>
-    <w:basedOn w:val="DefaultParagraphFont"/>
-    <w:link w:val="Heading6"/>
-    <w:uiPriority w:val="9"/>
-    <w:semiHidden/>
-    <w:rsid w:val="00A10FD9"/>
-    <w:rPr>
-      <w:rFonts w:cstheme="majorBidi" w:eastAsiaTheme="majorEastAsia"/>
-      <w:i/>
-      <w:iCs/>
-      <w:color w:themeColor="text1" w:themeTint="A6" w:val="595959"/>
-    </w:rPr>
-  </w:style>
-  <w:style w:customStyle="1" w:styleId="Heading7Char" w:type="character">
-    <w:name w:val="Heading 7 Char"/>
-    <w:basedOn w:val="DefaultParagraphFont"/>
-    <w:link w:val="Heading7"/>
-    <w:uiPriority w:val="9"/>
-    <w:semiHidden/>
-    <w:rsid w:val="00A10FD9"/>
-    <w:rPr>
-      <w:rFonts w:cstheme="majorBidi" w:eastAsiaTheme="majorEastAsia"/>
-      <w:color w:themeColor="text1" w:themeTint="A6" w:val="595959"/>
-    </w:rPr>
-  </w:style>
-  <w:style w:customStyle="1" w:styleId="Heading8Char" w:type="character">
-    <w:name w:val="Heading 8 Char"/>
-    <w:basedOn w:val="DefaultParagraphFont"/>
-    <w:link w:val="Heading8"/>
-    <w:uiPriority w:val="9"/>
-    <w:semiHidden/>
-    <w:rsid w:val="00A10FD9"/>
-    <w:rPr>
-      <w:rFonts w:cstheme="majorBidi" w:eastAsiaTheme="majorEastAsia"/>
-      <w:i/>
-      <w:iCs/>
-      <w:color w:themeColor="text1" w:themeTint="D8" w:val="272727"/>
-    </w:rPr>
-  </w:style>
-  <w:style w:customStyle="1" w:styleId="Heading9Char" w:type="character">
-    <w:name w:val="Heading 9 Char"/>
-    <w:basedOn w:val="DefaultParagraphFont"/>
-    <w:link w:val="Heading9"/>
-    <w:uiPriority w:val="9"/>
-    <w:semiHidden/>
-    <w:rsid w:val="00A10FD9"/>
-    <w:rPr>
-      <w:rFonts w:cstheme="majorBidi" w:eastAsiaTheme="majorEastAsia"/>
-      <w:color w:themeColor="text1" w:themeTint="D8" w:val="272727"/>
+      <w:color w:themeColor="accent1" w:val="4F81BD"/>
+      <w:sz w:val="24"/>
+      <w:szCs w:val="24"/>
     </w:rPr>
   </w:style>
   <w:style w:styleId="BlockText" w:type="paragraph">
@@ -9511,18 +9562,6 @@
     <w:unhideWhenUsed/>
     <w:qFormat/>
   </w:style>
-  <w:style w:styleId="FootnoteBlockText" w:type="paragraph">
-    <w:name w:val="Footnote Block Text"/>
-    <w:basedOn w:val="FootnoteText"/>
-    <w:next w:val="FootnoteText"/>
-    <w:uiPriority w:val="9"/>
-    <w:unhideWhenUsed/>
-    <w:qFormat/>
-    <w:pPr>
-      <w:spacing w:after="100" w:before="100"/>
-      <w:ind w:firstLine="0" w:left="480" w:right="480"/>
-    </w:pPr>
-  </w:style>
   <w:style w:default="1" w:styleId="DefaultParagraphFont" w:type="character">
     <w:name w:val="Default Paragraph Font"/>
     <w:semiHidden/>
@@ -9544,11 +9583,18 @@
       </w:tblCellMar>
     </w:tblPr>
     <w:tblStylePr w:type="firstRow">
+      <w:tblPr>
+        <w:jc w:val="left"/>
+        <w:tblInd w:type="dxa" w:w="0"/>
+      </w:tblPr>
+      <w:trPr>
+        <w:jc w:val="left"/>
+      </w:trPr>
       <w:tcPr>
+        <w:vAlign w:val="bottom"/>
         <w:tcBorders>
           <w:bottom w:val="single"/>
         </w:tcBorders>
-        <w:vAlign w:val="bottom"/>
       </w:tcPr>
     </w:tblStylePr>
   </w:style>
@@ -9663,8 +9709,8 @@
     <w:name w:val="KeywordTok"/>
     <w:basedOn w:val="VerbatimChar"/>
     <w:rPr>
+      <w:color w:val="007020"/>
       <w:b/>
-      <w:color w:val="007020"/>
     </w:rPr>
   </w:style>
   <w:style w:type="character" w:customStyle="1" w:styleId="DataTypeTok">
@@ -9741,42 +9787,42 @@
     <w:name w:val="ImportTok"/>
     <w:basedOn w:val="VerbatimChar"/>
     <w:rPr>
+      <w:color w:val="008000"/>
       <w:b/>
-      <w:color w:val="008000"/>
     </w:rPr>
   </w:style>
   <w:style w:type="character" w:customStyle="1" w:styleId="CommentTok">
     <w:name w:val="CommentTok"/>
     <w:basedOn w:val="VerbatimChar"/>
     <w:rPr>
+      <w:color w:val="60a0b0"/>
       <w:i/>
-      <w:color w:val="60a0b0"/>
     </w:rPr>
   </w:style>
   <w:style w:type="character" w:customStyle="1" w:styleId="DocumentationTok">
     <w:name w:val="DocumentationTok"/>
     <w:basedOn w:val="VerbatimChar"/>
     <w:rPr>
+      <w:color w:val="ba2121"/>
       <w:i/>
-      <w:color w:val="ba2121"/>
     </w:rPr>
   </w:style>
   <w:style w:type="character" w:customStyle="1" w:styleId="AnnotationTok">
     <w:name w:val="AnnotationTok"/>
     <w:basedOn w:val="VerbatimChar"/>
     <w:rPr>
+      <w:color w:val="60a0b0"/>
       <w:b/>
       <w:i/>
-      <w:color w:val="60a0b0"/>
     </w:rPr>
   </w:style>
   <w:style w:type="character" w:customStyle="1" w:styleId="CommentVarTok">
     <w:name w:val="CommentVarTok"/>
     <w:basedOn w:val="VerbatimChar"/>
     <w:rPr>
+      <w:color w:val="60a0b0"/>
       <w:b/>
       <w:i/>
-      <w:color w:val="60a0b0"/>
     </w:rPr>
   </w:style>
   <w:style w:type="character" w:customStyle="1" w:styleId="OtherTok">
@@ -9804,8 +9850,8 @@
     <w:name w:val="ControlFlowTok"/>
     <w:basedOn w:val="VerbatimChar"/>
     <w:rPr>
+      <w:color w:val="007020"/>
       <w:b/>
-      <w:color w:val="007020"/>
     </w:rPr>
   </w:style>
   <w:style w:type="character" w:customStyle="1" w:styleId="OperatorTok">
@@ -9850,34 +9896,34 @@
     <w:name w:val="InformationTok"/>
     <w:basedOn w:val="VerbatimChar"/>
     <w:rPr>
+      <w:color w:val="60a0b0"/>
       <w:b/>
       <w:i/>
-      <w:color w:val="60a0b0"/>
     </w:rPr>
   </w:style>
   <w:style w:type="character" w:customStyle="1" w:styleId="WarningTok">
     <w:name w:val="WarningTok"/>
     <w:basedOn w:val="VerbatimChar"/>
     <w:rPr>
+      <w:color w:val="60a0b0"/>
       <w:b/>
       <w:i/>
-      <w:color w:val="60a0b0"/>
     </w:rPr>
   </w:style>
   <w:style w:type="character" w:customStyle="1" w:styleId="AlertTok">
     <w:name w:val="AlertTok"/>
     <w:basedOn w:val="VerbatimChar"/>
     <w:rPr>
+      <w:color w:val="ff0000"/>
       <w:b/>
-      <w:color w:val="ff0000"/>
     </w:rPr>
   </w:style>
   <w:style w:type="character" w:customStyle="1" w:styleId="ErrorTok">
     <w:name w:val="ErrorTok"/>
     <w:basedOn w:val="VerbatimChar"/>
     <w:rPr>
+      <w:color w:val="ff0000"/>
       <w:b/>
-      <w:color w:val="ff0000"/>
     </w:rPr>
   </w:style>
   <w:style w:type="character" w:customStyle="1" w:styleId="NormalTok">
@@ -9899,44 +9945,44 @@
         <a:sysClr val="window" lastClr="FFFFFF"/>
       </a:lt1>
       <a:dk2>
-        <a:srgbClr val="0E2841"/>
+        <a:srgbClr val="1F497D"/>
       </a:dk2>
       <a:lt2>
-        <a:srgbClr val="E8E8E8"/>
+        <a:srgbClr val="EEECE1"/>
       </a:lt2>
       <a:accent1>
-        <a:srgbClr val="156082"/>
+        <a:srgbClr val="4F81BD"/>
       </a:accent1>
       <a:accent2>
-        <a:srgbClr val="E97132"/>
+        <a:srgbClr val="C0504D"/>
       </a:accent2>
       <a:accent3>
-        <a:srgbClr val="196B24"/>
+        <a:srgbClr val="9BBB59"/>
       </a:accent3>
       <a:accent4>
-        <a:srgbClr val="0F9ED5"/>
+        <a:srgbClr val="8064A2"/>
       </a:accent4>
       <a:accent5>
-        <a:srgbClr val="A02B93"/>
+        <a:srgbClr val="4BACC6"/>
       </a:accent5>
       <a:accent6>
-        <a:srgbClr val="4EA72E"/>
+        <a:srgbClr val="F79646"/>
       </a:accent6>
       <a:hlink>
-        <a:srgbClr val="467886"/>
+        <a:srgbClr val="0000FF"/>
       </a:hlink>
       <a:folHlink>
-        <a:srgbClr val="96607D"/>
+        <a:srgbClr val="800080"/>
       </a:folHlink>
     </a:clrScheme>
     <a:fontScheme name="Office">
       <a:majorFont>
-        <a:latin typeface="Aptos Display" panose="02110004020202020204"/>
+        <a:latin typeface="Calibri"/>
         <a:ea typeface=""/>
         <a:cs typeface=""/>
-        <a:font script="Jpan" typeface="游ゴシック Light"/>
+        <a:font script="Jpan" typeface="ＭＳ ゴシック"/>
         <a:font script="Hang" typeface="맑은 고딕"/>
-        <a:font script="Hans" typeface="等线 Light"/>
+        <a:font script="Hans" typeface="宋体"/>
         <a:font script="Hant" typeface="新細明體"/>
         <a:font script="Arab" typeface="Times New Roman"/>
         <a:font script="Hebr" typeface="Times New Roman"/>
@@ -9963,32 +10009,14 @@
         <a:font script="Mong" typeface="Mongolian Baiti"/>
         <a:font script="Viet" typeface="Times New Roman"/>
         <a:font script="Uigh" typeface="Microsoft Uighur"/>
-        <a:font script="Geor" typeface="Sylfaen"/>
-        <a:font script="Armn" typeface="Arial"/>
-        <a:font script="Bugi" typeface="Leelawadee UI"/>
-        <a:font script="Bopo" typeface="Microsoft JhengHei"/>
-        <a:font script="Java" typeface="Javanese Text"/>
-        <a:font script="Lisu" typeface="Segoe UI"/>
-        <a:font script="Mymr" typeface="Myanmar Text"/>
-        <a:font script="Nkoo" typeface="Ebrima"/>
-        <a:font script="Olck" typeface="Nirmala UI"/>
-        <a:font script="Osma" typeface="Ebrima"/>
-        <a:font script="Phag" typeface="Phagspa"/>
-        <a:font script="Syrn" typeface="Estrangelo Edessa"/>
-        <a:font script="Syrj" typeface="Estrangelo Edessa"/>
-        <a:font script="Syre" typeface="Estrangelo Edessa"/>
-        <a:font script="Sora" typeface="Nirmala UI"/>
-        <a:font script="Tale" typeface="Microsoft Tai Le"/>
-        <a:font script="Talu" typeface="Microsoft New Tai Lue"/>
-        <a:font script="Tfng" typeface="Ebrima"/>
       </a:majorFont>
       <a:minorFont>
-        <a:latin typeface="Aptos" panose="02110004020202020204"/>
+        <a:latin typeface="Cambria"/>
         <a:ea typeface=""/>
         <a:cs typeface=""/>
-        <a:font script="Jpan" typeface="游明朝"/>
+        <a:font script="Jpan" typeface="ＭＳ 明朝"/>
         <a:font script="Hang" typeface="맑은 고딕"/>
-        <a:font script="Hans" typeface="等线"/>
+        <a:font script="Hans" typeface="宋体"/>
         <a:font script="Hant" typeface="新細明體"/>
         <a:font script="Arab" typeface="Arial"/>
         <a:font script="Hebr" typeface="Arial"/>
@@ -10015,24 +10043,6 @@
         <a:font script="Mong" typeface="Mongolian Baiti"/>
         <a:font script="Viet" typeface="Arial"/>
         <a:font script="Uigh" typeface="Microsoft Uighur"/>
-        <a:font script="Geor" typeface="Sylfaen"/>
-        <a:font script="Armn" typeface="Arial"/>
-        <a:font script="Bugi" typeface="Leelawadee UI"/>
-        <a:font script="Bopo" typeface="Microsoft JhengHei"/>
-        <a:font script="Java" typeface="Javanese Text"/>
-        <a:font script="Lisu" typeface="Segoe UI"/>
-        <a:font script="Mymr" typeface="Myanmar Text"/>
-        <a:font script="Nkoo" typeface="Ebrima"/>
-        <a:font script="Olck" typeface="Nirmala UI"/>
-        <a:font script="Osma" typeface="Ebrima"/>
-        <a:font script="Phag" typeface="Phagspa"/>
-        <a:font script="Syrn" typeface="Estrangelo Edessa"/>
-        <a:font script="Syrj" typeface="Estrangelo Edessa"/>
-        <a:font script="Syre" typeface="Estrangelo Edessa"/>
-        <a:font script="Sora" typeface="Nirmala UI"/>
-        <a:font script="Tale" typeface="Microsoft Tai Le"/>
-        <a:font script="Talu" typeface="Microsoft New Tai Lue"/>
-        <a:font script="Tfng" typeface="Ebrima"/>
       </a:minorFont>
     </a:fontScheme>
     <a:fmtScheme name="Office">
@@ -10044,141 +10054,200 @@
           <a:gsLst>
             <a:gs pos="0">
               <a:schemeClr val="phClr">
-                <a:lumMod val="110000"/>
-                <a:satMod val="105000"/>
-                <a:tint val="67000"/>
+                <a:tint val="50000"/>
+                <a:satMod val="300000"/>
               </a:schemeClr>
             </a:gs>
-            <a:gs pos="50000">
+            <a:gs pos="35000">
               <a:schemeClr val="phClr">
-                <a:lumMod val="105000"/>
-                <a:satMod val="103000"/>
-                <a:tint val="73000"/>
+                <a:tint val="37000"/>
+                <a:satMod val="300000"/>
               </a:schemeClr>
             </a:gs>
             <a:gs pos="100000">
               <a:schemeClr val="phClr">
-                <a:lumMod val="105000"/>
-                <a:satMod val="109000"/>
-                <a:tint val="81000"/>
+                <a:tint val="15000"/>
+                <a:satMod val="350000"/>
               </a:schemeClr>
             </a:gs>
           </a:gsLst>
-          <a:lin ang="5400000" scaled="0"/>
+          <a:lin ang="16200000" scaled="1"/>
         </a:gradFill>
         <a:gradFill rotWithShape="1">
           <a:gsLst>
             <a:gs pos="0">
               <a:schemeClr val="phClr">
-                <a:satMod val="103000"/>
-                <a:lumMod val="102000"/>
-                <a:tint val="94000"/>
-              </a:schemeClr>
-            </a:gs>
-            <a:gs pos="50000">
-              <a:schemeClr val="phClr">
-                <a:satMod val="110000"/>
-                <a:lumMod val="100000"/>
+                <a:tint val="100000"/>
                 <a:shade val="100000"/>
+                <a:satMod val="130000"/>
               </a:schemeClr>
             </a:gs>
             <a:gs pos="100000">
               <a:schemeClr val="phClr">
-                <a:lumMod val="99000"/>
-                <a:satMod val="120000"/>
-                <a:shade val="78000"/>
+                <a:tint val="50000"/>
+                <a:shade val="100000"/>
+                <a:satMod val="350000"/>
               </a:schemeClr>
             </a:gs>
           </a:gsLst>
-          <a:lin ang="5400000" scaled="0"/>
+          <a:lin ang="16200000" scaled="0"/>
         </a:gradFill>
       </a:fillStyleLst>
       <a:lnStyleLst>
-        <a:ln w="6350" cap="flat" cmpd="sng" algn="ctr">
+        <a:ln w="9525" cap="flat" cmpd="sng" algn="ctr">
+          <a:solidFill>
+            <a:schemeClr val="phClr">
+              <a:shade val="95000"/>
+              <a:satMod val="105000"/>
+            </a:schemeClr>
+          </a:solidFill>
+          <a:prstDash val="solid"/>
+        </a:ln>
+        <a:ln w="25400" cap="flat" cmpd="sng" algn="ctr">
           <a:solidFill>
             <a:schemeClr val="phClr"/>
           </a:solidFill>
           <a:prstDash val="solid"/>
-          <a:miter lim="800000"/>
         </a:ln>
-        <a:ln w="12700" cap="flat" cmpd="sng" algn="ctr">
+        <a:ln w="38100" cap="flat" cmpd="sng" algn="ctr">
           <a:solidFill>
             <a:schemeClr val="phClr"/>
           </a:solidFill>
           <a:prstDash val="solid"/>
-          <a:miter lim="800000"/>
-        </a:ln>
-        <a:ln w="19050" cap="flat" cmpd="sng" algn="ctr">
-          <a:solidFill>
-            <a:schemeClr val="phClr"/>
-          </a:solidFill>
-          <a:prstDash val="solid"/>
-          <a:miter lim="800000"/>
         </a:ln>
       </a:lnStyleLst>
       <a:effectStyleLst>
         <a:effectStyle>
-          <a:effectLst/>
-        </a:effectStyle>
-        <a:effectStyle>
-          <a:effectLst/>
+          <a:effectLst>
+            <a:outerShdw blurRad="40000" dist="20000" dir="5400000" rotWithShape="0">
+              <a:srgbClr val="000000">
+                <a:alpha val="38000"/>
+              </a:srgbClr>
+            </a:outerShdw>
+          </a:effectLst>
         </a:effectStyle>
         <a:effectStyle>
           <a:effectLst>
-            <a:outerShdw blurRad="57150" dist="19050" dir="5400000" algn="ctr" rotWithShape="0">
+            <a:outerShdw blurRad="40000" dist="23000" dir="5400000" rotWithShape="0">
               <a:srgbClr val="000000">
-                <a:alpha val="63000"/>
+                <a:alpha val="35000"/>
               </a:srgbClr>
             </a:outerShdw>
           </a:effectLst>
+        </a:effectStyle>
+        <a:effectStyle>
+          <a:effectLst>
+            <a:outerShdw blurRad="40000" dist="23000" dir="5400000" rotWithShape="0">
+              <a:srgbClr val="000000">
+                <a:alpha val="35000"/>
+              </a:srgbClr>
+            </a:outerShdw>
+          </a:effectLst>
+          <a:scene3d>
+            <a:camera prst="orthographicFront">
+              <a:rot lat="0" lon="0" rev="0"/>
+            </a:camera>
+            <a:lightRig rig="threePt" dir="t">
+              <a:rot lat="0" lon="0" rev="1200000"/>
+            </a:lightRig>
+          </a:scene3d>
+          <a:sp3d>
+            <a:bevelT w="63500" h="25400"/>
+          </a:sp3d>
         </a:effectStyle>
       </a:effectStyleLst>
       <a:bgFillStyleLst>
         <a:solidFill>
           <a:schemeClr val="phClr"/>
         </a:solidFill>
-        <a:solidFill>
-          <a:schemeClr val="phClr">
-            <a:tint val="95000"/>
-            <a:satMod val="170000"/>
-          </a:schemeClr>
-        </a:solidFill>
         <a:gradFill rotWithShape="1">
           <a:gsLst>
             <a:gs pos="0">
               <a:schemeClr val="phClr">
-                <a:tint val="93000"/>
-                <a:satMod val="150000"/>
-                <a:shade val="98000"/>
-                <a:lumMod val="102000"/>
+                <a:tint val="40000"/>
+                <a:satMod val="350000"/>
               </a:schemeClr>
             </a:gs>
-            <a:gs pos="50000">
+            <a:gs pos="40000">
               <a:schemeClr val="phClr">
-                <a:tint val="98000"/>
-                <a:satMod val="130000"/>
-                <a:shade val="90000"/>
-                <a:lumMod val="103000"/>
+                <a:tint val="45000"/>
+                <a:shade val="99000"/>
+                <a:satMod val="350000"/>
               </a:schemeClr>
             </a:gs>
             <a:gs pos="100000">
               <a:schemeClr val="phClr">
-                <a:shade val="63000"/>
-                <a:satMod val="120000"/>
+                <a:shade val="20000"/>
+                <a:satMod val="255000"/>
               </a:schemeClr>
             </a:gs>
           </a:gsLst>
-          <a:lin ang="5400000" scaled="0"/>
+          <a:path path="circle">
+            <a:fillToRect l="50000" t="-80000" r="50000" b="180000"/>
+          </a:path>
+        </a:gradFill>
+        <a:gradFill rotWithShape="1">
+          <a:gsLst>
+            <a:gs pos="0">
+              <a:schemeClr val="phClr">
+                <a:tint val="80000"/>
+                <a:satMod val="300000"/>
+              </a:schemeClr>
+            </a:gs>
+            <a:gs pos="100000">
+              <a:schemeClr val="phClr">
+                <a:shade val="30000"/>
+                <a:satMod val="200000"/>
+              </a:schemeClr>
+            </a:gs>
+          </a:gsLst>
+          <a:path path="circle">
+            <a:fillToRect l="50000" t="50000" r="50000" b="50000"/>
+          </a:path>
         </a:gradFill>
       </a:bgFillStyleLst>
     </a:fmtScheme>
   </a:themeElements>
-  <a:objectDefaults/>
+  <a:objectDefaults>
+    <a:spDef>
+      <a:spPr/>
+      <a:bodyPr/>
+      <a:lstStyle/>
+      <a:style>
+        <a:lnRef idx="1">
+          <a:schemeClr val="accent1"/>
+        </a:lnRef>
+        <a:fillRef idx="3">
+          <a:schemeClr val="accent1"/>
+        </a:fillRef>
+        <a:effectRef idx="2">
+          <a:schemeClr val="accent1"/>
+        </a:effectRef>
+        <a:fontRef idx="minor">
+          <a:schemeClr val="lt1"/>
+        </a:fontRef>
+      </a:style>
+    </a:spDef>
+    <a:lnDef>
+      <a:spPr/>
+      <a:bodyPr/>
+      <a:lstStyle/>
+      <a:style>
+        <a:lnRef idx="2">
+          <a:schemeClr val="accent1"/>
+        </a:lnRef>
+        <a:fillRef idx="0">
+          <a:schemeClr val="accent1"/>
+        </a:fillRef>
+        <a:effectRef idx="1">
+          <a:schemeClr val="accent1"/>
+        </a:effectRef>
+        <a:fontRef idx="minor">
+          <a:schemeClr val="tx1"/>
+        </a:fontRef>
+      </a:style>
+    </a:lnDef>
+  </a:objectDefaults>
   <a:extraClrSchemeLst/>
-  <a:extLst>
-    <a:ext uri="{05A4C25C-085E-4340-85A3-A5531E510DB2}">
-      <thm15:themeFamily xmlns:thm15="http://schemas.microsoft.com/office/thememl/2012/main" name="Office Theme" id="{2E142A2C-CD16-42D6-873A-C26D2A0506FA}" vid="{1BDDFF52-6CD6-40A5-AB3C-68EB2F1E4D0A}"/>
-    </a:ext>
-  </a:extLst>
 </a:theme>
 </file>
--- a/02-management-systems/ISO_IEC_27001_27002/Espanol/ISO_IEC_27001_27002_Practical_Manager_and_Junior_Analyst_Manual_Espanol_v1.0.docx
+++ b/02-management-systems/ISO_IEC_27001_27002/Espanol/ISO_IEC_27001_27002_Practical_Manager_and_Junior_Analyst_Manual_Espanol_v1.0.docx
@@ -9245,7 +9245,7 @@
         <w:rFonts w:asciiTheme="minorHAnsi" w:cstheme="minorBidi" w:eastAsiaTheme="minorHAnsi" w:hAnsiTheme="minorHAnsi"/>
         <w:sz w:val="24"/>
         <w:szCs w:val="24"/>
-        <w:lang w:bidi="ar-SA" w:eastAsia="en-US" w:val="en-US"/>
+        <w:lang w:bidi="ar-SA" w:eastAsia="es-419" w:val="es-419"/>
       </w:rPr>
     </w:rPrDefault>
     <w:pPrDefault>
